--- a/新泰週報20260816[2633]B4F.docx
+++ b/新泰週報20260816[2633]B4F.docx
@@ -12782,15 +12782,7 @@
                                       <w:color w:val="FFFFFF"/>
                                       <w:w w:val="66"/>
                                     </w:rPr>
-                                    <w:t xml:space="preserve">恭候　</w:t>
-                                  </w:r>
-                                  <w:r>
-                                    <w:rPr>
-                                      <w:rFonts w:ascii="華康儷中黑" w:eastAsia="華康儷中黑" w:hAnsi="Calibri" w:cs="Arial" w:hint="eastAsia"/>
-                                      <w:color w:val="FFFFFF"/>
-                                      <w:w w:val="66"/>
-                                    </w:rPr>
-                                    <w:t>神的話</w:t>
+                                    <w:t>恭候　神的話</w:t>
                                   </w:r>
                                 </w:p>
                               </w:txbxContent>
@@ -12835,15 +12827,7 @@
                                 <w:color w:val="FFFFFF"/>
                                 <w:w w:val="66"/>
                               </w:rPr>
-                              <w:t xml:space="preserve">恭候　</w:t>
-                            </w:r>
-                            <w:r>
-                              <w:rPr>
-                                <w:rFonts w:ascii="華康儷中黑" w:eastAsia="華康儷中黑" w:hAnsi="Calibri" w:cs="Arial" w:hint="eastAsia"/>
-                                <w:color w:val="FFFFFF"/>
-                                <w:w w:val="66"/>
-                              </w:rPr>
-                              <w:t>神的話</w:t>
+                              <w:t>恭候　神的話</w:t>
                             </w:r>
                           </w:p>
                         </w:txbxContent>
@@ -16517,7 +16501,7 @@
           </mc:Choice>
           <mc:Fallback>
             <w:pict>
-              <v:line w14:anchorId="37412090" id="直線接點 2" o:spid="_x0000_s1026" style="position:absolute;z-index:251653632;visibility:visible;mso-wrap-style:square;mso-height-percent:0;mso-wrap-distance-left:9pt;mso-wrap-distance-top:0;mso-wrap-distance-right:9pt;mso-wrap-distance-bottom:0;mso-position-horizontal:absolute;mso-position-horizontal-relative:page;mso-position-vertical:absolute;mso-position-vertical-relative:page;mso-height-percent:0;mso-height-relative:margin" from="687.75pt,19.85pt" to="687.75pt,709.8pt" o:gfxdata="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" strokecolor="black [3213]" strokeweight=".5pt">
+              <v:line w14:anchorId="54C289DB" id="直線接點 2" o:spid="_x0000_s1026" style="position:absolute;z-index:251653632;visibility:visible;mso-wrap-style:square;mso-height-percent:0;mso-wrap-distance-left:9pt;mso-wrap-distance-top:0;mso-wrap-distance-right:9pt;mso-wrap-distance-bottom:0;mso-position-horizontal:absolute;mso-position-horizontal-relative:page;mso-position-vertical:absolute;mso-position-vertical-relative:page;mso-height-percent:0;mso-height-relative:margin" from="687.75pt,19.85pt" to="687.75pt,709.8pt" o:gfxdata="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" strokecolor="black [3213]" strokeweight=".5pt">
                 <v:stroke dashstyle="3 1" joinstyle="miter"/>
                 <w10:wrap anchorx="page" anchory="page"/>
               </v:line>
@@ -22164,8 +22148,6 @@
               </w:rPr>
               <w:t>黃花香</w:t>
             </w:r>
-            <w:bookmarkStart w:id="6" w:name="_GoBack"/>
-            <w:bookmarkEnd w:id="6"/>
           </w:p>
         </w:tc>
         <w:tc>
@@ -22622,27 +22604,27 @@
             </w:pPr>
             <w:r>
               <w:rPr>
-                <w:rFonts w:ascii="Barlow Condensed Medium" w:eastAsia="華康中黑體" w:hAnsi="Barlow Condensed Medium" w:cs="Times New Roman" w:hint="eastAsia"/>
-                <w:w w:val="80"/>
-                <w:szCs w:val="24"/>
-              </w:rPr>
-              <w:t>5</w:t>
-            </w:r>
-            <w:r>
-              <w:rPr>
                 <w:rFonts w:ascii="Barlow Condensed Medium" w:eastAsia="華康中黑體" w:hAnsi="Barlow Condensed Medium" w:cs="Times New Roman"/>
                 <w:w w:val="80"/>
                 <w:szCs w:val="24"/>
               </w:rPr>
-              <w:t>,</w:t>
-            </w:r>
-            <w:r>
-              <w:rPr>
-                <w:rFonts w:ascii="Barlow Condensed Medium" w:eastAsia="華康中黑體" w:hAnsi="Barlow Condensed Medium" w:cs="Times New Roman" w:hint="eastAsia"/>
+              <w:t>3</w:t>
+            </w:r>
+            <w:r>
+              <w:rPr>
+                <w:rFonts w:ascii="Barlow Condensed Medium" w:eastAsia="華康中黑體" w:hAnsi="Barlow Condensed Medium" w:cs="Times New Roman"/>
                 <w:w w:val="80"/>
                 <w:szCs w:val="24"/>
               </w:rPr>
-              <w:t>40</w:t>
+              <w:t>,</w:t>
+            </w:r>
+            <w:r>
+              <w:rPr>
+                <w:rFonts w:ascii="Barlow Condensed Medium" w:eastAsia="華康中黑體" w:hAnsi="Barlow Condensed Medium" w:cs="Times New Roman"/>
+                <w:w w:val="80"/>
+                <w:szCs w:val="24"/>
+              </w:rPr>
+              <w:t>39</w:t>
             </w:r>
             <w:r>
               <w:rPr>
@@ -22780,7 +22762,7 @@
                 <w:w w:val="80"/>
                 <w:szCs w:val="24"/>
               </w:rPr>
-              <w:t>2</w:t>
+              <w:t>1</w:t>
             </w:r>
             <w:r>
               <w:rPr>
@@ -22814,11 +22796,11 @@
             </w:pPr>
             <w:r>
               <w:rPr>
-                <w:rFonts w:ascii="Barlow Condensed Medium" w:eastAsia="標楷體" w:hAnsi="Barlow Condensed Medium" w:cstheme="minorHAnsi" w:hint="eastAsia"/>
+                <w:rFonts w:ascii="Barlow Condensed Medium" w:eastAsia="標楷體" w:hAnsi="Barlow Condensed Medium" w:cstheme="minorHAnsi"/>
                 <w:w w:val="80"/>
                 <w:szCs w:val="24"/>
               </w:rPr>
-              <w:t>6</w:t>
+              <w:t>5</w:t>
             </w:r>
             <w:r>
               <w:rPr>
@@ -22859,11 +22841,11 @@
             </w:pPr>
             <w:r>
               <w:rPr>
-                <w:rFonts w:ascii="Barlow Condensed Medium" w:eastAsia="標楷體" w:hAnsi="Barlow Condensed Medium" w:cstheme="minorHAnsi" w:hint="eastAsia"/>
+                <w:rFonts w:ascii="Barlow Condensed Medium" w:eastAsia="標楷體" w:hAnsi="Barlow Condensed Medium" w:cstheme="minorHAnsi"/>
                 <w:w w:val="80"/>
                 <w:szCs w:val="24"/>
               </w:rPr>
-              <w:t>8</w:t>
+              <w:t>17-3</w:t>
             </w:r>
             <w:r>
               <w:rPr>
@@ -22895,21 +22877,23 @@
                 <w:szCs w:val="24"/>
               </w:rPr>
             </w:pPr>
-            <w:r>
-              <w:rPr>
-                <w:rFonts w:ascii="Barlow Condensed Medium" w:eastAsia="標楷體" w:hAnsi="Barlow Condensed Medium" w:cstheme="minorHAnsi" w:hint="eastAsia"/>
-                <w:w w:val="80"/>
-                <w:szCs w:val="24"/>
-              </w:rPr>
-              <w:t>3</w:t>
-            </w:r>
+            <w:bookmarkStart w:id="6" w:name="_GoBack"/>
+            <w:bookmarkEnd w:id="6"/>
             <w:r>
               <w:rPr>
                 <w:rFonts w:ascii="Barlow Condensed Medium" w:eastAsia="標楷體" w:hAnsi="Barlow Condensed Medium" w:cstheme="minorHAnsi"/>
                 <w:w w:val="80"/>
                 <w:szCs w:val="24"/>
               </w:rPr>
-              <w:t>,000</w:t>
+              <w:t>1,5</w:t>
+            </w:r>
+            <w:r>
+              <w:rPr>
+                <w:rFonts w:ascii="Barlow Condensed Medium" w:eastAsia="標楷體" w:hAnsi="Barlow Condensed Medium" w:cstheme="minorHAnsi"/>
+                <w:w w:val="80"/>
+                <w:szCs w:val="24"/>
+              </w:rPr>
+              <w:t>00</w:t>
             </w:r>
           </w:p>
         </w:tc>
@@ -22935,19 +22919,11 @@
             </w:pPr>
             <w:r>
               <w:rPr>
-                <w:rFonts w:ascii="Barlow Condensed Medium" w:eastAsia="標楷體" w:hAnsi="Barlow Condensed Medium" w:cstheme="minorHAnsi" w:hint="eastAsia"/>
+                <w:rFonts w:ascii="Barlow Condensed Medium" w:eastAsia="標楷體" w:hAnsi="Barlow Condensed Medium" w:cstheme="minorHAnsi"/>
                 <w:w w:val="80"/>
                 <w:szCs w:val="24"/>
               </w:rPr>
-              <w:t>9</w:t>
-            </w:r>
-            <w:r>
-              <w:rPr>
-                <w:rFonts w:ascii="Barlow Condensed Medium" w:eastAsia="標楷體" w:hAnsi="Barlow Condensed Medium" w:cstheme="minorHAnsi" w:hint="eastAsia"/>
-                <w:w w:val="80"/>
-                <w:szCs w:val="24"/>
-              </w:rPr>
-              <w:t>-1</w:t>
+              <w:t>26</w:t>
             </w:r>
             <w:r>
               <w:rPr>
@@ -22980,11 +22956,11 @@
             </w:pPr>
             <w:r>
               <w:rPr>
-                <w:rFonts w:ascii="Barlow Condensed Medium" w:eastAsia="標楷體" w:hAnsi="Barlow Condensed Medium" w:cstheme="minorHAnsi" w:hint="eastAsia"/>
+                <w:rFonts w:ascii="Barlow Condensed Medium" w:eastAsia="標楷體" w:hAnsi="Barlow Condensed Medium" w:cstheme="minorHAnsi"/>
                 <w:w w:val="80"/>
                 <w:szCs w:val="24"/>
               </w:rPr>
-              <w:t>5</w:t>
+              <w:t>3</w:t>
             </w:r>
             <w:r>
               <w:rPr>
@@ -23058,11 +23034,11 @@
             </w:pPr>
             <w:r>
               <w:rPr>
-                <w:rFonts w:ascii="Barlow Condensed Medium" w:eastAsia="標楷體" w:hAnsi="Barlow Condensed Medium" w:cstheme="minorHAnsi" w:hint="eastAsia"/>
+                <w:rFonts w:ascii="Barlow Condensed Medium" w:eastAsia="標楷體" w:hAnsi="Barlow Condensed Medium" w:cstheme="minorHAnsi"/>
                 <w:w w:val="80"/>
                 <w:szCs w:val="24"/>
               </w:rPr>
-              <w:t>17</w:t>
+              <w:t>43</w:t>
             </w:r>
             <w:r>
               <w:rPr>
@@ -23096,11 +23072,11 @@
             </w:pPr>
             <w:r>
               <w:rPr>
-                <w:rFonts w:ascii="Barlow Condensed Medium" w:eastAsia="標楷體" w:hAnsi="Barlow Condensed Medium" w:cstheme="minorHAnsi" w:hint="eastAsia"/>
+                <w:rFonts w:ascii="Barlow Condensed Medium" w:eastAsia="標楷體" w:hAnsi="Barlow Condensed Medium" w:cstheme="minorHAnsi"/>
                 <w:w w:val="80"/>
                 <w:szCs w:val="24"/>
               </w:rPr>
-              <w:t>4</w:t>
+              <w:t>2</w:t>
             </w:r>
             <w:r>
               <w:rPr>
@@ -23133,27 +23109,11 @@
             </w:pPr>
             <w:r>
               <w:rPr>
-                <w:rFonts w:ascii="Barlow Condensed Medium" w:eastAsia="標楷體" w:hAnsi="Barlow Condensed Medium" w:cstheme="minorHAnsi" w:hint="eastAsia"/>
+                <w:rFonts w:ascii="Barlow Condensed Medium" w:eastAsia="標楷體" w:hAnsi="Barlow Condensed Medium" w:cstheme="minorHAnsi"/>
                 <w:w w:val="80"/>
                 <w:szCs w:val="24"/>
               </w:rPr>
-              <w:t>17</w:t>
-            </w:r>
-            <w:r>
-              <w:rPr>
-                <w:rFonts w:ascii="Barlow Condensed Medium" w:eastAsia="標楷體" w:hAnsi="Barlow Condensed Medium" w:cstheme="minorHAnsi" w:hint="eastAsia"/>
-                <w:w w:val="80"/>
-                <w:szCs w:val="24"/>
-              </w:rPr>
-              <w:t>-</w:t>
-            </w:r>
-            <w:r>
-              <w:rPr>
-                <w:rFonts w:ascii="Barlow Condensed Medium" w:eastAsia="標楷體" w:hAnsi="Barlow Condensed Medium" w:cstheme="minorHAnsi" w:hint="eastAsia"/>
-                <w:w w:val="80"/>
-                <w:szCs w:val="24"/>
-              </w:rPr>
-              <w:t>1</w:t>
+              <w:t>58</w:t>
             </w:r>
             <w:r>
               <w:rPr>
@@ -23187,11 +23147,11 @@
             </w:pPr>
             <w:r>
               <w:rPr>
-                <w:rFonts w:ascii="Barlow Condensed Medium" w:eastAsia="標楷體" w:hAnsi="Barlow Condensed Medium" w:cstheme="minorHAnsi" w:hint="eastAsia"/>
+                <w:rFonts w:ascii="Barlow Condensed Medium" w:eastAsia="標楷體" w:hAnsi="Barlow Condensed Medium" w:cstheme="minorHAnsi"/>
                 <w:w w:val="80"/>
                 <w:szCs w:val="24"/>
               </w:rPr>
-              <w:t>7</w:t>
+              <w:t>11</w:t>
             </w:r>
             <w:r>
               <w:rPr>
@@ -23225,19 +23185,11 @@
             </w:pPr>
             <w:r>
               <w:rPr>
-                <w:rFonts w:ascii="Barlow Condensed Medium" w:eastAsia="標楷體" w:hAnsi="Barlow Condensed Medium" w:cstheme="minorHAnsi" w:hint="eastAsia"/>
+                <w:rFonts w:ascii="Barlow Condensed Medium" w:eastAsia="標楷體" w:hAnsi="Barlow Condensed Medium" w:cstheme="minorHAnsi"/>
                 <w:w w:val="80"/>
                 <w:szCs w:val="24"/>
               </w:rPr>
-              <w:t>1</w:t>
-            </w:r>
-            <w:r>
-              <w:rPr>
-                <w:rFonts w:ascii="Barlow Condensed Medium" w:eastAsia="標楷體" w:hAnsi="Barlow Condensed Medium" w:cstheme="minorHAnsi" w:hint="eastAsia"/>
-                <w:w w:val="80"/>
-                <w:szCs w:val="24"/>
-              </w:rPr>
-              <w:t>7-4</w:t>
+              <w:t>67</w:t>
             </w:r>
             <w:r>
               <w:rPr>
@@ -23346,23 +23298,6 @@
                 <w:szCs w:val="24"/>
               </w:rPr>
             </w:pPr>
-            <w:r>
-              <w:rPr>
-                <w:rFonts w:ascii="Barlow Condensed Medium" w:eastAsia="標楷體" w:hAnsi="Barlow Condensed Medium" w:cstheme="minorHAnsi" w:hint="eastAsia"/>
-                <w:w w:val="80"/>
-                <w:szCs w:val="24"/>
-              </w:rPr>
-              <w:t>20</w:t>
-            </w:r>
-            <w:r>
-              <w:rPr>
-                <w:rFonts w:ascii="Barlow Condensed Medium" w:eastAsia="標楷體" w:hAnsi="Barlow Condensed Medium" w:cstheme="minorHAnsi" w:hint="eastAsia"/>
-                <w:w w:val="80"/>
-                <w:szCs w:val="24"/>
-                <w:lang w:eastAsia="zh-HK"/>
-              </w:rPr>
-              <w:t>號</w:t>
-            </w:r>
           </w:p>
         </w:tc>
         <w:tc>
@@ -23384,22 +23319,6 @@
                 <w:szCs w:val="24"/>
               </w:rPr>
             </w:pPr>
-            <w:r>
-              <w:rPr>
-                <w:rFonts w:ascii="Barlow Condensed Medium" w:eastAsia="標楷體" w:hAnsi="Barlow Condensed Medium" w:cstheme="minorHAnsi" w:hint="eastAsia"/>
-                <w:w w:val="80"/>
-                <w:szCs w:val="24"/>
-              </w:rPr>
-              <w:t>3</w:t>
-            </w:r>
-            <w:r>
-              <w:rPr>
-                <w:rFonts w:ascii="Barlow Condensed Medium" w:eastAsia="標楷體" w:hAnsi="Barlow Condensed Medium" w:cstheme="minorHAnsi"/>
-                <w:w w:val="80"/>
-                <w:szCs w:val="24"/>
-              </w:rPr>
-              <w:t>,000</w:t>
-            </w:r>
           </w:p>
         </w:tc>
         <w:tc>
@@ -23421,23 +23340,6 @@
                 <w:szCs w:val="24"/>
               </w:rPr>
             </w:pPr>
-            <w:r>
-              <w:rPr>
-                <w:rFonts w:ascii="Barlow Condensed Medium" w:eastAsia="標楷體" w:hAnsi="Barlow Condensed Medium" w:cstheme="minorHAnsi" w:hint="eastAsia"/>
-                <w:w w:val="80"/>
-                <w:szCs w:val="24"/>
-              </w:rPr>
-              <w:t>23</w:t>
-            </w:r>
-            <w:r>
-              <w:rPr>
-                <w:rFonts w:ascii="Barlow Condensed Medium" w:eastAsia="標楷體" w:hAnsi="Barlow Condensed Medium" w:cstheme="minorHAnsi" w:hint="eastAsia"/>
-                <w:w w:val="80"/>
-                <w:szCs w:val="24"/>
-                <w:lang w:eastAsia="zh-HK"/>
-              </w:rPr>
-              <w:t>號</w:t>
-            </w:r>
           </w:p>
         </w:tc>
         <w:tc>
@@ -23459,22 +23361,6 @@
                 <w:szCs w:val="24"/>
               </w:rPr>
             </w:pPr>
-            <w:r>
-              <w:rPr>
-                <w:rFonts w:ascii="Barlow Condensed Medium" w:eastAsia="標楷體" w:hAnsi="Barlow Condensed Medium" w:cstheme="minorHAnsi" w:hint="eastAsia"/>
-                <w:w w:val="80"/>
-                <w:szCs w:val="24"/>
-              </w:rPr>
-              <w:t>3</w:t>
-            </w:r>
-            <w:r>
-              <w:rPr>
-                <w:rFonts w:ascii="Barlow Condensed Medium" w:eastAsia="標楷體" w:hAnsi="Barlow Condensed Medium" w:cstheme="minorHAnsi"/>
-                <w:w w:val="80"/>
-                <w:szCs w:val="24"/>
-              </w:rPr>
-              <w:t>,000</w:t>
-            </w:r>
           </w:p>
         </w:tc>
         <w:tc>
@@ -23497,23 +23383,6 @@
                 <w:szCs w:val="24"/>
               </w:rPr>
             </w:pPr>
-            <w:r>
-              <w:rPr>
-                <w:rFonts w:ascii="Barlow Condensed Medium" w:eastAsia="標楷體" w:hAnsi="Barlow Condensed Medium" w:cstheme="minorHAnsi" w:hint="eastAsia"/>
-                <w:w w:val="80"/>
-                <w:szCs w:val="24"/>
-              </w:rPr>
-              <w:t>33</w:t>
-            </w:r>
-            <w:r>
-              <w:rPr>
-                <w:rFonts w:ascii="Barlow Condensed Medium" w:eastAsia="標楷體" w:hAnsi="Barlow Condensed Medium" w:cstheme="minorHAnsi" w:hint="eastAsia"/>
-                <w:w w:val="80"/>
-                <w:szCs w:val="24"/>
-                <w:lang w:eastAsia="zh-HK"/>
-              </w:rPr>
-              <w:t>號</w:t>
-            </w:r>
           </w:p>
         </w:tc>
         <w:tc>
@@ -23534,38 +23403,6 @@
                 <w:szCs w:val="24"/>
               </w:rPr>
             </w:pPr>
-            <w:r>
-              <w:rPr>
-                <w:rFonts w:ascii="Barlow Condensed Medium" w:eastAsia="標楷體" w:hAnsi="Barlow Condensed Medium" w:cstheme="minorHAnsi" w:hint="eastAsia"/>
-                <w:w w:val="80"/>
-                <w:szCs w:val="24"/>
-              </w:rPr>
-              <w:t>1</w:t>
-            </w:r>
-            <w:r>
-              <w:rPr>
-                <w:rFonts w:ascii="Barlow Condensed Medium" w:eastAsia="標楷體" w:hAnsi="Barlow Condensed Medium" w:cstheme="minorHAnsi"/>
-                <w:w w:val="80"/>
-                <w:szCs w:val="24"/>
-              </w:rPr>
-              <w:t>,</w:t>
-            </w:r>
-            <w:r>
-              <w:rPr>
-                <w:rFonts w:ascii="Barlow Condensed Medium" w:eastAsia="標楷體" w:hAnsi="Barlow Condensed Medium" w:cstheme="minorHAnsi" w:hint="eastAsia"/>
-                <w:w w:val="80"/>
-                <w:szCs w:val="24"/>
-              </w:rPr>
-              <w:t>0</w:t>
-            </w:r>
-            <w:r>
-              <w:rPr>
-                <w:rFonts w:ascii="Barlow Condensed Medium" w:eastAsia="標楷體" w:hAnsi="Barlow Condensed Medium" w:cstheme="minorHAnsi"/>
-                <w:w w:val="80"/>
-                <w:szCs w:val="24"/>
-              </w:rPr>
-              <w:t>00</w:t>
-            </w:r>
           </w:p>
         </w:tc>
       </w:tr>
@@ -23591,6 +23428,39 @@
                 <w:szCs w:val="24"/>
               </w:rPr>
             </w:pPr>
+            <w:r>
+              <w:rPr>
+                <w:rFonts w:ascii="Barlow Condensed Medium" w:eastAsia="華康中黑體" w:hAnsi="Barlow Condensed Medium" w:cstheme="minorHAnsi"/>
+                <w:w w:val="80"/>
+                <w:szCs w:val="24"/>
+              </w:rPr>
+              <w:sym w:font="Wingdings 2" w:char="F0AE"/>
+            </w:r>
+            <w:r>
+              <w:rPr>
+                <w:rFonts w:ascii="Barlow Condensed Medium" w:eastAsia="華康中黑體" w:hAnsi="Barlow Condensed Medium" w:cstheme="minorHAnsi" w:hint="eastAsia"/>
+                <w:w w:val="80"/>
+                <w:szCs w:val="24"/>
+                <w:lang w:eastAsia="zh-HK"/>
+              </w:rPr>
+              <w:t>感恩</w:t>
+            </w:r>
+            <w:r>
+              <w:rPr>
+                <w:rFonts w:ascii="Barlow Condensed Medium" w:eastAsia="華康中黑體" w:hAnsi="Barlow Condensed Medium" w:cstheme="minorHAnsi"/>
+                <w:w w:val="80"/>
+                <w:szCs w:val="24"/>
+              </w:rPr>
+              <w:t>奉獻</w:t>
+            </w:r>
+            <w:r>
+              <w:rPr>
+                <w:rFonts w:ascii="Barlow Condensed Medium" w:eastAsia="華康中黑體" w:hAnsi="Barlow Condensed Medium" w:cstheme="minorHAnsi"/>
+                <w:w w:val="80"/>
+                <w:szCs w:val="24"/>
+              </w:rPr>
+              <w:t>:</w:t>
+            </w:r>
           </w:p>
         </w:tc>
         <w:tc>
@@ -23614,11 +23484,19 @@
             </w:pPr>
             <w:r>
               <w:rPr>
+                <w:rFonts w:ascii="Barlow Condensed Medium" w:eastAsia="標楷體" w:hAnsi="Barlow Condensed Medium" w:cstheme="minorHAnsi"/>
+                <w:w w:val="80"/>
+                <w:szCs w:val="24"/>
+              </w:rPr>
+              <w:t>1</w:t>
+            </w:r>
+            <w:r>
+              <w:rPr>
                 <w:rFonts w:ascii="Barlow Condensed Medium" w:eastAsia="標楷體" w:hAnsi="Barlow Condensed Medium" w:cstheme="minorHAnsi" w:hint="eastAsia"/>
                 <w:w w:val="80"/>
                 <w:szCs w:val="24"/>
               </w:rPr>
-              <w:t>34</w:t>
+              <w:t>-1</w:t>
             </w:r>
             <w:r>
               <w:rPr>
@@ -23656,7 +23534,7 @@
                 <w:w w:val="80"/>
                 <w:szCs w:val="24"/>
               </w:rPr>
-              <w:t>2</w:t>
+              <w:t>1,</w:t>
             </w:r>
             <w:r>
               <w:rPr>
@@ -23664,7 +23542,15 @@
                 <w:w w:val="80"/>
                 <w:szCs w:val="24"/>
               </w:rPr>
-              <w:t>,000</w:t>
+              <w:t>2</w:t>
+            </w:r>
+            <w:r>
+              <w:rPr>
+                <w:rFonts w:ascii="Barlow Condensed Medium" w:eastAsia="標楷體" w:hAnsi="Barlow Condensed Medium" w:cstheme="minorHAnsi"/>
+                <w:w w:val="80"/>
+                <w:szCs w:val="24"/>
+              </w:rPr>
+              <w:t>00</w:t>
             </w:r>
           </w:p>
         </w:tc>
@@ -23693,7 +23579,15 @@
                 <w:w w:val="80"/>
                 <w:szCs w:val="24"/>
               </w:rPr>
-              <w:t>34-1</w:t>
+              <w:t>1</w:t>
+            </w:r>
+            <w:r>
+              <w:rPr>
+                <w:rFonts w:ascii="Barlow Condensed Medium" w:eastAsia="標楷體" w:hAnsi="Barlow Condensed Medium" w:cstheme="minorHAnsi"/>
+                <w:w w:val="80"/>
+                <w:szCs w:val="24"/>
+              </w:rPr>
+              <w:t>-2</w:t>
             </w:r>
             <w:r>
               <w:rPr>
@@ -23727,27 +23621,11 @@
             </w:pPr>
             <w:r>
               <w:rPr>
-                <w:rFonts w:ascii="Barlow Condensed Medium" w:eastAsia="標楷體" w:hAnsi="Barlow Condensed Medium" w:cstheme="minorHAnsi" w:hint="eastAsia"/>
-                <w:w w:val="80"/>
-                <w:szCs w:val="24"/>
-              </w:rPr>
-              <w:t>2</w:t>
-            </w:r>
-            <w:r>
-              <w:rPr>
                 <w:rFonts w:ascii="Barlow Condensed Medium" w:eastAsia="標楷體" w:hAnsi="Barlow Condensed Medium" w:cstheme="minorHAnsi"/>
                 <w:w w:val="80"/>
                 <w:szCs w:val="24"/>
               </w:rPr>
-              <w:t>,</w:t>
-            </w:r>
-            <w:r>
-              <w:rPr>
-                <w:rFonts w:ascii="Barlow Condensed Medium" w:eastAsia="標楷體" w:hAnsi="Barlow Condensed Medium" w:cstheme="minorHAnsi" w:hint="eastAsia"/>
-                <w:w w:val="80"/>
-                <w:szCs w:val="24"/>
-              </w:rPr>
-              <w:t>5</w:t>
+              <w:t>2,5</w:t>
             </w:r>
             <w:r>
               <w:rPr>
@@ -23781,11 +23659,11 @@
             </w:pPr>
             <w:r>
               <w:rPr>
-                <w:rFonts w:ascii="Barlow Condensed Medium" w:eastAsia="標楷體" w:hAnsi="Barlow Condensed Medium" w:cstheme="minorHAnsi" w:hint="eastAsia"/>
+                <w:rFonts w:ascii="Barlow Condensed Medium" w:eastAsia="標楷體" w:hAnsi="Barlow Condensed Medium" w:cstheme="minorHAnsi"/>
                 <w:w w:val="80"/>
                 <w:szCs w:val="24"/>
               </w:rPr>
-              <w:t>50</w:t>
+              <w:t>45</w:t>
             </w:r>
             <w:r>
               <w:rPr>
@@ -23818,7 +23696,7 @@
             </w:pPr>
             <w:r>
               <w:rPr>
-                <w:rFonts w:ascii="Barlow Condensed Medium" w:eastAsia="標楷體" w:hAnsi="Barlow Condensed Medium" w:cstheme="minorHAnsi" w:hint="eastAsia"/>
+                <w:rFonts w:ascii="Barlow Condensed Medium" w:eastAsia="標楷體" w:hAnsi="Barlow Condensed Medium" w:cstheme="minorHAnsi"/>
                 <w:w w:val="80"/>
                 <w:szCs w:val="24"/>
               </w:rPr>
@@ -23896,11 +23774,11 @@
             </w:pPr>
             <w:r>
               <w:rPr>
-                <w:rFonts w:ascii="Barlow Condensed Medium" w:eastAsia="標楷體" w:hAnsi="Barlow Condensed Medium" w:cstheme="minorHAnsi" w:hint="eastAsia"/>
+                <w:rFonts w:ascii="Barlow Condensed Medium" w:eastAsia="標楷體" w:hAnsi="Barlow Condensed Medium" w:cstheme="minorHAnsi"/>
                 <w:w w:val="80"/>
                 <w:szCs w:val="24"/>
               </w:rPr>
-              <w:t>65</w:t>
+              <w:t>58</w:t>
             </w:r>
             <w:r>
               <w:rPr>
@@ -23938,7 +23816,7 @@
                 <w:w w:val="80"/>
                 <w:szCs w:val="24"/>
               </w:rPr>
-              <w:t>5</w:t>
+              <w:t>1,0</w:t>
             </w:r>
             <w:r>
               <w:rPr>
@@ -23946,7 +23824,7 @@
                 <w:w w:val="80"/>
                 <w:szCs w:val="24"/>
               </w:rPr>
-              <w:t>,000</w:t>
+              <w:t>00</w:t>
             </w:r>
           </w:p>
         </w:tc>
@@ -23969,23 +23847,6 @@
                 <w:szCs w:val="24"/>
               </w:rPr>
             </w:pPr>
-            <w:r>
-              <w:rPr>
-                <w:rFonts w:ascii="Barlow Condensed Medium" w:eastAsia="標楷體" w:hAnsi="Barlow Condensed Medium" w:cstheme="minorHAnsi" w:hint="eastAsia"/>
-                <w:w w:val="80"/>
-                <w:szCs w:val="24"/>
-              </w:rPr>
-              <w:t>65-1</w:t>
-            </w:r>
-            <w:r>
-              <w:rPr>
-                <w:rFonts w:ascii="Barlow Condensed Medium" w:eastAsia="標楷體" w:hAnsi="Barlow Condensed Medium" w:cstheme="minorHAnsi" w:hint="eastAsia"/>
-                <w:w w:val="80"/>
-                <w:szCs w:val="24"/>
-                <w:lang w:eastAsia="zh-HK"/>
-              </w:rPr>
-              <w:t>號</w:t>
-            </w:r>
           </w:p>
         </w:tc>
         <w:tc>
@@ -24007,22 +23868,6 @@
                 <w:szCs w:val="24"/>
               </w:rPr>
             </w:pPr>
-            <w:r>
-              <w:rPr>
-                <w:rFonts w:ascii="Barlow Condensed Medium" w:eastAsia="標楷體" w:hAnsi="Barlow Condensed Medium" w:cstheme="minorHAnsi" w:hint="eastAsia"/>
-                <w:w w:val="80"/>
-                <w:szCs w:val="24"/>
-              </w:rPr>
-              <w:t>3</w:t>
-            </w:r>
-            <w:r>
-              <w:rPr>
-                <w:rFonts w:ascii="Barlow Condensed Medium" w:eastAsia="標楷體" w:hAnsi="Barlow Condensed Medium" w:cstheme="minorHAnsi"/>
-                <w:w w:val="80"/>
-                <w:szCs w:val="24"/>
-              </w:rPr>
-              <w:t>,000</w:t>
-            </w:r>
           </w:p>
         </w:tc>
         <w:tc>
@@ -24235,6 +24080,7 @@
           <w:p>
             <w:pPr>
               <w:snapToGrid w:val="0"/>
+              <w:jc w:val="both"/>
               <w:rPr>
                 <w:rFonts w:ascii="Barlow Condensed Medium" w:eastAsia="華康中黑體" w:hAnsi="Barlow Condensed Medium" w:cstheme="minorHAnsi"/>
                 <w:w w:val="80"/>
@@ -24256,11 +24102,27 @@
                 <w:szCs w:val="24"/>
                 <w:lang w:eastAsia="zh-HK"/>
               </w:rPr>
-              <w:t>感恩</w:t>
-            </w:r>
-            <w:r>
-              <w:rPr>
-                <w:rFonts w:ascii="Barlow Condensed Medium" w:eastAsia="華康中黑體" w:hAnsi="Barlow Condensed Medium" w:cstheme="minorHAnsi"/>
+              <w:t>為</w:t>
+            </w:r>
+            <w:r>
+              <w:rPr>
+                <w:rFonts w:ascii="Barlow Condensed Medium" w:eastAsia="華康中黑體" w:hAnsi="Barlow Condensed Medium" w:cstheme="minorHAnsi" w:hint="eastAsia"/>
+                <w:w w:val="80"/>
+                <w:szCs w:val="24"/>
+              </w:rPr>
+              <w:t>婦女</w:t>
+            </w:r>
+            <w:r>
+              <w:rPr>
+                <w:rFonts w:ascii="Barlow Condensed Medium" w:eastAsia="華康中黑體" w:hAnsi="Barlow Condensed Medium" w:cstheme="minorHAnsi" w:hint="eastAsia"/>
+                <w:w w:val="80"/>
+                <w:szCs w:val="24"/>
+              </w:rPr>
+              <w:t>團契</w:t>
+            </w:r>
+            <w:r>
+              <w:rPr>
+                <w:rFonts w:ascii="Barlow Condensed Medium" w:eastAsia="華康中黑體" w:hAnsi="Barlow Condensed Medium" w:cstheme="minorHAnsi" w:hint="eastAsia"/>
                 <w:w w:val="80"/>
                 <w:szCs w:val="24"/>
               </w:rPr>
@@ -24293,15 +24155,32 @@
                 <w:rFonts w:ascii="Barlow Condensed Medium" w:eastAsia="標楷體" w:hAnsi="Barlow Condensed Medium" w:cstheme="minorHAnsi"/>
                 <w:w w:val="80"/>
                 <w:szCs w:val="24"/>
-              </w:rPr>
-            </w:pPr>
+                <w:lang w:eastAsia="zh-HK"/>
+              </w:rPr>
+            </w:pPr>
+            <w:r>
+              <w:rPr>
+                <w:rFonts w:ascii="Barlow Condensed Medium" w:eastAsia="標楷體" w:hAnsi="Barlow Condensed Medium" w:cstheme="minorHAnsi"/>
+                <w:w w:val="80"/>
+                <w:szCs w:val="24"/>
+              </w:rPr>
+              <w:t>6</w:t>
+            </w:r>
             <w:r>
               <w:rPr>
                 <w:rFonts w:ascii="Barlow Condensed Medium" w:eastAsia="標楷體" w:hAnsi="Barlow Condensed Medium" w:cstheme="minorHAnsi" w:hint="eastAsia"/>
                 <w:w w:val="80"/>
                 <w:szCs w:val="24"/>
               </w:rPr>
-              <w:t>9-1</w:t>
+              <w:t>2</w:t>
+            </w:r>
+            <w:r>
+              <w:rPr>
+                <w:rFonts w:ascii="Barlow Condensed Medium" w:eastAsia="標楷體" w:hAnsi="Barlow Condensed Medium" w:cstheme="minorHAnsi"/>
+                <w:w w:val="80"/>
+                <w:szCs w:val="24"/>
+              </w:rPr>
+              <w:t>-1</w:t>
             </w:r>
             <w:r>
               <w:rPr>
@@ -24335,19 +24214,19 @@
             </w:pPr>
             <w:r>
               <w:rPr>
-                <w:rFonts w:ascii="Barlow Condensed Medium" w:eastAsia="標楷體" w:hAnsi="Barlow Condensed Medium" w:cstheme="minorHAnsi" w:hint="eastAsia"/>
-                <w:w w:val="80"/>
-                <w:szCs w:val="24"/>
-              </w:rPr>
-              <w:t>1,0</w:t>
-            </w:r>
-            <w:r>
-              <w:rPr>
                 <w:rFonts w:ascii="Barlow Condensed Medium" w:eastAsia="標楷體" w:hAnsi="Barlow Condensed Medium" w:cstheme="minorHAnsi"/>
                 <w:w w:val="80"/>
                 <w:szCs w:val="24"/>
               </w:rPr>
-              <w:t>00</w:t>
+              <w:t>2</w:t>
+            </w:r>
+            <w:r>
+              <w:rPr>
+                <w:rFonts w:ascii="Barlow Condensed Medium" w:eastAsia="標楷體" w:hAnsi="Barlow Condensed Medium" w:cstheme="minorHAnsi"/>
+                <w:w w:val="80"/>
+                <w:szCs w:val="24"/>
+              </w:rPr>
+              <w:t>,000</w:t>
             </w:r>
           </w:p>
         </w:tc>
@@ -24370,23 +24249,6 @@
                 <w:szCs w:val="24"/>
               </w:rPr>
             </w:pPr>
-            <w:r>
-              <w:rPr>
-                <w:rFonts w:ascii="Barlow Condensed Medium" w:eastAsia="標楷體" w:hAnsi="Barlow Condensed Medium" w:cstheme="minorHAnsi" w:hint="eastAsia"/>
-                <w:w w:val="80"/>
-                <w:szCs w:val="24"/>
-              </w:rPr>
-              <w:t>10</w:t>
-            </w:r>
-            <w:r>
-              <w:rPr>
-                <w:rFonts w:ascii="Barlow Condensed Medium" w:eastAsia="標楷體" w:hAnsi="Barlow Condensed Medium" w:cstheme="minorHAnsi" w:hint="eastAsia"/>
-                <w:w w:val="80"/>
-                <w:szCs w:val="24"/>
-                <w:lang w:eastAsia="zh-HK"/>
-              </w:rPr>
-              <w:t>號</w:t>
-            </w:r>
           </w:p>
         </w:tc>
         <w:tc>
@@ -24408,22 +24270,6 @@
                 <w:szCs w:val="24"/>
               </w:rPr>
             </w:pPr>
-            <w:r>
-              <w:rPr>
-                <w:rFonts w:ascii="Barlow Condensed Medium" w:eastAsia="標楷體" w:hAnsi="Barlow Condensed Medium" w:cstheme="minorHAnsi" w:hint="eastAsia"/>
-                <w:w w:val="80"/>
-                <w:szCs w:val="24"/>
-              </w:rPr>
-              <w:t>5</w:t>
-            </w:r>
-            <w:r>
-              <w:rPr>
-                <w:rFonts w:ascii="Barlow Condensed Medium" w:eastAsia="標楷體" w:hAnsi="Barlow Condensed Medium" w:cstheme="minorHAnsi"/>
-                <w:w w:val="80"/>
-                <w:szCs w:val="24"/>
-              </w:rPr>
-              <w:t>,000</w:t>
-            </w:r>
           </w:p>
         </w:tc>
         <w:tc>
@@ -24446,23 +24292,6 @@
                 <w:szCs w:val="24"/>
               </w:rPr>
             </w:pPr>
-            <w:r>
-              <w:rPr>
-                <w:rFonts w:ascii="Barlow Condensed Medium" w:eastAsia="標楷體" w:hAnsi="Barlow Condensed Medium" w:cstheme="minorHAnsi" w:hint="eastAsia"/>
-                <w:w w:val="80"/>
-                <w:szCs w:val="24"/>
-              </w:rPr>
-              <w:t>21</w:t>
-            </w:r>
-            <w:r>
-              <w:rPr>
-                <w:rFonts w:ascii="Barlow Condensed Medium" w:eastAsia="標楷體" w:hAnsi="Barlow Condensed Medium" w:cstheme="minorHAnsi" w:hint="eastAsia"/>
-                <w:w w:val="80"/>
-                <w:szCs w:val="24"/>
-                <w:lang w:eastAsia="zh-HK"/>
-              </w:rPr>
-              <w:t>號</w:t>
-            </w:r>
           </w:p>
         </w:tc>
         <w:tc>
@@ -24483,38 +24312,6 @@
                 <w:szCs w:val="24"/>
               </w:rPr>
             </w:pPr>
-            <w:r>
-              <w:rPr>
-                <w:rFonts w:ascii="Barlow Condensed Medium" w:eastAsia="標楷體" w:hAnsi="Barlow Condensed Medium" w:cstheme="minorHAnsi" w:hint="eastAsia"/>
-                <w:w w:val="80"/>
-                <w:szCs w:val="24"/>
-              </w:rPr>
-              <w:t>3</w:t>
-            </w:r>
-            <w:r>
-              <w:rPr>
-                <w:rFonts w:ascii="Barlow Condensed Medium" w:eastAsia="標楷體" w:hAnsi="Barlow Condensed Medium" w:cstheme="minorHAnsi"/>
-                <w:w w:val="80"/>
-                <w:szCs w:val="24"/>
-              </w:rPr>
-              <w:t>,</w:t>
-            </w:r>
-            <w:r>
-              <w:rPr>
-                <w:rFonts w:ascii="Barlow Condensed Medium" w:eastAsia="標楷體" w:hAnsi="Barlow Condensed Medium" w:cstheme="minorHAnsi" w:hint="eastAsia"/>
-                <w:w w:val="80"/>
-                <w:szCs w:val="24"/>
-              </w:rPr>
-              <w:t>0</w:t>
-            </w:r>
-            <w:r>
-              <w:rPr>
-                <w:rFonts w:ascii="Barlow Condensed Medium" w:eastAsia="標楷體" w:hAnsi="Barlow Condensed Medium" w:cstheme="minorHAnsi"/>
-                <w:w w:val="80"/>
-                <w:szCs w:val="24"/>
-              </w:rPr>
-              <w:t>00</w:t>
-            </w:r>
           </w:p>
         </w:tc>
       </w:tr>
@@ -24534,6 +24331,7 @@
           <w:p>
             <w:pPr>
               <w:snapToGrid w:val="0"/>
+              <w:jc w:val="both"/>
               <w:rPr>
                 <w:rFonts w:ascii="Barlow Condensed Medium" w:eastAsia="華康中黑體" w:hAnsi="Barlow Condensed Medium" w:cstheme="minorHAnsi"/>
                 <w:w w:val="80"/>
@@ -24561,23 +24359,6 @@
                 <w:szCs w:val="24"/>
               </w:rPr>
             </w:pPr>
-            <w:r>
-              <w:rPr>
-                <w:rFonts w:ascii="Barlow Condensed Medium" w:eastAsia="標楷體" w:hAnsi="Barlow Condensed Medium" w:cstheme="minorHAnsi" w:hint="eastAsia"/>
-                <w:w w:val="80"/>
-                <w:szCs w:val="24"/>
-              </w:rPr>
-              <w:t>23</w:t>
-            </w:r>
-            <w:r>
-              <w:rPr>
-                <w:rFonts w:ascii="Barlow Condensed Medium" w:eastAsia="標楷體" w:hAnsi="Barlow Condensed Medium" w:cstheme="minorHAnsi" w:hint="eastAsia"/>
-                <w:w w:val="80"/>
-                <w:szCs w:val="24"/>
-                <w:lang w:eastAsia="zh-HK"/>
-              </w:rPr>
-              <w:t>號</w:t>
-            </w:r>
           </w:p>
         </w:tc>
         <w:tc>
@@ -24599,22 +24380,6 @@
                 <w:szCs w:val="24"/>
               </w:rPr>
             </w:pPr>
-            <w:r>
-              <w:rPr>
-                <w:rFonts w:ascii="Barlow Condensed Medium" w:eastAsia="標楷體" w:hAnsi="Barlow Condensed Medium" w:cstheme="minorHAnsi" w:hint="eastAsia"/>
-                <w:w w:val="80"/>
-                <w:szCs w:val="24"/>
-              </w:rPr>
-              <w:t>1,0</w:t>
-            </w:r>
-            <w:r>
-              <w:rPr>
-                <w:rFonts w:ascii="Barlow Condensed Medium" w:eastAsia="標楷體" w:hAnsi="Barlow Condensed Medium" w:cstheme="minorHAnsi"/>
-                <w:w w:val="80"/>
-                <w:szCs w:val="24"/>
-              </w:rPr>
-              <w:t>00</w:t>
-            </w:r>
           </w:p>
         </w:tc>
         <w:tc>
@@ -24636,23 +24401,6 @@
                 <w:szCs w:val="24"/>
               </w:rPr>
             </w:pPr>
-            <w:r>
-              <w:rPr>
-                <w:rFonts w:ascii="Barlow Condensed Medium" w:eastAsia="標楷體" w:hAnsi="Barlow Condensed Medium" w:cstheme="minorHAnsi" w:hint="eastAsia"/>
-                <w:w w:val="80"/>
-                <w:szCs w:val="24"/>
-              </w:rPr>
-              <w:t>31</w:t>
-            </w:r>
-            <w:r>
-              <w:rPr>
-                <w:rFonts w:ascii="Barlow Condensed Medium" w:eastAsia="標楷體" w:hAnsi="Barlow Condensed Medium" w:cstheme="minorHAnsi" w:hint="eastAsia"/>
-                <w:w w:val="80"/>
-                <w:szCs w:val="24"/>
-                <w:lang w:eastAsia="zh-HK"/>
-              </w:rPr>
-              <w:t>號</w:t>
-            </w:r>
           </w:p>
         </w:tc>
         <w:tc>
@@ -24674,22 +24422,6 @@
                 <w:szCs w:val="24"/>
               </w:rPr>
             </w:pPr>
-            <w:r>
-              <w:rPr>
-                <w:rFonts w:ascii="Barlow Condensed Medium" w:eastAsia="標楷體" w:hAnsi="Barlow Condensed Medium" w:cstheme="minorHAnsi" w:hint="eastAsia"/>
-                <w:w w:val="80"/>
-                <w:szCs w:val="24"/>
-              </w:rPr>
-              <w:t>10</w:t>
-            </w:r>
-            <w:r>
-              <w:rPr>
-                <w:rFonts w:ascii="Barlow Condensed Medium" w:eastAsia="標楷體" w:hAnsi="Barlow Condensed Medium" w:cstheme="minorHAnsi"/>
-                <w:w w:val="80"/>
-                <w:szCs w:val="24"/>
-              </w:rPr>
-              <w:t>,000</w:t>
-            </w:r>
           </w:p>
         </w:tc>
         <w:tc>
@@ -24712,23 +24444,6 @@
                 <w:szCs w:val="24"/>
               </w:rPr>
             </w:pPr>
-            <w:r>
-              <w:rPr>
-                <w:rFonts w:ascii="Barlow Condensed Medium" w:eastAsia="標楷體" w:hAnsi="Barlow Condensed Medium" w:cstheme="minorHAnsi" w:hint="eastAsia"/>
-                <w:w w:val="80"/>
-                <w:szCs w:val="24"/>
-              </w:rPr>
-              <w:t>37</w:t>
-            </w:r>
-            <w:r>
-              <w:rPr>
-                <w:rFonts w:ascii="Barlow Condensed Medium" w:eastAsia="標楷體" w:hAnsi="Barlow Condensed Medium" w:cstheme="minorHAnsi" w:hint="eastAsia"/>
-                <w:w w:val="80"/>
-                <w:szCs w:val="24"/>
-                <w:lang w:eastAsia="zh-HK"/>
-              </w:rPr>
-              <w:t>號</w:t>
-            </w:r>
           </w:p>
         </w:tc>
         <w:tc>
@@ -24749,38 +24464,6 @@
                 <w:szCs w:val="24"/>
               </w:rPr>
             </w:pPr>
-            <w:r>
-              <w:rPr>
-                <w:rFonts w:ascii="Barlow Condensed Medium" w:eastAsia="標楷體" w:hAnsi="Barlow Condensed Medium" w:cstheme="minorHAnsi" w:hint="eastAsia"/>
-                <w:w w:val="80"/>
-                <w:szCs w:val="24"/>
-              </w:rPr>
-              <w:t>2</w:t>
-            </w:r>
-            <w:r>
-              <w:rPr>
-                <w:rFonts w:ascii="Barlow Condensed Medium" w:eastAsia="標楷體" w:hAnsi="Barlow Condensed Medium" w:cstheme="minorHAnsi"/>
-                <w:w w:val="80"/>
-                <w:szCs w:val="24"/>
-              </w:rPr>
-              <w:t>,</w:t>
-            </w:r>
-            <w:r>
-              <w:rPr>
-                <w:rFonts w:ascii="Barlow Condensed Medium" w:eastAsia="標楷體" w:hAnsi="Barlow Condensed Medium" w:cstheme="minorHAnsi" w:hint="eastAsia"/>
-                <w:w w:val="80"/>
-                <w:szCs w:val="24"/>
-              </w:rPr>
-              <w:t>0</w:t>
-            </w:r>
-            <w:r>
-              <w:rPr>
-                <w:rFonts w:ascii="Barlow Condensed Medium" w:eastAsia="標楷體" w:hAnsi="Barlow Condensed Medium" w:cstheme="minorHAnsi"/>
-                <w:w w:val="80"/>
-                <w:szCs w:val="24"/>
-              </w:rPr>
-              <w:t>00</w:t>
-            </w:r>
           </w:p>
         </w:tc>
       </w:tr>
@@ -24800,12 +24483,54 @@
           <w:p>
             <w:pPr>
               <w:snapToGrid w:val="0"/>
+              <w:jc w:val="both"/>
               <w:rPr>
                 <w:rFonts w:ascii="Barlow Condensed Medium" w:eastAsia="華康中黑體" w:hAnsi="Barlow Condensed Medium" w:cstheme="minorHAnsi"/>
                 <w:w w:val="80"/>
                 <w:szCs w:val="24"/>
               </w:rPr>
             </w:pPr>
+            <w:r>
+              <w:rPr>
+                <w:rFonts w:ascii="Barlow Condensed Medium" w:eastAsia="華康中黑體" w:hAnsi="Barlow Condensed Medium" w:cstheme="minorHAnsi"/>
+                <w:w w:val="80"/>
+                <w:szCs w:val="24"/>
+              </w:rPr>
+              <w:sym w:font="Wingdings 2" w:char="F0AE"/>
+            </w:r>
+            <w:r>
+              <w:rPr>
+                <w:rFonts w:ascii="Barlow Condensed Medium" w:eastAsia="華康中黑體" w:hAnsi="Barlow Condensed Medium" w:cstheme="minorHAnsi" w:hint="eastAsia"/>
+                <w:w w:val="80"/>
+                <w:szCs w:val="24"/>
+                <w:lang w:eastAsia="zh-HK"/>
+              </w:rPr>
+              <w:t>為</w:t>
+            </w:r>
+            <w:r>
+              <w:rPr>
+                <w:rFonts w:ascii="Barlow Condensed Medium" w:eastAsia="華康中黑體" w:hAnsi="Barlow Condensed Medium" w:cstheme="minorHAnsi" w:hint="eastAsia"/>
+                <w:w w:val="80"/>
+                <w:szCs w:val="24"/>
+              </w:rPr>
+              <w:t>主日獻花</w:t>
+            </w:r>
+            <w:r>
+              <w:rPr>
+                <w:rFonts w:ascii="Barlow Condensed Medium" w:eastAsia="華康中黑體" w:hAnsi="Barlow Condensed Medium" w:cstheme="minorHAnsi" w:hint="eastAsia"/>
+                <w:w w:val="80"/>
+                <w:szCs w:val="24"/>
+              </w:rPr>
+              <w:t>奉獻</w:t>
+            </w:r>
+            <w:r>
+              <w:rPr>
+                <w:rFonts w:ascii="Barlow Condensed Medium" w:eastAsia="華康中黑體" w:hAnsi="Barlow Condensed Medium" w:cstheme="minorHAnsi"/>
+                <w:w w:val="80"/>
+                <w:szCs w:val="24"/>
+              </w:rPr>
+              <w:t>:</w:t>
+            </w:r>
           </w:p>
         </w:tc>
         <w:tc>
@@ -24829,11 +24554,11 @@
             </w:pPr>
             <w:r>
               <w:rPr>
-                <w:rFonts w:ascii="Barlow Condensed Medium" w:eastAsia="標楷體" w:hAnsi="Barlow Condensed Medium" w:cstheme="minorHAnsi" w:hint="eastAsia"/>
+                <w:rFonts w:ascii="Barlow Condensed Medium" w:eastAsia="標楷體" w:hAnsi="Barlow Condensed Medium" w:cstheme="minorHAnsi"/>
                 <w:w w:val="80"/>
                 <w:szCs w:val="24"/>
               </w:rPr>
-              <w:t>49</w:t>
+              <w:t>62-2</w:t>
             </w:r>
             <w:r>
               <w:rPr>
@@ -24867,849 +24592,11 @@
             </w:pPr>
             <w:r>
               <w:rPr>
-                <w:rFonts w:ascii="Barlow Condensed Medium" w:eastAsia="標楷體" w:hAnsi="Barlow Condensed Medium" w:cstheme="minorHAnsi" w:hint="eastAsia"/>
-                <w:w w:val="80"/>
-                <w:szCs w:val="24"/>
-              </w:rPr>
-              <w:t>3,0</w:t>
-            </w:r>
-            <w:r>
-              <w:rPr>
                 <w:rFonts w:ascii="Barlow Condensed Medium" w:eastAsia="標楷體" w:hAnsi="Barlow Condensed Medium" w:cstheme="minorHAnsi"/>
                 <w:w w:val="80"/>
                 <w:szCs w:val="24"/>
               </w:rPr>
-              <w:t>00</w:t>
-            </w:r>
-          </w:p>
-        </w:tc>
-        <w:tc>
-          <w:tcPr>
-            <w:tcW w:w="686" w:type="dxa"/>
-            <w:tcMar>
-              <w:left w:w="28" w:type="dxa"/>
-              <w:right w:w="28" w:type="dxa"/>
-            </w:tcMar>
-            <w:vAlign w:val="center"/>
-          </w:tcPr>
-          <w:p>
-            <w:pPr>
-              <w:snapToGrid w:val="0"/>
-              <w:jc w:val="right"/>
-              <w:rPr>
-                <w:rFonts w:ascii="Barlow Condensed Medium" w:eastAsia="標楷體" w:hAnsi="Barlow Condensed Medium" w:cstheme="minorHAnsi"/>
-                <w:w w:val="80"/>
-                <w:szCs w:val="24"/>
-              </w:rPr>
-            </w:pPr>
-            <w:r>
-              <w:rPr>
-                <w:rFonts w:ascii="Barlow Condensed Medium" w:eastAsia="標楷體" w:hAnsi="Barlow Condensed Medium" w:cstheme="minorHAnsi" w:hint="eastAsia"/>
-                <w:w w:val="80"/>
-                <w:szCs w:val="24"/>
-              </w:rPr>
-              <w:t>50</w:t>
-            </w:r>
-            <w:r>
-              <w:rPr>
-                <w:rFonts w:ascii="Barlow Condensed Medium" w:eastAsia="標楷體" w:hAnsi="Barlow Condensed Medium" w:cstheme="minorHAnsi" w:hint="eastAsia"/>
-                <w:w w:val="80"/>
-                <w:szCs w:val="24"/>
-                <w:lang w:eastAsia="zh-HK"/>
-              </w:rPr>
-              <w:t>號</w:t>
-            </w:r>
-          </w:p>
-        </w:tc>
-        <w:tc>
-          <w:tcPr>
-            <w:tcW w:w="682" w:type="dxa"/>
-            <w:gridSpan w:val="2"/>
-            <w:tcMar>
-              <w:left w:w="113" w:type="dxa"/>
-              <w:right w:w="28" w:type="dxa"/>
-            </w:tcMar>
-            <w:vAlign w:val="center"/>
-          </w:tcPr>
-          <w:p>
-            <w:pPr>
-              <w:snapToGrid w:val="0"/>
-              <w:rPr>
-                <w:rFonts w:ascii="Barlow Condensed Medium" w:eastAsia="標楷體" w:hAnsi="Barlow Condensed Medium" w:cstheme="minorHAnsi"/>
-                <w:w w:val="80"/>
-                <w:szCs w:val="24"/>
-              </w:rPr>
-            </w:pPr>
-            <w:r>
-              <w:rPr>
-                <w:rFonts w:ascii="Barlow Condensed Medium" w:eastAsia="標楷體" w:hAnsi="Barlow Condensed Medium" w:cstheme="minorHAnsi" w:hint="eastAsia"/>
-                <w:w w:val="80"/>
-                <w:szCs w:val="24"/>
-              </w:rPr>
               <w:t>1</w:t>
-            </w:r>
-            <w:r>
-              <w:rPr>
-                <w:rFonts w:ascii="Barlow Condensed Medium" w:eastAsia="標楷體" w:hAnsi="Barlow Condensed Medium" w:cstheme="minorHAnsi"/>
-                <w:w w:val="80"/>
-                <w:szCs w:val="24"/>
-              </w:rPr>
-              <w:t>,</w:t>
-            </w:r>
-            <w:r>
-              <w:rPr>
-                <w:rFonts w:ascii="Barlow Condensed Medium" w:eastAsia="標楷體" w:hAnsi="Barlow Condensed Medium" w:cstheme="minorHAnsi" w:hint="eastAsia"/>
-                <w:w w:val="80"/>
-                <w:szCs w:val="24"/>
-              </w:rPr>
-              <w:t>8</w:t>
-            </w:r>
-            <w:r>
-              <w:rPr>
-                <w:rFonts w:ascii="Barlow Condensed Medium" w:eastAsia="標楷體" w:hAnsi="Barlow Condensed Medium" w:cstheme="minorHAnsi"/>
-                <w:w w:val="80"/>
-                <w:szCs w:val="24"/>
-              </w:rPr>
-              <w:t>00</w:t>
-            </w:r>
-          </w:p>
-        </w:tc>
-        <w:tc>
-          <w:tcPr>
-            <w:tcW w:w="683" w:type="dxa"/>
-            <w:gridSpan w:val="2"/>
-            <w:tcMar>
-              <w:left w:w="28" w:type="dxa"/>
-              <w:right w:w="28" w:type="dxa"/>
-            </w:tcMar>
-            <w:vAlign w:val="center"/>
-          </w:tcPr>
-          <w:p>
-            <w:pPr>
-              <w:snapToGrid w:val="0"/>
-              <w:jc w:val="right"/>
-              <w:rPr>
-                <w:rFonts w:ascii="Barlow Condensed Medium" w:eastAsia="標楷體" w:hAnsi="Barlow Condensed Medium" w:cstheme="minorHAnsi"/>
-                <w:w w:val="80"/>
-                <w:szCs w:val="24"/>
-              </w:rPr>
-            </w:pPr>
-          </w:p>
-        </w:tc>
-        <w:tc>
-          <w:tcPr>
-            <w:tcW w:w="683" w:type="dxa"/>
-            <w:tcMar>
-              <w:left w:w="113" w:type="dxa"/>
-              <w:right w:w="28" w:type="dxa"/>
-            </w:tcMar>
-            <w:vAlign w:val="center"/>
-          </w:tcPr>
-          <w:p>
-            <w:pPr>
-              <w:snapToGrid w:val="0"/>
-              <w:rPr>
-                <w:rFonts w:ascii="Barlow Condensed Medium" w:eastAsia="標楷體" w:hAnsi="Barlow Condensed Medium" w:cstheme="minorHAnsi"/>
-                <w:w w:val="80"/>
-                <w:szCs w:val="24"/>
-              </w:rPr>
-            </w:pPr>
-          </w:p>
-        </w:tc>
-      </w:tr>
-      <w:tr>
-        <w:trPr>
-          <w:trHeight w:hRule="exact" w:val="340"/>
-        </w:trPr>
-        <w:tc>
-          <w:tcPr>
-            <w:tcW w:w="1622" w:type="dxa"/>
-            <w:tcMar>
-              <w:left w:w="28" w:type="dxa"/>
-              <w:right w:w="28" w:type="dxa"/>
-            </w:tcMar>
-            <w:vAlign w:val="center"/>
-          </w:tcPr>
-          <w:p>
-            <w:pPr>
-              <w:snapToGrid w:val="0"/>
-              <w:rPr>
-                <w:rFonts w:ascii="Barlow Condensed Medium" w:eastAsia="華康中黑體" w:hAnsi="Barlow Condensed Medium" w:cstheme="minorHAnsi"/>
-                <w:w w:val="80"/>
-                <w:szCs w:val="24"/>
-              </w:rPr>
-            </w:pPr>
-          </w:p>
-        </w:tc>
-        <w:tc>
-          <w:tcPr>
-            <w:tcW w:w="685" w:type="dxa"/>
-            <w:tcMar>
-              <w:left w:w="28" w:type="dxa"/>
-              <w:right w:w="28" w:type="dxa"/>
-            </w:tcMar>
-            <w:vAlign w:val="center"/>
-          </w:tcPr>
-          <w:p>
-            <w:pPr>
-              <w:snapToGrid w:val="0"/>
-              <w:jc w:val="right"/>
-              <w:rPr>
-                <w:rFonts w:ascii="Barlow Condensed Medium" w:eastAsia="標楷體" w:hAnsi="Barlow Condensed Medium" w:cstheme="minorHAnsi"/>
-                <w:w w:val="80"/>
-                <w:szCs w:val="24"/>
-              </w:rPr>
-            </w:pPr>
-          </w:p>
-        </w:tc>
-        <w:tc>
-          <w:tcPr>
-            <w:tcW w:w="685" w:type="dxa"/>
-            <w:tcMar>
-              <w:left w:w="113" w:type="dxa"/>
-              <w:right w:w="28" w:type="dxa"/>
-            </w:tcMar>
-            <w:vAlign w:val="center"/>
-          </w:tcPr>
-          <w:p>
-            <w:pPr>
-              <w:snapToGrid w:val="0"/>
-              <w:ind w:leftChars="-2" w:left="-5" w:rightChars="-3" w:right="-7"/>
-              <w:rPr>
-                <w:rFonts w:ascii="Barlow Condensed Medium" w:eastAsia="標楷體" w:hAnsi="Barlow Condensed Medium" w:cstheme="minorHAnsi"/>
-                <w:w w:val="80"/>
-                <w:szCs w:val="24"/>
-              </w:rPr>
-            </w:pPr>
-          </w:p>
-        </w:tc>
-        <w:tc>
-          <w:tcPr>
-            <w:tcW w:w="686" w:type="dxa"/>
-            <w:tcMar>
-              <w:left w:w="28" w:type="dxa"/>
-              <w:right w:w="28" w:type="dxa"/>
-            </w:tcMar>
-            <w:vAlign w:val="center"/>
-          </w:tcPr>
-          <w:p>
-            <w:pPr>
-              <w:snapToGrid w:val="0"/>
-              <w:jc w:val="right"/>
-              <w:rPr>
-                <w:rFonts w:ascii="Barlow Condensed Medium" w:eastAsia="標楷體" w:hAnsi="Barlow Condensed Medium" w:cstheme="minorHAnsi"/>
-                <w:w w:val="80"/>
-                <w:szCs w:val="24"/>
-              </w:rPr>
-            </w:pPr>
-          </w:p>
-        </w:tc>
-        <w:tc>
-          <w:tcPr>
-            <w:tcW w:w="682" w:type="dxa"/>
-            <w:gridSpan w:val="2"/>
-            <w:tcMar>
-              <w:left w:w="113" w:type="dxa"/>
-              <w:right w:w="28" w:type="dxa"/>
-            </w:tcMar>
-            <w:vAlign w:val="center"/>
-          </w:tcPr>
-          <w:p>
-            <w:pPr>
-              <w:snapToGrid w:val="0"/>
-              <w:rPr>
-                <w:rFonts w:ascii="Barlow Condensed Medium" w:eastAsia="標楷體" w:hAnsi="Barlow Condensed Medium" w:cstheme="minorHAnsi"/>
-                <w:w w:val="80"/>
-                <w:szCs w:val="24"/>
-              </w:rPr>
-            </w:pPr>
-          </w:p>
-        </w:tc>
-        <w:tc>
-          <w:tcPr>
-            <w:tcW w:w="683" w:type="dxa"/>
-            <w:gridSpan w:val="2"/>
-            <w:tcMar>
-              <w:left w:w="28" w:type="dxa"/>
-              <w:right w:w="28" w:type="dxa"/>
-            </w:tcMar>
-            <w:vAlign w:val="center"/>
-          </w:tcPr>
-          <w:p>
-            <w:pPr>
-              <w:snapToGrid w:val="0"/>
-              <w:jc w:val="right"/>
-              <w:rPr>
-                <w:rFonts w:ascii="Barlow Condensed Medium" w:eastAsia="標楷體" w:hAnsi="Barlow Condensed Medium" w:cstheme="minorHAnsi"/>
-                <w:w w:val="80"/>
-                <w:szCs w:val="24"/>
-              </w:rPr>
-            </w:pPr>
-          </w:p>
-        </w:tc>
-        <w:tc>
-          <w:tcPr>
-            <w:tcW w:w="683" w:type="dxa"/>
-            <w:tcMar>
-              <w:left w:w="113" w:type="dxa"/>
-              <w:right w:w="28" w:type="dxa"/>
-            </w:tcMar>
-            <w:vAlign w:val="center"/>
-          </w:tcPr>
-          <w:p>
-            <w:pPr>
-              <w:snapToGrid w:val="0"/>
-              <w:rPr>
-                <w:rFonts w:ascii="Barlow Condensed Medium" w:eastAsia="標楷體" w:hAnsi="Barlow Condensed Medium" w:cstheme="minorHAnsi"/>
-                <w:w w:val="80"/>
-                <w:szCs w:val="24"/>
-              </w:rPr>
-            </w:pPr>
-          </w:p>
-        </w:tc>
-      </w:tr>
-      <w:tr>
-        <w:trPr>
-          <w:trHeight w:hRule="exact" w:val="340"/>
-        </w:trPr>
-        <w:tc>
-          <w:tcPr>
-            <w:tcW w:w="1622" w:type="dxa"/>
-            <w:tcMar>
-              <w:left w:w="28" w:type="dxa"/>
-              <w:right w:w="28" w:type="dxa"/>
-            </w:tcMar>
-            <w:vAlign w:val="center"/>
-          </w:tcPr>
-          <w:p>
-            <w:pPr>
-              <w:snapToGrid w:val="0"/>
-              <w:jc w:val="both"/>
-              <w:rPr>
-                <w:rFonts w:ascii="Barlow Condensed Medium" w:eastAsia="華康中黑體" w:hAnsi="Barlow Condensed Medium" w:cstheme="minorHAnsi"/>
-                <w:w w:val="80"/>
-                <w:szCs w:val="24"/>
-              </w:rPr>
-            </w:pPr>
-            <w:r>
-              <w:rPr>
-                <w:rFonts w:ascii="Barlow Condensed Medium" w:eastAsia="華康中黑體" w:hAnsi="Barlow Condensed Medium" w:cstheme="minorHAnsi"/>
-                <w:w w:val="80"/>
-                <w:szCs w:val="24"/>
-              </w:rPr>
-              <w:sym w:font="Wingdings 2" w:char="F0AE"/>
-            </w:r>
-            <w:r>
-              <w:rPr>
-                <w:rFonts w:ascii="Barlow Condensed Medium" w:eastAsia="華康中黑體" w:hAnsi="Barlow Condensed Medium" w:cstheme="minorHAnsi" w:hint="eastAsia"/>
-                <w:w w:val="80"/>
-                <w:szCs w:val="24"/>
-                <w:lang w:eastAsia="zh-HK"/>
-              </w:rPr>
-              <w:t>為</w:t>
-            </w:r>
-            <w:r>
-              <w:rPr>
-                <w:rFonts w:ascii="Barlow Condensed Medium" w:eastAsia="華康中黑體" w:hAnsi="Barlow Condensed Medium" w:cstheme="minorHAnsi" w:hint="eastAsia"/>
-                <w:w w:val="80"/>
-                <w:szCs w:val="24"/>
-              </w:rPr>
-              <w:t>松年團契</w:t>
-            </w:r>
-            <w:r>
-              <w:rPr>
-                <w:rFonts w:ascii="Barlow Condensed Medium" w:eastAsia="華康中黑體" w:hAnsi="Barlow Condensed Medium" w:cstheme="minorHAnsi" w:hint="eastAsia"/>
-                <w:w w:val="80"/>
-                <w:szCs w:val="24"/>
-              </w:rPr>
-              <w:t>奉獻</w:t>
-            </w:r>
-            <w:r>
-              <w:rPr>
-                <w:rFonts w:ascii="Barlow Condensed Medium" w:eastAsia="華康中黑體" w:hAnsi="Barlow Condensed Medium" w:cstheme="minorHAnsi"/>
-                <w:w w:val="80"/>
-                <w:szCs w:val="24"/>
-              </w:rPr>
-              <w:t>:</w:t>
-            </w:r>
-          </w:p>
-        </w:tc>
-        <w:tc>
-          <w:tcPr>
-            <w:tcW w:w="685" w:type="dxa"/>
-            <w:tcMar>
-              <w:left w:w="28" w:type="dxa"/>
-              <w:right w:w="28" w:type="dxa"/>
-            </w:tcMar>
-            <w:vAlign w:val="center"/>
-          </w:tcPr>
-          <w:p>
-            <w:pPr>
-              <w:snapToGrid w:val="0"/>
-              <w:jc w:val="right"/>
-              <w:rPr>
-                <w:rFonts w:ascii="Barlow Condensed Medium" w:eastAsia="標楷體" w:hAnsi="Barlow Condensed Medium" w:cstheme="minorHAnsi"/>
-                <w:w w:val="80"/>
-                <w:szCs w:val="24"/>
-                <w:lang w:eastAsia="zh-HK"/>
-              </w:rPr>
-            </w:pPr>
-            <w:r>
-              <w:rPr>
-                <w:rFonts w:ascii="Barlow Condensed Medium" w:eastAsia="標楷體" w:hAnsi="Barlow Condensed Medium" w:cstheme="minorHAnsi" w:hint="eastAsia"/>
-                <w:w w:val="80"/>
-                <w:szCs w:val="24"/>
-              </w:rPr>
-              <w:t>23</w:t>
-            </w:r>
-            <w:r>
-              <w:rPr>
-                <w:rFonts w:ascii="Barlow Condensed Medium" w:eastAsia="標楷體" w:hAnsi="Barlow Condensed Medium" w:cstheme="minorHAnsi" w:hint="eastAsia"/>
-                <w:w w:val="80"/>
-                <w:szCs w:val="24"/>
-                <w:lang w:eastAsia="zh-HK"/>
-              </w:rPr>
-              <w:t>號</w:t>
-            </w:r>
-          </w:p>
-        </w:tc>
-        <w:tc>
-          <w:tcPr>
-            <w:tcW w:w="685" w:type="dxa"/>
-            <w:tcMar>
-              <w:left w:w="113" w:type="dxa"/>
-              <w:right w:w="28" w:type="dxa"/>
-            </w:tcMar>
-            <w:vAlign w:val="center"/>
-          </w:tcPr>
-          <w:p>
-            <w:pPr>
-              <w:snapToGrid w:val="0"/>
-              <w:ind w:leftChars="-2" w:left="-5" w:rightChars="-3" w:right="-7"/>
-              <w:rPr>
-                <w:rFonts w:ascii="Barlow Condensed Medium" w:eastAsia="標楷體" w:hAnsi="Barlow Condensed Medium" w:cstheme="minorHAnsi"/>
-                <w:w w:val="80"/>
-                <w:szCs w:val="24"/>
-              </w:rPr>
-            </w:pPr>
-            <w:r>
-              <w:rPr>
-                <w:rFonts w:ascii="Barlow Condensed Medium" w:eastAsia="標楷體" w:hAnsi="Barlow Condensed Medium" w:cstheme="minorHAnsi"/>
-                <w:w w:val="80"/>
-                <w:szCs w:val="24"/>
-              </w:rPr>
-              <w:t>1</w:t>
-            </w:r>
-            <w:r>
-              <w:rPr>
-                <w:rFonts w:ascii="Barlow Condensed Medium" w:eastAsia="標楷體" w:hAnsi="Barlow Condensed Medium" w:cstheme="minorHAnsi"/>
-                <w:w w:val="80"/>
-                <w:szCs w:val="24"/>
-              </w:rPr>
-              <w:t>,000</w:t>
-            </w:r>
-          </w:p>
-        </w:tc>
-        <w:tc>
-          <w:tcPr>
-            <w:tcW w:w="686" w:type="dxa"/>
-            <w:tcMar>
-              <w:left w:w="28" w:type="dxa"/>
-              <w:right w:w="28" w:type="dxa"/>
-            </w:tcMar>
-            <w:vAlign w:val="center"/>
-          </w:tcPr>
-          <w:p>
-            <w:pPr>
-              <w:snapToGrid w:val="0"/>
-              <w:jc w:val="right"/>
-              <w:rPr>
-                <w:rFonts w:ascii="Barlow Condensed Medium" w:eastAsia="標楷體" w:hAnsi="Barlow Condensed Medium" w:cstheme="minorHAnsi"/>
-                <w:w w:val="80"/>
-                <w:szCs w:val="24"/>
-              </w:rPr>
-            </w:pPr>
-            <w:r>
-              <w:rPr>
-                <w:rFonts w:ascii="Barlow Condensed Medium" w:eastAsia="標楷體" w:hAnsi="Barlow Condensed Medium" w:cstheme="minorHAnsi" w:hint="eastAsia"/>
-                <w:w w:val="80"/>
-                <w:szCs w:val="24"/>
-              </w:rPr>
-              <w:t>49</w:t>
-            </w:r>
-            <w:r>
-              <w:rPr>
-                <w:rFonts w:ascii="Barlow Condensed Medium" w:eastAsia="標楷體" w:hAnsi="Barlow Condensed Medium" w:cstheme="minorHAnsi" w:hint="eastAsia"/>
-                <w:w w:val="80"/>
-                <w:szCs w:val="24"/>
-                <w:lang w:eastAsia="zh-HK"/>
-              </w:rPr>
-              <w:t>號</w:t>
-            </w:r>
-          </w:p>
-        </w:tc>
-        <w:tc>
-          <w:tcPr>
-            <w:tcW w:w="682" w:type="dxa"/>
-            <w:gridSpan w:val="2"/>
-            <w:tcMar>
-              <w:left w:w="113" w:type="dxa"/>
-              <w:right w:w="28" w:type="dxa"/>
-            </w:tcMar>
-            <w:vAlign w:val="center"/>
-          </w:tcPr>
-          <w:p>
-            <w:pPr>
-              <w:snapToGrid w:val="0"/>
-              <w:rPr>
-                <w:rFonts w:ascii="Barlow Condensed Medium" w:eastAsia="標楷體" w:hAnsi="Barlow Condensed Medium" w:cstheme="minorHAnsi"/>
-                <w:w w:val="80"/>
-                <w:szCs w:val="24"/>
-              </w:rPr>
-            </w:pPr>
-            <w:r>
-              <w:rPr>
-                <w:rFonts w:ascii="Barlow Condensed Medium" w:eastAsia="標楷體" w:hAnsi="Barlow Condensed Medium" w:cstheme="minorHAnsi"/>
-                <w:w w:val="80"/>
-                <w:szCs w:val="24"/>
-              </w:rPr>
-              <w:t>1</w:t>
-            </w:r>
-            <w:r>
-              <w:rPr>
-                <w:rFonts w:ascii="Barlow Condensed Medium" w:eastAsia="標楷體" w:hAnsi="Barlow Condensed Medium" w:cstheme="minorHAnsi"/>
-                <w:w w:val="80"/>
-                <w:szCs w:val="24"/>
-              </w:rPr>
-              <w:t>,000</w:t>
-            </w:r>
-          </w:p>
-        </w:tc>
-        <w:tc>
-          <w:tcPr>
-            <w:tcW w:w="683" w:type="dxa"/>
-            <w:gridSpan w:val="2"/>
-            <w:tcMar>
-              <w:left w:w="28" w:type="dxa"/>
-              <w:right w:w="28" w:type="dxa"/>
-            </w:tcMar>
-            <w:vAlign w:val="center"/>
-          </w:tcPr>
-          <w:p>
-            <w:pPr>
-              <w:snapToGrid w:val="0"/>
-              <w:jc w:val="right"/>
-              <w:rPr>
-                <w:rFonts w:ascii="Barlow Condensed Medium" w:eastAsia="標楷體" w:hAnsi="Barlow Condensed Medium" w:cstheme="minorHAnsi"/>
-                <w:w w:val="80"/>
-                <w:szCs w:val="24"/>
-              </w:rPr>
-            </w:pPr>
-          </w:p>
-        </w:tc>
-        <w:tc>
-          <w:tcPr>
-            <w:tcW w:w="683" w:type="dxa"/>
-            <w:tcMar>
-              <w:left w:w="113" w:type="dxa"/>
-              <w:right w:w="28" w:type="dxa"/>
-            </w:tcMar>
-            <w:vAlign w:val="center"/>
-          </w:tcPr>
-          <w:p>
-            <w:pPr>
-              <w:snapToGrid w:val="0"/>
-              <w:rPr>
-                <w:rFonts w:ascii="Barlow Condensed Medium" w:eastAsia="標楷體" w:hAnsi="Barlow Condensed Medium" w:cstheme="minorHAnsi"/>
-                <w:w w:val="80"/>
-                <w:szCs w:val="24"/>
-              </w:rPr>
-            </w:pPr>
-          </w:p>
-        </w:tc>
-      </w:tr>
-      <w:tr>
-        <w:trPr>
-          <w:trHeight w:hRule="exact" w:val="340"/>
-        </w:trPr>
-        <w:tc>
-          <w:tcPr>
-            <w:tcW w:w="1622" w:type="dxa"/>
-            <w:tcMar>
-              <w:left w:w="28" w:type="dxa"/>
-              <w:right w:w="28" w:type="dxa"/>
-            </w:tcMar>
-            <w:vAlign w:val="center"/>
-          </w:tcPr>
-          <w:p>
-            <w:pPr>
-              <w:snapToGrid w:val="0"/>
-              <w:jc w:val="both"/>
-              <w:rPr>
-                <w:rFonts w:ascii="Barlow Condensed Medium" w:eastAsia="華康中黑體" w:hAnsi="Barlow Condensed Medium" w:cstheme="minorHAnsi"/>
-                <w:w w:val="80"/>
-                <w:szCs w:val="24"/>
-              </w:rPr>
-            </w:pPr>
-          </w:p>
-        </w:tc>
-        <w:tc>
-          <w:tcPr>
-            <w:tcW w:w="685" w:type="dxa"/>
-            <w:tcMar>
-              <w:left w:w="28" w:type="dxa"/>
-              <w:right w:w="28" w:type="dxa"/>
-            </w:tcMar>
-            <w:vAlign w:val="center"/>
-          </w:tcPr>
-          <w:p>
-            <w:pPr>
-              <w:snapToGrid w:val="0"/>
-              <w:jc w:val="right"/>
-              <w:rPr>
-                <w:rFonts w:ascii="Barlow Condensed Medium" w:eastAsia="標楷體" w:hAnsi="Barlow Condensed Medium" w:cstheme="minorHAnsi"/>
-                <w:w w:val="80"/>
-                <w:szCs w:val="24"/>
-              </w:rPr>
-            </w:pPr>
-          </w:p>
-        </w:tc>
-        <w:tc>
-          <w:tcPr>
-            <w:tcW w:w="685" w:type="dxa"/>
-            <w:tcMar>
-              <w:left w:w="113" w:type="dxa"/>
-              <w:right w:w="28" w:type="dxa"/>
-            </w:tcMar>
-            <w:vAlign w:val="center"/>
-          </w:tcPr>
-          <w:p>
-            <w:pPr>
-              <w:snapToGrid w:val="0"/>
-              <w:ind w:leftChars="-2" w:left="-5" w:rightChars="-3" w:right="-7"/>
-              <w:rPr>
-                <w:rFonts w:ascii="Barlow Condensed Medium" w:eastAsia="標楷體" w:hAnsi="Barlow Condensed Medium" w:cstheme="minorHAnsi"/>
-                <w:w w:val="80"/>
-                <w:szCs w:val="24"/>
-              </w:rPr>
-            </w:pPr>
-          </w:p>
-        </w:tc>
-        <w:tc>
-          <w:tcPr>
-            <w:tcW w:w="686" w:type="dxa"/>
-            <w:tcMar>
-              <w:left w:w="28" w:type="dxa"/>
-              <w:right w:w="28" w:type="dxa"/>
-            </w:tcMar>
-            <w:vAlign w:val="center"/>
-          </w:tcPr>
-          <w:p>
-            <w:pPr>
-              <w:snapToGrid w:val="0"/>
-              <w:jc w:val="right"/>
-              <w:rPr>
-                <w:rFonts w:ascii="Barlow Condensed Medium" w:eastAsia="標楷體" w:hAnsi="Barlow Condensed Medium" w:cstheme="minorHAnsi"/>
-                <w:w w:val="80"/>
-                <w:szCs w:val="24"/>
-              </w:rPr>
-            </w:pPr>
-          </w:p>
-        </w:tc>
-        <w:tc>
-          <w:tcPr>
-            <w:tcW w:w="682" w:type="dxa"/>
-            <w:gridSpan w:val="2"/>
-            <w:tcMar>
-              <w:left w:w="113" w:type="dxa"/>
-              <w:right w:w="28" w:type="dxa"/>
-            </w:tcMar>
-            <w:vAlign w:val="center"/>
-          </w:tcPr>
-          <w:p>
-            <w:pPr>
-              <w:snapToGrid w:val="0"/>
-              <w:rPr>
-                <w:rFonts w:ascii="Barlow Condensed Medium" w:eastAsia="標楷體" w:hAnsi="Barlow Condensed Medium" w:cstheme="minorHAnsi"/>
-                <w:w w:val="80"/>
-                <w:szCs w:val="24"/>
-              </w:rPr>
-            </w:pPr>
-          </w:p>
-        </w:tc>
-        <w:tc>
-          <w:tcPr>
-            <w:tcW w:w="683" w:type="dxa"/>
-            <w:gridSpan w:val="2"/>
-            <w:tcMar>
-              <w:left w:w="28" w:type="dxa"/>
-              <w:right w:w="28" w:type="dxa"/>
-            </w:tcMar>
-            <w:vAlign w:val="center"/>
-          </w:tcPr>
-          <w:p>
-            <w:pPr>
-              <w:snapToGrid w:val="0"/>
-              <w:jc w:val="right"/>
-              <w:rPr>
-                <w:rFonts w:ascii="Barlow Condensed Medium" w:eastAsia="標楷體" w:hAnsi="Barlow Condensed Medium" w:cstheme="minorHAnsi"/>
-                <w:w w:val="80"/>
-                <w:szCs w:val="24"/>
-              </w:rPr>
-            </w:pPr>
-          </w:p>
-        </w:tc>
-        <w:tc>
-          <w:tcPr>
-            <w:tcW w:w="683" w:type="dxa"/>
-            <w:tcMar>
-              <w:left w:w="113" w:type="dxa"/>
-              <w:right w:w="28" w:type="dxa"/>
-            </w:tcMar>
-            <w:vAlign w:val="center"/>
-          </w:tcPr>
-          <w:p>
-            <w:pPr>
-              <w:snapToGrid w:val="0"/>
-              <w:rPr>
-                <w:rFonts w:ascii="Barlow Condensed Medium" w:eastAsia="標楷體" w:hAnsi="Barlow Condensed Medium" w:cstheme="minorHAnsi"/>
-                <w:w w:val="80"/>
-                <w:szCs w:val="24"/>
-              </w:rPr>
-            </w:pPr>
-          </w:p>
-        </w:tc>
-      </w:tr>
-      <w:tr>
-        <w:trPr>
-          <w:trHeight w:hRule="exact" w:val="340"/>
-        </w:trPr>
-        <w:tc>
-          <w:tcPr>
-            <w:tcW w:w="1622" w:type="dxa"/>
-            <w:tcMar>
-              <w:left w:w="28" w:type="dxa"/>
-              <w:right w:w="28" w:type="dxa"/>
-            </w:tcMar>
-            <w:vAlign w:val="center"/>
-          </w:tcPr>
-          <w:p>
-            <w:pPr>
-              <w:snapToGrid w:val="0"/>
-              <w:jc w:val="both"/>
-              <w:rPr>
-                <w:rFonts w:ascii="Barlow Condensed Medium" w:eastAsia="華康中黑體" w:hAnsi="Barlow Condensed Medium" w:cstheme="minorHAnsi"/>
-                <w:w w:val="80"/>
-                <w:szCs w:val="24"/>
-              </w:rPr>
-            </w:pPr>
-            <w:r>
-              <w:rPr>
-                <w:rFonts w:ascii="Barlow Condensed Medium" w:eastAsia="華康中黑體" w:hAnsi="Barlow Condensed Medium" w:cstheme="minorHAnsi"/>
-                <w:w w:val="80"/>
-                <w:szCs w:val="24"/>
-              </w:rPr>
-              <w:sym w:font="Wingdings 2" w:char="F0AE"/>
-            </w:r>
-            <w:r>
-              <w:rPr>
-                <w:rFonts w:ascii="Barlow Condensed Medium" w:eastAsia="華康中黑體" w:hAnsi="Barlow Condensed Medium" w:cstheme="minorHAnsi" w:hint="eastAsia"/>
-                <w:w w:val="80"/>
-                <w:szCs w:val="24"/>
-                <w:lang w:eastAsia="zh-HK"/>
-              </w:rPr>
-              <w:t>為</w:t>
-            </w:r>
-            <w:r>
-              <w:rPr>
-                <w:rFonts w:ascii="Barlow Condensed Medium" w:eastAsia="華康中黑體" w:hAnsi="Barlow Condensed Medium" w:cstheme="minorHAnsi" w:hint="eastAsia"/>
-                <w:w w:val="80"/>
-                <w:szCs w:val="24"/>
-              </w:rPr>
-              <w:t>主日獻花</w:t>
-            </w:r>
-            <w:r>
-              <w:rPr>
-                <w:rFonts w:ascii="Barlow Condensed Medium" w:eastAsia="華康中黑體" w:hAnsi="Barlow Condensed Medium" w:cstheme="minorHAnsi" w:hint="eastAsia"/>
-                <w:w w:val="80"/>
-                <w:szCs w:val="24"/>
-              </w:rPr>
-              <w:t>奉獻</w:t>
-            </w:r>
-            <w:r>
-              <w:rPr>
-                <w:rFonts w:ascii="Barlow Condensed Medium" w:eastAsia="華康中黑體" w:hAnsi="Barlow Condensed Medium" w:cstheme="minorHAnsi"/>
-                <w:w w:val="80"/>
-                <w:szCs w:val="24"/>
-              </w:rPr>
-              <w:t>:</w:t>
-            </w:r>
-          </w:p>
-        </w:tc>
-        <w:tc>
-          <w:tcPr>
-            <w:tcW w:w="685" w:type="dxa"/>
-            <w:tcMar>
-              <w:left w:w="28" w:type="dxa"/>
-              <w:right w:w="28" w:type="dxa"/>
-            </w:tcMar>
-            <w:vAlign w:val="center"/>
-          </w:tcPr>
-          <w:p>
-            <w:pPr>
-              <w:snapToGrid w:val="0"/>
-              <w:jc w:val="right"/>
-              <w:rPr>
-                <w:rFonts w:ascii="Barlow Condensed Medium" w:eastAsia="標楷體" w:hAnsi="Barlow Condensed Medium" w:cstheme="minorHAnsi"/>
-                <w:w w:val="80"/>
-                <w:szCs w:val="24"/>
-              </w:rPr>
-            </w:pPr>
-            <w:r>
-              <w:rPr>
-                <w:rFonts w:ascii="Barlow Condensed Medium" w:eastAsia="標楷體" w:hAnsi="Barlow Condensed Medium" w:cstheme="minorHAnsi"/>
-                <w:w w:val="80"/>
-                <w:szCs w:val="24"/>
-              </w:rPr>
-              <w:t>9-1</w:t>
-            </w:r>
-            <w:r>
-              <w:rPr>
-                <w:rFonts w:ascii="Barlow Condensed Medium" w:eastAsia="標楷體" w:hAnsi="Barlow Condensed Medium" w:cstheme="minorHAnsi" w:hint="eastAsia"/>
-                <w:w w:val="80"/>
-                <w:szCs w:val="24"/>
-                <w:lang w:eastAsia="zh-HK"/>
-              </w:rPr>
-              <w:t>號</w:t>
-            </w:r>
-          </w:p>
-        </w:tc>
-        <w:tc>
-          <w:tcPr>
-            <w:tcW w:w="685" w:type="dxa"/>
-            <w:tcMar>
-              <w:left w:w="113" w:type="dxa"/>
-              <w:right w:w="28" w:type="dxa"/>
-            </w:tcMar>
-            <w:vAlign w:val="center"/>
-          </w:tcPr>
-          <w:p>
-            <w:pPr>
-              <w:snapToGrid w:val="0"/>
-              <w:ind w:leftChars="-2" w:left="-5" w:rightChars="-3" w:right="-7"/>
-              <w:rPr>
-                <w:rFonts w:ascii="Barlow Condensed Medium" w:eastAsia="標楷體" w:hAnsi="Barlow Condensed Medium" w:cstheme="minorHAnsi"/>
-                <w:w w:val="80"/>
-                <w:szCs w:val="24"/>
-              </w:rPr>
-            </w:pPr>
-            <w:r>
-              <w:rPr>
-                <w:rFonts w:ascii="Barlow Condensed Medium" w:eastAsia="標楷體" w:hAnsi="Barlow Condensed Medium" w:cstheme="minorHAnsi" w:hint="eastAsia"/>
-                <w:w w:val="80"/>
-                <w:szCs w:val="24"/>
-              </w:rPr>
-              <w:t>2</w:t>
             </w:r>
             <w:r>
               <w:rPr>
@@ -28556,7 +27443,7 @@
           </mc:Choice>
           <mc:Fallback>
             <w:pict>
-              <v:line w14:anchorId="34C06588" id="直線接點 6" o:spid="_x0000_s1026" style="position:absolute;z-index:251665920;visibility:visible;mso-wrap-style:square;mso-width-percent:0;mso-height-percent:0;mso-wrap-distance-left:9pt;mso-wrap-distance-top:0;mso-wrap-distance-right:9pt;mso-wrap-distance-bottom:0;mso-position-horizontal:absolute;mso-position-horizontal-relative:page;mso-position-vertical:absolute;mso-position-vertical-relative:page;mso-width-percent:0;mso-height-percent:0;mso-width-relative:margin;mso-height-relative:margin" from="343.9pt,19.85pt" to="345.05pt,710.95pt" o:gfxdata="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" strokecolor="black [3213]" strokeweight=".5pt">
+              <v:line w14:anchorId="77611924" id="直線接點 6" o:spid="_x0000_s1026" style="position:absolute;z-index:251665920;visibility:visible;mso-wrap-style:square;mso-width-percent:0;mso-height-percent:0;mso-wrap-distance-left:9pt;mso-wrap-distance-top:0;mso-wrap-distance-right:9pt;mso-wrap-distance-bottom:0;mso-position-horizontal:absolute;mso-position-horizontal-relative:page;mso-position-vertical:absolute;mso-position-vertical-relative:page;mso-width-percent:0;mso-height-percent:0;mso-width-relative:margin;mso-height-relative:margin" from="343.9pt,19.85pt" to="345.05pt,710.95pt" o:gfxdata="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" strokecolor="black [3213]" strokeweight=".5pt">
                 <v:stroke dashstyle="3 1" joinstyle="miter"/>
                 <w10:wrap anchorx="page" anchory="page"/>
               </v:line>
@@ -28633,7 +27520,7 @@
           </mc:Choice>
           <mc:Fallback>
             <w:pict>
-              <v:line w14:anchorId="6BECBD4C" id="直線接點 4" o:spid="_x0000_s1026" style="position:absolute;z-index:251660800;visibility:visible;mso-wrap-style:square;mso-width-percent:0;mso-height-percent:0;mso-wrap-distance-left:9pt;mso-wrap-distance-top:0;mso-wrap-distance-right:9pt;mso-wrap-distance-bottom:0;mso-position-horizontal:absolute;mso-position-horizontal-relative:page;mso-position-vertical:absolute;mso-position-vertical-relative:page;mso-width-percent:0;mso-height-percent:0;mso-width-relative:margin;mso-height-relative:margin" from="343.9pt,19.85pt" to="345.05pt,710.95pt" o:gfxdata="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" strokecolor="black [3213]" strokeweight=".5pt">
+              <v:line w14:anchorId="4F2BD18C" id="直線接點 4" o:spid="_x0000_s1026" style="position:absolute;z-index:251660800;visibility:visible;mso-wrap-style:square;mso-width-percent:0;mso-height-percent:0;mso-wrap-distance-left:9pt;mso-wrap-distance-top:0;mso-wrap-distance-right:9pt;mso-wrap-distance-bottom:0;mso-position-horizontal:absolute;mso-position-horizontal-relative:page;mso-position-vertical:absolute;mso-position-vertical-relative:page;mso-width-percent:0;mso-height-percent:0;mso-width-relative:margin;mso-height-relative:margin" from="343.9pt,19.85pt" to="345.05pt,710.95pt" o:gfxdata="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" strokecolor="black [3213]" strokeweight=".5pt">
                 <v:stroke dashstyle="3 1" joinstyle="miter"/>
                 <w10:wrap anchorx="page" anchory="page"/>
               </v:line>
@@ -34903,7 +33790,7 @@
 </file>
 
 <file path=customXml/itemProps1.xml><?xml version="1.0" encoding="utf-8"?>
-<ds:datastoreItem xmlns:ds="http://schemas.openxmlformats.org/officeDocument/2006/customXml" ds:itemID="{E44800ED-1DFA-4CDB-B2A6-3F73C775ED98}">
+<ds:datastoreItem xmlns:ds="http://schemas.openxmlformats.org/officeDocument/2006/customXml" ds:itemID="{F411EE07-8184-46EF-947E-F129EB1158F6}">
   <ds:schemaRefs>
     <ds:schemaRef ds:uri="http://schemas.openxmlformats.org/officeDocument/2006/bibliography"/>
   </ds:schemaRefs>

--- a/新泰週報20260816[2633]B4F.docx
+++ b/新泰週報20260816[2633]B4F.docx
@@ -1,6 +1,6 @@
 
 <file path=word/document.xml><?xml version="1.0" encoding="utf-8"?>
-<w:document xmlns:wpc="http://schemas.microsoft.com/office/word/2010/wordprocessingCanvas" xmlns:mc="http://schemas.openxmlformats.org/markup-compatibility/2006" xmlns:o="urn:schemas-microsoft-com:office:office" xmlns:r="http://schemas.openxmlformats.org/officeDocument/2006/relationships" xmlns:m="http://schemas.openxmlformats.org/officeDocument/2006/math" xmlns:v="urn:schemas-microsoft-com:vml" xmlns:wp14="http://schemas.microsoft.com/office/word/2010/wordprocessingDrawing" xmlns:wp="http://schemas.openxmlformats.org/drawingml/2006/wordprocessingDrawing" xmlns:w10="urn:schemas-microsoft-com:office:word" xmlns:w="http://schemas.openxmlformats.org/wordprocessingml/2006/main" xmlns:w14="http://schemas.microsoft.com/office/word/2010/wordml" xmlns:w15="http://schemas.microsoft.com/office/word/2012/wordml" xmlns:wpg="http://schemas.microsoft.com/office/word/2010/wordprocessingGroup" xmlns:wpi="http://schemas.microsoft.com/office/word/2010/wordprocessingInk" xmlns:wne="http://schemas.microsoft.com/office/word/2006/wordml" xmlns:wps="http://schemas.microsoft.com/office/word/2010/wordprocessingShape" mc:Ignorable="w14 w15 wp14">
+<w:document xmlns:wpc="http://schemas.microsoft.com/office/word/2010/wordprocessingCanvas" xmlns:cx="http://schemas.microsoft.com/office/drawing/2014/chartex" xmlns:cx1="http://schemas.microsoft.com/office/drawing/2015/9/8/chartex" xmlns:cx2="http://schemas.microsoft.com/office/drawing/2015/10/21/chartex" xmlns:cx3="http://schemas.microsoft.com/office/drawing/2016/5/9/chartex" xmlns:cx4="http://schemas.microsoft.com/office/drawing/2016/5/10/chartex" xmlns:cx5="http://schemas.microsoft.com/office/drawing/2016/5/11/chartex" xmlns:cx6="http://schemas.microsoft.com/office/drawing/2016/5/12/chartex" xmlns:cx7="http://schemas.microsoft.com/office/drawing/2016/5/13/chartex" xmlns:cx8="http://schemas.microsoft.com/office/drawing/2016/5/14/chartex" xmlns:mc="http://schemas.openxmlformats.org/markup-compatibility/2006" xmlns:aink="http://schemas.microsoft.com/office/drawing/2016/ink" xmlns:am3d="http://schemas.microsoft.com/office/drawing/2017/model3d" xmlns:o="urn:schemas-microsoft-com:office:office" xmlns:oel="http://schemas.microsoft.com/office/2019/extlst" xmlns:r="http://schemas.openxmlformats.org/officeDocument/2006/relationships" xmlns:m="http://schemas.openxmlformats.org/officeDocument/2006/math" xmlns:v="urn:schemas-microsoft-com:vml" xmlns:wp14="http://schemas.microsoft.com/office/word/2010/wordprocessingDrawing" xmlns:wp="http://schemas.openxmlformats.org/drawingml/2006/wordprocessingDrawing" xmlns:w10="urn:schemas-microsoft-com:office:word" xmlns:w="http://schemas.openxmlformats.org/wordprocessingml/2006/main" xmlns:w14="http://schemas.microsoft.com/office/word/2010/wordml" xmlns:w15="http://schemas.microsoft.com/office/word/2012/wordml" xmlns:w16cex="http://schemas.microsoft.com/office/word/2018/wordml/cex" xmlns:w16cid="http://schemas.microsoft.com/office/word/2016/wordml/cid" xmlns:w16="http://schemas.microsoft.com/office/word/2018/wordml" xmlns:w16sdtdh="http://schemas.microsoft.com/office/word/2020/wordml/sdtdatahash" xmlns:w16se="http://schemas.microsoft.com/office/word/2015/wordml/symex" xmlns:wpg="http://schemas.microsoft.com/office/word/2010/wordprocessingGroup" xmlns:wpi="http://schemas.microsoft.com/office/word/2010/wordprocessingInk" xmlns:wne="http://schemas.microsoft.com/office/word/2006/wordml" xmlns:wps="http://schemas.microsoft.com/office/word/2010/wordprocessingShape" mc:Ignorable="w14 w15 w16se w16cid w16 w16cex w16sdtdh wp14">
   <w:body>
     <w:p>
       <w:pPr>
@@ -3916,7 +3916,6 @@
           <w:szCs w:val="26"/>
         </w:rPr>
       </w:pPr>
-      <w:proofErr w:type="gramStart"/>
       <w:r>
         <w:rPr>
           <w:rFonts w:ascii="標楷體" w:eastAsia="標楷體" w:hAnsi="標楷體" w:cs="Arial" w:hint="eastAsia"/>
@@ -3927,7 +3926,6 @@
         </w:rPr>
         <w:t>【</w:t>
       </w:r>
-      <w:proofErr w:type="gramEnd"/>
       <w:r>
         <w:rPr>
           <w:rFonts w:asciiTheme="majorBidi" w:eastAsia="標楷體" w:hAnsiTheme="majorBidi" w:cstheme="majorBidi" w:hint="eastAsia"/>
@@ -3936,7 +3934,27 @@
           <w:sz w:val="26"/>
           <w:szCs w:val="26"/>
         </w:rPr>
-        <w:t>主，請祢憐憫我</w:t>
+        <w:t>主站我心內</w:t>
+      </w:r>
+      <w:r>
+        <w:rPr>
+          <w:rFonts w:asciiTheme="majorBidi" w:eastAsia="標楷體" w:hAnsiTheme="majorBidi" w:cstheme="majorBidi" w:hint="eastAsia"/>
+          <w:b/>
+          <w:w w:val="90"/>
+          <w:sz w:val="26"/>
+          <w:szCs w:val="26"/>
+        </w:rPr>
+        <w:t xml:space="preserve"> </w:t>
+      </w:r>
+      <w:r>
+        <w:rPr>
+          <w:rFonts w:asciiTheme="majorBidi" w:eastAsia="標楷體" w:hAnsiTheme="majorBidi" w:cstheme="majorBidi" w:hint="eastAsia"/>
+          <w:b/>
+          <w:w w:val="90"/>
+          <w:sz w:val="26"/>
+          <w:szCs w:val="26"/>
+        </w:rPr>
+        <w:t>無驚惶自在</w:t>
       </w:r>
       <w:r>
         <w:rPr>
@@ -3970,29 +3988,7 @@
           <w:sz w:val="26"/>
           <w:szCs w:val="26"/>
         </w:rPr>
-        <w:t>上帝造萬物照</w:t>
-      </w:r>
-      <w:proofErr w:type="gramStart"/>
-      <w:r>
-        <w:rPr>
-          <w:rFonts w:asciiTheme="majorBidi" w:eastAsia="標楷體" w:hAnsiTheme="majorBidi" w:cstheme="majorBidi" w:hint="eastAsia"/>
-          <w:bCs/>
-          <w:w w:val="90"/>
-          <w:sz w:val="26"/>
-          <w:szCs w:val="26"/>
-        </w:rPr>
-        <w:t>祂</w:t>
-      </w:r>
-      <w:proofErr w:type="gramEnd"/>
-      <w:r>
-        <w:rPr>
-          <w:rFonts w:asciiTheme="majorBidi" w:eastAsia="標楷體" w:hAnsiTheme="majorBidi" w:cstheme="majorBidi" w:hint="eastAsia"/>
-          <w:bCs/>
-          <w:w w:val="90"/>
-          <w:sz w:val="26"/>
-          <w:szCs w:val="26"/>
-        </w:rPr>
-        <w:t>的時刻，</w:t>
+        <w:t>主站我心內，無驚惶自在，此世間只有祢是我所愛，</w:t>
       </w:r>
     </w:p>
     <w:p>
@@ -4017,7 +4013,7 @@
           <w:sz w:val="26"/>
           <w:szCs w:val="26"/>
         </w:rPr>
-        <w:t>照逐時</w:t>
+        <w:t>冥</w:t>
       </w:r>
       <w:proofErr w:type="gramEnd"/>
       <w:r>
@@ -4028,7 +4024,7 @@
           <w:sz w:val="26"/>
           <w:szCs w:val="26"/>
         </w:rPr>
-        <w:t>相運行極美好，</w:t>
+        <w:t>日我心神思念祢無停，</w:t>
       </w:r>
     </w:p>
     <w:p>
@@ -4052,29 +4048,7 @@
           <w:sz w:val="26"/>
           <w:szCs w:val="26"/>
         </w:rPr>
-        <w:t>信</w:t>
-      </w:r>
-      <w:proofErr w:type="gramStart"/>
-      <w:r>
-        <w:rPr>
-          <w:rFonts w:asciiTheme="majorBidi" w:eastAsia="標楷體" w:hAnsiTheme="majorBidi" w:cstheme="majorBidi" w:hint="eastAsia"/>
-          <w:bCs/>
-          <w:w w:val="90"/>
-          <w:sz w:val="26"/>
-          <w:szCs w:val="26"/>
-        </w:rPr>
-        <w:t>靠主信靠主</w:t>
-      </w:r>
-      <w:proofErr w:type="gramEnd"/>
-      <w:r>
-        <w:rPr>
-          <w:rFonts w:asciiTheme="majorBidi" w:eastAsia="標楷體" w:hAnsiTheme="majorBidi" w:cstheme="majorBidi" w:hint="eastAsia"/>
-          <w:bCs/>
-          <w:w w:val="90"/>
-          <w:sz w:val="26"/>
-          <w:szCs w:val="26"/>
-        </w:rPr>
-        <w:t>，主掌管逐時刻極美好。</w:t>
+        <w:t>祢做我光燈，給我有光明。</w:t>
       </w:r>
     </w:p>
     <w:p>
@@ -4098,7 +4072,7 @@
           <w:sz w:val="26"/>
           <w:szCs w:val="26"/>
         </w:rPr>
-        <w:t>生的時死的時撒種的時，</w:t>
+        <w:t>主做我智慧，使我可倚靠，各時刻站在祢，受祢照顧，</w:t>
       </w:r>
     </w:p>
     <w:p>
@@ -4122,29 +4096,7 @@
           <w:sz w:val="26"/>
           <w:szCs w:val="26"/>
         </w:rPr>
-        <w:t>有尋著有失落</w:t>
-      </w:r>
-      <w:proofErr w:type="gramStart"/>
-      <w:r>
-        <w:rPr>
-          <w:rFonts w:asciiTheme="majorBidi" w:eastAsia="標楷體" w:hAnsiTheme="majorBidi" w:cstheme="majorBidi" w:hint="eastAsia"/>
-          <w:bCs/>
-          <w:w w:val="90"/>
-          <w:sz w:val="26"/>
-          <w:szCs w:val="26"/>
-        </w:rPr>
-        <w:t>攏</w:t>
-      </w:r>
-      <w:proofErr w:type="gramEnd"/>
-      <w:r>
-        <w:rPr>
-          <w:rFonts w:asciiTheme="majorBidi" w:eastAsia="標楷體" w:hAnsiTheme="majorBidi" w:cstheme="majorBidi" w:hint="eastAsia"/>
-          <w:bCs/>
-          <w:w w:val="90"/>
-          <w:sz w:val="26"/>
-          <w:szCs w:val="26"/>
-        </w:rPr>
-        <w:t>有時，</w:t>
+        <w:t>祢做我天父，我做祢的子，祢與我結連，我與祢同行。</w:t>
       </w:r>
     </w:p>
     <w:p>
@@ -4160,7 +4112,6 @@
           <w:szCs w:val="26"/>
         </w:rPr>
       </w:pPr>
-      <w:proofErr w:type="gramStart"/>
       <w:r>
         <w:rPr>
           <w:rFonts w:asciiTheme="majorBidi" w:eastAsia="標楷體" w:hAnsiTheme="majorBidi" w:cstheme="majorBidi" w:hint="eastAsia"/>
@@ -4169,40 +4120,7 @@
           <w:sz w:val="26"/>
           <w:szCs w:val="26"/>
         </w:rPr>
-        <w:t>祂</w:t>
-      </w:r>
-      <w:proofErr w:type="gramEnd"/>
-      <w:r>
-        <w:rPr>
-          <w:rFonts w:asciiTheme="majorBidi" w:eastAsia="標楷體" w:hAnsiTheme="majorBidi" w:cstheme="majorBidi" w:hint="eastAsia"/>
-          <w:bCs/>
-          <w:w w:val="90"/>
-          <w:sz w:val="26"/>
-          <w:szCs w:val="26"/>
-        </w:rPr>
-        <w:t>顧守</w:t>
-      </w:r>
-      <w:proofErr w:type="gramStart"/>
-      <w:r>
-        <w:rPr>
-          <w:rFonts w:asciiTheme="majorBidi" w:eastAsia="標楷體" w:hAnsiTheme="majorBidi" w:cstheme="majorBidi" w:hint="eastAsia"/>
-          <w:bCs/>
-          <w:w w:val="90"/>
-          <w:sz w:val="26"/>
-          <w:szCs w:val="26"/>
-        </w:rPr>
-        <w:t>祂顧守</w:t>
-      </w:r>
-      <w:proofErr w:type="gramEnd"/>
-      <w:r>
-        <w:rPr>
-          <w:rFonts w:asciiTheme="majorBidi" w:eastAsia="標楷體" w:hAnsiTheme="majorBidi" w:cstheme="majorBidi" w:hint="eastAsia"/>
-          <w:bCs/>
-          <w:w w:val="90"/>
-          <w:sz w:val="26"/>
-          <w:szCs w:val="26"/>
-        </w:rPr>
-        <w:t>，主掌管逐時刻極美好。</w:t>
+        <w:t>世間無一項比祢更寶貝，</w:t>
       </w:r>
     </w:p>
     <w:p>
@@ -4226,7 +4144,7 @@
           <w:sz w:val="26"/>
           <w:szCs w:val="26"/>
         </w:rPr>
-        <w:t>在順境抑是逆境我相信，</w:t>
+        <w:t>因為祢屬於我，永遠不廢，</w:t>
       </w:r>
     </w:p>
     <w:p>
@@ -4250,7 +4168,7 @@
           <w:sz w:val="26"/>
           <w:szCs w:val="26"/>
         </w:rPr>
-        <w:t>主安排一切攏有意義，</w:t>
+        <w:t>祢是我一切，我要信靠祢，天頂的君王，世間無可比。</w:t>
       </w:r>
     </w:p>
     <w:p>
@@ -4274,7 +4192,7 @@
           <w:sz w:val="26"/>
           <w:szCs w:val="26"/>
         </w:rPr>
-        <w:t>老父怎樣憐憫他的子兒，</w:t>
+        <w:t>天頂的君王使我會得勝，</w:t>
       </w:r>
     </w:p>
     <w:p>
@@ -4298,29 +4216,7 @@
           <w:sz w:val="26"/>
           <w:szCs w:val="26"/>
         </w:rPr>
-        <w:t>主對我的慈愛</w:t>
-      </w:r>
-      <w:proofErr w:type="gramStart"/>
-      <w:r>
-        <w:rPr>
-          <w:rFonts w:asciiTheme="majorBidi" w:eastAsia="標楷體" w:hAnsiTheme="majorBidi" w:cstheme="majorBidi" w:hint="eastAsia"/>
-          <w:bCs/>
-          <w:w w:val="90"/>
-          <w:sz w:val="26"/>
-          <w:szCs w:val="26"/>
-        </w:rPr>
-        <w:t>永無離</w:t>
-      </w:r>
-      <w:proofErr w:type="gramEnd"/>
-      <w:r>
-        <w:rPr>
-          <w:rFonts w:asciiTheme="majorBidi" w:eastAsia="標楷體" w:hAnsiTheme="majorBidi" w:cstheme="majorBidi" w:hint="eastAsia"/>
-          <w:bCs/>
-          <w:w w:val="90"/>
-          <w:sz w:val="26"/>
-          <w:szCs w:val="26"/>
-        </w:rPr>
-        <w:t>！</w:t>
+        <w:t>願祢導我到天，永住天庭，</w:t>
       </w:r>
     </w:p>
     <w:p>
@@ -4344,349 +4240,7 @@
           <w:sz w:val="26"/>
           <w:szCs w:val="26"/>
         </w:rPr>
-        <w:t>起的時倒的時收割的時，</w:t>
-      </w:r>
-    </w:p>
-    <w:p>
-      <w:pPr>
-        <w:snapToGrid w:val="0"/>
-        <w:spacing w:line="300" w:lineRule="exact"/>
-        <w:ind w:leftChars="-59" w:left="-142"/>
-        <w:rPr>
-          <w:rFonts w:asciiTheme="majorBidi" w:eastAsia="標楷體" w:hAnsiTheme="majorBidi" w:cstheme="majorBidi"/>
-          <w:bCs/>
-          <w:w w:val="90"/>
-          <w:sz w:val="26"/>
-          <w:szCs w:val="26"/>
-        </w:rPr>
-      </w:pPr>
-      <w:r>
-        <w:rPr>
-          <w:rFonts w:asciiTheme="majorBidi" w:eastAsia="標楷體" w:hAnsiTheme="majorBidi" w:cstheme="majorBidi" w:hint="eastAsia"/>
-          <w:bCs/>
-          <w:w w:val="90"/>
-          <w:sz w:val="26"/>
-          <w:szCs w:val="26"/>
-        </w:rPr>
-        <w:t>有傷悲有歡喜</w:t>
-      </w:r>
-      <w:proofErr w:type="gramStart"/>
-      <w:r>
-        <w:rPr>
-          <w:rFonts w:asciiTheme="majorBidi" w:eastAsia="標楷體" w:hAnsiTheme="majorBidi" w:cstheme="majorBidi" w:hint="eastAsia"/>
-          <w:bCs/>
-          <w:w w:val="90"/>
-          <w:sz w:val="26"/>
-          <w:szCs w:val="26"/>
-        </w:rPr>
-        <w:t>攏</w:t>
-      </w:r>
-      <w:proofErr w:type="gramEnd"/>
-      <w:r>
-        <w:rPr>
-          <w:rFonts w:asciiTheme="majorBidi" w:eastAsia="標楷體" w:hAnsiTheme="majorBidi" w:cstheme="majorBidi" w:hint="eastAsia"/>
-          <w:bCs/>
-          <w:w w:val="90"/>
-          <w:sz w:val="26"/>
-          <w:szCs w:val="26"/>
-        </w:rPr>
-        <w:t>有時，</w:t>
-      </w:r>
-    </w:p>
-    <w:p>
-      <w:pPr>
-        <w:snapToGrid w:val="0"/>
-        <w:spacing w:line="300" w:lineRule="exact"/>
-        <w:ind w:leftChars="-59" w:left="-142"/>
-        <w:rPr>
-          <w:rFonts w:asciiTheme="majorBidi" w:eastAsia="標楷體" w:hAnsiTheme="majorBidi" w:cstheme="majorBidi"/>
-          <w:bCs/>
-          <w:w w:val="90"/>
-          <w:sz w:val="26"/>
-          <w:szCs w:val="26"/>
-        </w:rPr>
-      </w:pPr>
-      <w:proofErr w:type="gramStart"/>
-      <w:r>
-        <w:rPr>
-          <w:rFonts w:asciiTheme="majorBidi" w:eastAsia="標楷體" w:hAnsiTheme="majorBidi" w:cstheme="majorBidi" w:hint="eastAsia"/>
-          <w:bCs/>
-          <w:w w:val="90"/>
-          <w:sz w:val="26"/>
-          <w:szCs w:val="26"/>
-        </w:rPr>
-        <w:t>感謝主感謝主</w:t>
-      </w:r>
-      <w:proofErr w:type="gramEnd"/>
-      <w:r>
-        <w:rPr>
-          <w:rFonts w:asciiTheme="majorBidi" w:eastAsia="標楷體" w:hAnsiTheme="majorBidi" w:cstheme="majorBidi" w:hint="eastAsia"/>
-          <w:bCs/>
-          <w:w w:val="90"/>
-          <w:sz w:val="26"/>
-          <w:szCs w:val="26"/>
-        </w:rPr>
-        <w:t>，主掌管逐時刻極美好。</w:t>
-      </w:r>
-    </w:p>
-    <w:p>
-      <w:pPr>
-        <w:snapToGrid w:val="0"/>
-        <w:spacing w:line="300" w:lineRule="exact"/>
-        <w:ind w:leftChars="-59" w:left="-142"/>
-        <w:rPr>
-          <w:rFonts w:asciiTheme="majorBidi" w:eastAsia="標楷體" w:hAnsiTheme="majorBidi" w:cstheme="majorBidi"/>
-          <w:bCs/>
-          <w:w w:val="90"/>
-          <w:sz w:val="26"/>
-          <w:szCs w:val="26"/>
-        </w:rPr>
-      </w:pPr>
-      <w:r>
-        <w:rPr>
-          <w:rFonts w:asciiTheme="majorBidi" w:eastAsia="標楷體" w:hAnsiTheme="majorBidi" w:cstheme="majorBidi" w:hint="eastAsia"/>
-          <w:bCs/>
-          <w:w w:val="90"/>
-          <w:sz w:val="26"/>
-          <w:szCs w:val="26"/>
-        </w:rPr>
-        <w:t>創造時間超越時間的上帝，一切功效祢看透，</w:t>
-      </w:r>
-      <w:r>
-        <w:rPr>
-          <w:rFonts w:asciiTheme="majorBidi" w:eastAsia="標楷體" w:hAnsiTheme="majorBidi" w:cstheme="majorBidi"/>
-          <w:bCs/>
-          <w:w w:val="90"/>
-          <w:sz w:val="26"/>
-          <w:szCs w:val="26"/>
-        </w:rPr>
-        <w:tab/>
-      </w:r>
-    </w:p>
-    <w:p>
-      <w:pPr>
-        <w:snapToGrid w:val="0"/>
-        <w:spacing w:line="300" w:lineRule="exact"/>
-        <w:ind w:leftChars="-59" w:left="-142"/>
-        <w:rPr>
-          <w:rFonts w:asciiTheme="majorBidi" w:eastAsia="標楷體" w:hAnsiTheme="majorBidi" w:cstheme="majorBidi"/>
-          <w:bCs/>
-          <w:w w:val="90"/>
-          <w:sz w:val="26"/>
-          <w:szCs w:val="26"/>
-        </w:rPr>
-      </w:pPr>
-      <w:r>
-        <w:rPr>
-          <w:rFonts w:asciiTheme="majorBidi" w:eastAsia="標楷體" w:hAnsiTheme="majorBidi" w:cstheme="majorBidi" w:hint="eastAsia"/>
-          <w:bCs/>
-          <w:w w:val="90"/>
-          <w:sz w:val="26"/>
-          <w:szCs w:val="26"/>
-        </w:rPr>
-        <w:t>祢是我的盼望我的拯救，</w:t>
-      </w:r>
-    </w:p>
-    <w:p>
-      <w:pPr>
-        <w:snapToGrid w:val="0"/>
-        <w:spacing w:line="300" w:lineRule="exact"/>
-        <w:ind w:leftChars="-59" w:left="-142"/>
-        <w:rPr>
-          <w:rFonts w:asciiTheme="majorBidi" w:eastAsia="標楷體" w:hAnsiTheme="majorBidi" w:cstheme="majorBidi"/>
-          <w:bCs/>
-          <w:w w:val="90"/>
-          <w:sz w:val="26"/>
-          <w:szCs w:val="26"/>
-        </w:rPr>
-      </w:pPr>
-      <w:r>
-        <w:rPr>
-          <w:rFonts w:asciiTheme="majorBidi" w:eastAsia="標楷體" w:hAnsiTheme="majorBidi" w:cstheme="majorBidi" w:hint="eastAsia"/>
-          <w:bCs/>
-          <w:w w:val="90"/>
-          <w:sz w:val="26"/>
-          <w:szCs w:val="26"/>
-        </w:rPr>
-        <w:t>我相信，我等候，我順服。</w:t>
-      </w:r>
-    </w:p>
-    <w:p>
-      <w:pPr>
-        <w:snapToGrid w:val="0"/>
-        <w:spacing w:line="300" w:lineRule="exact"/>
-        <w:ind w:leftChars="-59" w:left="-142"/>
-        <w:rPr>
-          <w:rFonts w:asciiTheme="majorBidi" w:eastAsia="標楷體" w:hAnsiTheme="majorBidi" w:cstheme="majorBidi"/>
-          <w:bCs/>
-          <w:w w:val="90"/>
-          <w:sz w:val="26"/>
-          <w:szCs w:val="26"/>
-        </w:rPr>
-      </w:pPr>
-      <w:r>
-        <w:rPr>
-          <w:rFonts w:asciiTheme="majorBidi" w:eastAsia="標楷體" w:hAnsiTheme="majorBidi" w:cstheme="majorBidi" w:hint="eastAsia"/>
-          <w:bCs/>
-          <w:w w:val="90"/>
-          <w:sz w:val="26"/>
-          <w:szCs w:val="26"/>
-        </w:rPr>
-        <w:t>有一日阮也必進入永遠國度，面對面看見親愛救主。</w:t>
-      </w:r>
-    </w:p>
-    <w:p>
-      <w:pPr>
-        <w:snapToGrid w:val="0"/>
-        <w:spacing w:line="300" w:lineRule="exact"/>
-        <w:ind w:leftChars="-59" w:left="-142"/>
-        <w:rPr>
-          <w:rFonts w:asciiTheme="majorBidi" w:eastAsia="標楷體" w:hAnsiTheme="majorBidi" w:cstheme="majorBidi"/>
-          <w:bCs/>
-          <w:w w:val="90"/>
-          <w:sz w:val="26"/>
-          <w:szCs w:val="26"/>
-        </w:rPr>
-      </w:pPr>
-      <w:r>
-        <w:rPr>
-          <w:rFonts w:asciiTheme="majorBidi" w:eastAsia="標楷體" w:hAnsiTheme="majorBidi" w:cstheme="majorBidi" w:hint="eastAsia"/>
-          <w:bCs/>
-          <w:w w:val="90"/>
-          <w:sz w:val="26"/>
-          <w:szCs w:val="26"/>
-        </w:rPr>
-        <w:t>所有艱難成做榮耀冠冕，</w:t>
-      </w:r>
-    </w:p>
-    <w:p>
-      <w:pPr>
-        <w:snapToGrid w:val="0"/>
-        <w:spacing w:line="300" w:lineRule="exact"/>
-        <w:ind w:leftChars="-59" w:left="-142"/>
-        <w:rPr>
-          <w:rFonts w:asciiTheme="majorBidi" w:eastAsia="標楷體" w:hAnsiTheme="majorBidi" w:cstheme="majorBidi"/>
-          <w:bCs/>
-          <w:w w:val="90"/>
-          <w:sz w:val="26"/>
-          <w:szCs w:val="26"/>
-        </w:rPr>
-      </w:pPr>
-      <w:r>
-        <w:rPr>
-          <w:rFonts w:asciiTheme="majorBidi" w:eastAsia="標楷體" w:hAnsiTheme="majorBidi" w:cstheme="majorBidi" w:hint="eastAsia"/>
-          <w:bCs/>
-          <w:w w:val="90"/>
-          <w:sz w:val="26"/>
-          <w:szCs w:val="26"/>
-        </w:rPr>
-        <w:t>祢稱讚阮是忠心奴僕！</w:t>
-      </w:r>
-    </w:p>
-    <w:p>
-      <w:pPr>
-        <w:snapToGrid w:val="0"/>
-        <w:spacing w:line="300" w:lineRule="exact"/>
-        <w:ind w:leftChars="-59" w:left="-142"/>
-        <w:rPr>
-          <w:rFonts w:asciiTheme="majorBidi" w:eastAsia="標楷體" w:hAnsiTheme="majorBidi" w:cstheme="majorBidi"/>
-          <w:bCs/>
-          <w:w w:val="90"/>
-          <w:sz w:val="26"/>
-          <w:szCs w:val="26"/>
-        </w:rPr>
-      </w:pPr>
-      <w:r>
-        <w:rPr>
-          <w:rFonts w:asciiTheme="majorBidi" w:eastAsia="標楷體" w:hAnsiTheme="majorBidi" w:cstheme="majorBidi" w:hint="eastAsia"/>
-          <w:bCs/>
-          <w:w w:val="90"/>
-          <w:sz w:val="26"/>
-          <w:szCs w:val="26"/>
-        </w:rPr>
-        <w:t>上帝造萬物照</w:t>
-      </w:r>
-      <w:proofErr w:type="gramStart"/>
-      <w:r>
-        <w:rPr>
-          <w:rFonts w:asciiTheme="majorBidi" w:eastAsia="標楷體" w:hAnsiTheme="majorBidi" w:cstheme="majorBidi" w:hint="eastAsia"/>
-          <w:bCs/>
-          <w:w w:val="90"/>
-          <w:sz w:val="26"/>
-          <w:szCs w:val="26"/>
-        </w:rPr>
-        <w:t>祂</w:t>
-      </w:r>
-      <w:proofErr w:type="gramEnd"/>
-      <w:r>
-        <w:rPr>
-          <w:rFonts w:asciiTheme="majorBidi" w:eastAsia="標楷體" w:hAnsiTheme="majorBidi" w:cstheme="majorBidi" w:hint="eastAsia"/>
-          <w:bCs/>
-          <w:w w:val="90"/>
-          <w:sz w:val="26"/>
-          <w:szCs w:val="26"/>
-        </w:rPr>
-        <w:t>的時刻，</w:t>
-      </w:r>
-    </w:p>
-    <w:p>
-      <w:pPr>
-        <w:snapToGrid w:val="0"/>
-        <w:spacing w:line="300" w:lineRule="exact"/>
-        <w:ind w:leftChars="-59" w:left="-142"/>
-        <w:rPr>
-          <w:rFonts w:asciiTheme="majorBidi" w:eastAsia="標楷體" w:hAnsiTheme="majorBidi" w:cstheme="majorBidi"/>
-          <w:bCs/>
-          <w:w w:val="90"/>
-          <w:sz w:val="26"/>
-          <w:szCs w:val="26"/>
-        </w:rPr>
-      </w:pPr>
-      <w:proofErr w:type="gramStart"/>
-      <w:r>
-        <w:rPr>
-          <w:rFonts w:asciiTheme="majorBidi" w:eastAsia="標楷體" w:hAnsiTheme="majorBidi" w:cstheme="majorBidi" w:hint="eastAsia"/>
-          <w:bCs/>
-          <w:w w:val="90"/>
-          <w:sz w:val="26"/>
-          <w:szCs w:val="26"/>
-        </w:rPr>
-        <w:t>照逐時</w:t>
-      </w:r>
-      <w:proofErr w:type="gramEnd"/>
-      <w:r>
-        <w:rPr>
-          <w:rFonts w:asciiTheme="majorBidi" w:eastAsia="標楷體" w:hAnsiTheme="majorBidi" w:cstheme="majorBidi" w:hint="eastAsia"/>
-          <w:bCs/>
-          <w:w w:val="90"/>
-          <w:sz w:val="26"/>
-          <w:szCs w:val="26"/>
-        </w:rPr>
-        <w:t>相運行極美好。</w:t>
-      </w:r>
-    </w:p>
-    <w:p>
-      <w:pPr>
-        <w:snapToGrid w:val="0"/>
-        <w:spacing w:line="300" w:lineRule="exact"/>
-        <w:ind w:leftChars="-59" w:left="-142"/>
-        <w:rPr>
-          <w:rFonts w:asciiTheme="majorBidi" w:eastAsia="標楷體" w:hAnsiTheme="majorBidi" w:cstheme="majorBidi"/>
-          <w:bCs/>
-          <w:w w:val="90"/>
-          <w:sz w:val="26"/>
-          <w:szCs w:val="26"/>
-        </w:rPr>
-      </w:pPr>
-      <w:r>
-        <w:rPr>
-          <w:rFonts w:asciiTheme="majorBidi" w:eastAsia="標楷體" w:hAnsiTheme="majorBidi" w:cstheme="majorBidi" w:hint="eastAsia"/>
-          <w:bCs/>
-          <w:w w:val="90"/>
-          <w:sz w:val="26"/>
-          <w:szCs w:val="26"/>
-        </w:rPr>
-        <w:t>讚美主所做一切，極美好，極美好，極美好！</w:t>
+        <w:t>或是有艱難，抑是大變遷，我決斷隨主，永遠無厭倦。</w:t>
       </w:r>
     </w:p>
     <w:p>
@@ -4918,7 +4472,7 @@
           </mc:Choice>
           <mc:Fallback>
             <w:pict>
-              <v:group w14:anchorId="789743EB" id="群組 21" o:spid="_x0000_s1026" style="position:absolute;margin-left:538.15pt;margin-top:28.9pt;width:134.65pt;height:261.65pt;z-index:251663872;mso-position-horizontal-relative:page;mso-position-vertical-relative:page;mso-width-relative:margin;mso-height-relative:margin" coordsize="17094,33223" o:gfxdata="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">
+              <v:group w14:anchorId="789743EB" id="群組 21" o:spid="_x0000_s1026" style="position:absolute;margin-left:538.15pt;margin-top:28.9pt;width:134.65pt;height:261.65pt;z-index:251663872;mso-position-horizontal-relative:page;mso-position-vertical-relative:page;mso-width-relative:margin;mso-height-relative:margin" coordsize="17094,33223" o:gfxdata="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">
                 <v:shapetype id="_x0000_t75" coordsize="21600,21600" o:spt="75" o:preferrelative="t" path="m@4@5l@4@11@9@11@9@5xe" filled="f" stroked="f">
                   <v:stroke joinstyle="miter"/>
                   <v:formulas>
@@ -4938,11 +4492,10 @@
                   <v:path o:extrusionok="f" gradientshapeok="t" o:connecttype="rect"/>
                   <o:lock v:ext="edit" aspectratio="t"/>
                 </v:shapetype>
-                <v:shape id="圖片 18" o:spid="_x0000_s1027" type="#_x0000_t75" style="position:absolute;left:-8065;top:8065;width:33223;height:17094;rotation:90;visibility:visible;mso-wrap-style:square" o:gfxdata="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">
+                <v:shape id="圖片 18" o:spid="_x0000_s1027" type="#_x0000_t75" style="position:absolute;left:-8065;top:8065;width:33223;height:17094;rotation:90;visibility:visible;mso-wrap-style:square" o:gfxdata="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">
                   <v:imagedata r:id="rId12" o:title=""/>
-                  <v:path arrowok="t"/>
                 </v:shape>
-                <v:roundrect id="圓角矩形 7" o:spid="_x0000_s1028" style="position:absolute;left:1666;top:2875;width:14086;height:28296;visibility:visible;mso-wrap-style:square;v-text-anchor:top" arcsize="3131f" o:gfxdata="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" filled="f" stroked="f" strokeweight="2.5pt">
+                <v:roundrect id="圓角矩形 7" o:spid="_x0000_s1028" style="position:absolute;left:1666;top:2875;width:14086;height:28296;visibility:visible;mso-wrap-style:square;v-text-anchor:top" arcsize="3131f" o:gfxdata="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" filled="f" stroked="f" strokeweight="2.5pt">
                   <v:stroke joinstyle="miter"/>
                   <v:textbox style="layout-flow:vertical-ideographic" inset="1mm,1mm,1mm,1mm">
                     <w:txbxContent>
@@ -5044,7 +4597,7 @@
           <w:noProof/>
         </w:rPr>
         <w:drawing>
-          <wp:anchor distT="0" distB="0" distL="114300" distR="114300" simplePos="0" relativeHeight="251659776" behindDoc="0" locked="0" layoutInCell="1" allowOverlap="1" wp14:anchorId="0030E694" wp14:editId="05690D62">
+          <wp:anchor distT="0" distB="0" distL="114300" distR="114300" simplePos="0" relativeHeight="251659776" behindDoc="0" locked="0" layoutInCell="1" allowOverlap="1" wp14:anchorId="0030E694" wp14:editId="79C06D57">
             <wp:simplePos x="0" y="0"/>
             <wp:positionH relativeFrom="column">
               <wp:posOffset>2160905</wp:posOffset>
@@ -6994,12 +6547,12 @@
           </mc:Choice>
           <mc:Fallback>
             <w:pict>
-              <v:group w14:anchorId="5DF93223" id="群組 24" o:spid="_x0000_s1029" style="position:absolute;margin-left:533.85pt;margin-top:298.55pt;width:140.3pt;height:259.35pt;z-index:251661824;mso-position-horizontal-relative:page;mso-position-vertical-relative:page;mso-width-relative:margin;mso-height-relative:margin" coordsize="17818,32941" o:gfxdata="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">
+              <v:group w14:anchorId="5DF93223" id="群組 24" o:spid="_x0000_s1029" style="position:absolute;margin-left:533.85pt;margin-top:298.55pt;width:140.3pt;height:259.35pt;z-index:251661824;mso-position-horizontal-relative:page;mso-position-vertical-relative:page;mso-width-relative:margin;mso-height-relative:margin" coordsize="17818,32941" o:gfxdata="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">
                 <v:shapetype id="_x0000_t202" coordsize="21600,21600" o:spt="202" path="m,l,21600r21600,l21600,xe">
                   <v:stroke joinstyle="miter"/>
                   <v:path gradientshapeok="t" o:connecttype="rect"/>
                 </v:shapetype>
-                <v:shape id="_x0000_s1030" type="#_x0000_t202" style="position:absolute;left:351;top:293;width:17279;height:32590;visibility:visible;mso-wrap-style:square;v-text-anchor:top" o:gfxdata="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" stroked="f">
+                <v:shape id="_x0000_s1030" type="#_x0000_t202" style="position:absolute;left:351;top:293;width:17279;height:32590;visibility:visible;mso-wrap-style:square;v-text-anchor:top" o:gfxdata="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" stroked="f">
                   <v:textbox inset="0,0,0,0">
                     <w:txbxContent>
                       <w:p>
@@ -8697,7 +8250,7 @@
                     </w:txbxContent>
                   </v:textbox>
                 </v:shape>
-                <v:roundrect id="圓角矩形 5" o:spid="_x0000_s1031" style="position:absolute;width:17818;height:32941;visibility:visible;mso-wrap-style:square;v-text-anchor:middle" arcsize="2169f" o:gfxdata="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" filled="f" strokecolor="#5a5a5a [2109]" strokeweight="2.5pt">
+                <v:roundrect id="圓角矩形 5" o:spid="_x0000_s1031" style="position:absolute;width:17818;height:32941;visibility:visible;mso-wrap-style:square;v-text-anchor:middle" arcsize="2169f" o:gfxdata="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" filled="f" strokecolor="#5a5a5a [2109]" strokeweight="2.5pt">
                   <v:stroke joinstyle="miter"/>
                 </v:roundrect>
                 <w10:wrap anchorx="page" anchory="page"/>
@@ -9752,8 +9305,8 @@
           </mc:Choice>
           <mc:Fallback>
             <w:pict>
-              <v:group w14:anchorId="0AB0FEB2" id="群組 19" o:spid="_x0000_s1032" style="position:absolute;left:0;text-align:left;margin-left:534.4pt;margin-top:567.3pt;width:140.6pt;height:130.1pt;z-index:251650560;mso-position-horizontal-relative:page;mso-position-vertical-relative:page;mso-width-relative:margin;mso-height-relative:margin" coordorigin="108" coordsize="17868,16510" o:gfxdata="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">
-                <v:shape id="_x0000_s1033" type="#_x0000_t202" style="position:absolute;left:317;top:444;width:17634;height:15621;visibility:visible;mso-wrap-style:square;v-text-anchor:top" o:gfxdata="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" stroked="f">
+              <v:group w14:anchorId="0AB0FEB2" id="群組 19" o:spid="_x0000_s1032" style="position:absolute;left:0;text-align:left;margin-left:534.4pt;margin-top:567.3pt;width:140.6pt;height:130.1pt;z-index:251650560;mso-position-horizontal-relative:page;mso-position-vertical-relative:page;mso-width-relative:margin;mso-height-relative:margin" coordorigin="108" coordsize="17868,16510" o:gfxdata="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">
+                <v:shape id="_x0000_s1033" type="#_x0000_t202" style="position:absolute;left:317;top:444;width:17634;height:15621;visibility:visible;mso-wrap-style:square;v-text-anchor:top" o:gfxdata="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" stroked="f">
                   <v:textbox inset="0,0,0,0">
                     <w:txbxContent>
                       <w:p>
@@ -10637,7 +10190,7 @@
                     </w:txbxContent>
                   </v:textbox>
                 </v:shape>
-                <v:roundrect id="圓角矩形 25" o:spid="_x0000_s1034" style="position:absolute;left:108;width:17869;height:16510;visibility:visible;mso-wrap-style:square;v-text-anchor:middle" arcsize="4542f" o:gfxdata="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" filled="f" strokecolor="#5a5a5a [2109]" strokeweight="2.5pt">
+                <v:roundrect id="圓角矩形 25" o:spid="_x0000_s1034" style="position:absolute;left:108;width:17869;height:16510;visibility:visible;mso-wrap-style:square;v-text-anchor:middle" arcsize="4542f" o:gfxdata="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" filled="f" strokecolor="#5a5a5a [2109]" strokeweight="2.5pt">
                   <v:stroke joinstyle="miter"/>
                 </v:roundrect>
                 <w10:wrap anchorx="page" anchory="page"/>
@@ -10805,7 +10358,7 @@
           </mc:Choice>
           <mc:Fallback>
             <w:pict>
-              <v:shape w14:anchorId="76BD7DFF" id="文字方塊 2" o:spid="_x0000_s1035" type="#_x0000_t202" style="position:absolute;margin-left:31.4pt;margin-top:-54.1pt;width:109.8pt;height:110.6pt;z-index:251667968;visibility:visible;mso-wrap-style:square;mso-width-percent:0;mso-height-percent:200;mso-wrap-distance-left:9pt;mso-wrap-distance-top:3.6pt;mso-wrap-distance-right:9pt;mso-wrap-distance-bottom:3.6pt;mso-position-horizontal:absolute;mso-position-horizontal-relative:text;mso-position-vertical:absolute;mso-position-vertical-relative:text;mso-width-percent:0;mso-height-percent:200;mso-width-relative:margin;mso-height-relative:margin;v-text-anchor:top" o:gfxdata="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" filled="f" stroked="f">
+              <v:shape w14:anchorId="76BD7DFF" id="文字方塊 2" o:spid="_x0000_s1035" type="#_x0000_t202" style="position:absolute;margin-left:31.4pt;margin-top:-54.1pt;width:109.8pt;height:110.6pt;z-index:251667968;visibility:visible;mso-wrap-style:square;mso-width-percent:0;mso-height-percent:200;mso-wrap-distance-left:9pt;mso-wrap-distance-top:3.6pt;mso-wrap-distance-right:9pt;mso-wrap-distance-bottom:3.6pt;mso-position-horizontal:absolute;mso-position-horizontal-relative:text;mso-position-vertical:absolute;mso-position-vertical-relative:text;mso-width-percent:0;mso-height-percent:200;mso-width-relative:margin;mso-height-relative:margin;v-text-anchor:top" o:gfxdata="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" filled="f" stroked="f">
                 <v:textbox style="mso-fit-shape-to-text:t" inset="1mm,1mm,1mm,1mm">
                   <w:txbxContent>
                     <w:p>
@@ -11004,7 +10557,7 @@
           </mc:Choice>
           <mc:Fallback>
             <w:pict>
-              <v:roundrect w14:anchorId="4775AEF3" id="圓角矩形 12" o:spid="_x0000_s1036" style="position:absolute;margin-left:-.9pt;margin-top:16.35pt;width:49.3pt;height:15.45pt;z-index:251646464;visibility:visible;mso-wrap-style:square;mso-width-percent:0;mso-height-percent:0;mso-wrap-distance-left:9pt;mso-wrap-distance-top:0;mso-wrap-distance-right:9pt;mso-wrap-distance-bottom:0;mso-position-horizontal:absolute;mso-position-horizontal-relative:text;mso-position-vertical:absolute;mso-position-vertical-relative:text;mso-width-percent:0;mso-height-percent:0;mso-width-relative:margin;mso-height-relative:margin;v-text-anchor:middle" arcsize="10923f" o:gfxdata="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" fillcolor="#5a5a5a [2109]" stroked="f" strokeweight="1pt">
+              <v:roundrect w14:anchorId="4775AEF3" id="圓角矩形 12" o:spid="_x0000_s1036" style="position:absolute;margin-left:-.9pt;margin-top:16.35pt;width:49.3pt;height:15.45pt;z-index:251646464;visibility:visible;mso-wrap-style:square;mso-width-percent:0;mso-height-percent:0;mso-wrap-distance-left:9pt;mso-wrap-distance-top:0;mso-wrap-distance-right:9pt;mso-wrap-distance-bottom:0;mso-position-horizontal:absolute;mso-position-horizontal-relative:text;mso-position-vertical:absolute;mso-position-vertical-relative:text;mso-width-percent:0;mso-height-percent:0;mso-width-relative:margin;mso-height-relative:margin;v-text-anchor:middle" arcsize="10923f" o:gfxdata="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" fillcolor="#5a5a5a [2109]" stroked="f" strokeweight="1pt">
                 <v:stroke joinstyle="miter"/>
                 <v:textbox inset=".5mm,0,.5mm,0">
                   <w:txbxContent>
@@ -11144,7 +10697,7 @@
           </mc:Choice>
           <mc:Fallback>
             <w:pict>
-              <v:roundrect w14:anchorId="196DC3BF" id="圓角矩形 14" o:spid="_x0000_s1037" style="position:absolute;margin-left:-1.25pt;margin-top:16.7pt;width:83.6pt;height:15.3pt;z-index:251647488;visibility:visible;mso-wrap-style:square;mso-width-percent:0;mso-height-percent:0;mso-wrap-distance-left:9pt;mso-wrap-distance-top:0;mso-wrap-distance-right:9pt;mso-wrap-distance-bottom:0;mso-position-horizontal:absolute;mso-position-horizontal-relative:text;mso-position-vertical:absolute;mso-position-vertical-relative:text;mso-width-percent:0;mso-height-percent:0;mso-width-relative:margin;mso-height-relative:margin;v-text-anchor:middle" arcsize="10923f" o:gfxdata="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" fillcolor="#5a5a5a [2109]" stroked="f" strokeweight="1pt">
+              <v:roundrect w14:anchorId="196DC3BF" id="圓角矩形 14" o:spid="_x0000_s1037" style="position:absolute;margin-left:-1.25pt;margin-top:16.7pt;width:83.6pt;height:15.3pt;z-index:251647488;visibility:visible;mso-wrap-style:square;mso-width-percent:0;mso-height-percent:0;mso-wrap-distance-left:9pt;mso-wrap-distance-top:0;mso-wrap-distance-right:9pt;mso-wrap-distance-bottom:0;mso-position-horizontal:absolute;mso-position-horizontal-relative:text;mso-position-vertical:absolute;mso-position-vertical-relative:text;mso-width-percent:0;mso-height-percent:0;mso-width-relative:margin;mso-height-relative:margin;v-text-anchor:middle" arcsize="10923f" o:gfxdata="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" fillcolor="#5a5a5a [2109]" stroked="f" strokeweight="1pt">
                 <v:stroke joinstyle="miter"/>
                 <v:textbox inset=".5mm,0,.5mm,0">
                   <w:txbxContent>
@@ -11340,7 +10893,7 @@
           </mc:Choice>
           <mc:Fallback>
             <w:pict>
-              <v:roundrect w14:anchorId="1A4DC044" id="圓角矩形 9" o:spid="_x0000_s1038" style="position:absolute;margin-left:-.6pt;margin-top:16.6pt;width:30.35pt;height:15.3pt;z-index:251648512;visibility:visible;mso-wrap-style:square;mso-width-percent:0;mso-height-percent:0;mso-wrap-distance-left:9pt;mso-wrap-distance-top:0;mso-wrap-distance-right:9pt;mso-wrap-distance-bottom:0;mso-position-horizontal:absolute;mso-position-horizontal-relative:text;mso-position-vertical:absolute;mso-position-vertical-relative:text;mso-width-percent:0;mso-height-percent:0;mso-width-relative:margin;mso-height-relative:margin;v-text-anchor:middle" arcsize="10923f" o:gfxdata="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" fillcolor="#5a5a5a [2109]" stroked="f" strokeweight="1pt">
+              <v:roundrect w14:anchorId="1A4DC044" id="圓角矩形 9" o:spid="_x0000_s1038" style="position:absolute;margin-left:-.6pt;margin-top:16.6pt;width:30.35pt;height:15.3pt;z-index:251648512;visibility:visible;mso-wrap-style:square;mso-width-percent:0;mso-height-percent:0;mso-wrap-distance-left:9pt;mso-wrap-distance-top:0;mso-wrap-distance-right:9pt;mso-wrap-distance-bottom:0;mso-position-horizontal:absolute;mso-position-horizontal-relative:text;mso-position-vertical:absolute;mso-position-vertical-relative:text;mso-width-percent:0;mso-height-percent:0;mso-width-relative:margin;mso-height-relative:margin;v-text-anchor:middle" arcsize="10923f" o:gfxdata="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" fillcolor="#5a5a5a [2109]" stroked="f" strokeweight="1pt">
                 <v:stroke joinstyle="miter"/>
                 <v:textbox inset=".5mm,0,.5mm,0">
                   <w:txbxContent>
@@ -11604,7 +11157,7 @@
           </mc:Choice>
           <mc:Fallback>
             <w:pict>
-              <v:roundrect w14:anchorId="03BFD3A3" id="圓角矩形 13" o:spid="_x0000_s1039" style="position:absolute;margin-left:-.4pt;margin-top:16.65pt;width:49.3pt;height:15.3pt;z-index:251649536;visibility:visible;mso-wrap-style:square;mso-width-percent:0;mso-height-percent:0;mso-wrap-distance-left:9pt;mso-wrap-distance-top:0;mso-wrap-distance-right:9pt;mso-wrap-distance-bottom:0;mso-position-horizontal:absolute;mso-position-horizontal-relative:text;mso-position-vertical:absolute;mso-position-vertical-relative:text;mso-width-percent:0;mso-height-percent:0;mso-width-relative:margin;mso-height-relative:margin;v-text-anchor:middle" arcsize="10923f" o:gfxdata="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" fillcolor="#5a5a5a [2109]" stroked="f" strokeweight="1pt">
+              <v:roundrect w14:anchorId="03BFD3A3" id="圓角矩形 13" o:spid="_x0000_s1039" style="position:absolute;margin-left:-.4pt;margin-top:16.65pt;width:49.3pt;height:15.3pt;z-index:251649536;visibility:visible;mso-wrap-style:square;mso-width-percent:0;mso-height-percent:0;mso-wrap-distance-left:9pt;mso-wrap-distance-top:0;mso-wrap-distance-right:9pt;mso-wrap-distance-bottom:0;mso-position-horizontal:absolute;mso-position-horizontal-relative:text;mso-position-vertical:absolute;mso-position-vertical-relative:text;mso-width-percent:0;mso-height-percent:0;mso-width-relative:margin;mso-height-relative:margin;v-text-anchor:middle" arcsize="10923f" o:gfxdata="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" fillcolor="#5a5a5a [2109]" stroked="f" strokeweight="1pt">
                 <v:stroke joinstyle="miter"/>
                 <v:textbox inset=".5mm,0,.5mm,0">
                   <w:txbxContent>
@@ -11844,7 +11397,7 @@
           </mc:Choice>
           <mc:Fallback>
             <w:pict>
-              <v:shape w14:anchorId="77C1E33A" id="_x0000_s1040" type="#_x0000_t202" style="position:absolute;margin-left:107.25pt;margin-top:6.2pt;width:125.55pt;height:16.3pt;z-index:251666944;visibility:visible;mso-wrap-style:square;mso-width-percent:0;mso-height-percent:0;mso-wrap-distance-left:9pt;mso-wrap-distance-top:3.6pt;mso-wrap-distance-right:9pt;mso-wrap-distance-bottom:3.6pt;mso-position-horizontal:absolute;mso-position-horizontal-relative:text;mso-position-vertical:absolute;mso-position-vertical-relative:text;mso-width-percent:0;mso-height-percent:0;mso-width-relative:margin;mso-height-relative:margin;v-text-anchor:top" o:gfxdata="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" filled="f" stroked="f">
+              <v:shape w14:anchorId="77C1E33A" id="_x0000_s1040" type="#_x0000_t202" style="position:absolute;margin-left:107.25pt;margin-top:6.2pt;width:125.55pt;height:16.3pt;z-index:251666944;visibility:visible;mso-wrap-style:square;mso-width-percent:0;mso-height-percent:0;mso-wrap-distance-left:9pt;mso-wrap-distance-top:3.6pt;mso-wrap-distance-right:9pt;mso-wrap-distance-bottom:3.6pt;mso-position-horizontal:absolute;mso-position-horizontal-relative:text;mso-position-vertical:absolute;mso-position-vertical-relative:text;mso-width-percent:0;mso-height-percent:0;mso-width-relative:margin;mso-height-relative:margin;v-text-anchor:top" o:gfxdata="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" filled="f" stroked="f">
                 <v:textbox inset="0,0,0,0">
                   <w:txbxContent>
                     <w:p>
@@ -11921,19 +11474,8 @@
           <w:sz w:val="28"/>
           <w:szCs w:val="28"/>
         </w:rPr>
-        <w:t xml:space="preserve"> </w:t>
-      </w:r>
-      <w:proofErr w:type="gramStart"/>
-      <w:r>
-        <w:rPr>
-          <w:rFonts w:ascii="Old English Text MT" w:hAnsi="Old English Text MT"/>
-          <w:color w:val="404040" w:themeColor="text1" w:themeTint="BF"/>
-          <w:sz w:val="28"/>
-          <w:szCs w:val="28"/>
-        </w:rPr>
-        <w:t>Weekly</w:t>
-      </w:r>
-      <w:proofErr w:type="gramEnd"/>
+        <w:t xml:space="preserve"> Weekly</w:t>
+      </w:r>
     </w:p>
     <w:p>
       <w:pPr>
@@ -12807,7 +12349,7 @@
                 </mc:Choice>
                 <mc:Fallback>
                   <w:pict>
-                    <v:rect w14:anchorId="343BC9BA" id="矩形 8" o:spid="_x0000_s1041" style="position:absolute;left:0;text-align:left;margin-left:-.7pt;margin-top:2.7pt;width:18.75pt;height:92.3pt;z-index:251662848;visibility:visible;mso-wrap-style:square;mso-width-percent:0;mso-height-percent:0;mso-wrap-distance-left:9pt;mso-wrap-distance-top:0;mso-wrap-distance-right:9pt;mso-wrap-distance-bottom:0;mso-position-horizontal:absolute;mso-position-horizontal-relative:text;mso-position-vertical:absolute;mso-position-vertical-relative:text;mso-width-percent:0;mso-height-percent:0;mso-width-relative:margin;mso-height-relative:margin;v-text-anchor:middle" o:gfxdata="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" fillcolor="#5a5a5a [2109]" stroked="f" strokeweight="1pt">
+                    <v:rect w14:anchorId="343BC9BA" id="矩形 8" o:spid="_x0000_s1041" style="position:absolute;left:0;text-align:left;margin-left:-.7pt;margin-top:2.7pt;width:18.75pt;height:92.3pt;z-index:251662848;visibility:visible;mso-wrap-style:square;mso-width-percent:0;mso-height-percent:0;mso-wrap-distance-left:9pt;mso-wrap-distance-top:0;mso-wrap-distance-right:9pt;mso-wrap-distance-bottom:0;mso-position-horizontal:absolute;mso-position-horizontal-relative:text;mso-position-vertical:absolute;mso-position-vertical-relative:text;mso-width-percent:0;mso-height-percent:0;mso-width-relative:margin;mso-height-relative:margin;v-text-anchor:middle" o:gfxdata="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" fillcolor="#5a5a5a [2109]" stroked="f" strokeweight="1pt">
                       <v:textbox style="layout-flow:vertical-ideographic" inset="1mm,1mm,1mm,1mm">
                         <w:txbxContent>
                           <w:p>
@@ -13897,7 +13439,7 @@
                 </mc:Choice>
                 <mc:Fallback>
                   <w:pict>
-                    <v:rect w14:anchorId="363672F5" id="矩形 10" o:spid="_x0000_s1042" style="position:absolute;left:0;text-align:left;margin-left:-.7pt;margin-top:12.9pt;width:19.25pt;height:42.9pt;z-index:251658752;visibility:visible;mso-wrap-style:square;mso-width-percent:0;mso-height-percent:0;mso-wrap-distance-left:9pt;mso-wrap-distance-top:0;mso-wrap-distance-right:9pt;mso-wrap-distance-bottom:0;mso-position-horizontal:absolute;mso-position-horizontal-relative:text;mso-position-vertical:absolute;mso-position-vertical-relative:text;mso-width-percent:0;mso-height-percent:0;mso-width-relative:margin;mso-height-relative:margin;v-text-anchor:middle" o:gfxdata="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" fillcolor="#5a5a5a [2109]" stroked="f" strokeweight="1pt">
+                    <v:rect w14:anchorId="363672F5" id="矩形 10" o:spid="_x0000_s1042" style="position:absolute;left:0;text-align:left;margin-left:-.7pt;margin-top:12.9pt;width:19.25pt;height:42.9pt;z-index:251658752;visibility:visible;mso-wrap-style:square;mso-width-percent:0;mso-height-percent:0;mso-wrap-distance-left:9pt;mso-wrap-distance-top:0;mso-wrap-distance-right:9pt;mso-wrap-distance-bottom:0;mso-position-horizontal:absolute;mso-position-horizontal-relative:text;mso-position-vertical:absolute;mso-position-vertical-relative:text;mso-width-percent:0;mso-height-percent:0;mso-width-relative:margin;mso-height-relative:margin;v-text-anchor:middle" o:gfxdata="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" fillcolor="#5a5a5a [2109]" stroked="f" strokeweight="1pt">
                       <v:textbox style="layout-flow:vertical-ideographic" inset="1mm,1mm,1mm,1mm">
                         <w:txbxContent>
                           <w:p>
@@ -13992,8 +13534,8 @@
                 <w:rFonts w:ascii="Bahnschrift SemiBold Condensed" w:eastAsia="標楷體" w:hAnsi="Bahnschrift SemiBold Condensed" w:cstheme="minorHAnsi"/>
                 <w:bCs/>
                 <w:w w:val="150"/>
-                <w:sz w:val="20"/>
-                <w:szCs w:val="20"/>
+                <w:sz w:val="18"/>
+                <w:szCs w:val="18"/>
               </w:rPr>
             </w:pPr>
             <w:r>
@@ -14001,30 +13543,30 @@
                 <w:rFonts w:ascii="Bahnschrift SemiBold Condensed" w:eastAsia="標楷體" w:hAnsi="Bahnschrift SemiBold Condensed" w:cstheme="minorHAnsi" w:hint="eastAsia"/>
                 <w:bCs/>
                 <w:w w:val="150"/>
-                <w:sz w:val="20"/>
-                <w:szCs w:val="20"/>
-              </w:rPr>
-              <w:t>2</w:t>
-            </w:r>
-            <w:r>
-              <w:rPr>
-                <w:rFonts w:ascii="Bahnschrift SemiBold Condensed" w:eastAsia="標楷體" w:hAnsi="Bahnschrift SemiBold Condensed" w:cstheme="minorHAnsi"/>
+                <w:sz w:val="18"/>
+                <w:szCs w:val="18"/>
+              </w:rPr>
+              <w:t>主站我心內</w:t>
+            </w:r>
+            <w:r>
+              <w:rPr>
+                <w:rFonts w:ascii="Bahnschrift SemiBold Condensed" w:eastAsia="標楷體" w:hAnsi="Bahnschrift SemiBold Condensed" w:cstheme="minorHAnsi" w:hint="eastAsia"/>
                 <w:bCs/>
                 <w:w w:val="150"/>
-                <w:sz w:val="20"/>
-                <w:szCs w:val="20"/>
-              </w:rPr>
-              <w:t xml:space="preserve">42 </w:t>
-            </w:r>
-            <w:r>
-              <w:rPr>
-                <w:rFonts w:ascii="Bahnschrift SemiBold Condensed" w:eastAsia="標楷體" w:hAnsi="Bahnschrift SemiBold Condensed" w:cstheme="minorHAnsi"/>
+                <w:sz w:val="18"/>
+                <w:szCs w:val="18"/>
+              </w:rPr>
+              <w:t xml:space="preserve"> </w:t>
+            </w:r>
+            <w:r>
+              <w:rPr>
+                <w:rFonts w:ascii="Bahnschrift SemiBold Condensed" w:eastAsia="標楷體" w:hAnsi="Bahnschrift SemiBold Condensed" w:cstheme="minorHAnsi" w:hint="eastAsia"/>
                 <w:bCs/>
                 <w:w w:val="150"/>
-                <w:sz w:val="20"/>
-                <w:szCs w:val="20"/>
-              </w:rPr>
-              <w:t>主，請祢憐憫我</w:t>
+                <w:sz w:val="18"/>
+                <w:szCs w:val="18"/>
+              </w:rPr>
+              <w:t>無驚惶自在</w:t>
             </w:r>
           </w:p>
         </w:tc>
@@ -14737,7 +14279,7 @@
                 </mc:Choice>
                 <mc:Fallback>
                   <w:pict>
-                    <v:rect w14:anchorId="4D37C684" id="矩形 11" o:spid="_x0000_s1043" style="position:absolute;left:0;text-align:left;margin-left:-.7pt;margin-top:1.65pt;width:19.25pt;height:111.25pt;z-index:251657728;visibility:visible;mso-wrap-style:square;mso-width-percent:0;mso-height-percent:0;mso-wrap-distance-left:9pt;mso-wrap-distance-top:0;mso-wrap-distance-right:9pt;mso-wrap-distance-bottom:0;mso-position-horizontal:absolute;mso-position-horizontal-relative:text;mso-position-vertical:absolute;mso-position-vertical-relative:text;mso-width-percent:0;mso-height-percent:0;mso-width-relative:margin;mso-height-relative:margin;v-text-anchor:middle" o:gfxdata="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" fillcolor="#5a5a5a [2109]" stroked="f" strokeweight="1pt">
+                    <v:rect w14:anchorId="4D37C684" id="矩形 11" o:spid="_x0000_s1043" style="position:absolute;left:0;text-align:left;margin-left:-.7pt;margin-top:1.65pt;width:19.25pt;height:111.25pt;z-index:251657728;visibility:visible;mso-wrap-style:square;mso-width-percent:0;mso-height-percent:0;mso-wrap-distance-left:9pt;mso-wrap-distance-top:0;mso-wrap-distance-right:9pt;mso-wrap-distance-bottom:0;mso-position-horizontal:absolute;mso-position-horizontal-relative:text;mso-position-vertical:absolute;mso-position-vertical-relative:text;mso-width-percent:0;mso-height-percent:0;mso-width-relative:margin;mso-height-relative:margin;v-text-anchor:middle" o:gfxdata="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" fillcolor="#5a5a5a [2109]" stroked="f" strokeweight="1pt">
                       <v:textbox style="layout-flow:vertical-ideographic" inset="1mm,1mm,1mm,1mm">
                         <w:txbxContent>
                           <w:p>
@@ -16501,7 +16043,7 @@
           </mc:Choice>
           <mc:Fallback>
             <w:pict>
-              <v:line w14:anchorId="54C289DB" id="直線接點 2" o:spid="_x0000_s1026" style="position:absolute;z-index:251653632;visibility:visible;mso-wrap-style:square;mso-height-percent:0;mso-wrap-distance-left:9pt;mso-wrap-distance-top:0;mso-wrap-distance-right:9pt;mso-wrap-distance-bottom:0;mso-position-horizontal:absolute;mso-position-horizontal-relative:page;mso-position-vertical:absolute;mso-position-vertical-relative:page;mso-height-percent:0;mso-height-relative:margin" from="687.75pt,19.85pt" to="687.75pt,709.8pt" o:gfxdata="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" strokecolor="black [3213]" strokeweight=".5pt">
+              <v:line w14:anchorId="4AB77D69" id="直線接點 2" o:spid="_x0000_s1026" style="position:absolute;z-index:251653632;visibility:visible;mso-wrap-style:square;mso-height-percent:0;mso-wrap-distance-left:9pt;mso-wrap-distance-top:0;mso-wrap-distance-right:9pt;mso-wrap-distance-bottom:0;mso-position-horizontal:absolute;mso-position-horizontal-relative:page;mso-position-vertical:absolute;mso-position-vertical-relative:page;mso-height-percent:0;mso-height-relative:margin" from="687.75pt,19.85pt" to="687.75pt,709.8pt" o:gfxdata="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" strokecolor="black [3213]" strokeweight=".5pt">
                 <v:stroke dashstyle="3 1" joinstyle="miter"/>
                 <w10:wrap anchorx="page" anchory="page"/>
               </v:line>
@@ -22877,8 +22419,6 @@
                 <w:szCs w:val="24"/>
               </w:rPr>
             </w:pPr>
-            <w:bookmarkStart w:id="6" w:name="_GoBack"/>
-            <w:bookmarkEnd w:id="6"/>
             <w:r>
               <w:rPr>
                 <w:rFonts w:ascii="Barlow Condensed Medium" w:eastAsia="標楷體" w:hAnsi="Barlow Condensed Medium" w:cstheme="minorHAnsi"/>
@@ -24895,8 +24435,8 @@
         <w:tblLook w:val="04A0" w:firstRow="1" w:lastRow="0" w:firstColumn="1" w:lastColumn="0" w:noHBand="0" w:noVBand="1"/>
       </w:tblPr>
       <w:tblGrid>
-        <w:gridCol w:w="887"/>
-        <w:gridCol w:w="1930"/>
+        <w:gridCol w:w="911"/>
+        <w:gridCol w:w="1904"/>
       </w:tblGrid>
       <w:tr>
         <w:tc>
@@ -27443,7 +26983,7 @@
           </mc:Choice>
           <mc:Fallback>
             <w:pict>
-              <v:line w14:anchorId="77611924" id="直線接點 6" o:spid="_x0000_s1026" style="position:absolute;z-index:251665920;visibility:visible;mso-wrap-style:square;mso-width-percent:0;mso-height-percent:0;mso-wrap-distance-left:9pt;mso-wrap-distance-top:0;mso-wrap-distance-right:9pt;mso-wrap-distance-bottom:0;mso-position-horizontal:absolute;mso-position-horizontal-relative:page;mso-position-vertical:absolute;mso-position-vertical-relative:page;mso-width-percent:0;mso-height-percent:0;mso-width-relative:margin;mso-height-relative:margin" from="343.9pt,19.85pt" to="345.05pt,710.95pt" o:gfxdata="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" strokecolor="black [3213]" strokeweight=".5pt">
+              <v:line w14:anchorId="7FA82BE6" id="直線接點 6" o:spid="_x0000_s1026" style="position:absolute;z-index:251665920;visibility:visible;mso-wrap-style:square;mso-width-percent:0;mso-height-percent:0;mso-wrap-distance-left:9pt;mso-wrap-distance-top:0;mso-wrap-distance-right:9pt;mso-wrap-distance-bottom:0;mso-position-horizontal:absolute;mso-position-horizontal-relative:page;mso-position-vertical:absolute;mso-position-vertical-relative:page;mso-width-percent:0;mso-height-percent:0;mso-width-relative:margin;mso-height-relative:margin" from="343.9pt,19.85pt" to="345.05pt,710.95pt" o:gfxdata="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" strokecolor="black [3213]" strokeweight=".5pt">
                 <v:stroke dashstyle="3 1" joinstyle="miter"/>
                 <w10:wrap anchorx="page" anchory="page"/>
               </v:line>
@@ -27520,7 +27060,7 @@
           </mc:Choice>
           <mc:Fallback>
             <w:pict>
-              <v:line w14:anchorId="4F2BD18C" id="直線接點 4" o:spid="_x0000_s1026" style="position:absolute;z-index:251660800;visibility:visible;mso-wrap-style:square;mso-width-percent:0;mso-height-percent:0;mso-wrap-distance-left:9pt;mso-wrap-distance-top:0;mso-wrap-distance-right:9pt;mso-wrap-distance-bottom:0;mso-position-horizontal:absolute;mso-position-horizontal-relative:page;mso-position-vertical:absolute;mso-position-vertical-relative:page;mso-width-percent:0;mso-height-percent:0;mso-width-relative:margin;mso-height-relative:margin" from="343.9pt,19.85pt" to="345.05pt,710.95pt" o:gfxdata="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" strokecolor="black [3213]" strokeweight=".5pt">
+              <v:line w14:anchorId="30F5FFAB" id="直線接點 4" o:spid="_x0000_s1026" style="position:absolute;z-index:251660800;visibility:visible;mso-wrap-style:square;mso-width-percent:0;mso-height-percent:0;mso-wrap-distance-left:9pt;mso-wrap-distance-top:0;mso-wrap-distance-right:9pt;mso-wrap-distance-bottom:0;mso-position-horizontal:absolute;mso-position-horizontal-relative:page;mso-position-vertical:absolute;mso-position-vertical-relative:page;mso-width-percent:0;mso-height-percent:0;mso-width-relative:margin;mso-height-relative:margin" from="343.9pt,19.85pt" to="345.05pt,710.95pt" o:gfxdata="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" strokecolor="black [3213]" strokeweight=".5pt">
                 <v:stroke dashstyle="3 1" joinstyle="miter"/>
                 <w10:wrap anchorx="page" anchory="page"/>
               </v:line>
@@ -29127,7 +28667,7 @@
 </file>
 
 <file path=word/endnotes.xml><?xml version="1.0" encoding="utf-8"?>
-<w:endnotes xmlns:wpc="http://schemas.microsoft.com/office/word/2010/wordprocessingCanvas" xmlns:mc="http://schemas.openxmlformats.org/markup-compatibility/2006" xmlns:o="urn:schemas-microsoft-com:office:office" xmlns:r="http://schemas.openxmlformats.org/officeDocument/2006/relationships" xmlns:m="http://schemas.openxmlformats.org/officeDocument/2006/math" xmlns:v="urn:schemas-microsoft-com:vml" xmlns:wp14="http://schemas.microsoft.com/office/word/2010/wordprocessingDrawing" xmlns:wp="http://schemas.openxmlformats.org/drawingml/2006/wordprocessingDrawing" xmlns:w10="urn:schemas-microsoft-com:office:word" xmlns:w="http://schemas.openxmlformats.org/wordprocessingml/2006/main" xmlns:w14="http://schemas.microsoft.com/office/word/2010/wordml" xmlns:w15="http://schemas.microsoft.com/office/word/2012/wordml" xmlns:wpg="http://schemas.microsoft.com/office/word/2010/wordprocessingGroup" xmlns:wpi="http://schemas.microsoft.com/office/word/2010/wordprocessingInk" xmlns:wne="http://schemas.microsoft.com/office/word/2006/wordml" xmlns:wps="http://schemas.microsoft.com/office/word/2010/wordprocessingShape" mc:Ignorable="w14 w15 wp14">
+<w:endnotes xmlns:wpc="http://schemas.microsoft.com/office/word/2010/wordprocessingCanvas" xmlns:cx="http://schemas.microsoft.com/office/drawing/2014/chartex" xmlns:cx1="http://schemas.microsoft.com/office/drawing/2015/9/8/chartex" xmlns:cx2="http://schemas.microsoft.com/office/drawing/2015/10/21/chartex" xmlns:cx3="http://schemas.microsoft.com/office/drawing/2016/5/9/chartex" xmlns:cx4="http://schemas.microsoft.com/office/drawing/2016/5/10/chartex" xmlns:cx5="http://schemas.microsoft.com/office/drawing/2016/5/11/chartex" xmlns:cx6="http://schemas.microsoft.com/office/drawing/2016/5/12/chartex" xmlns:cx7="http://schemas.microsoft.com/office/drawing/2016/5/13/chartex" xmlns:cx8="http://schemas.microsoft.com/office/drawing/2016/5/14/chartex" xmlns:mc="http://schemas.openxmlformats.org/markup-compatibility/2006" xmlns:aink="http://schemas.microsoft.com/office/drawing/2016/ink" xmlns:am3d="http://schemas.microsoft.com/office/drawing/2017/model3d" xmlns:o="urn:schemas-microsoft-com:office:office" xmlns:oel="http://schemas.microsoft.com/office/2019/extlst" xmlns:r="http://schemas.openxmlformats.org/officeDocument/2006/relationships" xmlns:m="http://schemas.openxmlformats.org/officeDocument/2006/math" xmlns:v="urn:schemas-microsoft-com:vml" xmlns:wp14="http://schemas.microsoft.com/office/word/2010/wordprocessingDrawing" xmlns:wp="http://schemas.openxmlformats.org/drawingml/2006/wordprocessingDrawing" xmlns:w10="urn:schemas-microsoft-com:office:word" xmlns:w="http://schemas.openxmlformats.org/wordprocessingml/2006/main" xmlns:w14="http://schemas.microsoft.com/office/word/2010/wordml" xmlns:w15="http://schemas.microsoft.com/office/word/2012/wordml" xmlns:w16cex="http://schemas.microsoft.com/office/word/2018/wordml/cex" xmlns:w16cid="http://schemas.microsoft.com/office/word/2016/wordml/cid" xmlns:w16="http://schemas.microsoft.com/office/word/2018/wordml" xmlns:w16sdtdh="http://schemas.microsoft.com/office/word/2020/wordml/sdtdatahash" xmlns:w16se="http://schemas.microsoft.com/office/word/2015/wordml/symex" xmlns:wpg="http://schemas.microsoft.com/office/word/2010/wordprocessingGroup" xmlns:wpi="http://schemas.microsoft.com/office/word/2010/wordprocessingInk" xmlns:wne="http://schemas.microsoft.com/office/word/2006/wordml" xmlns:wps="http://schemas.microsoft.com/office/word/2010/wordprocessingShape" mc:Ignorable="w14 w15 w16se w16cid w16 w16cex w16sdtdh wp14">
   <w:endnote w:type="separator" w:id="-1">
     <w:p>
       <w:r>
@@ -29146,7 +28686,7 @@
 </file>
 
 <file path=word/footnotes.xml><?xml version="1.0" encoding="utf-8"?>
-<w:footnotes xmlns:wpc="http://schemas.microsoft.com/office/word/2010/wordprocessingCanvas" xmlns:mc="http://schemas.openxmlformats.org/markup-compatibility/2006" xmlns:o="urn:schemas-microsoft-com:office:office" xmlns:r="http://schemas.openxmlformats.org/officeDocument/2006/relationships" xmlns:m="http://schemas.openxmlformats.org/officeDocument/2006/math" xmlns:v="urn:schemas-microsoft-com:vml" xmlns:wp14="http://schemas.microsoft.com/office/word/2010/wordprocessingDrawing" xmlns:wp="http://schemas.openxmlformats.org/drawingml/2006/wordprocessingDrawing" xmlns:w10="urn:schemas-microsoft-com:office:word" xmlns:w="http://schemas.openxmlformats.org/wordprocessingml/2006/main" xmlns:w14="http://schemas.microsoft.com/office/word/2010/wordml" xmlns:w15="http://schemas.microsoft.com/office/word/2012/wordml" xmlns:wpg="http://schemas.microsoft.com/office/word/2010/wordprocessingGroup" xmlns:wpi="http://schemas.microsoft.com/office/word/2010/wordprocessingInk" xmlns:wne="http://schemas.microsoft.com/office/word/2006/wordml" xmlns:wps="http://schemas.microsoft.com/office/word/2010/wordprocessingShape" mc:Ignorable="w14 w15 wp14">
+<w:footnotes xmlns:wpc="http://schemas.microsoft.com/office/word/2010/wordprocessingCanvas" xmlns:cx="http://schemas.microsoft.com/office/drawing/2014/chartex" xmlns:cx1="http://schemas.microsoft.com/office/drawing/2015/9/8/chartex" xmlns:cx2="http://schemas.microsoft.com/office/drawing/2015/10/21/chartex" xmlns:cx3="http://schemas.microsoft.com/office/drawing/2016/5/9/chartex" xmlns:cx4="http://schemas.microsoft.com/office/drawing/2016/5/10/chartex" xmlns:cx5="http://schemas.microsoft.com/office/drawing/2016/5/11/chartex" xmlns:cx6="http://schemas.microsoft.com/office/drawing/2016/5/12/chartex" xmlns:cx7="http://schemas.microsoft.com/office/drawing/2016/5/13/chartex" xmlns:cx8="http://schemas.microsoft.com/office/drawing/2016/5/14/chartex" xmlns:mc="http://schemas.openxmlformats.org/markup-compatibility/2006" xmlns:aink="http://schemas.microsoft.com/office/drawing/2016/ink" xmlns:am3d="http://schemas.microsoft.com/office/drawing/2017/model3d" xmlns:o="urn:schemas-microsoft-com:office:office" xmlns:oel="http://schemas.microsoft.com/office/2019/extlst" xmlns:r="http://schemas.openxmlformats.org/officeDocument/2006/relationships" xmlns:m="http://schemas.openxmlformats.org/officeDocument/2006/math" xmlns:v="urn:schemas-microsoft-com:vml" xmlns:wp14="http://schemas.microsoft.com/office/word/2010/wordprocessingDrawing" xmlns:wp="http://schemas.openxmlformats.org/drawingml/2006/wordprocessingDrawing" xmlns:w10="urn:schemas-microsoft-com:office:word" xmlns:w="http://schemas.openxmlformats.org/wordprocessingml/2006/main" xmlns:w14="http://schemas.microsoft.com/office/word/2010/wordml" xmlns:w15="http://schemas.microsoft.com/office/word/2012/wordml" xmlns:w16cex="http://schemas.microsoft.com/office/word/2018/wordml/cex" xmlns:w16cid="http://schemas.microsoft.com/office/word/2016/wordml/cid" xmlns:w16="http://schemas.microsoft.com/office/word/2018/wordml" xmlns:w16sdtdh="http://schemas.microsoft.com/office/word/2020/wordml/sdtdatahash" xmlns:w16se="http://schemas.microsoft.com/office/word/2015/wordml/symex" xmlns:wpg="http://schemas.microsoft.com/office/word/2010/wordprocessingGroup" xmlns:wpi="http://schemas.microsoft.com/office/word/2010/wordprocessingInk" xmlns:wne="http://schemas.microsoft.com/office/word/2006/wordml" xmlns:wps="http://schemas.microsoft.com/office/word/2010/wordprocessingShape" mc:Ignorable="w14 w15 w16se w16cid w16 w16cex w16sdtdh wp14">
   <w:footnote w:type="separator" w:id="-1">
     <w:p>
       <w:r>
@@ -29165,7 +28705,7 @@
 </file>
 
 <file path=word/header1.xml><?xml version="1.0" encoding="utf-8"?>
-<w:hdr xmlns:wpc="http://schemas.microsoft.com/office/word/2010/wordprocessingCanvas" xmlns:mc="http://schemas.openxmlformats.org/markup-compatibility/2006" xmlns:o="urn:schemas-microsoft-com:office:office" xmlns:r="http://schemas.openxmlformats.org/officeDocument/2006/relationships" xmlns:m="http://schemas.openxmlformats.org/officeDocument/2006/math" xmlns:v="urn:schemas-microsoft-com:vml" xmlns:wp14="http://schemas.microsoft.com/office/word/2010/wordprocessingDrawing" xmlns:wp="http://schemas.openxmlformats.org/drawingml/2006/wordprocessingDrawing" xmlns:w10="urn:schemas-microsoft-com:office:word" xmlns:w="http://schemas.openxmlformats.org/wordprocessingml/2006/main" xmlns:w14="http://schemas.microsoft.com/office/word/2010/wordml" xmlns:w15="http://schemas.microsoft.com/office/word/2012/wordml" xmlns:wpg="http://schemas.microsoft.com/office/word/2010/wordprocessingGroup" xmlns:wpi="http://schemas.microsoft.com/office/word/2010/wordprocessingInk" xmlns:wne="http://schemas.microsoft.com/office/word/2006/wordml" xmlns:wps="http://schemas.microsoft.com/office/word/2010/wordprocessingShape" mc:Ignorable="w14 w15 wp14">
+<w:hdr xmlns:wpc="http://schemas.microsoft.com/office/word/2010/wordprocessingCanvas" xmlns:cx="http://schemas.microsoft.com/office/drawing/2014/chartex" xmlns:cx1="http://schemas.microsoft.com/office/drawing/2015/9/8/chartex" xmlns:cx2="http://schemas.microsoft.com/office/drawing/2015/10/21/chartex" xmlns:cx3="http://schemas.microsoft.com/office/drawing/2016/5/9/chartex" xmlns:cx4="http://schemas.microsoft.com/office/drawing/2016/5/10/chartex" xmlns:cx5="http://schemas.microsoft.com/office/drawing/2016/5/11/chartex" xmlns:cx6="http://schemas.microsoft.com/office/drawing/2016/5/12/chartex" xmlns:cx7="http://schemas.microsoft.com/office/drawing/2016/5/13/chartex" xmlns:cx8="http://schemas.microsoft.com/office/drawing/2016/5/14/chartex" xmlns:mc="http://schemas.openxmlformats.org/markup-compatibility/2006" xmlns:aink="http://schemas.microsoft.com/office/drawing/2016/ink" xmlns:am3d="http://schemas.microsoft.com/office/drawing/2017/model3d" xmlns:o="urn:schemas-microsoft-com:office:office" xmlns:oel="http://schemas.microsoft.com/office/2019/extlst" xmlns:r="http://schemas.openxmlformats.org/officeDocument/2006/relationships" xmlns:m="http://schemas.openxmlformats.org/officeDocument/2006/math" xmlns:v="urn:schemas-microsoft-com:vml" xmlns:wp14="http://schemas.microsoft.com/office/word/2010/wordprocessingDrawing" xmlns:wp="http://schemas.openxmlformats.org/drawingml/2006/wordprocessingDrawing" xmlns:w10="urn:schemas-microsoft-com:office:word" xmlns:w="http://schemas.openxmlformats.org/wordprocessingml/2006/main" xmlns:w14="http://schemas.microsoft.com/office/word/2010/wordml" xmlns:w15="http://schemas.microsoft.com/office/word/2012/wordml" xmlns:w16cex="http://schemas.microsoft.com/office/word/2018/wordml/cex" xmlns:w16cid="http://schemas.microsoft.com/office/word/2016/wordml/cid" xmlns:w16="http://schemas.microsoft.com/office/word/2018/wordml" xmlns:w16sdtdh="http://schemas.microsoft.com/office/word/2020/wordml/sdtdatahash" xmlns:w16se="http://schemas.microsoft.com/office/word/2015/wordml/symex" xmlns:wpg="http://schemas.microsoft.com/office/word/2010/wordprocessingGroup" xmlns:wpi="http://schemas.microsoft.com/office/word/2010/wordprocessingInk" xmlns:wne="http://schemas.microsoft.com/office/word/2006/wordml" xmlns:wps="http://schemas.microsoft.com/office/word/2010/wordprocessingShape" mc:Ignorable="w14 w15 w16se w16cid w16 w16cex w16sdtdh wp14">
   <w:p>
     <w:pPr>
       <w:pStyle w:val="a4"/>
@@ -29623,7 +29163,7 @@
 </file>
 
 <file path=word/header2.xml><?xml version="1.0" encoding="utf-8"?>
-<w:hdr xmlns:wpc="http://schemas.microsoft.com/office/word/2010/wordprocessingCanvas" xmlns:mc="http://schemas.openxmlformats.org/markup-compatibility/2006" xmlns:o="urn:schemas-microsoft-com:office:office" xmlns:r="http://schemas.openxmlformats.org/officeDocument/2006/relationships" xmlns:m="http://schemas.openxmlformats.org/officeDocument/2006/math" xmlns:v="urn:schemas-microsoft-com:vml" xmlns:wp14="http://schemas.microsoft.com/office/word/2010/wordprocessingDrawing" xmlns:wp="http://schemas.openxmlformats.org/drawingml/2006/wordprocessingDrawing" xmlns:w10="urn:schemas-microsoft-com:office:word" xmlns:w="http://schemas.openxmlformats.org/wordprocessingml/2006/main" xmlns:w14="http://schemas.microsoft.com/office/word/2010/wordml" xmlns:w15="http://schemas.microsoft.com/office/word/2012/wordml" xmlns:wpg="http://schemas.microsoft.com/office/word/2010/wordprocessingGroup" xmlns:wpi="http://schemas.microsoft.com/office/word/2010/wordprocessingInk" xmlns:wne="http://schemas.microsoft.com/office/word/2006/wordml" xmlns:wps="http://schemas.microsoft.com/office/word/2010/wordprocessingShape" mc:Ignorable="w14 w15 wp14">
+<w:hdr xmlns:wpc="http://schemas.microsoft.com/office/word/2010/wordprocessingCanvas" xmlns:cx="http://schemas.microsoft.com/office/drawing/2014/chartex" xmlns:cx1="http://schemas.microsoft.com/office/drawing/2015/9/8/chartex" xmlns:cx2="http://schemas.microsoft.com/office/drawing/2015/10/21/chartex" xmlns:cx3="http://schemas.microsoft.com/office/drawing/2016/5/9/chartex" xmlns:cx4="http://schemas.microsoft.com/office/drawing/2016/5/10/chartex" xmlns:cx5="http://schemas.microsoft.com/office/drawing/2016/5/11/chartex" xmlns:cx6="http://schemas.microsoft.com/office/drawing/2016/5/12/chartex" xmlns:cx7="http://schemas.microsoft.com/office/drawing/2016/5/13/chartex" xmlns:cx8="http://schemas.microsoft.com/office/drawing/2016/5/14/chartex" xmlns:mc="http://schemas.openxmlformats.org/markup-compatibility/2006" xmlns:aink="http://schemas.microsoft.com/office/drawing/2016/ink" xmlns:am3d="http://schemas.microsoft.com/office/drawing/2017/model3d" xmlns:o="urn:schemas-microsoft-com:office:office" xmlns:oel="http://schemas.microsoft.com/office/2019/extlst" xmlns:r="http://schemas.openxmlformats.org/officeDocument/2006/relationships" xmlns:m="http://schemas.openxmlformats.org/officeDocument/2006/math" xmlns:v="urn:schemas-microsoft-com:vml" xmlns:wp14="http://schemas.microsoft.com/office/word/2010/wordprocessingDrawing" xmlns:wp="http://schemas.openxmlformats.org/drawingml/2006/wordprocessingDrawing" xmlns:w10="urn:schemas-microsoft-com:office:word" xmlns:w="http://schemas.openxmlformats.org/wordprocessingml/2006/main" xmlns:w14="http://schemas.microsoft.com/office/word/2010/wordml" xmlns:w15="http://schemas.microsoft.com/office/word/2012/wordml" xmlns:w16cex="http://schemas.microsoft.com/office/word/2018/wordml/cex" xmlns:w16cid="http://schemas.microsoft.com/office/word/2016/wordml/cid" xmlns:w16="http://schemas.microsoft.com/office/word/2018/wordml" xmlns:w16sdtdh="http://schemas.microsoft.com/office/word/2020/wordml/sdtdatahash" xmlns:w16se="http://schemas.microsoft.com/office/word/2015/wordml/symex" xmlns:wpg="http://schemas.microsoft.com/office/word/2010/wordprocessingGroup" xmlns:wpi="http://schemas.microsoft.com/office/word/2010/wordprocessingInk" xmlns:wne="http://schemas.microsoft.com/office/word/2006/wordml" xmlns:wps="http://schemas.microsoft.com/office/word/2010/wordprocessingShape" mc:Ignorable="w14 w15 w16se w16cid w16 w16cex w16sdtdh wp14">
   <w:p>
     <w:pPr>
       <w:pStyle w:val="a4"/>
@@ -30081,7 +29621,7 @@
 </file>
 
 <file path=word/header3.xml><?xml version="1.0" encoding="utf-8"?>
-<w:hdr xmlns:wpc="http://schemas.microsoft.com/office/word/2010/wordprocessingCanvas" xmlns:mc="http://schemas.openxmlformats.org/markup-compatibility/2006" xmlns:o="urn:schemas-microsoft-com:office:office" xmlns:r="http://schemas.openxmlformats.org/officeDocument/2006/relationships" xmlns:m="http://schemas.openxmlformats.org/officeDocument/2006/math" xmlns:v="urn:schemas-microsoft-com:vml" xmlns:wp14="http://schemas.microsoft.com/office/word/2010/wordprocessingDrawing" xmlns:wp="http://schemas.openxmlformats.org/drawingml/2006/wordprocessingDrawing" xmlns:w10="urn:schemas-microsoft-com:office:word" xmlns:w="http://schemas.openxmlformats.org/wordprocessingml/2006/main" xmlns:w14="http://schemas.microsoft.com/office/word/2010/wordml" xmlns:w15="http://schemas.microsoft.com/office/word/2012/wordml" xmlns:wpg="http://schemas.microsoft.com/office/word/2010/wordprocessingGroup" xmlns:wpi="http://schemas.microsoft.com/office/word/2010/wordprocessingInk" xmlns:wne="http://schemas.microsoft.com/office/word/2006/wordml" xmlns:wps="http://schemas.microsoft.com/office/word/2010/wordprocessingShape" mc:Ignorable="w14 w15 wp14">
+<w:hdr xmlns:wpc="http://schemas.microsoft.com/office/word/2010/wordprocessingCanvas" xmlns:cx="http://schemas.microsoft.com/office/drawing/2014/chartex" xmlns:cx1="http://schemas.microsoft.com/office/drawing/2015/9/8/chartex" xmlns:cx2="http://schemas.microsoft.com/office/drawing/2015/10/21/chartex" xmlns:cx3="http://schemas.microsoft.com/office/drawing/2016/5/9/chartex" xmlns:cx4="http://schemas.microsoft.com/office/drawing/2016/5/10/chartex" xmlns:cx5="http://schemas.microsoft.com/office/drawing/2016/5/11/chartex" xmlns:cx6="http://schemas.microsoft.com/office/drawing/2016/5/12/chartex" xmlns:cx7="http://schemas.microsoft.com/office/drawing/2016/5/13/chartex" xmlns:cx8="http://schemas.microsoft.com/office/drawing/2016/5/14/chartex" xmlns:mc="http://schemas.openxmlformats.org/markup-compatibility/2006" xmlns:aink="http://schemas.microsoft.com/office/drawing/2016/ink" xmlns:am3d="http://schemas.microsoft.com/office/drawing/2017/model3d" xmlns:o="urn:schemas-microsoft-com:office:office" xmlns:oel="http://schemas.microsoft.com/office/2019/extlst" xmlns:r="http://schemas.openxmlformats.org/officeDocument/2006/relationships" xmlns:m="http://schemas.openxmlformats.org/officeDocument/2006/math" xmlns:v="urn:schemas-microsoft-com:vml" xmlns:wp14="http://schemas.microsoft.com/office/word/2010/wordprocessingDrawing" xmlns:wp="http://schemas.openxmlformats.org/drawingml/2006/wordprocessingDrawing" xmlns:w10="urn:schemas-microsoft-com:office:word" xmlns:w="http://schemas.openxmlformats.org/wordprocessingml/2006/main" xmlns:w14="http://schemas.microsoft.com/office/word/2010/wordml" xmlns:w15="http://schemas.microsoft.com/office/word/2012/wordml" xmlns:w16cex="http://schemas.microsoft.com/office/word/2018/wordml/cex" xmlns:w16cid="http://schemas.microsoft.com/office/word/2016/wordml/cid" xmlns:w16="http://schemas.microsoft.com/office/word/2018/wordml" xmlns:w16sdtdh="http://schemas.microsoft.com/office/word/2020/wordml/sdtdatahash" xmlns:w16se="http://schemas.microsoft.com/office/word/2015/wordml/symex" xmlns:wpg="http://schemas.microsoft.com/office/word/2010/wordprocessingGroup" xmlns:wpi="http://schemas.microsoft.com/office/word/2010/wordprocessingInk" xmlns:wne="http://schemas.microsoft.com/office/word/2006/wordml" xmlns:wps="http://schemas.microsoft.com/office/word/2010/wordprocessingShape" mc:Ignorable="w14 w15 w16se w16cid w16 w16cex w16sdtdh wp14">
   <w:p>
     <w:pPr>
       <w:pStyle w:val="a4"/>
@@ -30539,7 +30079,7 @@
 </file>
 
 <file path=word/header4.xml><?xml version="1.0" encoding="utf-8"?>
-<w:hdr xmlns:wpc="http://schemas.microsoft.com/office/word/2010/wordprocessingCanvas" xmlns:mc="http://schemas.openxmlformats.org/markup-compatibility/2006" xmlns:o="urn:schemas-microsoft-com:office:office" xmlns:r="http://schemas.openxmlformats.org/officeDocument/2006/relationships" xmlns:m="http://schemas.openxmlformats.org/officeDocument/2006/math" xmlns:v="urn:schemas-microsoft-com:vml" xmlns:wp14="http://schemas.microsoft.com/office/word/2010/wordprocessingDrawing" xmlns:wp="http://schemas.openxmlformats.org/drawingml/2006/wordprocessingDrawing" xmlns:w10="urn:schemas-microsoft-com:office:word" xmlns:w="http://schemas.openxmlformats.org/wordprocessingml/2006/main" xmlns:w14="http://schemas.microsoft.com/office/word/2010/wordml" xmlns:w15="http://schemas.microsoft.com/office/word/2012/wordml" xmlns:wpg="http://schemas.microsoft.com/office/word/2010/wordprocessingGroup" xmlns:wpi="http://schemas.microsoft.com/office/word/2010/wordprocessingInk" xmlns:wne="http://schemas.microsoft.com/office/word/2006/wordml" xmlns:wps="http://schemas.microsoft.com/office/word/2010/wordprocessingShape" mc:Ignorable="w14 w15 wp14">
+<w:hdr xmlns:wpc="http://schemas.microsoft.com/office/word/2010/wordprocessingCanvas" xmlns:cx="http://schemas.microsoft.com/office/drawing/2014/chartex" xmlns:cx1="http://schemas.microsoft.com/office/drawing/2015/9/8/chartex" xmlns:cx2="http://schemas.microsoft.com/office/drawing/2015/10/21/chartex" xmlns:cx3="http://schemas.microsoft.com/office/drawing/2016/5/9/chartex" xmlns:cx4="http://schemas.microsoft.com/office/drawing/2016/5/10/chartex" xmlns:cx5="http://schemas.microsoft.com/office/drawing/2016/5/11/chartex" xmlns:cx6="http://schemas.microsoft.com/office/drawing/2016/5/12/chartex" xmlns:cx7="http://schemas.microsoft.com/office/drawing/2016/5/13/chartex" xmlns:cx8="http://schemas.microsoft.com/office/drawing/2016/5/14/chartex" xmlns:mc="http://schemas.openxmlformats.org/markup-compatibility/2006" xmlns:aink="http://schemas.microsoft.com/office/drawing/2016/ink" xmlns:am3d="http://schemas.microsoft.com/office/drawing/2017/model3d" xmlns:o="urn:schemas-microsoft-com:office:office" xmlns:oel="http://schemas.microsoft.com/office/2019/extlst" xmlns:r="http://schemas.openxmlformats.org/officeDocument/2006/relationships" xmlns:m="http://schemas.openxmlformats.org/officeDocument/2006/math" xmlns:v="urn:schemas-microsoft-com:vml" xmlns:wp14="http://schemas.microsoft.com/office/word/2010/wordprocessingDrawing" xmlns:wp="http://schemas.openxmlformats.org/drawingml/2006/wordprocessingDrawing" xmlns:w10="urn:schemas-microsoft-com:office:word" xmlns:w="http://schemas.openxmlformats.org/wordprocessingml/2006/main" xmlns:w14="http://schemas.microsoft.com/office/word/2010/wordml" xmlns:w15="http://schemas.microsoft.com/office/word/2012/wordml" xmlns:w16cex="http://schemas.microsoft.com/office/word/2018/wordml/cex" xmlns:w16cid="http://schemas.microsoft.com/office/word/2016/wordml/cid" xmlns:w16="http://schemas.microsoft.com/office/word/2018/wordml" xmlns:w16sdtdh="http://schemas.microsoft.com/office/word/2020/wordml/sdtdatahash" xmlns:w16se="http://schemas.microsoft.com/office/word/2015/wordml/symex" xmlns:wpg="http://schemas.microsoft.com/office/word/2010/wordprocessingGroup" xmlns:wpi="http://schemas.microsoft.com/office/word/2010/wordprocessingInk" xmlns:wne="http://schemas.microsoft.com/office/word/2006/wordml" xmlns:wps="http://schemas.microsoft.com/office/word/2010/wordprocessingShape" mc:Ignorable="w14 w15 w16se w16cid w16 w16cex w16sdtdh wp14">
   <w:p>
     <w:pPr>
       <w:pStyle w:val="a4"/>
@@ -30997,7 +30537,7 @@
 </file>
 
 <file path=word/numbering.xml><?xml version="1.0" encoding="utf-8"?>
-<w:numbering xmlns:wpc="http://schemas.microsoft.com/office/word/2010/wordprocessingCanvas" xmlns:mc="http://schemas.openxmlformats.org/markup-compatibility/2006" xmlns:o="urn:schemas-microsoft-com:office:office" xmlns:r="http://schemas.openxmlformats.org/officeDocument/2006/relationships" xmlns:m="http://schemas.openxmlformats.org/officeDocument/2006/math" xmlns:v="urn:schemas-microsoft-com:vml" xmlns:wp14="http://schemas.microsoft.com/office/word/2010/wordprocessingDrawing" xmlns:wp="http://schemas.openxmlformats.org/drawingml/2006/wordprocessingDrawing" xmlns:w10="urn:schemas-microsoft-com:office:word" xmlns:w="http://schemas.openxmlformats.org/wordprocessingml/2006/main" xmlns:w14="http://schemas.microsoft.com/office/word/2010/wordml" xmlns:w15="http://schemas.microsoft.com/office/word/2012/wordml" xmlns:wpg="http://schemas.microsoft.com/office/word/2010/wordprocessingGroup" xmlns:wpi="http://schemas.microsoft.com/office/word/2010/wordprocessingInk" xmlns:wne="http://schemas.microsoft.com/office/word/2006/wordml" xmlns:wps="http://schemas.microsoft.com/office/word/2010/wordprocessingShape" mc:Ignorable="w14 w15 wp14">
+<w:numbering xmlns:wpc="http://schemas.microsoft.com/office/word/2010/wordprocessingCanvas" xmlns:cx="http://schemas.microsoft.com/office/drawing/2014/chartex" xmlns:cx1="http://schemas.microsoft.com/office/drawing/2015/9/8/chartex" xmlns:cx2="http://schemas.microsoft.com/office/drawing/2015/10/21/chartex" xmlns:cx3="http://schemas.microsoft.com/office/drawing/2016/5/9/chartex" xmlns:cx4="http://schemas.microsoft.com/office/drawing/2016/5/10/chartex" xmlns:cx5="http://schemas.microsoft.com/office/drawing/2016/5/11/chartex" xmlns:cx6="http://schemas.microsoft.com/office/drawing/2016/5/12/chartex" xmlns:cx7="http://schemas.microsoft.com/office/drawing/2016/5/13/chartex" xmlns:cx8="http://schemas.microsoft.com/office/drawing/2016/5/14/chartex" xmlns:mc="http://schemas.openxmlformats.org/markup-compatibility/2006" xmlns:aink="http://schemas.microsoft.com/office/drawing/2016/ink" xmlns:am3d="http://schemas.microsoft.com/office/drawing/2017/model3d" xmlns:o="urn:schemas-microsoft-com:office:office" xmlns:oel="http://schemas.microsoft.com/office/2019/extlst" xmlns:r="http://schemas.openxmlformats.org/officeDocument/2006/relationships" xmlns:m="http://schemas.openxmlformats.org/officeDocument/2006/math" xmlns:v="urn:schemas-microsoft-com:vml" xmlns:wp14="http://schemas.microsoft.com/office/word/2010/wordprocessingDrawing" xmlns:wp="http://schemas.openxmlformats.org/drawingml/2006/wordprocessingDrawing" xmlns:w10="urn:schemas-microsoft-com:office:word" xmlns:w="http://schemas.openxmlformats.org/wordprocessingml/2006/main" xmlns:w14="http://schemas.microsoft.com/office/word/2010/wordml" xmlns:w15="http://schemas.microsoft.com/office/word/2012/wordml" xmlns:w16cex="http://schemas.microsoft.com/office/word/2018/wordml/cex" xmlns:w16cid="http://schemas.microsoft.com/office/word/2016/wordml/cid" xmlns:w16="http://schemas.microsoft.com/office/word/2018/wordml" xmlns:w16sdtdh="http://schemas.microsoft.com/office/word/2020/wordml/sdtdatahash" xmlns:w16se="http://schemas.microsoft.com/office/word/2015/wordml/symex" xmlns:wpg="http://schemas.microsoft.com/office/word/2010/wordprocessingGroup" xmlns:wpi="http://schemas.microsoft.com/office/word/2010/wordprocessingInk" xmlns:wne="http://schemas.microsoft.com/office/word/2006/wordml" xmlns:wps="http://schemas.microsoft.com/office/word/2010/wordprocessingShape" mc:Ignorable="w14 w15 w16se w16cid w16 w16cex w16sdtdh wp14">
   <w:abstractNum w:abstractNumId="0" w15:restartNumberingAfterBreak="0">
     <w:nsid w:val="0397573A"/>
     <w:multiLevelType w:val="hybridMultilevel"/>
@@ -32689,68 +32229,68 @@
       </w:pPr>
     </w:lvl>
   </w:abstractNum>
-  <w:num w:numId="1">
+  <w:num w:numId="1" w16cid:durableId="103312214">
     <w:abstractNumId w:val="18"/>
   </w:num>
-  <w:num w:numId="2">
+  <w:num w:numId="2" w16cid:durableId="803082715">
     <w:abstractNumId w:val="5"/>
   </w:num>
-  <w:num w:numId="3">
+  <w:num w:numId="3" w16cid:durableId="1713840460">
     <w:abstractNumId w:val="9"/>
   </w:num>
-  <w:num w:numId="4">
+  <w:num w:numId="4" w16cid:durableId="728311045">
     <w:abstractNumId w:val="3"/>
   </w:num>
-  <w:num w:numId="5">
+  <w:num w:numId="5" w16cid:durableId="675571875">
     <w:abstractNumId w:val="10"/>
   </w:num>
-  <w:num w:numId="6">
+  <w:num w:numId="6" w16cid:durableId="531109175">
     <w:abstractNumId w:val="17"/>
   </w:num>
-  <w:num w:numId="7">
+  <w:num w:numId="7" w16cid:durableId="211385291">
     <w:abstractNumId w:val="16"/>
   </w:num>
-  <w:num w:numId="8">
+  <w:num w:numId="8" w16cid:durableId="607589401">
     <w:abstractNumId w:val="8"/>
   </w:num>
-  <w:num w:numId="9">
+  <w:num w:numId="9" w16cid:durableId="1473937170">
     <w:abstractNumId w:val="14"/>
   </w:num>
-  <w:num w:numId="10">
+  <w:num w:numId="10" w16cid:durableId="1425498384">
     <w:abstractNumId w:val="4"/>
   </w:num>
-  <w:num w:numId="11">
+  <w:num w:numId="11" w16cid:durableId="1279990388">
     <w:abstractNumId w:val="11"/>
   </w:num>
-  <w:num w:numId="12">
+  <w:num w:numId="12" w16cid:durableId="295063273">
     <w:abstractNumId w:val="2"/>
   </w:num>
-  <w:num w:numId="13">
+  <w:num w:numId="13" w16cid:durableId="601884931">
     <w:abstractNumId w:val="12"/>
   </w:num>
-  <w:num w:numId="14">
+  <w:num w:numId="14" w16cid:durableId="1780441941">
     <w:abstractNumId w:val="13"/>
   </w:num>
-  <w:num w:numId="15">
+  <w:num w:numId="15" w16cid:durableId="1325282205">
     <w:abstractNumId w:val="1"/>
   </w:num>
-  <w:num w:numId="16">
+  <w:num w:numId="16" w16cid:durableId="1141386409">
     <w:abstractNumId w:val="0"/>
   </w:num>
-  <w:num w:numId="17">
+  <w:num w:numId="17" w16cid:durableId="281882072">
     <w:abstractNumId w:val="15"/>
   </w:num>
-  <w:num w:numId="18">
+  <w:num w:numId="18" w16cid:durableId="1390762202">
     <w:abstractNumId w:val="7"/>
   </w:num>
-  <w:num w:numId="19">
+  <w:num w:numId="19" w16cid:durableId="700126248">
     <w:abstractNumId w:val="6"/>
   </w:num>
 </w:numbering>
 </file>
 
 <file path=word/styles.xml><?xml version="1.0" encoding="utf-8"?>
-<w:styles xmlns:mc="http://schemas.openxmlformats.org/markup-compatibility/2006" xmlns:r="http://schemas.openxmlformats.org/officeDocument/2006/relationships" xmlns:w="http://schemas.openxmlformats.org/wordprocessingml/2006/main" xmlns:w14="http://schemas.microsoft.com/office/word/2010/wordml" xmlns:w15="http://schemas.microsoft.com/office/word/2012/wordml" mc:Ignorable="w14 w15">
+<w:styles xmlns:mc="http://schemas.openxmlformats.org/markup-compatibility/2006" xmlns:r="http://schemas.openxmlformats.org/officeDocument/2006/relationships" xmlns:w="http://schemas.openxmlformats.org/wordprocessingml/2006/main" xmlns:w14="http://schemas.microsoft.com/office/word/2010/wordml" xmlns:w15="http://schemas.microsoft.com/office/word/2012/wordml" xmlns:w16cex="http://schemas.microsoft.com/office/word/2018/wordml/cex" xmlns:w16cid="http://schemas.microsoft.com/office/word/2016/wordml/cid" xmlns:w16="http://schemas.microsoft.com/office/word/2018/wordml" xmlns:w16sdtdh="http://schemas.microsoft.com/office/word/2020/wordml/sdtdatahash" xmlns:w16se="http://schemas.microsoft.com/office/word/2015/wordml/symex" mc:Ignorable="w14 w15 w16se w16cid w16 w16cex w16sdtdh">
   <w:docDefaults>
     <w:rPrDefault>
       <w:rPr>
@@ -32763,7 +32303,7 @@
     </w:rPrDefault>
     <w:pPrDefault/>
   </w:docDefaults>
-  <w:latentStyles w:defLockedState="0" w:defUIPriority="99" w:defSemiHidden="0" w:defUnhideWhenUsed="0" w:defQFormat="0" w:count="371">
+  <w:latentStyles w:defLockedState="0" w:defUIPriority="99" w:defSemiHidden="0" w:defUnhideWhenUsed="0" w:defQFormat="0" w:count="376">
     <w:lsdException w:name="Normal" w:uiPriority="0" w:qFormat="1"/>
     <w:lsdException w:name="heading 1" w:uiPriority="9" w:qFormat="1"/>
     <w:lsdException w:name="heading 2" w:semiHidden="1" w:uiPriority="9" w:unhideWhenUsed="1" w:qFormat="1"/>
@@ -33135,6 +32675,11 @@
     <w:lsdException w:name="List Table 5 Dark Accent 6" w:uiPriority="50"/>
     <w:lsdException w:name="List Table 6 Colorful Accent 6" w:uiPriority="51"/>
     <w:lsdException w:name="List Table 7 Colorful Accent 6" w:uiPriority="52"/>
+    <w:lsdException w:name="Mention" w:semiHidden="1" w:unhideWhenUsed="1"/>
+    <w:lsdException w:name="Smart Hyperlink" w:semiHidden="1" w:unhideWhenUsed="1"/>
+    <w:lsdException w:name="Hashtag" w:semiHidden="1" w:unhideWhenUsed="1"/>
+    <w:lsdException w:name="Unresolved Mention" w:semiHidden="1" w:unhideWhenUsed="1"/>
+    <w:lsdException w:name="Smart Link" w:semiHidden="1" w:unhideWhenUsed="1"/>
   </w:latentStyles>
   <w:style w:type="paragraph" w:default="1" w:styleId="a">
     <w:name w:val="Normal"/>

--- a/新泰週報20260816[2633]B4F.docx
+++ b/新泰週報20260816[2633]B4F.docx
@@ -1,6 +1,6 @@
 
 <file path=word/document.xml><?xml version="1.0" encoding="utf-8"?>
-<w:document xmlns:wpc="http://schemas.microsoft.com/office/word/2010/wordprocessingCanvas" xmlns:cx="http://schemas.microsoft.com/office/drawing/2014/chartex" xmlns:cx1="http://schemas.microsoft.com/office/drawing/2015/9/8/chartex" xmlns:cx2="http://schemas.microsoft.com/office/drawing/2015/10/21/chartex" xmlns:cx3="http://schemas.microsoft.com/office/drawing/2016/5/9/chartex" xmlns:cx4="http://schemas.microsoft.com/office/drawing/2016/5/10/chartex" xmlns:cx5="http://schemas.microsoft.com/office/drawing/2016/5/11/chartex" xmlns:cx6="http://schemas.microsoft.com/office/drawing/2016/5/12/chartex" xmlns:cx7="http://schemas.microsoft.com/office/drawing/2016/5/13/chartex" xmlns:cx8="http://schemas.microsoft.com/office/drawing/2016/5/14/chartex" xmlns:mc="http://schemas.openxmlformats.org/markup-compatibility/2006" xmlns:aink="http://schemas.microsoft.com/office/drawing/2016/ink" xmlns:am3d="http://schemas.microsoft.com/office/drawing/2017/model3d" xmlns:o="urn:schemas-microsoft-com:office:office" xmlns:oel="http://schemas.microsoft.com/office/2019/extlst" xmlns:r="http://schemas.openxmlformats.org/officeDocument/2006/relationships" xmlns:m="http://schemas.openxmlformats.org/officeDocument/2006/math" xmlns:v="urn:schemas-microsoft-com:vml" xmlns:wp14="http://schemas.microsoft.com/office/word/2010/wordprocessingDrawing" xmlns:wp="http://schemas.openxmlformats.org/drawingml/2006/wordprocessingDrawing" xmlns:w10="urn:schemas-microsoft-com:office:word" xmlns:w="http://schemas.openxmlformats.org/wordprocessingml/2006/main" xmlns:w14="http://schemas.microsoft.com/office/word/2010/wordml" xmlns:w15="http://schemas.microsoft.com/office/word/2012/wordml" xmlns:w16cex="http://schemas.microsoft.com/office/word/2018/wordml/cex" xmlns:w16cid="http://schemas.microsoft.com/office/word/2016/wordml/cid" xmlns:w16="http://schemas.microsoft.com/office/word/2018/wordml" xmlns:w16sdtdh="http://schemas.microsoft.com/office/word/2020/wordml/sdtdatahash" xmlns:w16se="http://schemas.microsoft.com/office/word/2015/wordml/symex" xmlns:wpg="http://schemas.microsoft.com/office/word/2010/wordprocessingGroup" xmlns:wpi="http://schemas.microsoft.com/office/word/2010/wordprocessingInk" xmlns:wne="http://schemas.microsoft.com/office/word/2006/wordml" xmlns:wps="http://schemas.microsoft.com/office/word/2010/wordprocessingShape" mc:Ignorable="w14 w15 w16se w16cid w16 w16cex w16sdtdh wp14">
+<w:document xmlns:wpc="http://schemas.microsoft.com/office/word/2010/wordprocessingCanvas" xmlns:mc="http://schemas.openxmlformats.org/markup-compatibility/2006" xmlns:o="urn:schemas-microsoft-com:office:office" xmlns:r="http://schemas.openxmlformats.org/officeDocument/2006/relationships" xmlns:m="http://schemas.openxmlformats.org/officeDocument/2006/math" xmlns:v="urn:schemas-microsoft-com:vml" xmlns:wp14="http://schemas.microsoft.com/office/word/2010/wordprocessingDrawing" xmlns:wp="http://schemas.openxmlformats.org/drawingml/2006/wordprocessingDrawing" xmlns:w10="urn:schemas-microsoft-com:office:word" xmlns:w="http://schemas.openxmlformats.org/wordprocessingml/2006/main" xmlns:w14="http://schemas.microsoft.com/office/word/2010/wordml" xmlns:w15="http://schemas.microsoft.com/office/word/2012/wordml" xmlns:wpg="http://schemas.microsoft.com/office/word/2010/wordprocessingGroup" xmlns:wpi="http://schemas.microsoft.com/office/word/2010/wordprocessingInk" xmlns:wne="http://schemas.microsoft.com/office/word/2006/wordml" xmlns:wps="http://schemas.microsoft.com/office/word/2010/wordprocessingShape" mc:Ignorable="w14 w15 wp14">
   <w:body>
     <w:p>
       <w:pPr>
@@ -653,172 +653,6 @@
             </w:pPr>
             <w:r>
               <w:rPr>
-                <w:rFonts w:ascii="Barlow Condensed Medium" w:eastAsia="標楷體" w:hAnsi="Barlow Condensed Medium" w:cs="Segoe UI Symbol"/>
-                <w:w w:val="90"/>
-                <w:sz w:val="26"/>
-                <w:szCs w:val="26"/>
-              </w:rPr>
-              <w:t>李春生紀念教會</w:t>
-            </w:r>
-            <w:r>
-              <w:rPr>
-                <w:rFonts w:ascii="Barlow Condensed Medium" w:eastAsia="標楷體" w:hAnsi="Barlow Condensed Medium" w:cs="Segoe UI Symbol" w:hint="eastAsia"/>
-                <w:w w:val="90"/>
-                <w:sz w:val="26"/>
-                <w:szCs w:val="26"/>
-              </w:rPr>
-              <w:t>將</w:t>
-            </w:r>
-            <w:r>
-              <w:rPr>
-                <w:rFonts w:ascii="Barlow Condensed Medium" w:eastAsia="標楷體" w:hAnsi="Barlow Condensed Medium" w:cs="Segoe UI Symbol"/>
-                <w:w w:val="90"/>
-                <w:sz w:val="26"/>
-                <w:szCs w:val="26"/>
-              </w:rPr>
-              <w:t>於</w:t>
-            </w:r>
-            <w:r>
-              <w:rPr>
-                <w:rFonts w:ascii="Barlow Condensed Medium" w:eastAsia="標楷體" w:hAnsi="Barlow Condensed Medium" w:cs="Segoe UI Symbol"/>
-                <w:w w:val="90"/>
-                <w:sz w:val="26"/>
-                <w:szCs w:val="26"/>
-              </w:rPr>
-              <w:t>8</w:t>
-            </w:r>
-            <w:r>
-              <w:rPr>
-                <w:rFonts w:ascii="Barlow Condensed Medium" w:eastAsia="標楷體" w:hAnsi="Barlow Condensed Medium" w:cs="Segoe UI Symbol" w:hint="eastAsia"/>
-                <w:w w:val="90"/>
-                <w:sz w:val="26"/>
-                <w:szCs w:val="26"/>
-              </w:rPr>
-              <w:t>/</w:t>
-            </w:r>
-            <w:r>
-              <w:rPr>
-                <w:rFonts w:ascii="Barlow Condensed Medium" w:eastAsia="標楷體" w:hAnsi="Barlow Condensed Medium" w:cs="Segoe UI Symbol"/>
-                <w:w w:val="90"/>
-                <w:sz w:val="26"/>
-                <w:szCs w:val="26"/>
-              </w:rPr>
-              <w:t>9</w:t>
-            </w:r>
-            <w:r>
-              <w:rPr>
-                <w:rFonts w:ascii="Barlow Condensed Medium" w:eastAsia="標楷體" w:hAnsi="Barlow Condensed Medium" w:cs="Segoe UI Symbol" w:hint="eastAsia"/>
-                <w:w w:val="90"/>
-                <w:sz w:val="26"/>
-                <w:szCs w:val="26"/>
-              </w:rPr>
-              <w:t>主</w:t>
-            </w:r>
-            <w:r>
-              <w:rPr>
-                <w:rFonts w:ascii="Barlow Condensed Medium" w:eastAsia="標楷體" w:hAnsi="Barlow Condensed Medium" w:cs="Segoe UI Symbol"/>
-                <w:w w:val="90"/>
-                <w:sz w:val="26"/>
-                <w:szCs w:val="26"/>
-              </w:rPr>
-              <w:t>日下午</w:t>
-            </w:r>
-            <w:r>
-              <w:rPr>
-                <w:rFonts w:ascii="Barlow Condensed Medium" w:eastAsia="標楷體" w:hAnsi="Barlow Condensed Medium" w:cs="Segoe UI Symbol"/>
-                <w:w w:val="90"/>
-                <w:sz w:val="26"/>
-                <w:szCs w:val="26"/>
-              </w:rPr>
-              <w:t>3</w:t>
-            </w:r>
-            <w:r>
-              <w:rPr>
-                <w:rFonts w:ascii="Barlow Condensed Medium" w:eastAsia="標楷體" w:hAnsi="Barlow Condensed Medium" w:cs="Segoe UI Symbol"/>
-                <w:w w:val="90"/>
-                <w:sz w:val="26"/>
-                <w:szCs w:val="26"/>
-              </w:rPr>
-              <w:t>點</w:t>
-            </w:r>
-            <w:r>
-              <w:rPr>
-                <w:rFonts w:ascii="Barlow Condensed Medium" w:eastAsia="標楷體" w:hAnsi="Barlow Condensed Medium" w:cs="Segoe UI Symbol"/>
-                <w:w w:val="90"/>
-                <w:sz w:val="26"/>
-                <w:szCs w:val="26"/>
-              </w:rPr>
-              <w:t>30</w:t>
-            </w:r>
-            <w:r>
-              <w:rPr>
-                <w:rFonts w:ascii="Barlow Condensed Medium" w:eastAsia="標楷體" w:hAnsi="Barlow Condensed Medium" w:cs="Segoe UI Symbol"/>
-                <w:w w:val="90"/>
-                <w:sz w:val="26"/>
-                <w:szCs w:val="26"/>
-              </w:rPr>
-              <w:t>分舉行黃莉燁傳道</w:t>
-            </w:r>
-            <w:proofErr w:type="gramStart"/>
-            <w:r>
-              <w:rPr>
-                <w:rFonts w:ascii="Barlow Condensed Medium" w:eastAsia="標楷體" w:hAnsi="Barlow Condensed Medium" w:cs="Segoe UI Symbol"/>
-                <w:w w:val="90"/>
-                <w:sz w:val="26"/>
-                <w:szCs w:val="26"/>
-              </w:rPr>
-              <w:t>師封牧暨</w:t>
-            </w:r>
-            <w:proofErr w:type="gramEnd"/>
-            <w:r>
-              <w:rPr>
-                <w:rFonts w:ascii="Barlow Condensed Medium" w:eastAsia="標楷體" w:hAnsi="Barlow Condensed Medium" w:cs="Segoe UI Symbol"/>
-                <w:w w:val="90"/>
-                <w:sz w:val="26"/>
-                <w:szCs w:val="26"/>
-              </w:rPr>
-              <w:t>就任</w:t>
-            </w:r>
-            <w:r>
-              <w:rPr>
-                <w:rFonts w:ascii="Barlow Condensed Medium" w:eastAsia="標楷體" w:hAnsi="Barlow Condensed Medium" w:cs="Segoe UI Symbol" w:hint="eastAsia"/>
-                <w:w w:val="90"/>
-                <w:sz w:val="26"/>
-                <w:szCs w:val="26"/>
-              </w:rPr>
-              <w:t>該會</w:t>
-            </w:r>
-            <w:r>
-              <w:rPr>
-                <w:rFonts w:ascii="Barlow Condensed Medium" w:eastAsia="標楷體" w:hAnsi="Barlow Condensed Medium" w:cs="Segoe UI Symbol"/>
-                <w:w w:val="90"/>
-                <w:sz w:val="26"/>
-                <w:szCs w:val="26"/>
-              </w:rPr>
-              <w:t>第八任</w:t>
-            </w:r>
-            <w:proofErr w:type="gramStart"/>
-            <w:r>
-              <w:rPr>
-                <w:rFonts w:ascii="Barlow Condensed Medium" w:eastAsia="標楷體" w:hAnsi="Barlow Condensed Medium" w:cs="Segoe UI Symbol"/>
-                <w:w w:val="90"/>
-                <w:sz w:val="26"/>
-                <w:szCs w:val="26"/>
-              </w:rPr>
-              <w:t>牧師授職感恩</w:t>
-            </w:r>
-            <w:proofErr w:type="gramEnd"/>
-            <w:r>
-              <w:rPr>
-                <w:rFonts w:ascii="Barlow Condensed Medium" w:eastAsia="標楷體" w:hAnsi="Barlow Condensed Medium" w:cs="Segoe UI Symbol"/>
-                <w:w w:val="90"/>
-                <w:sz w:val="26"/>
-                <w:szCs w:val="26"/>
-              </w:rPr>
-              <w:t>禮拜</w:t>
-            </w:r>
-            <w:r>
-              <w:rPr>
                 <w:rFonts w:ascii="Barlow Condensed Medium" w:eastAsia="標楷體" w:hAnsi="Barlow Condensed Medium" w:cs="Segoe UI Symbol" w:hint="eastAsia"/>
                 <w:noProof/>
                 <w:w w:val="90"/>
@@ -826,7 +660,170 @@
                 <w:szCs w:val="26"/>
                 <w:lang w:bidi="he-IL"/>
               </w:rPr>
+              <w:t>馬偕紀念教會將於</w:t>
+            </w:r>
+            <w:r>
+              <w:rPr>
+                <w:rFonts w:ascii="Barlow Condensed Medium" w:eastAsia="標楷體" w:hAnsi="Barlow Condensed Medium" w:cs="Segoe UI Symbol" w:hint="eastAsia"/>
+                <w:noProof/>
+                <w:w w:val="90"/>
+                <w:sz w:val="26"/>
+                <w:szCs w:val="26"/>
+                <w:lang w:bidi="he-IL"/>
+              </w:rPr>
+              <w:t>8/30</w:t>
+            </w:r>
+            <w:r>
+              <w:rPr>
+                <w:rFonts w:ascii="Barlow Condensed Medium" w:eastAsia="標楷體" w:hAnsi="Barlow Condensed Medium" w:cs="Segoe UI Symbol" w:hint="eastAsia"/>
+                <w:noProof/>
+                <w:w w:val="90"/>
+                <w:sz w:val="26"/>
+                <w:szCs w:val="26"/>
+                <w:lang w:bidi="he-IL"/>
+              </w:rPr>
+              <w:t>主日上午</w:t>
+            </w:r>
+            <w:r>
+              <w:rPr>
+                <w:rFonts w:ascii="Barlow Condensed Medium" w:eastAsia="標楷體" w:hAnsi="Barlow Condensed Medium" w:cs="Segoe UI Symbol" w:hint="eastAsia"/>
+                <w:noProof/>
+                <w:w w:val="90"/>
+                <w:sz w:val="26"/>
+                <w:szCs w:val="26"/>
+                <w:lang w:bidi="he-IL"/>
+              </w:rPr>
+              <w:t>9:30</w:t>
+            </w:r>
+            <w:r>
+              <w:rPr>
+                <w:rFonts w:ascii="Barlow Condensed Medium" w:eastAsia="標楷體" w:hAnsi="Barlow Condensed Medium" w:cs="Segoe UI Symbol"/>
+                <w:noProof/>
+                <w:w w:val="90"/>
+                <w:sz w:val="26"/>
+                <w:szCs w:val="26"/>
+                <w:lang w:bidi="he-IL"/>
+              </w:rPr>
+              <w:t xml:space="preserve"> </w:t>
+            </w:r>
+            <w:r>
+              <w:rPr>
+                <w:rFonts w:ascii="Barlow Condensed Medium" w:eastAsia="標楷體" w:hAnsi="Barlow Condensed Medium" w:cs="Segoe UI Symbol" w:hint="eastAsia"/>
+                <w:noProof/>
+                <w:w w:val="90"/>
+                <w:sz w:val="26"/>
+                <w:szCs w:val="26"/>
+                <w:lang w:bidi="he-IL"/>
+              </w:rPr>
+              <w:t>舉行設教</w:t>
+            </w:r>
+            <w:r>
+              <w:rPr>
+                <w:rFonts w:ascii="Barlow Condensed Medium" w:eastAsia="標楷體" w:hAnsi="Barlow Condensed Medium" w:cs="Segoe UI Symbol" w:hint="eastAsia"/>
+                <w:noProof/>
+                <w:w w:val="90"/>
+                <w:sz w:val="26"/>
+                <w:szCs w:val="26"/>
+                <w:lang w:bidi="he-IL"/>
+              </w:rPr>
+              <w:t>30</w:t>
+            </w:r>
+            <w:r>
+              <w:rPr>
+                <w:rFonts w:ascii="Barlow Condensed Medium" w:eastAsia="標楷體" w:hAnsi="Barlow Condensed Medium" w:cs="Segoe UI Symbol" w:hint="eastAsia"/>
+                <w:noProof/>
+                <w:w w:val="90"/>
+                <w:sz w:val="26"/>
+                <w:szCs w:val="26"/>
+                <w:lang w:bidi="he-IL"/>
+              </w:rPr>
+              <w:t>週年感恩禮拜，敬邀參加</w:t>
+            </w:r>
+            <w:r>
+              <w:rPr>
+                <w:rFonts w:ascii="Barlow Condensed Medium" w:eastAsia="標楷體" w:hAnsi="Barlow Condensed Medium" w:cs="Segoe UI Symbol" w:hint="eastAsia"/>
+                <w:w w:val="90"/>
+                <w:sz w:val="26"/>
+                <w:szCs w:val="26"/>
+              </w:rPr>
               <w:t>。</w:t>
+            </w:r>
+            <w:r>
+              <w:rPr>
+                <w:rFonts w:ascii="Barlow Condensed Medium" w:eastAsia="標楷體" w:hAnsi="Barlow Condensed Medium" w:cs="Segoe UI Symbol" w:hint="eastAsia"/>
+                <w:noProof/>
+                <w:w w:val="90"/>
+                <w:sz w:val="26"/>
+                <w:szCs w:val="26"/>
+                <w:lang w:bidi="he-IL"/>
+              </w:rPr>
+              <w:t>(</w:t>
+            </w:r>
+            <w:r>
+              <w:rPr>
+                <w:rFonts w:ascii="Barlow Condensed Medium" w:eastAsia="標楷體" w:hAnsi="Barlow Condensed Medium" w:cs="Segoe UI Symbol" w:hint="eastAsia"/>
+                <w:noProof/>
+                <w:w w:val="90"/>
+                <w:sz w:val="26"/>
+                <w:szCs w:val="26"/>
+                <w:lang w:bidi="he-IL"/>
+              </w:rPr>
+              <w:t>馬偕醫院福音樓</w:t>
+            </w:r>
+            <w:r>
+              <w:rPr>
+                <w:rFonts w:ascii="Barlow Condensed Medium" w:eastAsia="標楷體" w:hAnsi="Barlow Condensed Medium" w:cs="Segoe UI Symbol" w:hint="eastAsia"/>
+                <w:noProof/>
+                <w:w w:val="90"/>
+                <w:sz w:val="26"/>
+                <w:szCs w:val="26"/>
+                <w:lang w:bidi="he-IL"/>
+              </w:rPr>
+              <w:t>9F</w:t>
+            </w:r>
+            <w:r>
+              <w:rPr>
+                <w:rFonts w:ascii="Barlow Condensed Medium" w:eastAsia="標楷體" w:hAnsi="Barlow Condensed Medium" w:cs="Segoe UI Symbol" w:hint="eastAsia"/>
+                <w:noProof/>
+                <w:w w:val="90"/>
+                <w:sz w:val="26"/>
+                <w:szCs w:val="26"/>
+                <w:lang w:bidi="he-IL"/>
+              </w:rPr>
+              <w:t>第</w:t>
+            </w:r>
+            <w:r>
+              <w:rPr>
+                <w:rFonts w:ascii="Barlow Condensed Medium" w:eastAsia="標楷體" w:hAnsi="Barlow Condensed Medium" w:cs="Segoe UI Symbol" w:hint="eastAsia"/>
+                <w:noProof/>
+                <w:w w:val="90"/>
+                <w:sz w:val="26"/>
+                <w:szCs w:val="26"/>
+                <w:lang w:bidi="he-IL"/>
+              </w:rPr>
+              <w:t>1</w:t>
+            </w:r>
+            <w:r>
+              <w:rPr>
+                <w:rFonts w:ascii="Barlow Condensed Medium" w:eastAsia="標楷體" w:hAnsi="Barlow Condensed Medium" w:cs="Segoe UI Symbol" w:hint="eastAsia"/>
+                <w:noProof/>
+                <w:w w:val="90"/>
+                <w:sz w:val="26"/>
+                <w:szCs w:val="26"/>
+                <w:lang w:bidi="he-IL"/>
+              </w:rPr>
+              <w:t>講堂</w:t>
+            </w:r>
+            <w:r>
+              <w:rPr>
+                <w:rFonts w:ascii="Barlow Condensed Medium" w:eastAsia="標楷體" w:hAnsi="Barlow Condensed Medium" w:cs="Segoe UI Symbol" w:hint="eastAsia"/>
+                <w:noProof/>
+                <w:w w:val="90"/>
+                <w:sz w:val="26"/>
+                <w:szCs w:val="26"/>
+                <w:lang w:bidi="he-IL"/>
+              </w:rPr>
+              <w:t>)</w:t>
             </w:r>
           </w:p>
         </w:tc>
@@ -902,90 +899,11 @@
             <w:r>
               <w:rPr>
                 <w:rFonts w:ascii="Barlow Condensed Medium" w:eastAsia="標楷體" w:hAnsi="Barlow Condensed Medium" w:cs="Segoe UI Symbol" w:hint="eastAsia"/>
-                <w:noProof/>
                 <w:w w:val="90"/>
                 <w:sz w:val="26"/>
                 <w:szCs w:val="26"/>
-                <w:lang w:bidi="he-IL"/>
-              </w:rPr>
-              <w:t>馬偕紀念教會將於</w:t>
-            </w:r>
-            <w:r>
-              <w:rPr>
-                <w:rFonts w:ascii="Barlow Condensed Medium" w:eastAsia="標楷體" w:hAnsi="Barlow Condensed Medium" w:cs="Segoe UI Symbol" w:hint="eastAsia"/>
-                <w:noProof/>
-                <w:w w:val="90"/>
-                <w:sz w:val="26"/>
-                <w:szCs w:val="26"/>
-                <w:lang w:bidi="he-IL"/>
-              </w:rPr>
-              <w:t>8/30</w:t>
-            </w:r>
-            <w:r>
-              <w:rPr>
-                <w:rFonts w:ascii="Barlow Condensed Medium" w:eastAsia="標楷體" w:hAnsi="Barlow Condensed Medium" w:cs="Segoe UI Symbol" w:hint="eastAsia"/>
-                <w:noProof/>
-                <w:w w:val="90"/>
-                <w:sz w:val="26"/>
-                <w:szCs w:val="26"/>
-                <w:lang w:bidi="he-IL"/>
-              </w:rPr>
-              <w:t>主日上午</w:t>
-            </w:r>
-            <w:r>
-              <w:rPr>
-                <w:rFonts w:ascii="Barlow Condensed Medium" w:eastAsia="標楷體" w:hAnsi="Barlow Condensed Medium" w:cs="Segoe UI Symbol" w:hint="eastAsia"/>
-                <w:noProof/>
-                <w:w w:val="90"/>
-                <w:sz w:val="26"/>
-                <w:szCs w:val="26"/>
-                <w:lang w:bidi="he-IL"/>
-              </w:rPr>
-              <w:t>9:30</w:t>
-            </w:r>
-            <w:r>
-              <w:rPr>
-                <w:rFonts w:ascii="Barlow Condensed Medium" w:eastAsia="標楷體" w:hAnsi="Barlow Condensed Medium" w:cs="Segoe UI Symbol"/>
-                <w:noProof/>
-                <w:w w:val="90"/>
-                <w:sz w:val="26"/>
-                <w:szCs w:val="26"/>
-                <w:lang w:bidi="he-IL"/>
-              </w:rPr>
-              <w:t xml:space="preserve"> </w:t>
-            </w:r>
-            <w:r>
-              <w:rPr>
-                <w:rFonts w:ascii="Barlow Condensed Medium" w:eastAsia="標楷體" w:hAnsi="Barlow Condensed Medium" w:cs="Segoe UI Symbol" w:hint="eastAsia"/>
-                <w:noProof/>
-                <w:w w:val="90"/>
-                <w:sz w:val="26"/>
-                <w:szCs w:val="26"/>
-                <w:lang w:bidi="he-IL"/>
-              </w:rPr>
-              <w:t>舉行設教</w:t>
-            </w:r>
-            <w:r>
-              <w:rPr>
-                <w:rFonts w:ascii="Barlow Condensed Medium" w:eastAsia="標楷體" w:hAnsi="Barlow Condensed Medium" w:cs="Segoe UI Symbol" w:hint="eastAsia"/>
-                <w:noProof/>
-                <w:w w:val="90"/>
-                <w:sz w:val="26"/>
-                <w:szCs w:val="26"/>
-                <w:lang w:bidi="he-IL"/>
-              </w:rPr>
-              <w:t>30</w:t>
-            </w:r>
-            <w:r>
-              <w:rPr>
-                <w:rFonts w:ascii="Barlow Condensed Medium" w:eastAsia="標楷體" w:hAnsi="Barlow Condensed Medium" w:cs="Segoe UI Symbol" w:hint="eastAsia"/>
-                <w:noProof/>
-                <w:w w:val="90"/>
-                <w:sz w:val="26"/>
-                <w:szCs w:val="26"/>
-                <w:lang w:bidi="he-IL"/>
-              </w:rPr>
-              <w:t>週年感恩禮拜，敬邀參加</w:t>
+              </w:rPr>
+              <w:t>台北中會主辨「性別暴力防治實務研討會」將於</w:t>
             </w:r>
             <w:r>
               <w:rPr>
@@ -994,84 +912,142 @@
                 <w:sz w:val="26"/>
                 <w:szCs w:val="26"/>
               </w:rPr>
-              <w:t>。</w:t>
+              <w:t>8/15(</w:t>
             </w:r>
             <w:r>
               <w:rPr>
                 <w:rFonts w:ascii="Barlow Condensed Medium" w:eastAsia="標楷體" w:hAnsi="Barlow Condensed Medium" w:cs="Segoe UI Symbol" w:hint="eastAsia"/>
-                <w:noProof/>
                 <w:w w:val="90"/>
                 <w:sz w:val="26"/>
                 <w:szCs w:val="26"/>
-                <w:lang w:bidi="he-IL"/>
-              </w:rPr>
-              <w:t>(</w:t>
+              </w:rPr>
+              <w:t>六</w:t>
             </w:r>
             <w:r>
               <w:rPr>
                 <w:rFonts w:ascii="Barlow Condensed Medium" w:eastAsia="標楷體" w:hAnsi="Barlow Condensed Medium" w:cs="Segoe UI Symbol" w:hint="eastAsia"/>
-                <w:noProof/>
                 <w:w w:val="90"/>
                 <w:sz w:val="26"/>
                 <w:szCs w:val="26"/>
-                <w:lang w:bidi="he-IL"/>
-              </w:rPr>
-              <w:t>馬偕醫院福音樓</w:t>
+              </w:rPr>
+              <w:t>)</w:t>
             </w:r>
             <w:r>
               <w:rPr>
                 <w:rFonts w:ascii="Barlow Condensed Medium" w:eastAsia="標楷體" w:hAnsi="Barlow Condensed Medium" w:cs="Segoe UI Symbol" w:hint="eastAsia"/>
-                <w:noProof/>
                 <w:w w:val="90"/>
                 <w:sz w:val="26"/>
                 <w:szCs w:val="26"/>
-                <w:lang w:bidi="he-IL"/>
-              </w:rPr>
-              <w:t>9F</w:t>
+              </w:rPr>
+              <w:t>上午</w:t>
             </w:r>
             <w:r>
               <w:rPr>
                 <w:rFonts w:ascii="Barlow Condensed Medium" w:eastAsia="標楷體" w:hAnsi="Barlow Condensed Medium" w:cs="Segoe UI Symbol" w:hint="eastAsia"/>
-                <w:noProof/>
                 <w:w w:val="90"/>
                 <w:sz w:val="26"/>
                 <w:szCs w:val="26"/>
-                <w:lang w:bidi="he-IL"/>
-              </w:rPr>
-              <w:t>第</w:t>
+              </w:rPr>
+              <w:t>9:00-12:00</w:t>
             </w:r>
             <w:r>
               <w:rPr>
                 <w:rFonts w:ascii="Barlow Condensed Medium" w:eastAsia="標楷體" w:hAnsi="Barlow Condensed Medium" w:cs="Segoe UI Symbol" w:hint="eastAsia"/>
-                <w:noProof/>
                 <w:w w:val="90"/>
                 <w:sz w:val="26"/>
                 <w:szCs w:val="26"/>
-                <w:lang w:bidi="he-IL"/>
-              </w:rPr>
-              <w:t>1</w:t>
+              </w:rPr>
+              <w:t>在板橋教會，</w:t>
             </w:r>
             <w:r>
               <w:rPr>
                 <w:rFonts w:ascii="Barlow Condensed Medium" w:eastAsia="標楷體" w:hAnsi="Barlow Condensed Medium" w:cs="Segoe UI Symbol" w:hint="eastAsia"/>
-                <w:noProof/>
                 <w:w w:val="90"/>
                 <w:sz w:val="26"/>
                 <w:szCs w:val="26"/>
-                <w:lang w:bidi="he-IL"/>
-              </w:rPr>
-              <w:t>講堂</w:t>
+              </w:rPr>
+              <w:t>8/29(</w:t>
             </w:r>
             <w:r>
               <w:rPr>
                 <w:rFonts w:ascii="Barlow Condensed Medium" w:eastAsia="標楷體" w:hAnsi="Barlow Condensed Medium" w:cs="Segoe UI Symbol" w:hint="eastAsia"/>
-                <w:noProof/>
                 <w:w w:val="90"/>
                 <w:sz w:val="26"/>
                 <w:szCs w:val="26"/>
-                <w:lang w:bidi="he-IL"/>
+              </w:rPr>
+              <w:t>六</w:t>
+            </w:r>
+            <w:r>
+              <w:rPr>
+                <w:rFonts w:ascii="Barlow Condensed Medium" w:eastAsia="標楷體" w:hAnsi="Barlow Condensed Medium" w:cs="Segoe UI Symbol" w:hint="eastAsia"/>
+                <w:w w:val="90"/>
+                <w:sz w:val="26"/>
+                <w:szCs w:val="26"/>
               </w:rPr>
               <w:t>)</w:t>
+            </w:r>
+            <w:r>
+              <w:rPr>
+                <w:rFonts w:ascii="Barlow Condensed Medium" w:eastAsia="標楷體" w:hAnsi="Barlow Condensed Medium" w:cs="Segoe UI Symbol" w:hint="eastAsia"/>
+                <w:w w:val="90"/>
+                <w:sz w:val="26"/>
+                <w:szCs w:val="26"/>
+              </w:rPr>
+              <w:t>上午</w:t>
+            </w:r>
+            <w:r>
+              <w:rPr>
+                <w:rFonts w:ascii="Barlow Condensed Medium" w:eastAsia="標楷體" w:hAnsi="Barlow Condensed Medium" w:cs="Segoe UI Symbol" w:hint="eastAsia"/>
+                <w:w w:val="90"/>
+                <w:sz w:val="26"/>
+                <w:szCs w:val="26"/>
+              </w:rPr>
+              <w:t>9:00-12:00</w:t>
+            </w:r>
+            <w:r>
+              <w:rPr>
+                <w:rFonts w:ascii="Barlow Condensed Medium" w:eastAsia="標楷體" w:hAnsi="Barlow Condensed Medium" w:cs="Segoe UI Symbol" w:hint="eastAsia"/>
+                <w:w w:val="90"/>
+                <w:sz w:val="26"/>
+                <w:szCs w:val="26"/>
+              </w:rPr>
+              <w:t>在南門教會舉行。歡迎上網報名</w:t>
+            </w:r>
+            <w:r>
+              <w:rPr>
+                <w:rFonts w:ascii="Barlow Condensed Medium" w:eastAsia="標楷體" w:hAnsi="Barlow Condensed Medium" w:cs="Segoe UI Symbol" w:hint="eastAsia"/>
+                <w:w w:val="90"/>
+                <w:sz w:val="26"/>
+                <w:szCs w:val="26"/>
+              </w:rPr>
+              <w:t>(</w:t>
+            </w:r>
+            <w:r>
+              <w:rPr>
+                <w:rFonts w:ascii="Barlow Condensed Medium" w:eastAsia="標楷體" w:hAnsi="Barlow Condensed Medium" w:cs="Segoe UI Symbol" w:hint="eastAsia"/>
+                <w:w w:val="90"/>
+                <w:sz w:val="26"/>
+                <w:szCs w:val="26"/>
+              </w:rPr>
+              <w:t>下圖</w:t>
+            </w:r>
+            <w:r>
+              <w:rPr>
+                <w:rFonts w:ascii="Barlow Condensed Medium" w:eastAsia="標楷體" w:hAnsi="Barlow Condensed Medium" w:cs="Segoe UI Symbol" w:hint="eastAsia"/>
+                <w:w w:val="90"/>
+                <w:sz w:val="26"/>
+                <w:szCs w:val="26"/>
+              </w:rPr>
+              <w:t>QR-code)</w:t>
+            </w:r>
+            <w:r>
+              <w:rPr>
+                <w:rFonts w:ascii="Barlow Condensed Medium" w:eastAsia="標楷體" w:hAnsi="Barlow Condensed Medium" w:cs="Segoe UI Symbol" w:hint="eastAsia"/>
+                <w:w w:val="90"/>
+                <w:sz w:val="26"/>
+                <w:szCs w:val="26"/>
+              </w:rPr>
+              <w:t>。</w:t>
             </w:r>
           </w:p>
         </w:tc>
@@ -1104,24 +1080,6 @@
                 <w:szCs w:val="26"/>
               </w:rPr>
             </w:pPr>
-            <w:r>
-              <w:rPr>
-                <w:rFonts w:ascii="Barlow Condensed Medium" w:eastAsia="華康細黑體" w:hAnsi="Barlow Condensed Medium" w:hint="eastAsia"/>
-                <w:w w:val="90"/>
-                <w:sz w:val="26"/>
-                <w:szCs w:val="26"/>
-              </w:rPr>
-              <w:t>3</w:t>
-            </w:r>
-            <w:r>
-              <w:rPr>
-                <w:rFonts w:ascii="Barlow Condensed Medium" w:eastAsia="華康細黑體" w:hAnsi="Barlow Condensed Medium" w:hint="eastAsia"/>
-                <w:w w:val="90"/>
-                <w:sz w:val="26"/>
-                <w:szCs w:val="26"/>
-              </w:rPr>
-              <w:t>.</w:t>
-            </w:r>
           </w:p>
         </w:tc>
         <w:tc>
@@ -1139,11 +1097,7 @@
             </w:tcMar>
           </w:tcPr>
           <w:p>
-            <w:pPr>
-              <w:kinsoku w:val="0"/>
-              <w:snapToGrid w:val="0"/>
-              <w:spacing w:line="300" w:lineRule="exact"/>
-              <w:jc w:val="both"/>
+            <w:r>
               <w:rPr>
                 <w:rFonts w:ascii="Barlow Condensed Medium" w:eastAsia="標楷體" w:hAnsi="Barlow Condensed Medium" w:cs="Segoe UI Symbol"/>
                 <w:noProof/>
@@ -1152,294 +1106,14 @@
                 <w:szCs w:val="26"/>
                 <w:lang w:bidi="he-IL"/>
               </w:rPr>
-            </w:pPr>
-            <w:r>
-              <w:rPr>
-                <w:rFonts w:ascii="Barlow Condensed Medium" w:eastAsia="標楷體" w:hAnsi="Barlow Condensed Medium" w:cs="Segoe UI Symbol" w:hint="eastAsia"/>
-                <w:w w:val="90"/>
-                <w:sz w:val="26"/>
-                <w:szCs w:val="26"/>
-              </w:rPr>
-              <w:t>台北中會</w:t>
-            </w:r>
-            <w:proofErr w:type="gramStart"/>
-            <w:r>
-              <w:rPr>
-                <w:rFonts w:ascii="Barlow Condensed Medium" w:eastAsia="標楷體" w:hAnsi="Barlow Condensed Medium" w:cs="Segoe UI Symbol" w:hint="eastAsia"/>
-                <w:w w:val="90"/>
-                <w:sz w:val="26"/>
-                <w:szCs w:val="26"/>
-              </w:rPr>
-              <w:t>主辨</w:t>
-            </w:r>
-            <w:r>
-              <w:rPr>
-                <w:rFonts w:ascii="Barlow Condensed Medium" w:eastAsia="標楷體" w:hAnsi="Barlow Condensed Medium" w:cs="Segoe UI Symbol" w:hint="eastAsia"/>
-                <w:w w:val="90"/>
-                <w:sz w:val="26"/>
-                <w:szCs w:val="26"/>
-              </w:rPr>
-              <w:t>「</w:t>
-            </w:r>
-            <w:proofErr w:type="gramEnd"/>
-            <w:r>
-              <w:rPr>
-                <w:rFonts w:ascii="Barlow Condensed Medium" w:eastAsia="標楷體" w:hAnsi="Barlow Condensed Medium" w:cs="Segoe UI Symbol" w:hint="eastAsia"/>
-                <w:w w:val="90"/>
-                <w:sz w:val="26"/>
-                <w:szCs w:val="26"/>
-              </w:rPr>
-              <w:t>性別暴力防治實務研討會</w:t>
-            </w:r>
-            <w:r>
-              <w:rPr>
-                <w:rFonts w:ascii="Barlow Condensed Medium" w:eastAsia="標楷體" w:hAnsi="Barlow Condensed Medium" w:cs="Segoe UI Symbol" w:hint="eastAsia"/>
-                <w:w w:val="90"/>
-                <w:sz w:val="26"/>
-                <w:szCs w:val="26"/>
-              </w:rPr>
-              <w:t>」將於</w:t>
-            </w:r>
-            <w:r>
-              <w:rPr>
-                <w:rFonts w:ascii="Barlow Condensed Medium" w:eastAsia="標楷體" w:hAnsi="Barlow Condensed Medium" w:cs="Segoe UI Symbol" w:hint="eastAsia"/>
-                <w:w w:val="90"/>
-                <w:sz w:val="26"/>
-                <w:szCs w:val="26"/>
-              </w:rPr>
-              <w:t>8/15(</w:t>
-            </w:r>
-            <w:r>
-              <w:rPr>
-                <w:rFonts w:ascii="Barlow Condensed Medium" w:eastAsia="標楷體" w:hAnsi="Barlow Condensed Medium" w:cs="Segoe UI Symbol" w:hint="eastAsia"/>
-                <w:w w:val="90"/>
-                <w:sz w:val="26"/>
-                <w:szCs w:val="26"/>
-              </w:rPr>
-              <w:t>六</w:t>
-            </w:r>
-            <w:r>
-              <w:rPr>
-                <w:rFonts w:ascii="Barlow Condensed Medium" w:eastAsia="標楷體" w:hAnsi="Barlow Condensed Medium" w:cs="Segoe UI Symbol" w:hint="eastAsia"/>
-                <w:w w:val="90"/>
-                <w:sz w:val="26"/>
-                <w:szCs w:val="26"/>
-              </w:rPr>
-              <w:t>)</w:t>
-            </w:r>
-            <w:r>
-              <w:rPr>
-                <w:rFonts w:ascii="Barlow Condensed Medium" w:eastAsia="標楷體" w:hAnsi="Barlow Condensed Medium" w:cs="Segoe UI Symbol" w:hint="eastAsia"/>
-                <w:w w:val="90"/>
-                <w:sz w:val="26"/>
-                <w:szCs w:val="26"/>
-              </w:rPr>
-              <w:t>上午</w:t>
-            </w:r>
-            <w:r>
-              <w:rPr>
-                <w:rFonts w:ascii="Barlow Condensed Medium" w:eastAsia="標楷體" w:hAnsi="Barlow Condensed Medium" w:cs="Segoe UI Symbol" w:hint="eastAsia"/>
-                <w:w w:val="90"/>
-                <w:sz w:val="26"/>
-                <w:szCs w:val="26"/>
-              </w:rPr>
-              <w:t>9:00-12:00</w:t>
-            </w:r>
-            <w:r>
-              <w:rPr>
-                <w:rFonts w:ascii="Barlow Condensed Medium" w:eastAsia="標楷體" w:hAnsi="Barlow Condensed Medium" w:cs="Segoe UI Symbol" w:hint="eastAsia"/>
-                <w:w w:val="90"/>
-                <w:sz w:val="26"/>
-                <w:szCs w:val="26"/>
-              </w:rPr>
-              <w:t>在板橋教會，</w:t>
-            </w:r>
-            <w:r>
-              <w:rPr>
-                <w:rFonts w:ascii="Barlow Condensed Medium" w:eastAsia="標楷體" w:hAnsi="Barlow Condensed Medium" w:cs="Segoe UI Symbol" w:hint="eastAsia"/>
-                <w:w w:val="90"/>
-                <w:sz w:val="26"/>
-                <w:szCs w:val="26"/>
-              </w:rPr>
-              <w:t>8/29(</w:t>
-            </w:r>
-            <w:r>
-              <w:rPr>
-                <w:rFonts w:ascii="Barlow Condensed Medium" w:eastAsia="標楷體" w:hAnsi="Barlow Condensed Medium" w:cs="Segoe UI Symbol" w:hint="eastAsia"/>
-                <w:w w:val="90"/>
-                <w:sz w:val="26"/>
-                <w:szCs w:val="26"/>
-              </w:rPr>
-              <w:t>六</w:t>
-            </w:r>
-            <w:r>
-              <w:rPr>
-                <w:rFonts w:ascii="Barlow Condensed Medium" w:eastAsia="標楷體" w:hAnsi="Barlow Condensed Medium" w:cs="Segoe UI Symbol" w:hint="eastAsia"/>
-                <w:w w:val="90"/>
-                <w:sz w:val="26"/>
-                <w:szCs w:val="26"/>
-              </w:rPr>
-              <w:t>)</w:t>
-            </w:r>
-            <w:r>
-              <w:rPr>
-                <w:rFonts w:ascii="Barlow Condensed Medium" w:eastAsia="標楷體" w:hAnsi="Barlow Condensed Medium" w:cs="Segoe UI Symbol" w:hint="eastAsia"/>
-                <w:w w:val="90"/>
-                <w:sz w:val="26"/>
-                <w:szCs w:val="26"/>
-              </w:rPr>
-              <w:t>上午</w:t>
-            </w:r>
-            <w:r>
-              <w:rPr>
-                <w:rFonts w:ascii="Barlow Condensed Medium" w:eastAsia="標楷體" w:hAnsi="Barlow Condensed Medium" w:cs="Segoe UI Symbol" w:hint="eastAsia"/>
-                <w:w w:val="90"/>
-                <w:sz w:val="26"/>
-                <w:szCs w:val="26"/>
-              </w:rPr>
-              <w:t>9:00-12:00</w:t>
-            </w:r>
-            <w:r>
-              <w:rPr>
-                <w:rFonts w:ascii="Barlow Condensed Medium" w:eastAsia="標楷體" w:hAnsi="Barlow Condensed Medium" w:cs="Segoe UI Symbol" w:hint="eastAsia"/>
-                <w:w w:val="90"/>
-                <w:sz w:val="26"/>
-                <w:szCs w:val="26"/>
-              </w:rPr>
-              <w:t>在南門教會舉行</w:t>
-            </w:r>
-            <w:r>
-              <w:rPr>
-                <w:rFonts w:ascii="Barlow Condensed Medium" w:eastAsia="標楷體" w:hAnsi="Barlow Condensed Medium" w:cs="Segoe UI Symbol" w:hint="eastAsia"/>
-                <w:w w:val="90"/>
-                <w:sz w:val="26"/>
-                <w:szCs w:val="26"/>
-              </w:rPr>
-              <w:t>。</w:t>
-            </w:r>
-            <w:r>
-              <w:rPr>
-                <w:rFonts w:ascii="Barlow Condensed Medium" w:eastAsia="標楷體" w:hAnsi="Barlow Condensed Medium" w:cs="Segoe UI Symbol" w:hint="eastAsia"/>
-                <w:w w:val="90"/>
-                <w:sz w:val="26"/>
-                <w:szCs w:val="26"/>
-              </w:rPr>
-              <w:t>歡迎上網報名</w:t>
-            </w:r>
-            <w:r>
-              <w:rPr>
-                <w:rFonts w:ascii="Barlow Condensed Medium" w:eastAsia="標楷體" w:hAnsi="Barlow Condensed Medium" w:cs="Segoe UI Symbol" w:hint="eastAsia"/>
-                <w:w w:val="90"/>
-                <w:sz w:val="26"/>
-                <w:szCs w:val="26"/>
-              </w:rPr>
-              <w:t>(</w:t>
-            </w:r>
-            <w:r>
-              <w:rPr>
-                <w:rFonts w:ascii="Barlow Condensed Medium" w:eastAsia="標楷體" w:hAnsi="Barlow Condensed Medium" w:cs="Segoe UI Symbol" w:hint="eastAsia"/>
-                <w:w w:val="90"/>
-                <w:sz w:val="26"/>
-                <w:szCs w:val="26"/>
-              </w:rPr>
-              <w:t>下圖</w:t>
-            </w:r>
-            <w:r>
-              <w:rPr>
-                <w:rFonts w:ascii="Barlow Condensed Medium" w:eastAsia="標楷體" w:hAnsi="Barlow Condensed Medium" w:cs="Segoe UI Symbol" w:hint="eastAsia"/>
-                <w:w w:val="90"/>
-                <w:sz w:val="26"/>
-                <w:szCs w:val="26"/>
-              </w:rPr>
-              <w:t>QR-code)</w:t>
-            </w:r>
-            <w:r>
-              <w:rPr>
-                <w:rFonts w:ascii="Barlow Condensed Medium" w:eastAsia="標楷體" w:hAnsi="Barlow Condensed Medium" w:cs="Segoe UI Symbol" w:hint="eastAsia"/>
-                <w:w w:val="90"/>
-                <w:sz w:val="26"/>
-                <w:szCs w:val="26"/>
-              </w:rPr>
-              <w:t>。</w:t>
-            </w:r>
-          </w:p>
-        </w:tc>
-      </w:tr>
-      <w:tr>
-        <w:tc>
-          <w:tcPr>
-            <w:tcW w:w="299" w:type="dxa"/>
-            <w:tcBorders>
-              <w:top w:val="nil"/>
-              <w:left w:val="nil"/>
-              <w:bottom w:val="nil"/>
-              <w:right w:val="nil"/>
-            </w:tcBorders>
-            <w:tcMar>
-              <w:left w:w="28" w:type="dxa"/>
-              <w:right w:w="28" w:type="dxa"/>
-            </w:tcMar>
-          </w:tcPr>
-          <w:p>
-            <w:pPr>
-              <w:snapToGrid w:val="0"/>
-              <w:spacing w:line="300" w:lineRule="exact"/>
-              <w:ind w:rightChars="11" w:right="26"/>
-              <w:jc w:val="right"/>
-              <w:rPr>
-                <w:rFonts w:ascii="Barlow Condensed Medium" w:eastAsia="華康細黑體" w:hAnsi="Barlow Condensed Medium"/>
-                <w:w w:val="90"/>
-                <w:sz w:val="26"/>
-                <w:szCs w:val="26"/>
-              </w:rPr>
-            </w:pPr>
-          </w:p>
-        </w:tc>
-        <w:tc>
-          <w:tcPr>
-            <w:tcW w:w="5622" w:type="dxa"/>
-            <w:tcBorders>
-              <w:top w:val="nil"/>
-              <w:left w:val="nil"/>
-              <w:bottom w:val="nil"/>
-              <w:right w:val="nil"/>
-            </w:tcBorders>
-            <w:tcMar>
-              <w:left w:w="28" w:type="dxa"/>
-              <w:right w:w="28" w:type="dxa"/>
-            </w:tcMar>
-          </w:tcPr>
-          <w:p>
-            <w:pPr>
-              <w:kinsoku w:val="0"/>
-              <w:snapToGrid w:val="0"/>
-              <w:spacing w:line="300" w:lineRule="exact"/>
-              <w:jc w:val="both"/>
-              <w:rPr>
-                <w:rFonts w:ascii="Barlow Condensed Medium" w:eastAsia="標楷體" w:hAnsi="Barlow Condensed Medium" w:cs="Segoe UI Symbol"/>
-                <w:noProof/>
-                <w:w w:val="90"/>
-                <w:sz w:val="26"/>
-                <w:szCs w:val="26"/>
-                <w:lang w:bidi="he-IL"/>
-              </w:rPr>
-            </w:pPr>
-            <w:r>
-              <w:rPr>
-                <w:rFonts w:ascii="Barlow Condensed Medium" w:eastAsia="標楷體" w:hAnsi="Barlow Condensed Medium" w:cs="Segoe UI Symbol"/>
-                <w:noProof/>
-                <w:w w:val="90"/>
-                <w:sz w:val="26"/>
-                <w:szCs w:val="26"/>
-              </w:rPr>
               <w:drawing>
-                <wp:anchor distT="0" distB="0" distL="114300" distR="114300" simplePos="0" relativeHeight="251668992" behindDoc="1" locked="0" layoutInCell="1" allowOverlap="1" wp14:anchorId="06EB773B" wp14:editId="5C892FD8">
+                <wp:anchor distT="0" distB="0" distL="114300" distR="114300" simplePos="0" relativeHeight="251673600" behindDoc="1" locked="0" layoutInCell="1" allowOverlap="1" wp14:anchorId="1635EFA5" wp14:editId="770E644C">
                   <wp:simplePos x="0" y="0"/>
                   <wp:positionH relativeFrom="column">
-                    <wp:posOffset>2712720</wp:posOffset>
+                    <wp:posOffset>1485004</wp:posOffset>
                   </wp:positionH>
                   <wp:positionV relativeFrom="paragraph">
-                    <wp:posOffset>23495</wp:posOffset>
+                    <wp:posOffset>-26894</wp:posOffset>
                   </wp:positionV>
                   <wp:extent cx="718820" cy="736600"/>
                   <wp:effectExtent l="0" t="0" r="5080" b="6350"/>
@@ -1503,15 +1177,16 @@
                 <w:w w:val="90"/>
                 <w:sz w:val="26"/>
                 <w:szCs w:val="26"/>
+                <w:lang w:bidi="he-IL"/>
               </w:rPr>
               <w:drawing>
-                <wp:anchor distT="0" distB="0" distL="114300" distR="114300" simplePos="0" relativeHeight="251664896" behindDoc="1" locked="0" layoutInCell="1" allowOverlap="1" wp14:anchorId="6449A846" wp14:editId="15FD51AE">
+                <wp:anchor distT="0" distB="0" distL="114300" distR="114300" simplePos="0" relativeHeight="251674624" behindDoc="1" locked="0" layoutInCell="1" allowOverlap="1" wp14:anchorId="19363478" wp14:editId="294E683B">
                   <wp:simplePos x="0" y="0"/>
                   <wp:positionH relativeFrom="column">
-                    <wp:posOffset>1583055</wp:posOffset>
+                    <wp:posOffset>372073</wp:posOffset>
                   </wp:positionH>
                   <wp:positionV relativeFrom="paragraph">
-                    <wp:posOffset>18415</wp:posOffset>
+                    <wp:posOffset>-37652</wp:posOffset>
                   </wp:positionV>
                   <wp:extent cx="731520" cy="731520"/>
                   <wp:effectExtent l="0" t="0" r="0" b="0"/>
@@ -1575,93 +1250,17 @@
                 <w:w w:val="90"/>
                 <w:sz w:val="26"/>
                 <w:szCs w:val="26"/>
-              </w:rPr>
-              <w:drawing>
-                <wp:anchor distT="0" distB="0" distL="114300" distR="114300" simplePos="0" relativeHeight="251651584" behindDoc="1" locked="0" layoutInCell="1" allowOverlap="1" wp14:anchorId="3FE46821" wp14:editId="32333C61">
-                  <wp:simplePos x="0" y="0"/>
-                  <wp:positionH relativeFrom="column">
-                    <wp:posOffset>350819</wp:posOffset>
-                  </wp:positionH>
-                  <wp:positionV relativeFrom="paragraph">
-                    <wp:posOffset>-19610</wp:posOffset>
-                  </wp:positionV>
-                  <wp:extent cx="774065" cy="768350"/>
-                  <wp:effectExtent l="0" t="0" r="6985" b="0"/>
-                  <wp:wrapTight wrapText="bothSides">
-                    <wp:wrapPolygon edited="0">
-                      <wp:start x="0" y="0"/>
-                      <wp:lineTo x="0" y="20886"/>
-                      <wp:lineTo x="21263" y="20886"/>
-                      <wp:lineTo x="21263" y="0"/>
-                      <wp:lineTo x="0" y="0"/>
-                    </wp:wrapPolygon>
-                  </wp:wrapTight>
-                  <wp:docPr id="20" name="圖片 20"/>
-                  <wp:cNvGraphicFramePr>
-                    <a:graphicFrameLocks xmlns:a="http://schemas.openxmlformats.org/drawingml/2006/main" noChangeAspect="1"/>
-                  </wp:cNvGraphicFramePr>
-                  <a:graphic xmlns:a="http://schemas.openxmlformats.org/drawingml/2006/main">
-                    <a:graphicData uri="http://schemas.openxmlformats.org/drawingml/2006/picture">
-                      <pic:pic xmlns:pic="http://schemas.openxmlformats.org/drawingml/2006/picture">
-                        <pic:nvPicPr>
-                          <pic:cNvPr id="20" name="20260815.jpg"/>
-                          <pic:cNvPicPr/>
-                        </pic:nvPicPr>
-                        <pic:blipFill>
-                          <a:blip r:embed="rId10">
-                            <a:extLst>
-                              <a:ext uri="{28A0092B-C50C-407E-A947-70E740481C1C}">
-                                <a14:useLocalDpi xmlns:a14="http://schemas.microsoft.com/office/drawing/2010/main" val="0"/>
-                              </a:ext>
-                            </a:extLst>
-                          </a:blip>
-                          <a:stretch>
-                            <a:fillRect/>
-                          </a:stretch>
-                        </pic:blipFill>
-                        <pic:spPr>
-                          <a:xfrm>
-                            <a:off x="0" y="0"/>
-                            <a:ext cx="774065" cy="768350"/>
-                          </a:xfrm>
-                          <a:prstGeom prst="rect">
-                            <a:avLst/>
-                          </a:prstGeom>
-                        </pic:spPr>
-                      </pic:pic>
-                    </a:graphicData>
-                  </a:graphic>
-                  <wp14:sizeRelH relativeFrom="page">
-                    <wp14:pctWidth>0</wp14:pctWidth>
-                  </wp14:sizeRelH>
-                  <wp14:sizeRelV relativeFrom="page">
-                    <wp14:pctHeight>0</wp14:pctHeight>
-                  </wp14:sizeRelV>
-                </wp:anchor>
-              </w:drawing>
-            </w:r>
-            <w:r>
-              <w:rPr>
-                <w:rFonts w:ascii="Barlow Condensed Medium" w:eastAsia="標楷體" w:hAnsi="Barlow Condensed Medium" w:cs="Segoe UI Symbol" w:hint="eastAsia"/>
-                <w:noProof/>
-                <w:w w:val="90"/>
-                <w:sz w:val="26"/>
-                <w:szCs w:val="26"/>
                 <w:lang w:bidi="he-IL"/>
               </w:rPr>
-              <w:t xml:space="preserve">8/15        8/29 </w:t>
-            </w:r>
-            <w:r>
-              <w:rPr>
-                <w:rFonts w:ascii="Barlow Condensed Medium" w:eastAsia="標楷體" w:hAnsi="Barlow Condensed Medium" w:cs="Segoe UI Symbol" w:hint="eastAsia"/>
-                <w:noProof/>
-                <w:w w:val="90"/>
-                <w:sz w:val="26"/>
-                <w:szCs w:val="26"/>
-                <w:lang w:bidi="he-IL"/>
-              </w:rPr>
-              <w:t>9/5</w:t>
-            </w:r>
+              <w:t xml:space="preserve">8/29  9/5  </w:t>
+            </w:r>
+          </w:p>
+          <w:p>
+            <w:pPr>
+              <w:rPr>
+                <w:rFonts w:hint="eastAsia"/>
+              </w:rPr>
+            </w:pPr>
           </w:p>
         </w:tc>
       </w:tr>
@@ -1700,7 +1299,7 @@
                 <w:sz w:val="26"/>
                 <w:szCs w:val="26"/>
               </w:rPr>
-              <w:t>4.</w:t>
+              <w:t>3.</w:t>
             </w:r>
           </w:p>
         </w:tc>
@@ -1735,6 +1334,212 @@
             </w:pPr>
             <w:r>
               <w:rPr>
+                <w:rFonts w:ascii="Barlow Condensed Medium" w:eastAsia="標楷體" w:hAnsi="Barlow Condensed Medium" w:cs="Segoe UI Symbol" w:hint="eastAsia"/>
+                <w:w w:val="90"/>
+                <w:sz w:val="26"/>
+                <w:szCs w:val="26"/>
+              </w:rPr>
+              <w:t>台北中會主辨</w:t>
+            </w:r>
+            <w:r>
+              <w:rPr>
+                <w:rFonts w:ascii="Barlow Condensed Medium" w:eastAsia="標楷體" w:hAnsi="Barlow Condensed Medium" w:cs="Segoe UI Symbol" w:hint="eastAsia"/>
+                <w:w w:val="90"/>
+                <w:sz w:val="26"/>
+                <w:szCs w:val="26"/>
+              </w:rPr>
+              <w:t>2026</w:t>
+            </w:r>
+            <w:r>
+              <w:rPr>
+                <w:rFonts w:ascii="Barlow Condensed Medium" w:eastAsia="標楷體" w:hAnsi="Barlow Condensed Medium" w:cs="Segoe UI Symbol" w:hint="eastAsia"/>
+                <w:w w:val="90"/>
+                <w:sz w:val="26"/>
+                <w:szCs w:val="26"/>
+              </w:rPr>
+              <w:t>年下半年初階長執訓練會，將於</w:t>
+            </w:r>
+            <w:r>
+              <w:rPr>
+                <w:rFonts w:ascii="Barlow Condensed Medium" w:eastAsia="標楷體" w:hAnsi="Barlow Condensed Medium" w:cs="Segoe UI Symbol" w:hint="eastAsia"/>
+                <w:w w:val="90"/>
+                <w:sz w:val="26"/>
+                <w:szCs w:val="26"/>
+              </w:rPr>
+              <w:t>9/5(</w:t>
+            </w:r>
+            <w:r>
+              <w:rPr>
+                <w:rFonts w:ascii="Barlow Condensed Medium" w:eastAsia="標楷體" w:hAnsi="Barlow Condensed Medium" w:cs="Segoe UI Symbol" w:hint="eastAsia"/>
+                <w:w w:val="90"/>
+                <w:sz w:val="26"/>
+                <w:szCs w:val="26"/>
+              </w:rPr>
+              <w:t>六</w:t>
+            </w:r>
+            <w:r>
+              <w:rPr>
+                <w:rFonts w:ascii="Barlow Condensed Medium" w:eastAsia="標楷體" w:hAnsi="Barlow Condensed Medium" w:cs="Segoe UI Symbol" w:hint="eastAsia"/>
+                <w:w w:val="90"/>
+                <w:sz w:val="26"/>
+                <w:szCs w:val="26"/>
+              </w:rPr>
+              <w:t>)</w:t>
+            </w:r>
+            <w:r>
+              <w:rPr>
+                <w:rFonts w:ascii="Barlow Condensed Medium" w:eastAsia="標楷體" w:hAnsi="Barlow Condensed Medium" w:cs="Segoe UI Symbol" w:hint="eastAsia"/>
+                <w:w w:val="90"/>
+                <w:sz w:val="26"/>
+                <w:szCs w:val="26"/>
+              </w:rPr>
+              <w:t>上午</w:t>
+            </w:r>
+            <w:r>
+              <w:rPr>
+                <w:rFonts w:ascii="Barlow Condensed Medium" w:eastAsia="標楷體" w:hAnsi="Barlow Condensed Medium" w:cs="Segoe UI Symbol" w:hint="eastAsia"/>
+                <w:w w:val="90"/>
+                <w:sz w:val="26"/>
+                <w:szCs w:val="26"/>
+              </w:rPr>
+              <w:t>845-12:10</w:t>
+            </w:r>
+            <w:r>
+              <w:rPr>
+                <w:rFonts w:ascii="Barlow Condensed Medium" w:eastAsia="標楷體" w:hAnsi="Barlow Condensed Medium" w:cs="Segoe UI Symbol" w:hint="eastAsia"/>
+                <w:w w:val="90"/>
+                <w:sz w:val="26"/>
+                <w:szCs w:val="26"/>
+              </w:rPr>
+              <w:t>大稻埕教會舉行。請上網報名</w:t>
+            </w:r>
+            <w:r>
+              <w:rPr>
+                <w:rFonts w:ascii="Barlow Condensed Medium" w:eastAsia="標楷體" w:hAnsi="Barlow Condensed Medium" w:cs="Segoe UI Symbol" w:hint="eastAsia"/>
+                <w:w w:val="90"/>
+                <w:sz w:val="26"/>
+                <w:szCs w:val="26"/>
+              </w:rPr>
+              <w:t>(</w:t>
+            </w:r>
+            <w:r>
+              <w:rPr>
+                <w:rFonts w:ascii="Barlow Condensed Medium" w:eastAsia="標楷體" w:hAnsi="Barlow Condensed Medium" w:cs="Segoe UI Symbol" w:hint="eastAsia"/>
+                <w:w w:val="90"/>
+                <w:sz w:val="26"/>
+                <w:szCs w:val="26"/>
+              </w:rPr>
+              <w:t>上圖</w:t>
+            </w:r>
+            <w:r>
+              <w:rPr>
+                <w:rFonts w:ascii="Barlow Condensed Medium" w:eastAsia="標楷體" w:hAnsi="Barlow Condensed Medium" w:cs="Segoe UI Symbol" w:hint="eastAsia"/>
+                <w:w w:val="90"/>
+                <w:sz w:val="26"/>
+                <w:szCs w:val="26"/>
+              </w:rPr>
+              <w:t>QR-code)</w:t>
+            </w:r>
+            <w:r>
+              <w:rPr>
+                <w:rFonts w:ascii="Barlow Condensed Medium" w:eastAsia="標楷體" w:hAnsi="Barlow Condensed Medium" w:cs="Segoe UI Symbol" w:hint="eastAsia"/>
+                <w:w w:val="90"/>
+                <w:sz w:val="26"/>
+                <w:szCs w:val="26"/>
+              </w:rPr>
+              <w:t>，報名至</w:t>
+            </w:r>
+            <w:r>
+              <w:rPr>
+                <w:rFonts w:ascii="Barlow Condensed Medium" w:eastAsia="標楷體" w:hAnsi="Barlow Condensed Medium" w:cs="Segoe UI Symbol" w:hint="eastAsia"/>
+                <w:w w:val="90"/>
+                <w:sz w:val="26"/>
+                <w:szCs w:val="26"/>
+              </w:rPr>
+              <w:t>9/2</w:t>
+            </w:r>
+            <w:r>
+              <w:rPr>
+                <w:rFonts w:ascii="Barlow Condensed Medium" w:eastAsia="標楷體" w:hAnsi="Barlow Condensed Medium" w:cs="Segoe UI Symbol" w:hint="eastAsia"/>
+                <w:w w:val="90"/>
+                <w:sz w:val="26"/>
+                <w:szCs w:val="26"/>
+              </w:rPr>
+              <w:t>。</w:t>
+            </w:r>
+          </w:p>
+        </w:tc>
+      </w:tr>
+      <w:tr>
+        <w:tc>
+          <w:tcPr>
+            <w:tcW w:w="299" w:type="dxa"/>
+            <w:tcBorders>
+              <w:top w:val="nil"/>
+              <w:left w:val="nil"/>
+              <w:bottom w:val="nil"/>
+              <w:right w:val="nil"/>
+            </w:tcBorders>
+            <w:tcMar>
+              <w:left w:w="28" w:type="dxa"/>
+              <w:right w:w="28" w:type="dxa"/>
+            </w:tcMar>
+          </w:tcPr>
+          <w:p>
+            <w:pPr>
+              <w:snapToGrid w:val="0"/>
+              <w:spacing w:line="300" w:lineRule="exact"/>
+              <w:ind w:rightChars="11" w:right="26"/>
+              <w:jc w:val="right"/>
+              <w:rPr>
+                <w:rFonts w:ascii="Barlow Condensed Medium" w:eastAsia="華康細黑體" w:hAnsi="Barlow Condensed Medium"/>
+                <w:w w:val="90"/>
+                <w:sz w:val="26"/>
+                <w:szCs w:val="26"/>
+              </w:rPr>
+            </w:pPr>
+            <w:r>
+              <w:rPr>
+                <w:rFonts w:ascii="Barlow Condensed Medium" w:eastAsia="華康細黑體" w:hAnsi="Barlow Condensed Medium" w:hint="eastAsia"/>
+                <w:w w:val="90"/>
+                <w:sz w:val="26"/>
+                <w:szCs w:val="26"/>
+              </w:rPr>
+              <w:t>4.</w:t>
+            </w:r>
+          </w:p>
+        </w:tc>
+        <w:tc>
+          <w:tcPr>
+            <w:tcW w:w="5622" w:type="dxa"/>
+            <w:tcBorders>
+              <w:top w:val="nil"/>
+              <w:left w:val="nil"/>
+              <w:bottom w:val="nil"/>
+              <w:right w:val="nil"/>
+            </w:tcBorders>
+            <w:tcMar>
+              <w:left w:w="28" w:type="dxa"/>
+              <w:right w:w="28" w:type="dxa"/>
+            </w:tcMar>
+          </w:tcPr>
+          <w:p>
+            <w:pPr>
+              <w:kinsoku w:val="0"/>
+              <w:snapToGrid w:val="0"/>
+              <w:spacing w:line="300" w:lineRule="exact"/>
+              <w:jc w:val="both"/>
+              <w:rPr>
+                <w:rFonts w:ascii="Barlow Condensed Medium" w:eastAsia="標楷體" w:hAnsi="Barlow Condensed Medium" w:cs="Segoe UI Symbol"/>
+                <w:noProof/>
+                <w:w w:val="90"/>
+                <w:sz w:val="26"/>
+                <w:szCs w:val="26"/>
+                <w:lang w:bidi="he-IL"/>
+              </w:rPr>
+            </w:pPr>
+            <w:r>
+              <w:rPr>
                 <w:rFonts w:ascii="Segoe UI Symbol" w:eastAsia="標楷體" w:hAnsi="Segoe UI Symbol" w:cs="Segoe UI Symbol"/>
                 <w:w w:val="90"/>
                 <w:sz w:val="26"/>
@@ -1744,198 +1549,102 @@
             </w:r>
             <w:r>
               <w:rPr>
-                <w:rFonts w:ascii="Barlow Condensed Medium" w:eastAsia="標楷體" w:hAnsi="Barlow Condensed Medium" w:cs="Segoe UI Symbol" w:hint="eastAsia"/>
+                <w:rFonts w:ascii="Barlow Condensed Medium" w:eastAsia="標楷體" w:hAnsi="Barlow Condensed Medium" w:cs="Segoe UI Symbol"/>
                 <w:w w:val="90"/>
                 <w:sz w:val="26"/>
                 <w:szCs w:val="26"/>
               </w:rPr>
-              <w:t>台北中</w:t>
-            </w:r>
-            <w:proofErr w:type="gramStart"/>
-            <w:r>
-              <w:rPr>
-                <w:rFonts w:ascii="Barlow Condensed Medium" w:eastAsia="標楷體" w:hAnsi="Barlow Condensed Medium" w:cs="Segoe UI Symbol" w:hint="eastAsia"/>
+              <w:t>台北中會教社部主辦「教會高齡事工照護人才培力訓練」將於</w:t>
+            </w:r>
+            <w:r>
+              <w:rPr>
+                <w:rFonts w:ascii="Barlow Condensed Medium" w:eastAsia="標楷體" w:hAnsi="Barlow Condensed Medium" w:cs="Segoe UI Symbol"/>
                 <w:w w:val="90"/>
                 <w:sz w:val="26"/>
                 <w:szCs w:val="26"/>
               </w:rPr>
-              <w:t>會主辨</w:t>
-            </w:r>
-            <w:r>
-              <w:rPr>
-                <w:rFonts w:ascii="Barlow Condensed Medium" w:eastAsia="標楷體" w:hAnsi="Barlow Condensed Medium" w:cs="Segoe UI Symbol" w:hint="eastAsia"/>
+              <w:t>9/11(</w:t>
+            </w:r>
+            <w:r>
+              <w:rPr>
+                <w:rFonts w:ascii="Barlow Condensed Medium" w:eastAsia="標楷體" w:hAnsi="Barlow Condensed Medium" w:cs="Segoe UI Symbol"/>
                 <w:w w:val="90"/>
                 <w:sz w:val="26"/>
                 <w:szCs w:val="26"/>
               </w:rPr>
-              <w:t>2026</w:t>
-            </w:r>
-            <w:r>
-              <w:rPr>
-                <w:rFonts w:ascii="Barlow Condensed Medium" w:eastAsia="標楷體" w:hAnsi="Barlow Condensed Medium" w:cs="Segoe UI Symbol" w:hint="eastAsia"/>
+              <w:t>五</w:t>
+            </w:r>
+            <w:r>
+              <w:rPr>
+                <w:rFonts w:ascii="Barlow Condensed Medium" w:eastAsia="標楷體" w:hAnsi="Barlow Condensed Medium" w:cs="Segoe UI Symbol"/>
                 <w:w w:val="90"/>
                 <w:sz w:val="26"/>
                 <w:szCs w:val="26"/>
               </w:rPr>
-              <w:t>年</w:t>
-            </w:r>
-            <w:proofErr w:type="gramEnd"/>
-            <w:r>
-              <w:rPr>
-                <w:rFonts w:ascii="Barlow Condensed Medium" w:eastAsia="標楷體" w:hAnsi="Barlow Condensed Medium" w:cs="Segoe UI Symbol" w:hint="eastAsia"/>
+              <w:t>)</w:t>
+            </w:r>
+            <w:r>
+              <w:rPr>
+                <w:rFonts w:ascii="Barlow Condensed Medium" w:eastAsia="標楷體" w:hAnsi="Barlow Condensed Medium" w:cs="Segoe UI Symbol"/>
                 <w:w w:val="90"/>
                 <w:sz w:val="26"/>
                 <w:szCs w:val="26"/>
               </w:rPr>
-              <w:t>下半年</w:t>
-            </w:r>
-            <w:proofErr w:type="gramStart"/>
-            <w:r>
-              <w:rPr>
-                <w:rFonts w:ascii="Barlow Condensed Medium" w:eastAsia="標楷體" w:hAnsi="Barlow Condensed Medium" w:cs="Segoe UI Symbol" w:hint="eastAsia"/>
+              <w:t>下午</w:t>
+            </w:r>
+            <w:r>
+              <w:rPr>
+                <w:rFonts w:ascii="Barlow Condensed Medium" w:eastAsia="標楷體" w:hAnsi="Barlow Condensed Medium" w:cs="Segoe UI Symbol"/>
                 <w:w w:val="90"/>
                 <w:sz w:val="26"/>
                 <w:szCs w:val="26"/>
               </w:rPr>
-              <w:t>初階長執訓練</w:t>
-            </w:r>
-            <w:proofErr w:type="gramEnd"/>
-            <w:r>
-              <w:rPr>
-                <w:rFonts w:ascii="Barlow Condensed Medium" w:eastAsia="標楷體" w:hAnsi="Barlow Condensed Medium" w:cs="Segoe UI Symbol" w:hint="eastAsia"/>
+              <w:t>1:00-9/12(</w:t>
+            </w:r>
+            <w:r>
+              <w:rPr>
+                <w:rFonts w:ascii="Barlow Condensed Medium" w:eastAsia="標楷體" w:hAnsi="Barlow Condensed Medium" w:cs="Segoe UI Symbol"/>
                 <w:w w:val="90"/>
                 <w:sz w:val="26"/>
                 <w:szCs w:val="26"/>
               </w:rPr>
-              <w:t>會，將於</w:t>
-            </w:r>
-            <w:r>
-              <w:rPr>
-                <w:rFonts w:ascii="Barlow Condensed Medium" w:eastAsia="標楷體" w:hAnsi="Barlow Condensed Medium" w:cs="Segoe UI Symbol" w:hint="eastAsia"/>
+              <w:t>六</w:t>
+            </w:r>
+            <w:r>
+              <w:rPr>
+                <w:rFonts w:ascii="Barlow Condensed Medium" w:eastAsia="標楷體" w:hAnsi="Barlow Condensed Medium" w:cs="Segoe UI Symbol"/>
                 <w:w w:val="90"/>
                 <w:sz w:val="26"/>
                 <w:szCs w:val="26"/>
               </w:rPr>
-              <w:t>9/5(</w:t>
-            </w:r>
-            <w:r>
-              <w:rPr>
-                <w:rFonts w:ascii="Barlow Condensed Medium" w:eastAsia="標楷體" w:hAnsi="Barlow Condensed Medium" w:cs="Segoe UI Symbol" w:hint="eastAsia"/>
+              <w:t>)</w:t>
+            </w:r>
+            <w:r>
+              <w:rPr>
+                <w:rFonts w:ascii="Barlow Condensed Medium" w:eastAsia="標楷體" w:hAnsi="Barlow Condensed Medium" w:cs="Segoe UI Symbol"/>
                 <w:w w:val="90"/>
                 <w:sz w:val="26"/>
                 <w:szCs w:val="26"/>
               </w:rPr>
-              <w:t>六</w:t>
-            </w:r>
-            <w:r>
-              <w:rPr>
-                <w:rFonts w:ascii="Barlow Condensed Medium" w:eastAsia="標楷體" w:hAnsi="Barlow Condensed Medium" w:cs="Segoe UI Symbol" w:hint="eastAsia"/>
+              <w:t>下午</w:t>
+            </w:r>
+            <w:r>
+              <w:rPr>
+                <w:rFonts w:ascii="Barlow Condensed Medium" w:eastAsia="標楷體" w:hAnsi="Barlow Condensed Medium" w:cs="Segoe UI Symbol"/>
                 <w:w w:val="90"/>
                 <w:sz w:val="26"/>
                 <w:szCs w:val="26"/>
               </w:rPr>
-              <w:t>)</w:t>
-            </w:r>
-            <w:r>
-              <w:rPr>
-                <w:rFonts w:ascii="Barlow Condensed Medium" w:eastAsia="標楷體" w:hAnsi="Barlow Condensed Medium" w:cs="Segoe UI Symbol" w:hint="eastAsia"/>
+              <w:t>4:00</w:t>
+            </w:r>
+            <w:r>
+              <w:rPr>
+                <w:rFonts w:ascii="Barlow Condensed Medium" w:eastAsia="標楷體" w:hAnsi="Barlow Condensed Medium" w:cs="Segoe UI Symbol"/>
                 <w:w w:val="90"/>
                 <w:sz w:val="26"/>
                 <w:szCs w:val="26"/>
               </w:rPr>
-              <w:t>上午</w:t>
-            </w:r>
-            <w:r>
-              <w:rPr>
-                <w:rFonts w:ascii="Barlow Condensed Medium" w:eastAsia="標楷體" w:hAnsi="Barlow Condensed Medium" w:cs="Segoe UI Symbol" w:hint="eastAsia"/>
-                <w:w w:val="90"/>
-                <w:sz w:val="26"/>
-                <w:szCs w:val="26"/>
-              </w:rPr>
-              <w:t>845-12:10</w:t>
-            </w:r>
-            <w:r>
-              <w:rPr>
-                <w:rFonts w:ascii="Barlow Condensed Medium" w:eastAsia="標楷體" w:hAnsi="Barlow Condensed Medium" w:cs="Segoe UI Symbol" w:hint="eastAsia"/>
-                <w:w w:val="90"/>
-                <w:sz w:val="26"/>
-                <w:szCs w:val="26"/>
-              </w:rPr>
-              <w:t>大稻</w:t>
-            </w:r>
-            <w:proofErr w:type="gramStart"/>
-            <w:r>
-              <w:rPr>
-                <w:rFonts w:ascii="Barlow Condensed Medium" w:eastAsia="標楷體" w:hAnsi="Barlow Condensed Medium" w:cs="Segoe UI Symbol" w:hint="eastAsia"/>
-                <w:w w:val="90"/>
-                <w:sz w:val="26"/>
-                <w:szCs w:val="26"/>
-              </w:rPr>
-              <w:t>埕</w:t>
-            </w:r>
-            <w:proofErr w:type="gramEnd"/>
-            <w:r>
-              <w:rPr>
-                <w:rFonts w:ascii="Barlow Condensed Medium" w:eastAsia="標楷體" w:hAnsi="Barlow Condensed Medium" w:cs="Segoe UI Symbol" w:hint="eastAsia"/>
-                <w:w w:val="90"/>
-                <w:sz w:val="26"/>
-                <w:szCs w:val="26"/>
-              </w:rPr>
-              <w:t>教會舉行。請上網報名</w:t>
-            </w:r>
-            <w:r>
-              <w:rPr>
-                <w:rFonts w:ascii="Barlow Condensed Medium" w:eastAsia="標楷體" w:hAnsi="Barlow Condensed Medium" w:cs="Segoe UI Symbol" w:hint="eastAsia"/>
-                <w:w w:val="90"/>
-                <w:sz w:val="26"/>
-                <w:szCs w:val="26"/>
-              </w:rPr>
-              <w:t>(</w:t>
-            </w:r>
-            <w:r>
-              <w:rPr>
-                <w:rFonts w:ascii="Barlow Condensed Medium" w:eastAsia="標楷體" w:hAnsi="Barlow Condensed Medium" w:cs="Segoe UI Symbol" w:hint="eastAsia"/>
-                <w:w w:val="90"/>
-                <w:sz w:val="26"/>
-                <w:szCs w:val="26"/>
-              </w:rPr>
-              <w:t>上圖</w:t>
-            </w:r>
-            <w:r>
-              <w:rPr>
-                <w:rFonts w:ascii="Barlow Condensed Medium" w:eastAsia="標楷體" w:hAnsi="Barlow Condensed Medium" w:cs="Segoe UI Symbol" w:hint="eastAsia"/>
-                <w:w w:val="90"/>
-                <w:sz w:val="26"/>
-                <w:szCs w:val="26"/>
-              </w:rPr>
-              <w:t>QR-code)</w:t>
-            </w:r>
-            <w:r>
-              <w:rPr>
-                <w:rFonts w:ascii="Barlow Condensed Medium" w:eastAsia="標楷體" w:hAnsi="Barlow Condensed Medium" w:cs="Segoe UI Symbol" w:hint="eastAsia"/>
-                <w:w w:val="90"/>
-                <w:sz w:val="26"/>
-                <w:szCs w:val="26"/>
-              </w:rPr>
-              <w:t>，報名至</w:t>
-            </w:r>
-            <w:r>
-              <w:rPr>
-                <w:rFonts w:ascii="Barlow Condensed Medium" w:eastAsia="標楷體" w:hAnsi="Barlow Condensed Medium" w:cs="Segoe UI Symbol" w:hint="eastAsia"/>
-                <w:w w:val="90"/>
-                <w:sz w:val="26"/>
-                <w:szCs w:val="26"/>
-              </w:rPr>
-              <w:t>9/2</w:t>
-            </w:r>
-            <w:r>
-              <w:rPr>
-                <w:rFonts w:ascii="Barlow Condensed Medium" w:eastAsia="標楷體" w:hAnsi="Barlow Condensed Medium" w:cs="Segoe UI Symbol" w:hint="eastAsia"/>
-                <w:w w:val="90"/>
-                <w:sz w:val="26"/>
-                <w:szCs w:val="26"/>
-              </w:rPr>
-              <w:t>。</w:t>
+              <w:t>在新北投水都飯店舉行。詳見公佈欄。</w:t>
             </w:r>
           </w:p>
         </w:tc>
@@ -2061,7 +1770,7 @@
                 <w:sz w:val="26"/>
                 <w:szCs w:val="26"/>
               </w:rPr>
-              <w:t>(8/9)</w:t>
+              <w:t>(8/16)</w:t>
             </w:r>
             <w:r>
               <w:rPr>
@@ -2070,130 +1779,7 @@
                 <w:sz w:val="26"/>
                 <w:szCs w:val="26"/>
               </w:rPr>
-              <w:t>為聖餐主日，舉行華、台語聯合禮拜，華語禮拜暫停乙次。</w:t>
-            </w:r>
-          </w:p>
-        </w:tc>
-      </w:tr>
-      <w:tr>
-        <w:tc>
-          <w:tcPr>
-            <w:tcW w:w="280" w:type="dxa"/>
-          </w:tcPr>
-          <w:p>
-            <w:pPr>
-              <w:snapToGrid w:val="0"/>
-              <w:spacing w:line="300" w:lineRule="exact"/>
-              <w:ind w:rightChars="11" w:right="26"/>
-              <w:jc w:val="right"/>
-              <w:rPr>
-                <w:rFonts w:ascii="Barlow Condensed Medium" w:eastAsia="華康細黑體" w:hAnsi="Barlow Condensed Medium"/>
-                <w:w w:val="90"/>
-                <w:sz w:val="26"/>
-                <w:szCs w:val="26"/>
-              </w:rPr>
-            </w:pPr>
-            <w:r>
-              <w:rPr>
-                <w:rFonts w:ascii="Barlow Condensed Medium" w:eastAsia="華康細黑體" w:hAnsi="Barlow Condensed Medium" w:hint="eastAsia"/>
-                <w:w w:val="90"/>
-                <w:sz w:val="26"/>
-                <w:szCs w:val="26"/>
-              </w:rPr>
-              <w:t>2.</w:t>
-            </w:r>
-          </w:p>
-        </w:tc>
-        <w:tc>
-          <w:tcPr>
-            <w:tcW w:w="5641" w:type="dxa"/>
-          </w:tcPr>
-          <w:p>
-            <w:pPr>
-              <w:kinsoku w:val="0"/>
-              <w:snapToGrid w:val="0"/>
-              <w:spacing w:line="300" w:lineRule="exact"/>
-              <w:jc w:val="both"/>
-              <w:rPr>
-                <w:rFonts w:ascii="Barlow Condensed Medium" w:eastAsia="標楷體" w:hAnsi="Barlow Condensed Medium" w:cs="Segoe UI Symbol"/>
-                <w:w w:val="90"/>
-                <w:sz w:val="26"/>
-                <w:szCs w:val="26"/>
-              </w:rPr>
-            </w:pPr>
-            <w:r>
-              <w:rPr>
-                <w:rFonts w:ascii="Segoe UI Symbol" w:eastAsia="標楷體" w:hAnsi="Segoe UI Symbol" w:cs="Segoe UI Symbol"/>
-                <w:w w:val="90"/>
-                <w:sz w:val="26"/>
-                <w:szCs w:val="26"/>
-              </w:rPr>
-              <w:t>★</w:t>
-            </w:r>
-            <w:r>
-              <w:rPr>
-                <w:rFonts w:ascii="Barlow Condensed Medium" w:eastAsia="標楷體" w:hAnsi="Barlow Condensed Medium" w:cs="Segoe UI Symbol" w:hint="eastAsia"/>
-                <w:w w:val="90"/>
-                <w:sz w:val="26"/>
-                <w:szCs w:val="26"/>
-              </w:rPr>
-              <w:t>本主日</w:t>
-            </w:r>
-            <w:r>
-              <w:rPr>
-                <w:rFonts w:ascii="Barlow Condensed Medium" w:eastAsia="標楷體" w:hAnsi="Barlow Condensed Medium" w:cs="Segoe UI Symbol" w:hint="eastAsia"/>
-                <w:w w:val="90"/>
-                <w:sz w:val="26"/>
-                <w:szCs w:val="26"/>
-              </w:rPr>
-              <w:t>(8/9)</w:t>
-            </w:r>
-            <w:r>
-              <w:rPr>
-                <w:rFonts w:ascii="Barlow Condensed Medium" w:eastAsia="標楷體" w:hAnsi="Barlow Condensed Medium" w:cs="Segoe UI Symbol" w:hint="eastAsia"/>
-                <w:w w:val="90"/>
-                <w:sz w:val="26"/>
-                <w:szCs w:val="26"/>
-              </w:rPr>
-              <w:t>主日下午</w:t>
-            </w:r>
-            <w:r>
-              <w:rPr>
-                <w:rFonts w:ascii="Barlow Condensed Medium" w:eastAsia="標楷體" w:hAnsi="Barlow Condensed Medium" w:cs="Segoe UI Symbol" w:hint="eastAsia"/>
-                <w:w w:val="90"/>
-                <w:sz w:val="26"/>
-                <w:szCs w:val="26"/>
-              </w:rPr>
-              <w:t>3:30</w:t>
-            </w:r>
-            <w:r>
-              <w:rPr>
-                <w:rFonts w:ascii="Barlow Condensed Medium" w:eastAsia="標楷體" w:hAnsi="Barlow Condensed Medium" w:cs="Segoe UI Symbol" w:hint="eastAsia"/>
-                <w:w w:val="90"/>
-                <w:sz w:val="26"/>
-                <w:szCs w:val="26"/>
-              </w:rPr>
-              <w:t>召開</w:t>
-            </w:r>
-            <w:proofErr w:type="gramStart"/>
-            <w:r>
-              <w:rPr>
-                <w:rFonts w:ascii="Barlow Condensed Medium" w:eastAsia="標楷體" w:hAnsi="Barlow Condensed Medium" w:cs="Segoe UI Symbol" w:hint="eastAsia"/>
-                <w:w w:val="90"/>
-                <w:sz w:val="26"/>
-                <w:szCs w:val="26"/>
-              </w:rPr>
-              <w:t>定期長執會</w:t>
-            </w:r>
-            <w:proofErr w:type="gramEnd"/>
-            <w:r>
-              <w:rPr>
-                <w:rFonts w:ascii="Barlow Condensed Medium" w:eastAsia="標楷體" w:hAnsi="Barlow Condensed Medium" w:cs="Segoe UI Symbol" w:hint="eastAsia"/>
-                <w:w w:val="90"/>
-                <w:sz w:val="26"/>
-                <w:szCs w:val="26"/>
-              </w:rPr>
-              <w:t>和小會</w:t>
+              <w:t>為教會與社會奉獻主日</w:t>
             </w:r>
             <w:r>
               <w:rPr>
@@ -2234,7 +1820,7 @@
                 <w:sz w:val="26"/>
                 <w:szCs w:val="26"/>
               </w:rPr>
-              <w:t>3.</w:t>
+              <w:t>2.</w:t>
             </w:r>
           </w:p>
         </w:tc>
@@ -2263,33 +1849,6 @@
                 <w:szCs w:val="26"/>
               </w:rPr>
               <w:t>★</w:t>
-            </w:r>
-            <w:r>
-              <w:rPr>
-                <w:rFonts w:ascii="Barlow Condensed Medium" w:eastAsia="標楷體" w:hAnsi="Barlow Condensed Medium" w:cs="Segoe UI Symbol" w:hint="eastAsia"/>
-                <w:w w:val="90"/>
-                <w:sz w:val="26"/>
-                <w:szCs w:val="26"/>
-              </w:rPr>
-              <w:t>下主日</w:t>
-            </w:r>
-            <w:r>
-              <w:rPr>
-                <w:rFonts w:ascii="Barlow Condensed Medium" w:eastAsia="標楷體" w:hAnsi="Barlow Condensed Medium" w:cs="Segoe UI Symbol" w:hint="eastAsia"/>
-                <w:w w:val="90"/>
-                <w:sz w:val="26"/>
-                <w:szCs w:val="26"/>
-              </w:rPr>
-              <w:t>(8/16)</w:t>
-            </w:r>
-            <w:r>
-              <w:rPr>
-                <w:rFonts w:ascii="Barlow Condensed Medium" w:eastAsia="標楷體" w:hAnsi="Barlow Condensed Medium" w:cs="Segoe UI Symbol" w:hint="eastAsia"/>
-                <w:w w:val="90"/>
-                <w:sz w:val="26"/>
-                <w:szCs w:val="26"/>
-              </w:rPr>
-              <w:t>為教會與社會奉獻主日</w:t>
             </w:r>
             <w:r>
               <w:rPr>
@@ -2300,66 +1859,8 @@
                 <w:szCs w:val="26"/>
                 <w:lang w:bidi="he-IL"/>
               </w:rPr>
-              <w:t>。</w:t>
-            </w:r>
-          </w:p>
-        </w:tc>
-      </w:tr>
-      <w:tr>
-        <w:tc>
-          <w:tcPr>
-            <w:tcW w:w="280" w:type="dxa"/>
-          </w:tcPr>
-          <w:p>
-            <w:pPr>
-              <w:snapToGrid w:val="0"/>
-              <w:spacing w:line="300" w:lineRule="exact"/>
-              <w:ind w:rightChars="11" w:right="26"/>
-              <w:jc w:val="right"/>
-              <w:rPr>
-                <w:rFonts w:ascii="Barlow Condensed Medium" w:eastAsia="華康細黑體" w:hAnsi="Barlow Condensed Medium"/>
-                <w:w w:val="90"/>
-                <w:sz w:val="26"/>
-                <w:szCs w:val="26"/>
-              </w:rPr>
-            </w:pPr>
-            <w:r>
-              <w:rPr>
-                <w:rFonts w:ascii="Barlow Condensed Medium" w:eastAsia="華康細黑體" w:hAnsi="Barlow Condensed Medium" w:hint="eastAsia"/>
-                <w:w w:val="90"/>
-                <w:sz w:val="26"/>
-                <w:szCs w:val="26"/>
-              </w:rPr>
-              <w:t>4</w:t>
-            </w:r>
-            <w:r>
-              <w:rPr>
-                <w:rFonts w:ascii="Barlow Condensed Medium" w:eastAsia="華康細黑體" w:hAnsi="Barlow Condensed Medium" w:hint="eastAsia"/>
-                <w:w w:val="90"/>
-                <w:sz w:val="26"/>
-                <w:szCs w:val="26"/>
-              </w:rPr>
-              <w:t>.</w:t>
-            </w:r>
-          </w:p>
-        </w:tc>
-        <w:tc>
-          <w:tcPr>
-            <w:tcW w:w="5641" w:type="dxa"/>
-          </w:tcPr>
-          <w:p>
-            <w:pPr>
-              <w:kinsoku w:val="0"/>
-              <w:snapToGrid w:val="0"/>
-              <w:spacing w:line="300" w:lineRule="exact"/>
-              <w:jc w:val="both"/>
-              <w:rPr>
-                <w:rFonts w:ascii="Barlow Condensed Medium" w:eastAsia="標楷體" w:hAnsi="Barlow Condensed Medium" w:cs="Segoe UI Symbol"/>
-                <w:w w:val="90"/>
-                <w:sz w:val="26"/>
-                <w:szCs w:val="26"/>
-              </w:rPr>
-            </w:pPr>
+              <w:t>每月一次的見證分享，</w:t>
+            </w:r>
             <w:r>
               <w:rPr>
                 <w:rFonts w:ascii="Barlow Condensed Medium" w:eastAsia="標楷體" w:hAnsi="Barlow Condensed Medium" w:cs="Segoe UI Symbol" w:hint="eastAsia"/>
@@ -2367,7 +1868,16 @@
                 <w:sz w:val="26"/>
                 <w:szCs w:val="26"/>
               </w:rPr>
-              <w:t>參加</w:t>
+              <w:t>本</w:t>
+            </w:r>
+            <w:r>
+              <w:rPr>
+                <w:rFonts w:ascii="Barlow Condensed Medium" w:eastAsia="標楷體" w:hAnsi="Barlow Condensed Medium" w:cs="Segoe UI Symbol" w:hint="eastAsia"/>
+                <w:w w:val="90"/>
+                <w:sz w:val="26"/>
+                <w:szCs w:val="26"/>
+              </w:rPr>
+              <w:t>主日禮拜中邀請黃花香姊妹作個人見證。又</w:t>
             </w:r>
             <w:r>
               <w:rPr>
@@ -2378,16 +1888,7 @@
                 <w:szCs w:val="26"/>
                 <w:lang w:bidi="he-IL"/>
               </w:rPr>
-              <w:t>9/20</w:t>
-            </w:r>
-            <w:r>
-              <w:rPr>
-                <w:rFonts w:ascii="Barlow Condensed Medium" w:eastAsia="標楷體" w:hAnsi="Barlow Condensed Medium" w:cs="Segoe UI Symbol" w:hint="eastAsia"/>
-                <w:w w:val="90"/>
-                <w:sz w:val="26"/>
-                <w:szCs w:val="26"/>
-              </w:rPr>
-              <w:t>母會</w:t>
+              <w:t>有感動的兄姐可以向王牧師報名，並準備約</w:t>
             </w:r>
             <w:r>
               <w:rPr>
@@ -2398,7 +1899,7 @@
                 <w:szCs w:val="26"/>
                 <w:lang w:bidi="he-IL"/>
               </w:rPr>
-              <w:t>艋舺教會</w:t>
+              <w:t>5-10</w:t>
             </w:r>
             <w:r>
               <w:rPr>
@@ -2409,7 +1910,65 @@
                 <w:szCs w:val="26"/>
                 <w:lang w:bidi="he-IL"/>
               </w:rPr>
-              <w:t>150</w:t>
+              <w:t>鐘的見證。</w:t>
+            </w:r>
+          </w:p>
+        </w:tc>
+      </w:tr>
+      <w:tr>
+        <w:tc>
+          <w:tcPr>
+            <w:tcW w:w="280" w:type="dxa"/>
+          </w:tcPr>
+          <w:p>
+            <w:pPr>
+              <w:snapToGrid w:val="0"/>
+              <w:spacing w:line="300" w:lineRule="exact"/>
+              <w:ind w:rightChars="11" w:right="26"/>
+              <w:jc w:val="right"/>
+              <w:rPr>
+                <w:rFonts w:ascii="Barlow Condensed Medium" w:eastAsia="華康細黑體" w:hAnsi="Barlow Condensed Medium"/>
+                <w:w w:val="90"/>
+                <w:sz w:val="26"/>
+                <w:szCs w:val="26"/>
+              </w:rPr>
+            </w:pPr>
+            <w:r>
+              <w:rPr>
+                <w:rFonts w:ascii="Barlow Condensed Medium" w:eastAsia="華康細黑體" w:hAnsi="Barlow Condensed Medium" w:hint="eastAsia"/>
+                <w:w w:val="90"/>
+                <w:sz w:val="26"/>
+                <w:szCs w:val="26"/>
+              </w:rPr>
+              <w:t>3.</w:t>
+            </w:r>
+          </w:p>
+        </w:tc>
+        <w:tc>
+          <w:tcPr>
+            <w:tcW w:w="5641" w:type="dxa"/>
+          </w:tcPr>
+          <w:p>
+            <w:pPr>
+              <w:kinsoku w:val="0"/>
+              <w:snapToGrid w:val="0"/>
+              <w:spacing w:line="300" w:lineRule="exact"/>
+              <w:jc w:val="both"/>
+              <w:rPr>
+                <w:rFonts w:ascii="Barlow Condensed Medium" w:eastAsia="標楷體" w:hAnsi="Barlow Condensed Medium" w:cs="Segoe UI Symbol"/>
+                <w:w w:val="90"/>
+                <w:sz w:val="26"/>
+                <w:szCs w:val="26"/>
+              </w:rPr>
+            </w:pPr>
+            <w:r>
+              <w:rPr>
+                <w:rFonts w:ascii="Segoe UI Symbol" w:eastAsia="標楷體" w:hAnsi="Segoe UI Symbol" w:cs="Segoe UI Symbol"/>
+                <w:w w:val="90"/>
+                <w:sz w:val="26"/>
+                <w:szCs w:val="26"/>
+              </w:rPr>
+              <w:t>★</w:t>
             </w:r>
             <w:r>
               <w:rPr>
@@ -2420,7 +1979,7 @@
                 <w:szCs w:val="26"/>
                 <w:lang w:bidi="he-IL"/>
               </w:rPr>
-              <w:t>週年</w:t>
+              <w:t>本會今年度的野外禮拜訂於</w:t>
             </w:r>
             <w:r>
               <w:rPr>
@@ -2431,7 +1990,7 @@
                 <w:szCs w:val="26"/>
                 <w:lang w:bidi="he-IL"/>
               </w:rPr>
-              <w:t>在中原大學舉行的野外禮拜</w:t>
+              <w:t>11/1</w:t>
             </w:r>
             <w:r>
               <w:rPr>
@@ -2442,7 +2001,74 @@
                 <w:szCs w:val="26"/>
                 <w:lang w:bidi="he-IL"/>
               </w:rPr>
-              <w:t>者</w:t>
+              <w:t>主日，前往新竹聖經學院，請兄姊可預留時間參加。</w:t>
+            </w:r>
+          </w:p>
+        </w:tc>
+      </w:tr>
+      <w:tr>
+        <w:tc>
+          <w:tcPr>
+            <w:tcW w:w="280" w:type="dxa"/>
+          </w:tcPr>
+          <w:p>
+            <w:pPr>
+              <w:snapToGrid w:val="0"/>
+              <w:spacing w:line="300" w:lineRule="exact"/>
+              <w:ind w:rightChars="11" w:right="26"/>
+              <w:jc w:val="right"/>
+              <w:rPr>
+                <w:rFonts w:ascii="Barlow Condensed Medium" w:eastAsia="華康細黑體" w:hAnsi="Barlow Condensed Medium"/>
+                <w:w w:val="90"/>
+                <w:sz w:val="26"/>
+                <w:szCs w:val="26"/>
+              </w:rPr>
+            </w:pPr>
+            <w:r>
+              <w:rPr>
+                <w:rFonts w:ascii="Barlow Condensed Medium" w:eastAsia="華康細黑體" w:hAnsi="Barlow Condensed Medium" w:hint="eastAsia"/>
+                <w:w w:val="90"/>
+                <w:sz w:val="26"/>
+                <w:szCs w:val="26"/>
+              </w:rPr>
+              <w:t>4</w:t>
+            </w:r>
+            <w:r>
+              <w:rPr>
+                <w:rFonts w:ascii="Barlow Condensed Medium" w:eastAsia="華康細黑體" w:hAnsi="Barlow Condensed Medium" w:hint="eastAsia"/>
+                <w:w w:val="90"/>
+                <w:sz w:val="26"/>
+                <w:szCs w:val="26"/>
+              </w:rPr>
+              <w:t>.</w:t>
+            </w:r>
+          </w:p>
+        </w:tc>
+        <w:tc>
+          <w:tcPr>
+            <w:tcW w:w="5641" w:type="dxa"/>
+          </w:tcPr>
+          <w:p>
+            <w:pPr>
+              <w:kinsoku w:val="0"/>
+              <w:snapToGrid w:val="0"/>
+              <w:spacing w:line="300" w:lineRule="exact"/>
+              <w:jc w:val="both"/>
+              <w:rPr>
+                <w:rFonts w:ascii="Barlow Condensed Medium" w:eastAsia="標楷體" w:hAnsi="Barlow Condensed Medium" w:cs="Segoe UI Symbol"/>
+                <w:w w:val="90"/>
+                <w:sz w:val="26"/>
+                <w:szCs w:val="26"/>
+              </w:rPr>
+            </w:pPr>
+            <w:r>
+              <w:rPr>
+                <w:rFonts w:ascii="Barlow Condensed Medium" w:eastAsia="標楷體" w:hAnsi="Barlow Condensed Medium" w:cs="Segoe UI Symbol" w:hint="eastAsia"/>
+                <w:w w:val="90"/>
+                <w:sz w:val="26"/>
+                <w:szCs w:val="26"/>
+              </w:rPr>
+              <w:t>參加</w:t>
             </w:r>
             <w:r>
               <w:rPr>
@@ -2453,7 +2079,16 @@
                 <w:szCs w:val="26"/>
                 <w:lang w:bidi="he-IL"/>
               </w:rPr>
-              <w:t>。免費用，但是每人要</w:t>
+              <w:t>9/20</w:t>
+            </w:r>
+            <w:r>
+              <w:rPr>
+                <w:rFonts w:ascii="Barlow Condensed Medium" w:eastAsia="標楷體" w:hAnsi="Barlow Condensed Medium" w:cs="Segoe UI Symbol" w:hint="eastAsia"/>
+                <w:w w:val="90"/>
+                <w:sz w:val="26"/>
+                <w:szCs w:val="26"/>
+              </w:rPr>
+              <w:t>母會</w:t>
             </w:r>
             <w:r>
               <w:rPr>
@@ -2464,7 +2099,7 @@
                 <w:szCs w:val="26"/>
                 <w:lang w:bidi="he-IL"/>
               </w:rPr>
-              <w:t>先繳二百元報名費，當日出席則全額退費。自行開車者也請報名，</w:t>
+              <w:t>艋舺教會</w:t>
             </w:r>
             <w:r>
               <w:rPr>
@@ -2475,7 +2110,7 @@
                 <w:szCs w:val="26"/>
                 <w:lang w:bidi="he-IL"/>
               </w:rPr>
-              <w:t>要統計中餐數量。</w:t>
+              <w:t>150</w:t>
             </w:r>
             <w:r>
               <w:rPr>
@@ -2486,7 +2121,7 @@
                 <w:szCs w:val="26"/>
                 <w:lang w:bidi="he-IL"/>
               </w:rPr>
-              <w:t>當日下午本會另有</w:t>
+              <w:t>週年</w:t>
             </w:r>
             <w:r>
               <w:rPr>
@@ -2497,7 +2132,7 @@
                 <w:szCs w:val="26"/>
                 <w:lang w:bidi="he-IL"/>
               </w:rPr>
-              <w:t>行程，約下午</w:t>
+              <w:t>在中原大學舉行的野外禮拜</w:t>
             </w:r>
             <w:r>
               <w:rPr>
@@ -2508,7 +2143,7 @@
                 <w:szCs w:val="26"/>
                 <w:lang w:bidi="he-IL"/>
               </w:rPr>
-              <w:t>5</w:t>
+              <w:t>者</w:t>
             </w:r>
             <w:r>
               <w:rPr>
@@ -2519,74 +2154,7 @@
                 <w:szCs w:val="26"/>
                 <w:lang w:bidi="he-IL"/>
               </w:rPr>
-              <w:t>點回到教會。</w:t>
-            </w:r>
-          </w:p>
-        </w:tc>
-      </w:tr>
-      <w:tr>
-        <w:tc>
-          <w:tcPr>
-            <w:tcW w:w="280" w:type="dxa"/>
-          </w:tcPr>
-          <w:p>
-            <w:pPr>
-              <w:snapToGrid w:val="0"/>
-              <w:spacing w:line="300" w:lineRule="exact"/>
-              <w:ind w:rightChars="11" w:right="26"/>
-              <w:jc w:val="right"/>
-              <w:rPr>
-                <w:rFonts w:ascii="Barlow Condensed Medium" w:eastAsia="華康細黑體" w:hAnsi="Barlow Condensed Medium"/>
-                <w:w w:val="90"/>
-                <w:sz w:val="26"/>
-                <w:szCs w:val="26"/>
-              </w:rPr>
-            </w:pPr>
-            <w:r>
-              <w:rPr>
-                <w:rFonts w:ascii="Barlow Condensed Medium" w:eastAsia="華康細黑體" w:hAnsi="Barlow Condensed Medium" w:hint="eastAsia"/>
-                <w:w w:val="90"/>
-                <w:sz w:val="26"/>
-                <w:szCs w:val="26"/>
-              </w:rPr>
-              <w:t>5</w:t>
-            </w:r>
-            <w:r>
-              <w:rPr>
-                <w:rFonts w:ascii="Barlow Condensed Medium" w:eastAsia="華康細黑體" w:hAnsi="Barlow Condensed Medium" w:hint="eastAsia"/>
-                <w:w w:val="90"/>
-                <w:sz w:val="26"/>
-                <w:szCs w:val="26"/>
-              </w:rPr>
-              <w:t>.</w:t>
-            </w:r>
-          </w:p>
-        </w:tc>
-        <w:tc>
-          <w:tcPr>
-            <w:tcW w:w="5641" w:type="dxa"/>
-          </w:tcPr>
-          <w:p>
-            <w:pPr>
-              <w:kinsoku w:val="0"/>
-              <w:snapToGrid w:val="0"/>
-              <w:spacing w:line="300" w:lineRule="exact"/>
-              <w:jc w:val="both"/>
-              <w:rPr>
-                <w:rFonts w:ascii="Barlow Condensed Medium" w:eastAsia="標楷體" w:hAnsi="Barlow Condensed Medium" w:cs="Segoe UI Symbol"/>
-                <w:w w:val="90"/>
-                <w:sz w:val="26"/>
-                <w:szCs w:val="26"/>
-              </w:rPr>
-            </w:pPr>
-            <w:r>
-              <w:rPr>
-                <w:rFonts w:ascii="Segoe UI Symbol" w:eastAsia="標楷體" w:hAnsi="Segoe UI Symbol" w:cs="Segoe UI Symbol"/>
-                <w:w w:val="90"/>
-                <w:sz w:val="26"/>
-                <w:szCs w:val="26"/>
-              </w:rPr>
-              <w:t>★</w:t>
+              <w:t>。免費用，但是每人要</w:t>
             </w:r>
             <w:r>
               <w:rPr>
@@ -2597,16 +2165,7 @@
                 <w:szCs w:val="26"/>
                 <w:lang w:bidi="he-IL"/>
               </w:rPr>
-              <w:t>每月一次的見證分享，</w:t>
-            </w:r>
-            <w:r>
-              <w:rPr>
-                <w:rFonts w:ascii="Barlow Condensed Medium" w:eastAsia="標楷體" w:hAnsi="Barlow Condensed Medium" w:cs="Segoe UI Symbol" w:hint="eastAsia"/>
-                <w:w w:val="90"/>
-                <w:sz w:val="26"/>
-                <w:szCs w:val="26"/>
-              </w:rPr>
-              <w:t>下主日禮拜中邀請黃花香姊妹作個人見證。又</w:t>
+              <w:t>先繳二百元報名費，當日出席則全額退費。自行開車者也請報名，</w:t>
             </w:r>
             <w:r>
               <w:rPr>
@@ -2617,7 +2176,7 @@
                 <w:szCs w:val="26"/>
                 <w:lang w:bidi="he-IL"/>
               </w:rPr>
-              <w:t>有感動的兄姐可以向王牧師報名，並準備約</w:t>
+              <w:t>要統計中餐數量。</w:t>
             </w:r>
             <w:r>
               <w:rPr>
@@ -2628,7 +2187,7 @@
                 <w:szCs w:val="26"/>
                 <w:lang w:bidi="he-IL"/>
               </w:rPr>
-              <w:t>5-10</w:t>
+              <w:t>當日下午本會另有</w:t>
             </w:r>
             <w:r>
               <w:rPr>
@@ -2639,7 +2198,29 @@
                 <w:szCs w:val="26"/>
                 <w:lang w:bidi="he-IL"/>
               </w:rPr>
-              <w:t>鐘的見證。</w:t>
+              <w:t>行程，約下午</w:t>
+            </w:r>
+            <w:r>
+              <w:rPr>
+                <w:rFonts w:ascii="Barlow Condensed Medium" w:eastAsia="標楷體" w:hAnsi="Barlow Condensed Medium" w:cs="Segoe UI Symbol" w:hint="eastAsia"/>
+                <w:noProof/>
+                <w:w w:val="90"/>
+                <w:sz w:val="26"/>
+                <w:szCs w:val="26"/>
+                <w:lang w:bidi="he-IL"/>
+              </w:rPr>
+              <w:t>5</w:t>
+            </w:r>
+            <w:r>
+              <w:rPr>
+                <w:rFonts w:ascii="Barlow Condensed Medium" w:eastAsia="標楷體" w:hAnsi="Barlow Condensed Medium" w:cs="Segoe UI Symbol" w:hint="eastAsia"/>
+                <w:noProof/>
+                <w:w w:val="90"/>
+                <w:sz w:val="26"/>
+                <w:szCs w:val="26"/>
+                <w:lang w:bidi="he-IL"/>
+              </w:rPr>
+              <w:t>點回到教會。</w:t>
             </w:r>
           </w:p>
         </w:tc>
@@ -2663,7 +2244,6 @@
         </w:rPr>
         <w:t>§</w:t>
       </w:r>
-      <w:proofErr w:type="gramStart"/>
       <w:r>
         <w:rPr>
           <w:rFonts w:ascii="Barlow Condensed Medium" w:eastAsia="華康正顏楷體W9" w:hAnsi="Barlow Condensed Medium" w:cstheme="minorHAnsi"/>
@@ -2671,7 +2251,6 @@
         </w:rPr>
         <w:t>公禱事項</w:t>
       </w:r>
-      <w:proofErr w:type="gramEnd"/>
     </w:p>
     <w:tbl>
       <w:tblPr>
@@ -2814,9 +2393,8 @@
                 <w:sz w:val="26"/>
                 <w:szCs w:val="26"/>
               </w:rPr>
-              <w:t xml:space="preserve">、人權和生態永續，願　</w:t>
-            </w:r>
-            <w:proofErr w:type="gramStart"/>
+              <w:t>、人權和生態永續，願　神公義的國度降臨</w:t>
+            </w:r>
             <w:r>
               <w:rPr>
                 <w:rFonts w:ascii="Barlow Condensed Medium" w:eastAsia="標楷體" w:hAnsi="Barlow Condensed Medium" w:cstheme="minorHAnsi" w:hint="eastAsia"/>
@@ -2824,9 +2402,32 @@
                 <w:sz w:val="26"/>
                 <w:szCs w:val="26"/>
               </w:rPr>
-              <w:t>神公義</w:t>
-            </w:r>
-            <w:proofErr w:type="gramEnd"/>
+              <w:t>。</w:t>
+            </w:r>
+          </w:p>
+        </w:tc>
+      </w:tr>
+      <w:tr>
+        <w:tc>
+          <w:tcPr>
+            <w:tcW w:w="266" w:type="dxa"/>
+            <w:tcMar>
+              <w:left w:w="28" w:type="dxa"/>
+              <w:right w:w="28" w:type="dxa"/>
+            </w:tcMar>
+          </w:tcPr>
+          <w:p>
+            <w:pPr>
+              <w:snapToGrid w:val="0"/>
+              <w:spacing w:line="300" w:lineRule="exact"/>
+              <w:jc w:val="right"/>
+              <w:rPr>
+                <w:rFonts w:ascii="Barlow Condensed Medium" w:eastAsia="標楷體" w:hAnsi="Barlow Condensed Medium" w:cstheme="minorHAnsi"/>
+                <w:w w:val="90"/>
+                <w:sz w:val="26"/>
+                <w:szCs w:val="26"/>
+              </w:rPr>
+            </w:pPr>
             <w:r>
               <w:rPr>
                 <w:rFonts w:ascii="Barlow Condensed Medium" w:eastAsia="標楷體" w:hAnsi="Barlow Condensed Medium" w:cstheme="minorHAnsi" w:hint="eastAsia"/>
@@ -2834,7 +2435,47 @@
                 <w:sz w:val="26"/>
                 <w:szCs w:val="26"/>
               </w:rPr>
-              <w:t>的國度降臨</w:t>
+              <w:t>2</w:t>
+            </w:r>
+            <w:r>
+              <w:rPr>
+                <w:rFonts w:ascii="Barlow Condensed Medium" w:eastAsia="標楷體" w:hAnsi="Barlow Condensed Medium" w:cstheme="minorHAnsi"/>
+                <w:w w:val="90"/>
+                <w:sz w:val="26"/>
+                <w:szCs w:val="26"/>
+              </w:rPr>
+              <w:t>.</w:t>
+            </w:r>
+          </w:p>
+        </w:tc>
+        <w:tc>
+          <w:tcPr>
+            <w:tcW w:w="5669" w:type="dxa"/>
+            <w:tcMar>
+              <w:left w:w="28" w:type="dxa"/>
+              <w:right w:w="28" w:type="dxa"/>
+            </w:tcMar>
+          </w:tcPr>
+          <w:p>
+            <w:pPr>
+              <w:snapToGrid w:val="0"/>
+              <w:spacing w:line="300" w:lineRule="exact"/>
+              <w:jc w:val="both"/>
+              <w:rPr>
+                <w:rFonts w:ascii="Barlow Condensed Medium" w:eastAsia="標楷體" w:hAnsi="Barlow Condensed Medium" w:cstheme="minorHAnsi"/>
+                <w:w w:val="90"/>
+                <w:sz w:val="26"/>
+                <w:szCs w:val="26"/>
+              </w:rPr>
+            </w:pPr>
+            <w:r>
+              <w:rPr>
+                <w:rFonts w:ascii="Segoe UI Symbol" w:eastAsia="標楷體" w:hAnsi="Segoe UI Symbol" w:cs="Segoe UI Symbol"/>
+                <w:w w:val="90"/>
+                <w:sz w:val="26"/>
+                <w:szCs w:val="26"/>
+              </w:rPr>
+              <w:t>★</w:t>
             </w:r>
             <w:r>
               <w:rPr>
@@ -2843,31 +2484,76 @@
                 <w:sz w:val="26"/>
                 <w:szCs w:val="26"/>
               </w:rPr>
-              <w:t>。</w:t>
-            </w:r>
-          </w:p>
-        </w:tc>
-      </w:tr>
-      <w:tr>
-        <w:tc>
-          <w:tcPr>
-            <w:tcW w:w="266" w:type="dxa"/>
-            <w:tcMar>
-              <w:left w:w="28" w:type="dxa"/>
-              <w:right w:w="28" w:type="dxa"/>
-            </w:tcMar>
-          </w:tcPr>
-          <w:p>
-            <w:pPr>
-              <w:snapToGrid w:val="0"/>
-              <w:spacing w:line="300" w:lineRule="exact"/>
-              <w:jc w:val="right"/>
+              <w:t>為</w:t>
+            </w:r>
+            <w:r>
+              <w:rPr>
+                <w:rFonts w:ascii="Barlow Condensed Medium" w:eastAsia="標楷體" w:hAnsi="Barlow Condensed Medium" w:cstheme="minorHAnsi" w:hint="eastAsia"/>
+                <w:w w:val="90"/>
+                <w:sz w:val="26"/>
+                <w:szCs w:val="26"/>
+              </w:rPr>
+              <w:t>哥倫比亞</w:t>
+            </w:r>
+            <w:r>
+              <w:rPr>
+                <w:rFonts w:ascii="Barlow Condensed Medium" w:eastAsia="標楷體" w:hAnsi="Barlow Condensed Medium" w:cstheme="minorHAnsi" w:hint="eastAsia"/>
+                <w:w w:val="90"/>
+                <w:sz w:val="26"/>
+                <w:szCs w:val="26"/>
+              </w:rPr>
+              <w:t>8/10</w:t>
+            </w:r>
+            <w:r>
+              <w:rPr>
+                <w:rFonts w:ascii="Barlow Condensed Medium" w:eastAsia="標楷體" w:hAnsi="Barlow Condensed Medium" w:cstheme="minorHAnsi" w:hint="eastAsia"/>
+                <w:w w:val="90"/>
+                <w:sz w:val="26"/>
+                <w:szCs w:val="26"/>
+              </w:rPr>
+              <w:t>大地震</w:t>
+            </w:r>
+            <w:r>
+              <w:rPr>
+                <w:rFonts w:ascii="Barlow Condensed Medium" w:eastAsia="標楷體" w:hAnsi="Barlow Condensed Medium" w:cstheme="minorHAnsi" w:hint="eastAsia"/>
+                <w:w w:val="90"/>
+                <w:sz w:val="26"/>
+                <w:szCs w:val="26"/>
+              </w:rPr>
+              <w:t>賑災、修復和居民平安代禱</w:t>
+            </w:r>
+            <w:r>
               <w:rPr>
                 <w:rFonts w:ascii="Barlow Condensed Medium" w:eastAsia="標楷體" w:hAnsi="Barlow Condensed Medium" w:cstheme="minorHAnsi"/>
                 <w:w w:val="90"/>
                 <w:sz w:val="26"/>
                 <w:szCs w:val="26"/>
               </w:rPr>
+              <w:t>。</w:t>
+            </w:r>
+          </w:p>
+        </w:tc>
+      </w:tr>
+      <w:tr>
+        <w:tc>
+          <w:tcPr>
+            <w:tcW w:w="266" w:type="dxa"/>
+            <w:tcMar>
+              <w:left w:w="28" w:type="dxa"/>
+              <w:right w:w="28" w:type="dxa"/>
+            </w:tcMar>
+          </w:tcPr>
+          <w:p>
+            <w:pPr>
+              <w:snapToGrid w:val="0"/>
+              <w:spacing w:line="300" w:lineRule="exact"/>
+              <w:jc w:val="right"/>
+              <w:rPr>
+                <w:rFonts w:ascii="Barlow Condensed Medium" w:eastAsia="標楷體" w:hAnsi="Barlow Condensed Medium" w:cstheme="minorHAnsi"/>
+                <w:w w:val="90"/>
+                <w:sz w:val="26"/>
+                <w:szCs w:val="26"/>
+              </w:rPr>
             </w:pPr>
             <w:r>
               <w:rPr>
@@ -2876,7 +2562,7 @@
                 <w:sz w:val="26"/>
                 <w:szCs w:val="26"/>
               </w:rPr>
-              <w:t>2</w:t>
+              <w:t>3</w:t>
             </w:r>
             <w:r>
               <w:rPr>
@@ -2916,9 +2602,8 @@
                 <w:sz w:val="26"/>
                 <w:szCs w:val="26"/>
               </w:rPr>
-              <w:t>為歐洲熱浪、森林大火和全球極端</w:t>
-            </w:r>
-            <w:proofErr w:type="gramStart"/>
+              <w:t>為台灣祈福，願</w:t>
+            </w:r>
             <w:r>
               <w:rPr>
                 <w:rFonts w:ascii="Barlow Condensed Medium" w:eastAsia="標楷體" w:hAnsi="Barlow Condensed Medium" w:cstheme="minorHAnsi" w:hint="eastAsia"/>
@@ -2926,9 +2611,17 @@
                 <w:sz w:val="26"/>
                 <w:szCs w:val="26"/>
               </w:rPr>
-              <w:t>氣候代禱</w:t>
-            </w:r>
-            <w:proofErr w:type="gramEnd"/>
+              <w:t>2026</w:t>
+            </w:r>
+            <w:r>
+              <w:rPr>
+                <w:rFonts w:ascii="Barlow Condensed Medium" w:eastAsia="標楷體" w:hAnsi="Barlow Condensed Medium" w:cstheme="minorHAnsi" w:hint="eastAsia"/>
+                <w:w w:val="90"/>
+                <w:sz w:val="26"/>
+                <w:szCs w:val="26"/>
+              </w:rPr>
+              <w:t>年全民為守護台灣更同心、更團結，求真相除詐騙，以及求真　神棄偶像</w:t>
+            </w:r>
             <w:r>
               <w:rPr>
                 <w:rFonts w:ascii="Barlow Condensed Medium" w:eastAsia="標楷體" w:hAnsi="Barlow Condensed Medium" w:cstheme="minorHAnsi"/>
@@ -2969,7 +2662,7 @@
                 <w:sz w:val="26"/>
                 <w:szCs w:val="26"/>
               </w:rPr>
-              <w:t>3</w:t>
+              <w:t>4</w:t>
             </w:r>
             <w:r>
               <w:rPr>
@@ -3004,12 +2697,130 @@
             </w:pPr>
             <w:r>
               <w:rPr>
+                <w:rFonts w:ascii="Barlow Condensed Medium" w:eastAsia="標楷體" w:hAnsi="Barlow Condensed Medium" w:cs="Segoe UI Symbol"/>
+                <w:w w:val="90"/>
+                <w:sz w:val="26"/>
+                <w:szCs w:val="26"/>
+              </w:rPr>
+              <w:t>為</w:t>
+            </w:r>
+            <w:r>
+              <w:rPr>
+                <w:rFonts w:ascii="Barlow Condensed Medium" w:eastAsia="標楷體" w:hAnsi="Barlow Condensed Medium" w:cs="Segoe UI Symbol"/>
+                <w:w w:val="90"/>
+                <w:sz w:val="26"/>
+                <w:szCs w:val="26"/>
+              </w:rPr>
+              <w:t>2026</w:t>
+            </w:r>
+            <w:r>
+              <w:rPr>
+                <w:rFonts w:ascii="Barlow Condensed Medium" w:eastAsia="標楷體" w:hAnsi="Barlow Condensed Medium" w:cs="Segoe UI Symbol"/>
+                <w:w w:val="90"/>
+                <w:sz w:val="26"/>
+                <w:szCs w:val="26"/>
+              </w:rPr>
+              <w:t>年本會</w:t>
+            </w:r>
+            <w:r>
+              <w:rPr>
+                <w:rFonts w:ascii="Barlow Condensed Medium" w:eastAsia="標楷體" w:hAnsi="Barlow Condensed Medium" w:cs="Segoe UI Symbol" w:hint="eastAsia"/>
+                <w:w w:val="90"/>
+                <w:sz w:val="26"/>
+                <w:szCs w:val="26"/>
+              </w:rPr>
+              <w:t>各項</w:t>
+            </w:r>
+            <w:r>
+              <w:rPr>
+                <w:rFonts w:ascii="Barlow Condensed Medium" w:eastAsia="標楷體" w:hAnsi="Barlow Condensed Medium" w:cs="Segoe UI Symbol"/>
+                <w:w w:val="90"/>
+                <w:sz w:val="26"/>
+                <w:szCs w:val="26"/>
+              </w:rPr>
+              <w:t>事工代禱</w:t>
+            </w:r>
+            <w:r>
+              <w:rPr>
+                <w:rFonts w:ascii="Barlow Condensed Medium" w:eastAsia="標楷體" w:hAnsi="Barlow Condensed Medium" w:cstheme="minorHAnsi"/>
+                <w:w w:val="90"/>
+                <w:sz w:val="26"/>
+                <w:szCs w:val="26"/>
+              </w:rPr>
+              <w:t>。</w:t>
+            </w:r>
+          </w:p>
+        </w:tc>
+      </w:tr>
+      <w:tr>
+        <w:tc>
+          <w:tcPr>
+            <w:tcW w:w="266" w:type="dxa"/>
+            <w:tcMar>
+              <w:left w:w="28" w:type="dxa"/>
+              <w:right w:w="28" w:type="dxa"/>
+            </w:tcMar>
+          </w:tcPr>
+          <w:p>
+            <w:pPr>
+              <w:snapToGrid w:val="0"/>
+              <w:spacing w:line="300" w:lineRule="exact"/>
+              <w:jc w:val="right"/>
+              <w:rPr>
+                <w:rFonts w:ascii="Barlow Condensed Medium" w:eastAsia="標楷體" w:hAnsi="Barlow Condensed Medium" w:cstheme="minorHAnsi"/>
+                <w:w w:val="90"/>
+                <w:sz w:val="26"/>
+                <w:szCs w:val="26"/>
+              </w:rPr>
+            </w:pPr>
+            <w:r>
+              <w:rPr>
                 <w:rFonts w:ascii="Barlow Condensed Medium" w:eastAsia="標楷體" w:hAnsi="Barlow Condensed Medium" w:cstheme="minorHAnsi" w:hint="eastAsia"/>
                 <w:w w:val="90"/>
                 <w:sz w:val="26"/>
                 <w:szCs w:val="26"/>
               </w:rPr>
-              <w:t>為日本</w:t>
+              <w:t>5</w:t>
+            </w:r>
+            <w:r>
+              <w:rPr>
+                <w:rFonts w:ascii="Barlow Condensed Medium" w:eastAsia="標楷體" w:hAnsi="Barlow Condensed Medium" w:cstheme="minorHAnsi"/>
+                <w:w w:val="90"/>
+                <w:sz w:val="26"/>
+                <w:szCs w:val="26"/>
+              </w:rPr>
+              <w:t>.</w:t>
+            </w:r>
+          </w:p>
+        </w:tc>
+        <w:tc>
+          <w:tcPr>
+            <w:tcW w:w="5669" w:type="dxa"/>
+            <w:tcMar>
+              <w:left w:w="28" w:type="dxa"/>
+              <w:right w:w="28" w:type="dxa"/>
+            </w:tcMar>
+          </w:tcPr>
+          <w:p>
+            <w:pPr>
+              <w:snapToGrid w:val="0"/>
+              <w:spacing w:line="300" w:lineRule="exact"/>
+              <w:jc w:val="both"/>
+              <w:rPr>
+                <w:rFonts w:ascii="Barlow Condensed Medium" w:eastAsia="標楷體" w:hAnsi="Barlow Condensed Medium" w:cstheme="minorHAnsi"/>
+                <w:w w:val="90"/>
+                <w:sz w:val="26"/>
+                <w:szCs w:val="26"/>
+              </w:rPr>
+            </w:pPr>
+            <w:r>
+              <w:rPr>
+                <w:rFonts w:ascii="Barlow Condensed Medium" w:eastAsia="標楷體" w:hAnsi="Barlow Condensed Medium" w:cstheme="minorHAnsi"/>
+                <w:w w:val="90"/>
+                <w:sz w:val="26"/>
+                <w:szCs w:val="26"/>
+              </w:rPr>
+              <w:t>為</w:t>
             </w:r>
             <w:r>
               <w:rPr>
@@ -3018,7 +2829,16 @@
                 <w:sz w:val="26"/>
                 <w:szCs w:val="26"/>
               </w:rPr>
-              <w:t>728</w:t>
+              <w:t>教會所有</w:t>
+            </w:r>
+            <w:r>
+              <w:rPr>
+                <w:rFonts w:ascii="Barlow Condensed Medium" w:eastAsia="標楷體" w:hAnsi="Barlow Condensed Medium" w:cstheme="minorHAnsi"/>
+                <w:w w:val="90"/>
+                <w:sz w:val="26"/>
+                <w:szCs w:val="26"/>
+              </w:rPr>
+              <w:t>任職同工的事奉</w:t>
             </w:r>
             <w:r>
               <w:rPr>
@@ -3027,19 +2847,8 @@
                 <w:sz w:val="26"/>
                 <w:szCs w:val="26"/>
               </w:rPr>
-              <w:t>熊本大地震賑災、修復和居民平</w:t>
-            </w:r>
-            <w:proofErr w:type="gramStart"/>
-            <w:r>
-              <w:rPr>
-                <w:rFonts w:ascii="Barlow Condensed Medium" w:eastAsia="標楷體" w:hAnsi="Barlow Condensed Medium" w:cstheme="minorHAnsi" w:hint="eastAsia"/>
-                <w:w w:val="90"/>
-                <w:sz w:val="26"/>
-                <w:szCs w:val="26"/>
-              </w:rPr>
-              <w:t>安代禱</w:t>
-            </w:r>
-            <w:proofErr w:type="gramEnd"/>
+              <w:t>、工作</w:t>
+            </w:r>
             <w:r>
               <w:rPr>
                 <w:rFonts w:ascii="Barlow Condensed Medium" w:eastAsia="標楷體" w:hAnsi="Barlow Condensed Medium" w:cstheme="minorHAnsi"/>
@@ -3047,376 +2856,7 @@
                 <w:sz w:val="26"/>
                 <w:szCs w:val="26"/>
               </w:rPr>
-              <w:t>。</w:t>
-            </w:r>
-          </w:p>
-        </w:tc>
-      </w:tr>
-      <w:tr>
-        <w:tc>
-          <w:tcPr>
-            <w:tcW w:w="266" w:type="dxa"/>
-            <w:tcMar>
-              <w:left w:w="28" w:type="dxa"/>
-              <w:right w:w="28" w:type="dxa"/>
-            </w:tcMar>
-          </w:tcPr>
-          <w:p>
-            <w:pPr>
-              <w:snapToGrid w:val="0"/>
-              <w:spacing w:line="300" w:lineRule="exact"/>
-              <w:jc w:val="right"/>
-              <w:rPr>
-                <w:rFonts w:ascii="Barlow Condensed Medium" w:eastAsia="標楷體" w:hAnsi="Barlow Condensed Medium" w:cstheme="minorHAnsi"/>
-                <w:w w:val="90"/>
-                <w:sz w:val="26"/>
-                <w:szCs w:val="26"/>
-              </w:rPr>
-            </w:pPr>
-            <w:r>
-              <w:rPr>
-                <w:rFonts w:ascii="Barlow Condensed Medium" w:eastAsia="標楷體" w:hAnsi="Barlow Condensed Medium" w:cstheme="minorHAnsi" w:hint="eastAsia"/>
-                <w:w w:val="90"/>
-                <w:sz w:val="26"/>
-                <w:szCs w:val="26"/>
-              </w:rPr>
-              <w:t>4</w:t>
-            </w:r>
-            <w:r>
-              <w:rPr>
-                <w:rFonts w:ascii="Barlow Condensed Medium" w:eastAsia="標楷體" w:hAnsi="Barlow Condensed Medium" w:cstheme="minorHAnsi"/>
-                <w:w w:val="90"/>
-                <w:sz w:val="26"/>
-                <w:szCs w:val="26"/>
-              </w:rPr>
-              <w:t>.</w:t>
-            </w:r>
-          </w:p>
-        </w:tc>
-        <w:tc>
-          <w:tcPr>
-            <w:tcW w:w="5669" w:type="dxa"/>
-            <w:tcMar>
-              <w:left w:w="28" w:type="dxa"/>
-              <w:right w:w="28" w:type="dxa"/>
-            </w:tcMar>
-          </w:tcPr>
-          <w:p>
-            <w:pPr>
-              <w:snapToGrid w:val="0"/>
-              <w:spacing w:line="300" w:lineRule="exact"/>
-              <w:jc w:val="both"/>
-              <w:rPr>
-                <w:rFonts w:ascii="Barlow Condensed Medium" w:eastAsia="標楷體" w:hAnsi="Barlow Condensed Medium" w:cstheme="minorHAnsi"/>
-                <w:w w:val="90"/>
-                <w:sz w:val="26"/>
-                <w:szCs w:val="26"/>
-              </w:rPr>
-            </w:pPr>
-            <w:r>
-              <w:rPr>
-                <w:rFonts w:ascii="Barlow Condensed Medium" w:eastAsia="標楷體" w:hAnsi="Barlow Condensed Medium" w:cstheme="minorHAnsi" w:hint="eastAsia"/>
-                <w:w w:val="90"/>
-                <w:sz w:val="26"/>
-                <w:szCs w:val="26"/>
-              </w:rPr>
-              <w:t>為台灣祈福，願</w:t>
-            </w:r>
-            <w:r>
-              <w:rPr>
-                <w:rFonts w:ascii="Barlow Condensed Medium" w:eastAsia="標楷體" w:hAnsi="Barlow Condensed Medium" w:cstheme="minorHAnsi" w:hint="eastAsia"/>
-                <w:w w:val="90"/>
-                <w:sz w:val="26"/>
-                <w:szCs w:val="26"/>
-              </w:rPr>
-              <w:t>2026</w:t>
-            </w:r>
-            <w:r>
-              <w:rPr>
-                <w:rFonts w:ascii="Barlow Condensed Medium" w:eastAsia="標楷體" w:hAnsi="Barlow Condensed Medium" w:cstheme="minorHAnsi" w:hint="eastAsia"/>
-                <w:w w:val="90"/>
-                <w:sz w:val="26"/>
-                <w:szCs w:val="26"/>
-              </w:rPr>
-              <w:t xml:space="preserve">年全民為守護台灣更同心、更團結，求真相除詐騙，以及求真　</w:t>
-            </w:r>
-            <w:proofErr w:type="gramStart"/>
-            <w:r>
-              <w:rPr>
-                <w:rFonts w:ascii="Barlow Condensed Medium" w:eastAsia="標楷體" w:hAnsi="Barlow Condensed Medium" w:cstheme="minorHAnsi" w:hint="eastAsia"/>
-                <w:w w:val="90"/>
-                <w:sz w:val="26"/>
-                <w:szCs w:val="26"/>
-              </w:rPr>
-              <w:t>神棄偶像</w:t>
-            </w:r>
-            <w:proofErr w:type="gramEnd"/>
-            <w:r>
-              <w:rPr>
-                <w:rFonts w:ascii="Barlow Condensed Medium" w:eastAsia="標楷體" w:hAnsi="Barlow Condensed Medium" w:cstheme="minorHAnsi"/>
-                <w:w w:val="90"/>
-                <w:sz w:val="26"/>
-                <w:szCs w:val="26"/>
-              </w:rPr>
-              <w:t>。</w:t>
-            </w:r>
-          </w:p>
-        </w:tc>
-      </w:tr>
-      <w:tr>
-        <w:tc>
-          <w:tcPr>
-            <w:tcW w:w="266" w:type="dxa"/>
-            <w:tcMar>
-              <w:left w:w="28" w:type="dxa"/>
-              <w:right w:w="28" w:type="dxa"/>
-            </w:tcMar>
-          </w:tcPr>
-          <w:p>
-            <w:pPr>
-              <w:snapToGrid w:val="0"/>
-              <w:spacing w:line="300" w:lineRule="exact"/>
-              <w:jc w:val="right"/>
-              <w:rPr>
-                <w:rFonts w:ascii="Barlow Condensed Medium" w:eastAsia="標楷體" w:hAnsi="Barlow Condensed Medium" w:cstheme="minorHAnsi"/>
-                <w:w w:val="90"/>
-                <w:sz w:val="26"/>
-                <w:szCs w:val="26"/>
-              </w:rPr>
-            </w:pPr>
-            <w:r>
-              <w:rPr>
-                <w:rFonts w:ascii="Barlow Condensed Medium" w:eastAsia="標楷體" w:hAnsi="Barlow Condensed Medium" w:cstheme="minorHAnsi" w:hint="eastAsia"/>
-                <w:w w:val="90"/>
-                <w:sz w:val="26"/>
-                <w:szCs w:val="26"/>
-              </w:rPr>
-              <w:t>5</w:t>
-            </w:r>
-            <w:r>
-              <w:rPr>
-                <w:rFonts w:ascii="Barlow Condensed Medium" w:eastAsia="標楷體" w:hAnsi="Barlow Condensed Medium" w:cstheme="minorHAnsi"/>
-                <w:w w:val="90"/>
-                <w:sz w:val="26"/>
-                <w:szCs w:val="26"/>
-              </w:rPr>
-              <w:t>.</w:t>
-            </w:r>
-          </w:p>
-        </w:tc>
-        <w:tc>
-          <w:tcPr>
-            <w:tcW w:w="5669" w:type="dxa"/>
-            <w:tcMar>
-              <w:left w:w="28" w:type="dxa"/>
-              <w:right w:w="28" w:type="dxa"/>
-            </w:tcMar>
-          </w:tcPr>
-          <w:p>
-            <w:pPr>
-              <w:snapToGrid w:val="0"/>
-              <w:spacing w:line="300" w:lineRule="exact"/>
-              <w:jc w:val="both"/>
-              <w:rPr>
-                <w:rFonts w:ascii="Barlow Condensed Medium" w:eastAsia="標楷體" w:hAnsi="Barlow Condensed Medium" w:cstheme="minorHAnsi"/>
-                <w:w w:val="90"/>
-                <w:sz w:val="26"/>
-                <w:szCs w:val="26"/>
-              </w:rPr>
-            </w:pPr>
-            <w:r>
-              <w:rPr>
-                <w:rFonts w:ascii="Barlow Condensed Medium" w:eastAsia="標楷體" w:hAnsi="Barlow Condensed Medium" w:cs="Segoe UI Symbol"/>
-                <w:w w:val="90"/>
-                <w:sz w:val="26"/>
-                <w:szCs w:val="26"/>
-              </w:rPr>
-              <w:t>為</w:t>
-            </w:r>
-            <w:r>
-              <w:rPr>
-                <w:rFonts w:ascii="Barlow Condensed Medium" w:eastAsia="標楷體" w:hAnsi="Barlow Condensed Medium" w:cs="Segoe UI Symbol"/>
-                <w:w w:val="90"/>
-                <w:sz w:val="26"/>
-                <w:szCs w:val="26"/>
-              </w:rPr>
-              <w:t>2026</w:t>
-            </w:r>
-            <w:r>
-              <w:rPr>
-                <w:rFonts w:ascii="Barlow Condensed Medium" w:eastAsia="標楷體" w:hAnsi="Barlow Condensed Medium" w:cs="Segoe UI Symbol"/>
-                <w:w w:val="90"/>
-                <w:sz w:val="26"/>
-                <w:szCs w:val="26"/>
-              </w:rPr>
-              <w:t>年本會</w:t>
-            </w:r>
-            <w:r>
-              <w:rPr>
-                <w:rFonts w:ascii="Barlow Condensed Medium" w:eastAsia="標楷體" w:hAnsi="Barlow Condensed Medium" w:cs="Segoe UI Symbol" w:hint="eastAsia"/>
-                <w:w w:val="90"/>
-                <w:sz w:val="26"/>
-                <w:szCs w:val="26"/>
-              </w:rPr>
-              <w:t>各項</w:t>
-            </w:r>
-            <w:r>
-              <w:rPr>
-                <w:rFonts w:ascii="Barlow Condensed Medium" w:eastAsia="標楷體" w:hAnsi="Barlow Condensed Medium" w:cs="Segoe UI Symbol"/>
-                <w:w w:val="90"/>
-                <w:sz w:val="26"/>
-                <w:szCs w:val="26"/>
-              </w:rPr>
-              <w:t>事</w:t>
-            </w:r>
-            <w:proofErr w:type="gramStart"/>
-            <w:r>
-              <w:rPr>
-                <w:rFonts w:ascii="Barlow Condensed Medium" w:eastAsia="標楷體" w:hAnsi="Barlow Condensed Medium" w:cs="Segoe UI Symbol"/>
-                <w:w w:val="90"/>
-                <w:sz w:val="26"/>
-                <w:szCs w:val="26"/>
-              </w:rPr>
-              <w:t>工代禱</w:t>
-            </w:r>
-            <w:proofErr w:type="gramEnd"/>
-            <w:r>
-              <w:rPr>
-                <w:rFonts w:ascii="Barlow Condensed Medium" w:eastAsia="標楷體" w:hAnsi="Barlow Condensed Medium" w:cstheme="minorHAnsi"/>
-                <w:w w:val="90"/>
-                <w:sz w:val="26"/>
-                <w:szCs w:val="26"/>
-              </w:rPr>
-              <w:t>。</w:t>
-            </w:r>
-          </w:p>
-        </w:tc>
-      </w:tr>
-      <w:tr>
-        <w:tc>
-          <w:tcPr>
-            <w:tcW w:w="266" w:type="dxa"/>
-            <w:tcMar>
-              <w:left w:w="28" w:type="dxa"/>
-              <w:right w:w="28" w:type="dxa"/>
-            </w:tcMar>
-          </w:tcPr>
-          <w:p>
-            <w:pPr>
-              <w:snapToGrid w:val="0"/>
-              <w:spacing w:line="300" w:lineRule="exact"/>
-              <w:jc w:val="right"/>
-              <w:rPr>
-                <w:rFonts w:ascii="Barlow Condensed Medium" w:eastAsia="標楷體" w:hAnsi="Barlow Condensed Medium" w:cstheme="minorHAnsi"/>
-                <w:w w:val="90"/>
-                <w:sz w:val="26"/>
-                <w:szCs w:val="26"/>
-              </w:rPr>
-            </w:pPr>
-            <w:r>
-              <w:rPr>
-                <w:rFonts w:ascii="Barlow Condensed Medium" w:eastAsia="標楷體" w:hAnsi="Barlow Condensed Medium" w:cstheme="minorHAnsi" w:hint="eastAsia"/>
-                <w:w w:val="90"/>
-                <w:sz w:val="26"/>
-                <w:szCs w:val="26"/>
-              </w:rPr>
-              <w:t>6</w:t>
-            </w:r>
-            <w:r>
-              <w:rPr>
-                <w:rFonts w:ascii="Barlow Condensed Medium" w:eastAsia="標楷體" w:hAnsi="Barlow Condensed Medium" w:cstheme="minorHAnsi"/>
-                <w:w w:val="90"/>
-                <w:sz w:val="26"/>
-                <w:szCs w:val="26"/>
-              </w:rPr>
-              <w:t>.</w:t>
-            </w:r>
-          </w:p>
-        </w:tc>
-        <w:tc>
-          <w:tcPr>
-            <w:tcW w:w="5669" w:type="dxa"/>
-            <w:tcMar>
-              <w:left w:w="28" w:type="dxa"/>
-              <w:right w:w="28" w:type="dxa"/>
-            </w:tcMar>
-          </w:tcPr>
-          <w:p>
-            <w:pPr>
-              <w:snapToGrid w:val="0"/>
-              <w:spacing w:line="300" w:lineRule="exact"/>
-              <w:jc w:val="both"/>
-              <w:rPr>
-                <w:rFonts w:ascii="Barlow Condensed Medium" w:eastAsia="標楷體" w:hAnsi="Barlow Condensed Medium" w:cstheme="minorHAnsi"/>
-                <w:w w:val="90"/>
-                <w:sz w:val="26"/>
-                <w:szCs w:val="26"/>
-              </w:rPr>
-            </w:pPr>
-            <w:r>
-              <w:rPr>
-                <w:rFonts w:ascii="Barlow Condensed Medium" w:eastAsia="標楷體" w:hAnsi="Barlow Condensed Medium" w:cstheme="minorHAnsi"/>
-                <w:w w:val="90"/>
-                <w:sz w:val="26"/>
-                <w:szCs w:val="26"/>
-              </w:rPr>
-              <w:t>為</w:t>
-            </w:r>
-            <w:r>
-              <w:rPr>
-                <w:rFonts w:ascii="Barlow Condensed Medium" w:eastAsia="標楷體" w:hAnsi="Barlow Condensed Medium" w:cstheme="minorHAnsi" w:hint="eastAsia"/>
-                <w:w w:val="90"/>
-                <w:sz w:val="26"/>
-                <w:szCs w:val="26"/>
-              </w:rPr>
-              <w:t>教會所有</w:t>
-            </w:r>
-            <w:r>
-              <w:rPr>
-                <w:rFonts w:ascii="Barlow Condensed Medium" w:eastAsia="標楷體" w:hAnsi="Barlow Condensed Medium" w:cstheme="minorHAnsi"/>
-                <w:w w:val="90"/>
-                <w:sz w:val="26"/>
-                <w:szCs w:val="26"/>
-              </w:rPr>
-              <w:t>任職同工的事奉</w:t>
-            </w:r>
-            <w:r>
-              <w:rPr>
-                <w:rFonts w:ascii="Barlow Condensed Medium" w:eastAsia="標楷體" w:hAnsi="Barlow Condensed Medium" w:cstheme="minorHAnsi" w:hint="eastAsia"/>
-                <w:w w:val="90"/>
-                <w:sz w:val="26"/>
-                <w:szCs w:val="26"/>
-              </w:rPr>
-              <w:t>、工作</w:t>
-            </w:r>
-            <w:r>
-              <w:rPr>
-                <w:rFonts w:ascii="Barlow Condensed Medium" w:eastAsia="標楷體" w:hAnsi="Barlow Condensed Medium" w:cstheme="minorHAnsi"/>
-                <w:w w:val="90"/>
-                <w:sz w:val="26"/>
-                <w:szCs w:val="26"/>
-              </w:rPr>
-              <w:t>和</w:t>
-            </w:r>
-            <w:proofErr w:type="gramStart"/>
-            <w:r>
-              <w:rPr>
-                <w:rFonts w:ascii="Barlow Condensed Medium" w:eastAsia="標楷體" w:hAnsi="Barlow Condensed Medium" w:cstheme="minorHAnsi"/>
-                <w:w w:val="90"/>
-                <w:sz w:val="26"/>
-                <w:szCs w:val="26"/>
-              </w:rPr>
-              <w:t>家庭代禱</w:t>
-            </w:r>
-            <w:proofErr w:type="gramEnd"/>
-            <w:r>
-              <w:rPr>
-                <w:rFonts w:ascii="Barlow Condensed Medium" w:eastAsia="標楷體" w:hAnsi="Barlow Condensed Medium" w:cstheme="minorHAnsi"/>
-                <w:w w:val="90"/>
-                <w:sz w:val="26"/>
-                <w:szCs w:val="26"/>
-              </w:rPr>
-              <w:t>。</w:t>
+              <w:t>和家庭代禱。</w:t>
             </w:r>
           </w:p>
         </w:tc>
@@ -3532,9 +2972,8 @@
                 <w:sz w:val="26"/>
                 <w:szCs w:val="26"/>
               </w:rPr>
-              <w:t>兄</w:t>
-            </w:r>
-            <w:proofErr w:type="gramStart"/>
+              <w:t>兄姊</w:t>
+            </w:r>
             <w:r>
               <w:rPr>
                 <w:rFonts w:ascii="Barlow Condensed Medium" w:eastAsia="華康中黑體" w:hAnsi="Barlow Condensed Medium" w:cs="Segoe UI Symbol"/>
@@ -3542,9 +2981,8 @@
                 <w:sz w:val="26"/>
                 <w:szCs w:val="26"/>
               </w:rPr>
-              <w:t>姊</w:t>
-            </w:r>
-            <w:proofErr w:type="gramEnd"/>
+              <w:t>利用代禱卡</w:t>
+            </w:r>
             <w:r>
               <w:rPr>
                 <w:rFonts w:ascii="Barlow Condensed Medium" w:eastAsia="華康中黑體" w:hAnsi="Barlow Condensed Medium" w:cs="Segoe UI Symbol"/>
@@ -3552,9 +2990,8 @@
                 <w:sz w:val="26"/>
                 <w:szCs w:val="26"/>
               </w:rPr>
-              <w:t>利用</w:t>
-            </w:r>
-            <w:proofErr w:type="gramStart"/>
+              <w:t>(</w:t>
+            </w:r>
             <w:r>
               <w:rPr>
                 <w:rFonts w:ascii="Barlow Condensed Medium" w:eastAsia="華康中黑體" w:hAnsi="Barlow Condensed Medium" w:cs="Segoe UI Symbol"/>
@@ -3562,9 +2999,8 @@
                 <w:sz w:val="26"/>
                 <w:szCs w:val="26"/>
               </w:rPr>
-              <w:t>代禱卡</w:t>
-            </w:r>
-            <w:proofErr w:type="gramEnd"/>
+              <w:t>於招待桌上</w:t>
+            </w:r>
             <w:r>
               <w:rPr>
                 <w:rFonts w:ascii="Barlow Condensed Medium" w:eastAsia="華康中黑體" w:hAnsi="Barlow Condensed Medium" w:cs="Segoe UI Symbol"/>
@@ -3572,7 +3008,7 @@
                 <w:sz w:val="26"/>
                 <w:szCs w:val="26"/>
               </w:rPr>
-              <w:t>(</w:t>
+              <w:t>)</w:t>
             </w:r>
             <w:r>
               <w:rPr>
@@ -3581,36 +3017,7 @@
                 <w:sz w:val="26"/>
                 <w:szCs w:val="26"/>
               </w:rPr>
-              <w:t>於招待桌上</w:t>
-            </w:r>
-            <w:r>
-              <w:rPr>
-                <w:rFonts w:ascii="Barlow Condensed Medium" w:eastAsia="華康中黑體" w:hAnsi="Barlow Condensed Medium" w:cs="Segoe UI Symbol"/>
-                <w:w w:val="90"/>
-                <w:sz w:val="26"/>
-                <w:szCs w:val="26"/>
-              </w:rPr>
-              <w:t>)</w:t>
-            </w:r>
-            <w:proofErr w:type="gramStart"/>
-            <w:r>
-              <w:rPr>
-                <w:rFonts w:ascii="Barlow Condensed Medium" w:eastAsia="華康中黑體" w:hAnsi="Barlow Condensed Medium" w:cs="Segoe UI Symbol"/>
-                <w:w w:val="90"/>
-                <w:sz w:val="26"/>
-                <w:szCs w:val="26"/>
-              </w:rPr>
-              <w:t>投代禱</w:t>
-            </w:r>
-            <w:proofErr w:type="gramEnd"/>
-            <w:r>
-              <w:rPr>
-                <w:rFonts w:ascii="Barlow Condensed Medium" w:eastAsia="華康中黑體" w:hAnsi="Barlow Condensed Medium" w:cs="Segoe UI Symbol"/>
-                <w:w w:val="90"/>
-                <w:sz w:val="26"/>
-                <w:szCs w:val="26"/>
-              </w:rPr>
-              <w:t>信箱。</w:t>
+              <w:t>投代禱信箱。</w:t>
             </w:r>
           </w:p>
         </w:tc>
@@ -4004,7 +3411,6 @@
           <w:szCs w:val="26"/>
         </w:rPr>
       </w:pPr>
-      <w:proofErr w:type="gramStart"/>
       <w:r>
         <w:rPr>
           <w:rFonts w:asciiTheme="majorBidi" w:eastAsia="標楷體" w:hAnsiTheme="majorBidi" w:cstheme="majorBidi" w:hint="eastAsia"/>
@@ -4013,18 +3419,7 @@
           <w:sz w:val="26"/>
           <w:szCs w:val="26"/>
         </w:rPr>
-        <w:t>冥</w:t>
-      </w:r>
-      <w:proofErr w:type="gramEnd"/>
-      <w:r>
-        <w:rPr>
-          <w:rFonts w:asciiTheme="majorBidi" w:eastAsia="標楷體" w:hAnsiTheme="majorBidi" w:cstheme="majorBidi" w:hint="eastAsia"/>
-          <w:bCs/>
-          <w:w w:val="90"/>
-          <w:sz w:val="26"/>
-          <w:szCs w:val="26"/>
-        </w:rPr>
-        <w:t>日我心神思念祢無停，</w:t>
+        <w:t>冥日我心神思念祢無停，</w:t>
       </w:r>
     </w:p>
     <w:p>
@@ -4271,6 +3666,7 @@
       <w:r>
         <w:rPr>
           <w:noProof/>
+          <w:lang w:bidi="he-IL"/>
         </w:rPr>
         <mc:AlternateContent>
           <mc:Choice Requires="wpg">
@@ -4308,7 +3704,7 @@
                           </pic:cNvPicPr>
                         </pic:nvPicPr>
                         <pic:blipFill>
-                          <a:blip r:embed="rId11" cstate="print">
+                          <a:blip r:embed="rId10" cstate="print">
                             <a:extLst>
                               <a:ext uri="{28A0092B-C50C-407E-A947-70E740481C1C}">
                                 <a14:useLocalDpi xmlns:a14="http://schemas.microsoft.com/office/drawing/2010/main" val="0"/>
@@ -4406,47 +3802,7 @@
                                   <w:w w:val="90"/>
                                   <w:szCs w:val="24"/>
                                 </w:rPr>
-                                <w:t>我們因信主耶穌基督而蒙　神國福音的恩典，成為基督的肢體，並按主的命令彼此相愛。因此我們奉獻自己成為基督的教會的</w:t>
-                              </w:r>
-                              <w:proofErr w:type="gramStart"/>
-                              <w:r>
-                                <w:rPr>
-                                  <w:rFonts w:ascii="文鼎粗魏碑" w:eastAsia="文鼎粗魏碑" w:cstheme="minorHAnsi" w:hint="eastAsia"/>
-                                  <w:color w:val="0D0D0D" w:themeColor="text1" w:themeTint="F2"/>
-                                  <w:w w:val="90"/>
-                                  <w:szCs w:val="24"/>
-                                </w:rPr>
-                                <w:t>事奉者</w:t>
-                              </w:r>
-                              <w:proofErr w:type="gramEnd"/>
-                              <w:r>
-                                <w:rPr>
-                                  <w:rFonts w:ascii="文鼎粗魏碑" w:eastAsia="文鼎粗魏碑" w:cstheme="minorHAnsi" w:hint="eastAsia"/>
-                                  <w:color w:val="0D0D0D" w:themeColor="text1" w:themeTint="F2"/>
-                                  <w:w w:val="90"/>
-                                  <w:szCs w:val="24"/>
-                                </w:rPr>
-                                <w:t>，用彼此事奉、彼此順服、彼此成全，和彼此學習的心，效法基督成為服事人的僕人。將服事會眾的事看為優先，以服事</w:t>
-                              </w:r>
-                              <w:proofErr w:type="gramStart"/>
-                              <w:r>
-                                <w:rPr>
-                                  <w:rFonts w:ascii="文鼎粗魏碑" w:eastAsia="文鼎粗魏碑" w:cstheme="minorHAnsi" w:hint="eastAsia"/>
-                                  <w:color w:val="0D0D0D" w:themeColor="text1" w:themeTint="F2"/>
-                                  <w:w w:val="90"/>
-                                  <w:szCs w:val="24"/>
-                                </w:rPr>
-                                <w:t>會眾來服事</w:t>
-                              </w:r>
-                              <w:proofErr w:type="gramEnd"/>
-                              <w:r>
-                                <w:rPr>
-                                  <w:rFonts w:ascii="文鼎粗魏碑" w:eastAsia="文鼎粗魏碑" w:cstheme="minorHAnsi" w:hint="eastAsia"/>
-                                  <w:color w:val="0D0D0D" w:themeColor="text1" w:themeTint="F2"/>
-                                  <w:w w:val="90"/>
-                                  <w:szCs w:val="24"/>
-                                </w:rPr>
-                                <w:t xml:space="preserve">　神。使我們與我們得救的身分相稱。</w:t>
+                                <w:t>我們因信主耶穌基督而蒙　神國福音的恩典，成為基督的肢體，並按主的命令彼此相愛。因此我們奉獻自己成為基督的教會的事奉者，用彼此事奉、彼此順服、彼此成全，和彼此學習的心，效法基督成為服事人的僕人。將服事會眾的事看為優先，以服事會眾來服事　神。使我們與我們得救的身分相稱。</w:t>
                               </w:r>
                             </w:p>
                           </w:txbxContent>
@@ -4472,7 +3828,7 @@
           </mc:Choice>
           <mc:Fallback>
             <w:pict>
-              <v:group w14:anchorId="789743EB" id="群組 21" o:spid="_x0000_s1026" style="position:absolute;margin-left:538.15pt;margin-top:28.9pt;width:134.65pt;height:261.65pt;z-index:251663872;mso-position-horizontal-relative:page;mso-position-vertical-relative:page;mso-width-relative:margin;mso-height-relative:margin" coordsize="17094,33223" o:gfxdata="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">
+              <v:group w14:anchorId="789743EB" id="群組 21" o:spid="_x0000_s1026" style="position:absolute;margin-left:538.15pt;margin-top:28.9pt;width:134.65pt;height:261.65pt;z-index:251663872;mso-position-horizontal-relative:page;mso-position-vertical-relative:page;mso-width-relative:margin;mso-height-relative:margin" coordsize="17094,33223" o:gfxdata="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">
                 <v:shapetype id="_x0000_t75" coordsize="21600,21600" o:spt="75" o:preferrelative="t" path="m@4@5l@4@11@9@11@9@5xe" filled="f" stroked="f">
                   <v:stroke joinstyle="miter"/>
                   <v:formulas>
@@ -4492,10 +3848,11 @@
                   <v:path o:extrusionok="f" gradientshapeok="t" o:connecttype="rect"/>
                   <o:lock v:ext="edit" aspectratio="t"/>
                 </v:shapetype>
-                <v:shape id="圖片 18" o:spid="_x0000_s1027" type="#_x0000_t75" style="position:absolute;left:-8065;top:8065;width:33223;height:17094;rotation:90;visibility:visible;mso-wrap-style:square" o:gfxdata="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">
-                  <v:imagedata r:id="rId12" o:title=""/>
+                <v:shape id="圖片 18" o:spid="_x0000_s1027" type="#_x0000_t75" style="position:absolute;left:-8065;top:8065;width:33223;height:17094;rotation:90;visibility:visible;mso-wrap-style:square" o:gfxdata="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">
+                  <v:imagedata r:id="rId11" o:title=""/>
+                  <v:path arrowok="t"/>
                 </v:shape>
-                <v:roundrect id="圓角矩形 7" o:spid="_x0000_s1028" style="position:absolute;left:1666;top:2875;width:14086;height:28296;visibility:visible;mso-wrap-style:square;v-text-anchor:top" arcsize="3131f" o:gfxdata="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" filled="f" stroked="f" strokeweight="2.5pt">
+                <v:roundrect id="圓角矩形 7" o:spid="_x0000_s1028" style="position:absolute;left:1666;top:2875;width:14086;height:28296;visibility:visible;mso-wrap-style:square;v-text-anchor:top" arcsize="3131f" o:gfxdata="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" filled="f" stroked="f" strokeweight="2.5pt">
                   <v:stroke joinstyle="miter"/>
                   <v:textbox style="layout-flow:vertical-ideographic" inset="1mm,1mm,1mm,1mm">
                     <w:txbxContent>
@@ -4540,47 +3897,7 @@
                             <w:w w:val="90"/>
                             <w:szCs w:val="24"/>
                           </w:rPr>
-                          <w:t>我們因信主耶穌基督而蒙　神國福音的恩典，成為基督的肢體，並按主的命令彼此相愛。因此我們奉獻自己成為基督的教會的</w:t>
-                        </w:r>
-                        <w:proofErr w:type="gramStart"/>
-                        <w:r>
-                          <w:rPr>
-                            <w:rFonts w:ascii="文鼎粗魏碑" w:eastAsia="文鼎粗魏碑" w:cstheme="minorHAnsi" w:hint="eastAsia"/>
-                            <w:color w:val="0D0D0D" w:themeColor="text1" w:themeTint="F2"/>
-                            <w:w w:val="90"/>
-                            <w:szCs w:val="24"/>
-                          </w:rPr>
-                          <w:t>事奉者</w:t>
-                        </w:r>
-                        <w:proofErr w:type="gramEnd"/>
-                        <w:r>
-                          <w:rPr>
-                            <w:rFonts w:ascii="文鼎粗魏碑" w:eastAsia="文鼎粗魏碑" w:cstheme="minorHAnsi" w:hint="eastAsia"/>
-                            <w:color w:val="0D0D0D" w:themeColor="text1" w:themeTint="F2"/>
-                            <w:w w:val="90"/>
-                            <w:szCs w:val="24"/>
-                          </w:rPr>
-                          <w:t>，用彼此事奉、彼此順服、彼此成全，和彼此學習的心，效法基督成為服事人的僕人。將服事會眾的事看為優先，以服事</w:t>
-                        </w:r>
-                        <w:proofErr w:type="gramStart"/>
-                        <w:r>
-                          <w:rPr>
-                            <w:rFonts w:ascii="文鼎粗魏碑" w:eastAsia="文鼎粗魏碑" w:cstheme="minorHAnsi" w:hint="eastAsia"/>
-                            <w:color w:val="0D0D0D" w:themeColor="text1" w:themeTint="F2"/>
-                            <w:w w:val="90"/>
-                            <w:szCs w:val="24"/>
-                          </w:rPr>
-                          <w:t>會眾來服事</w:t>
-                        </w:r>
-                        <w:proofErr w:type="gramEnd"/>
-                        <w:r>
-                          <w:rPr>
-                            <w:rFonts w:ascii="文鼎粗魏碑" w:eastAsia="文鼎粗魏碑" w:cstheme="minorHAnsi" w:hint="eastAsia"/>
-                            <w:color w:val="0D0D0D" w:themeColor="text1" w:themeTint="F2"/>
-                            <w:w w:val="90"/>
-                            <w:szCs w:val="24"/>
-                          </w:rPr>
-                          <w:t xml:space="preserve">　神。使我們與我們得救的身分相稱。</w:t>
+                          <w:t>我們因信主耶穌基督而蒙　神國福音的恩典，成為基督的肢體，並按主的命令彼此相愛。因此我們奉獻自己成為基督的教會的事奉者，用彼此事奉、彼此順服、彼此成全，和彼此學習的心，效法基督成為服事人的僕人。將服事會眾的事看為優先，以服事會眾來服事　神。使我們與我們得救的身分相稱。</w:t>
                         </w:r>
                       </w:p>
                     </w:txbxContent>
@@ -4595,6 +3912,7 @@
       <w:r>
         <w:rPr>
           <w:noProof/>
+          <w:lang w:bidi="he-IL"/>
         </w:rPr>
         <w:drawing>
           <wp:anchor distT="0" distB="0" distL="114300" distR="114300" simplePos="0" relativeHeight="251659776" behindDoc="0" locked="0" layoutInCell="1" allowOverlap="1" wp14:anchorId="0030E694" wp14:editId="79C06D57">
@@ -4620,7 +3938,7 @@
                     <pic:cNvPicPr/>
                   </pic:nvPicPr>
                   <pic:blipFill>
-                    <a:blip r:embed="rId13" cstate="print">
+                    <a:blip r:embed="rId12" cstate="print">
                       <a:extLst>
                         <a:ext uri="{28A0092B-C50C-407E-A947-70E740481C1C}">
                           <a14:useLocalDpi xmlns:a14="http://schemas.microsoft.com/office/drawing/2010/main" val="0"/>
@@ -4655,6 +3973,7 @@
       <w:r>
         <w:rPr>
           <w:noProof/>
+          <w:lang w:bidi="he-IL"/>
         </w:rPr>
         <w:drawing>
           <wp:anchor distT="0" distB="0" distL="114300" distR="114300" simplePos="0" relativeHeight="251655680" behindDoc="0" locked="0" layoutInCell="1" allowOverlap="1" wp14:anchorId="7EAAEB92" wp14:editId="2A3315A3">
@@ -4680,7 +3999,7 @@
                     <pic:cNvPicPr/>
                   </pic:nvPicPr>
                   <pic:blipFill>
-                    <a:blip r:embed="rId14" cstate="print">
+                    <a:blip r:embed="rId13" cstate="print">
                       <a:extLst>
                         <a:ext uri="{28A0092B-C50C-407E-A947-70E740481C1C}">
                           <a14:useLocalDpi xmlns:a14="http://schemas.microsoft.com/office/drawing/2010/main" val="0"/>
@@ -4735,6 +4054,7 @@
       <w:r>
         <w:rPr>
           <w:noProof/>
+          <w:lang w:bidi="he-IL"/>
         </w:rPr>
         <mc:AlternateContent>
           <mc:Choice Requires="wpg">
@@ -4803,7 +4123,6 @@
                                 </w:rPr>
                                 <w:t>聚會時間表</w:t>
                               </w:r>
-                              <w:proofErr w:type="gramStart"/>
                               <w:r>
                                 <w:rPr>
                                   <w:rFonts w:ascii="Barlow Condensed Medium" w:eastAsia="華康正顏楷體W9" w:hAnsi="Barlow Condensed Medium" w:cstheme="minorHAnsi" w:hint="eastAsia"/>
@@ -4813,7 +4132,6 @@
                                 </w:rPr>
                                 <w:t>》</w:t>
                               </w:r>
-                              <w:proofErr w:type="gramEnd"/>
                             </w:p>
                             <w:tbl>
                               <w:tblPr>
@@ -5587,7 +4905,6 @@
                                         <w:szCs w:val="26"/>
                                       </w:rPr>
                                     </w:pPr>
-                                    <w:proofErr w:type="gramStart"/>
                                     <w:r>
                                       <w:rPr>
                                         <w:rFonts w:ascii="Barlow Condensed Medium" w:eastAsia="標楷體" w:hAnsi="Barlow Condensed Medium" w:hint="eastAsia"/>
@@ -5598,7 +4915,6 @@
                                       </w:rPr>
                                       <w:t>拿細耳</w:t>
                                     </w:r>
-                                    <w:proofErr w:type="gramEnd"/>
                                     <w:r>
                                       <w:rPr>
                                         <w:rFonts w:ascii="Barlow Condensed Medium" w:eastAsia="標楷體" w:hAnsi="Barlow Condensed Medium" w:hint="eastAsia"/>
@@ -5752,7 +5068,6 @@
                                         <w:szCs w:val="26"/>
                                       </w:rPr>
                                     </w:pPr>
-                                    <w:proofErr w:type="gramStart"/>
                                     <w:r>
                                       <w:rPr>
                                         <w:rFonts w:ascii="Barlow Condensed Medium" w:eastAsia="標楷體" w:hAnsi="Barlow Condensed Medium" w:hint="eastAsia"/>
@@ -5763,7 +5078,6 @@
                                       </w:rPr>
                                       <w:t>社青小組</w:t>
                                     </w:r>
-                                    <w:proofErr w:type="gramEnd"/>
                                   </w:p>
                                 </w:tc>
                                 <w:tc>
@@ -5957,7 +5271,6 @@
                                         <w:szCs w:val="26"/>
                                       </w:rPr>
                                     </w:pPr>
-                                    <w:proofErr w:type="gramStart"/>
                                     <w:r>
                                       <w:rPr>
                                         <w:rFonts w:ascii="Barlow Condensed Medium" w:eastAsia="標楷體" w:hAnsi="Barlow Condensed Medium"/>
@@ -5968,7 +5281,6 @@
                                       </w:rPr>
                                       <w:t>明憲家</w:t>
                                     </w:r>
-                                    <w:proofErr w:type="gramEnd"/>
                                   </w:p>
                                 </w:tc>
                               </w:tr>
@@ -6547,12 +5859,12 @@
           </mc:Choice>
           <mc:Fallback>
             <w:pict>
-              <v:group w14:anchorId="5DF93223" id="群組 24" o:spid="_x0000_s1029" style="position:absolute;margin-left:533.85pt;margin-top:298.55pt;width:140.3pt;height:259.35pt;z-index:251661824;mso-position-horizontal-relative:page;mso-position-vertical-relative:page;mso-width-relative:margin;mso-height-relative:margin" coordsize="17818,32941" o:gfxdata="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">
+              <v:group w14:anchorId="5DF93223" id="群組 24" o:spid="_x0000_s1029" style="position:absolute;margin-left:533.85pt;margin-top:298.55pt;width:140.3pt;height:259.35pt;z-index:251661824;mso-position-horizontal-relative:page;mso-position-vertical-relative:page;mso-width-relative:margin;mso-height-relative:margin" coordsize="17818,32941" o:gfxdata="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">
                 <v:shapetype id="_x0000_t202" coordsize="21600,21600" o:spt="202" path="m,l,21600r21600,l21600,xe">
                   <v:stroke joinstyle="miter"/>
                   <v:path gradientshapeok="t" o:connecttype="rect"/>
                 </v:shapetype>
-                <v:shape id="_x0000_s1030" type="#_x0000_t202" style="position:absolute;left:351;top:293;width:17279;height:32590;visibility:visible;mso-wrap-style:square;v-text-anchor:top" o:gfxdata="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" stroked="f">
+                <v:shape id="_x0000_s1030" type="#_x0000_t202" style="position:absolute;left:351;top:293;width:17279;height:32590;visibility:visible;mso-wrap-style:square;v-text-anchor:top" o:gfxdata="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" stroked="f">
                   <v:textbox inset="0,0,0,0">
                     <w:txbxContent>
                       <w:p>
@@ -6569,7 +5881,6 @@
                           </w:rPr>
                           <w:t>聚會時間表</w:t>
                         </w:r>
-                        <w:proofErr w:type="gramStart"/>
                         <w:r>
                           <w:rPr>
                             <w:rFonts w:ascii="Barlow Condensed Medium" w:eastAsia="華康正顏楷體W9" w:hAnsi="Barlow Condensed Medium" w:cstheme="minorHAnsi" w:hint="eastAsia"/>
@@ -6579,7 +5890,6 @@
                           </w:rPr>
                           <w:t>》</w:t>
                         </w:r>
-                        <w:proofErr w:type="gramEnd"/>
                       </w:p>
                       <w:tbl>
                         <w:tblPr>
@@ -7353,7 +6663,6 @@
                                   <w:szCs w:val="26"/>
                                 </w:rPr>
                               </w:pPr>
-                              <w:proofErr w:type="gramStart"/>
                               <w:r>
                                 <w:rPr>
                                   <w:rFonts w:ascii="Barlow Condensed Medium" w:eastAsia="標楷體" w:hAnsi="Barlow Condensed Medium" w:hint="eastAsia"/>
@@ -7364,7 +6673,6 @@
                                 </w:rPr>
                                 <w:t>拿細耳</w:t>
                               </w:r>
-                              <w:proofErr w:type="gramEnd"/>
                               <w:r>
                                 <w:rPr>
                                   <w:rFonts w:ascii="Barlow Condensed Medium" w:eastAsia="標楷體" w:hAnsi="Barlow Condensed Medium" w:hint="eastAsia"/>
@@ -7518,7 +6826,6 @@
                                   <w:szCs w:val="26"/>
                                 </w:rPr>
                               </w:pPr>
-                              <w:proofErr w:type="gramStart"/>
                               <w:r>
                                 <w:rPr>
                                   <w:rFonts w:ascii="Barlow Condensed Medium" w:eastAsia="標楷體" w:hAnsi="Barlow Condensed Medium" w:hint="eastAsia"/>
@@ -7529,7 +6836,6 @@
                                 </w:rPr>
                                 <w:t>社青小組</w:t>
                               </w:r>
-                              <w:proofErr w:type="gramEnd"/>
                             </w:p>
                           </w:tc>
                           <w:tc>
@@ -7723,7 +7029,6 @@
                                   <w:szCs w:val="26"/>
                                 </w:rPr>
                               </w:pPr>
-                              <w:proofErr w:type="gramStart"/>
                               <w:r>
                                 <w:rPr>
                                   <w:rFonts w:ascii="Barlow Condensed Medium" w:eastAsia="標楷體" w:hAnsi="Barlow Condensed Medium"/>
@@ -7734,7 +7039,6 @@
                                 </w:rPr>
                                 <w:t>明憲家</w:t>
                               </w:r>
-                              <w:proofErr w:type="gramEnd"/>
                             </w:p>
                           </w:tc>
                         </w:tr>
@@ -8250,7 +7554,7 @@
                     </w:txbxContent>
                   </v:textbox>
                 </v:shape>
-                <v:roundrect id="圓角矩形 5" o:spid="_x0000_s1031" style="position:absolute;width:17818;height:32941;visibility:visible;mso-wrap-style:square;v-text-anchor:middle" arcsize="2169f" o:gfxdata="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" filled="f" strokecolor="#5a5a5a [2109]" strokeweight="2.5pt">
+                <v:roundrect id="圓角矩形 5" o:spid="_x0000_s1031" style="position:absolute;width:17818;height:32941;visibility:visible;mso-wrap-style:square;v-text-anchor:middle" arcsize="2169f" o:gfxdata="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" filled="f" strokecolor="#5a5a5a [2109]" strokeweight="2.5pt">
                   <v:stroke joinstyle="miter"/>
                 </v:roundrect>
                 <w10:wrap anchorx="page" anchory="page"/>
@@ -8307,6 +7611,7 @@
         <w:rPr>
           <w:rFonts w:ascii="Barlow Condensed Medium" w:hAnsi="Barlow Condensed Medium"/>
           <w:noProof/>
+          <w:lang w:bidi="he-IL"/>
         </w:rPr>
         <mc:AlternateContent>
           <mc:Choice Requires="wpg">
@@ -8582,7 +7887,6 @@
                                         <w:szCs w:val="26"/>
                                       </w:rPr>
                                     </w:pPr>
-                                    <w:proofErr w:type="gramStart"/>
                                     <w:r>
                                       <w:rPr>
                                         <w:rFonts w:ascii="Barlow Condensed Medium" w:eastAsia="華康儷楷書" w:hAnsi="Barlow Condensed Medium" w:cs="華康儷楷書" w:hint="eastAsia"/>
@@ -8591,18 +7895,7 @@
                                         <w:sz w:val="26"/>
                                         <w:szCs w:val="26"/>
                                       </w:rPr>
-                                      <w:t>說出靈裡的</w:t>
-                                    </w:r>
-                                    <w:proofErr w:type="gramEnd"/>
-                                    <w:r>
-                                      <w:rPr>
-                                        <w:rFonts w:ascii="Barlow Condensed Medium" w:eastAsia="華康儷楷書" w:hAnsi="Barlow Condensed Medium" w:cs="華康儷楷書" w:hint="eastAsia"/>
-                                        <w:color w:val="000000" w:themeColor="text1"/>
-                                        <w:w w:val="75"/>
-                                        <w:sz w:val="26"/>
-                                        <w:szCs w:val="26"/>
-                                      </w:rPr>
-                                      <w:t>憂愁</w:t>
+                                      <w:t>說出靈裡的憂愁</w:t>
                                     </w:r>
                                   </w:p>
                                 </w:tc>
@@ -8695,29 +7988,7 @@
                                         <w:sz w:val="26"/>
                                         <w:szCs w:val="26"/>
                                       </w:rPr>
-                                      <w:t>秤</w:t>
-                                    </w:r>
-                                    <w:proofErr w:type="gramStart"/>
-                                    <w:r>
-                                      <w:rPr>
-                                        <w:rFonts w:ascii="Barlow Condensed Medium" w:eastAsia="華康儷楷書" w:hAnsi="Barlow Condensed Medium" w:cs="華康儷楷書" w:hint="eastAsia"/>
-                                        <w:color w:val="000000" w:themeColor="text1"/>
-                                        <w:w w:val="75"/>
-                                        <w:sz w:val="26"/>
-                                        <w:szCs w:val="26"/>
-                                      </w:rPr>
-                                      <w:t>秤</w:t>
-                                    </w:r>
-                                    <w:proofErr w:type="gramEnd"/>
-                                    <w:r>
-                                      <w:rPr>
-                                        <w:rFonts w:ascii="Barlow Condensed Medium" w:eastAsia="華康儷楷書" w:hAnsi="Barlow Condensed Medium" w:cs="華康儷楷書" w:hint="eastAsia"/>
-                                        <w:color w:val="000000" w:themeColor="text1"/>
-                                        <w:w w:val="75"/>
-                                        <w:sz w:val="26"/>
-                                        <w:szCs w:val="26"/>
-                                      </w:rPr>
-                                      <w:t>我的煩惱</w:t>
+                                      <w:t>秤秤我的煩惱</w:t>
                                     </w:r>
                                   </w:p>
                                 </w:tc>
@@ -9069,7 +8340,6 @@
                                         <w:szCs w:val="26"/>
                                       </w:rPr>
                                     </w:pPr>
-                                    <w:proofErr w:type="gramStart"/>
                                     <w:r>
                                       <w:rPr>
                                         <w:rFonts w:ascii="Barlow Condensed Medium" w:eastAsia="華康中黑體" w:hAnsi="Barlow Condensed Medium" w:hint="eastAsia"/>
@@ -9079,7 +8349,6 @@
                                       </w:rPr>
                                       <w:t>啟應</w:t>
                                     </w:r>
-                                    <w:proofErr w:type="gramEnd"/>
                                     <w:r>
                                       <w:rPr>
                                         <w:rFonts w:ascii="Barlow Condensed Medium" w:eastAsia="華康中黑體" w:hAnsi="Barlow Condensed Medium" w:hint="eastAsia"/>
@@ -9305,8 +8574,8 @@
           </mc:Choice>
           <mc:Fallback>
             <w:pict>
-              <v:group w14:anchorId="0AB0FEB2" id="群組 19" o:spid="_x0000_s1032" style="position:absolute;left:0;text-align:left;margin-left:534.4pt;margin-top:567.3pt;width:140.6pt;height:130.1pt;z-index:251650560;mso-position-horizontal-relative:page;mso-position-vertical-relative:page;mso-width-relative:margin;mso-height-relative:margin" coordorigin="108" coordsize="17868,16510" o:gfxdata="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">
-                <v:shape id="_x0000_s1033" type="#_x0000_t202" style="position:absolute;left:317;top:444;width:17634;height:15621;visibility:visible;mso-wrap-style:square;v-text-anchor:top" o:gfxdata="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" stroked="f">
+              <v:group w14:anchorId="0AB0FEB2" id="群組 19" o:spid="_x0000_s1032" style="position:absolute;left:0;text-align:left;margin-left:534.4pt;margin-top:567.3pt;width:140.6pt;height:130.1pt;z-index:251650560;mso-position-horizontal-relative:page;mso-position-vertical-relative:page;mso-width-relative:margin;mso-height-relative:margin" coordorigin="108" coordsize="17868,16510" o:gfxdata="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">
+                <v:shape id="_x0000_s1033" type="#_x0000_t202" style="position:absolute;left:317;top:444;width:17634;height:15621;visibility:visible;mso-wrap-style:square;v-text-anchor:top" o:gfxdata="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" stroked="f">
                   <v:textbox inset="0,0,0,0">
                     <w:txbxContent>
                       <w:p>
@@ -9530,7 +8799,6 @@
                                   <w:szCs w:val="26"/>
                                 </w:rPr>
                               </w:pPr>
-                              <w:proofErr w:type="gramStart"/>
                               <w:r>
                                 <w:rPr>
                                   <w:rFonts w:ascii="Barlow Condensed Medium" w:eastAsia="華康儷楷書" w:hAnsi="Barlow Condensed Medium" w:cs="華康儷楷書" w:hint="eastAsia"/>
@@ -9539,18 +8807,7 @@
                                   <w:sz w:val="26"/>
                                   <w:szCs w:val="26"/>
                                 </w:rPr>
-                                <w:t>說出靈裡的</w:t>
-                              </w:r>
-                              <w:proofErr w:type="gramEnd"/>
-                              <w:r>
-                                <w:rPr>
-                                  <w:rFonts w:ascii="Barlow Condensed Medium" w:eastAsia="華康儷楷書" w:hAnsi="Barlow Condensed Medium" w:cs="華康儷楷書" w:hint="eastAsia"/>
-                                  <w:color w:val="000000" w:themeColor="text1"/>
-                                  <w:w w:val="75"/>
-                                  <w:sz w:val="26"/>
-                                  <w:szCs w:val="26"/>
-                                </w:rPr>
-                                <w:t>憂愁</w:t>
+                                <w:t>說出靈裡的憂愁</w:t>
                               </w:r>
                             </w:p>
                           </w:tc>
@@ -9643,29 +8900,7 @@
                                   <w:sz w:val="26"/>
                                   <w:szCs w:val="26"/>
                                 </w:rPr>
-                                <w:t>秤</w:t>
-                              </w:r>
-                              <w:proofErr w:type="gramStart"/>
-                              <w:r>
-                                <w:rPr>
-                                  <w:rFonts w:ascii="Barlow Condensed Medium" w:eastAsia="華康儷楷書" w:hAnsi="Barlow Condensed Medium" w:cs="華康儷楷書" w:hint="eastAsia"/>
-                                  <w:color w:val="000000" w:themeColor="text1"/>
-                                  <w:w w:val="75"/>
-                                  <w:sz w:val="26"/>
-                                  <w:szCs w:val="26"/>
-                                </w:rPr>
-                                <w:t>秤</w:t>
-                              </w:r>
-                              <w:proofErr w:type="gramEnd"/>
-                              <w:r>
-                                <w:rPr>
-                                  <w:rFonts w:ascii="Barlow Condensed Medium" w:eastAsia="華康儷楷書" w:hAnsi="Barlow Condensed Medium" w:cs="華康儷楷書" w:hint="eastAsia"/>
-                                  <w:color w:val="000000" w:themeColor="text1"/>
-                                  <w:w w:val="75"/>
-                                  <w:sz w:val="26"/>
-                                  <w:szCs w:val="26"/>
-                                </w:rPr>
-                                <w:t>我的煩惱</w:t>
+                                <w:t>秤秤我的煩惱</w:t>
                               </w:r>
                             </w:p>
                           </w:tc>
@@ -10017,7 +9252,6 @@
                                   <w:szCs w:val="26"/>
                                 </w:rPr>
                               </w:pPr>
-                              <w:proofErr w:type="gramStart"/>
                               <w:r>
                                 <w:rPr>
                                   <w:rFonts w:ascii="Barlow Condensed Medium" w:eastAsia="華康中黑體" w:hAnsi="Barlow Condensed Medium" w:hint="eastAsia"/>
@@ -10027,7 +9261,6 @@
                                 </w:rPr>
                                 <w:t>啟應</w:t>
                               </w:r>
-                              <w:proofErr w:type="gramEnd"/>
                               <w:r>
                                 <w:rPr>
                                   <w:rFonts w:ascii="Barlow Condensed Medium" w:eastAsia="華康中黑體" w:hAnsi="Barlow Condensed Medium" w:hint="eastAsia"/>
@@ -10190,7 +9423,7 @@
                     </w:txbxContent>
                   </v:textbox>
                 </v:shape>
-                <v:roundrect id="圓角矩形 25" o:spid="_x0000_s1034" style="position:absolute;left:108;width:17869;height:16510;visibility:visible;mso-wrap-style:square;v-text-anchor:middle" arcsize="4542f" o:gfxdata="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" filled="f" strokecolor="#5a5a5a [2109]" strokeweight="2.5pt">
+                <v:roundrect id="圓角矩形 25" o:spid="_x0000_s1034" style="position:absolute;left:108;width:17869;height:16510;visibility:visible;mso-wrap-style:square;v-text-anchor:middle" arcsize="4542f" o:gfxdata="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" filled="f" strokecolor="#5a5a5a [2109]" strokeweight="2.5pt">
                   <v:stroke joinstyle="miter"/>
                 </v:roundrect>
                 <w10:wrap anchorx="page" anchory="page"/>
@@ -10237,6 +9470,7 @@
         <w:rPr>
           <w:rFonts w:ascii="Barlow Condensed Medium" w:hAnsi="Barlow Condensed Medium"/>
           <w:noProof/>
+          <w:lang w:bidi="he-IL"/>
         </w:rPr>
         <mc:AlternateContent>
           <mc:Choice Requires="wps">
@@ -10358,7 +9592,7 @@
           </mc:Choice>
           <mc:Fallback>
             <w:pict>
-              <v:shape w14:anchorId="76BD7DFF" id="文字方塊 2" o:spid="_x0000_s1035" type="#_x0000_t202" style="position:absolute;margin-left:31.4pt;margin-top:-54.1pt;width:109.8pt;height:110.6pt;z-index:251667968;visibility:visible;mso-wrap-style:square;mso-width-percent:0;mso-height-percent:200;mso-wrap-distance-left:9pt;mso-wrap-distance-top:3.6pt;mso-wrap-distance-right:9pt;mso-wrap-distance-bottom:3.6pt;mso-position-horizontal:absolute;mso-position-horizontal-relative:text;mso-position-vertical:absolute;mso-position-vertical-relative:text;mso-width-percent:0;mso-height-percent:200;mso-width-relative:margin;mso-height-relative:margin;v-text-anchor:top" o:gfxdata="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" filled="f" stroked="f">
+              <v:shape w14:anchorId="76BD7DFF" id="文字方塊 2" o:spid="_x0000_s1035" type="#_x0000_t202" style="position:absolute;margin-left:31.4pt;margin-top:-54.1pt;width:109.8pt;height:110.6pt;z-index:251667968;visibility:visible;mso-wrap-style:square;mso-width-percent:0;mso-height-percent:200;mso-wrap-distance-left:9pt;mso-wrap-distance-top:3.6pt;mso-wrap-distance-right:9pt;mso-wrap-distance-bottom:3.6pt;mso-position-horizontal:absolute;mso-position-horizontal-relative:text;mso-position-vertical:absolute;mso-position-vertical-relative:text;mso-width-percent:0;mso-height-percent:200;mso-width-relative:margin;mso-height-relative:margin;v-text-anchor:top" o:gfxdata="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" filled="f" stroked="f">
                 <v:textbox style="mso-fit-shape-to-text:t" inset="1mm,1mm,1mm,1mm">
                   <w:txbxContent>
                     <w:p>
@@ -10459,6 +9693,7 @@
         <w:rPr>
           <w:rFonts w:ascii="Barlow Condensed Medium" w:hAnsi="Barlow Condensed Medium"/>
           <w:noProof/>
+          <w:lang w:bidi="he-IL"/>
         </w:rPr>
         <mc:AlternateContent>
           <mc:Choice Requires="wps">
@@ -10557,7 +9792,7 @@
           </mc:Choice>
           <mc:Fallback>
             <w:pict>
-              <v:roundrect w14:anchorId="4775AEF3" id="圓角矩形 12" o:spid="_x0000_s1036" style="position:absolute;margin-left:-.9pt;margin-top:16.35pt;width:49.3pt;height:15.45pt;z-index:251646464;visibility:visible;mso-wrap-style:square;mso-width-percent:0;mso-height-percent:0;mso-wrap-distance-left:9pt;mso-wrap-distance-top:0;mso-wrap-distance-right:9pt;mso-wrap-distance-bottom:0;mso-position-horizontal:absolute;mso-position-horizontal-relative:text;mso-position-vertical:absolute;mso-position-vertical-relative:text;mso-width-percent:0;mso-height-percent:0;mso-width-relative:margin;mso-height-relative:margin;v-text-anchor:middle" arcsize="10923f" o:gfxdata="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" fillcolor="#5a5a5a [2109]" stroked="f" strokeweight="1pt">
+              <v:roundrect w14:anchorId="4775AEF3" id="圓角矩形 12" o:spid="_x0000_s1036" style="position:absolute;margin-left:-.9pt;margin-top:16.35pt;width:49.3pt;height:15.45pt;z-index:251646464;visibility:visible;mso-wrap-style:square;mso-width-percent:0;mso-height-percent:0;mso-wrap-distance-left:9pt;mso-wrap-distance-top:0;mso-wrap-distance-right:9pt;mso-wrap-distance-bottom:0;mso-position-horizontal:absolute;mso-position-horizontal-relative:text;mso-position-vertical:absolute;mso-position-vertical-relative:text;mso-width-percent:0;mso-height-percent:0;mso-width-relative:margin;mso-height-relative:margin;v-text-anchor:middle" arcsize="10923f" o:gfxdata="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" fillcolor="#5a5a5a [2109]" stroked="f" strokeweight="1pt">
                 <v:stroke joinstyle="miter"/>
                 <v:textbox inset=".5mm,0,.5mm,0">
                   <w:txbxContent>
@@ -10599,6 +9834,7 @@
         <w:rPr>
           <w:rFonts w:ascii="Barlow Condensed Medium" w:hAnsi="Barlow Condensed Medium"/>
           <w:noProof/>
+          <w:lang w:bidi="he-IL"/>
         </w:rPr>
         <mc:AlternateContent>
           <mc:Choice Requires="wps">
@@ -10697,7 +9933,7 @@
           </mc:Choice>
           <mc:Fallback>
             <w:pict>
-              <v:roundrect w14:anchorId="196DC3BF" id="圓角矩形 14" o:spid="_x0000_s1037" style="position:absolute;margin-left:-1.25pt;margin-top:16.7pt;width:83.6pt;height:15.3pt;z-index:251647488;visibility:visible;mso-wrap-style:square;mso-width-percent:0;mso-height-percent:0;mso-wrap-distance-left:9pt;mso-wrap-distance-top:0;mso-wrap-distance-right:9pt;mso-wrap-distance-bottom:0;mso-position-horizontal:absolute;mso-position-horizontal-relative:text;mso-position-vertical:absolute;mso-position-vertical-relative:text;mso-width-percent:0;mso-height-percent:0;mso-width-relative:margin;mso-height-relative:margin;v-text-anchor:middle" arcsize="10923f" o:gfxdata="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" fillcolor="#5a5a5a [2109]" stroked="f" strokeweight="1pt">
+              <v:roundrect w14:anchorId="196DC3BF" id="圓角矩形 14" o:spid="_x0000_s1037" style="position:absolute;margin-left:-1.25pt;margin-top:16.7pt;width:83.6pt;height:15.3pt;z-index:251647488;visibility:visible;mso-wrap-style:square;mso-width-percent:0;mso-height-percent:0;mso-wrap-distance-left:9pt;mso-wrap-distance-top:0;mso-wrap-distance-right:9pt;mso-wrap-distance-bottom:0;mso-position-horizontal:absolute;mso-position-horizontal-relative:text;mso-position-vertical:absolute;mso-position-vertical-relative:text;mso-width-percent:0;mso-height-percent:0;mso-width-relative:margin;mso-height-relative:margin;v-text-anchor:middle" arcsize="10923f" o:gfxdata="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" fillcolor="#5a5a5a [2109]" stroked="f" strokeweight="1pt">
                 <v:stroke joinstyle="miter"/>
                 <v:textbox inset=".5mm,0,.5mm,0">
                   <w:txbxContent>
@@ -10795,6 +10031,7 @@
         <w:rPr>
           <w:rFonts w:ascii="Barlow Condensed Medium" w:hAnsi="Barlow Condensed Medium"/>
           <w:noProof/>
+          <w:lang w:bidi="he-IL"/>
         </w:rPr>
         <mc:AlternateContent>
           <mc:Choice Requires="wps">
@@ -10893,7 +10130,7 @@
           </mc:Choice>
           <mc:Fallback>
             <w:pict>
-              <v:roundrect w14:anchorId="1A4DC044" id="圓角矩形 9" o:spid="_x0000_s1038" style="position:absolute;margin-left:-.6pt;margin-top:16.6pt;width:30.35pt;height:15.3pt;z-index:251648512;visibility:visible;mso-wrap-style:square;mso-width-percent:0;mso-height-percent:0;mso-wrap-distance-left:9pt;mso-wrap-distance-top:0;mso-wrap-distance-right:9pt;mso-wrap-distance-bottom:0;mso-position-horizontal:absolute;mso-position-horizontal-relative:text;mso-position-vertical:absolute;mso-position-vertical-relative:text;mso-width-percent:0;mso-height-percent:0;mso-width-relative:margin;mso-height-relative:margin;v-text-anchor:middle" arcsize="10923f" o:gfxdata="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" fillcolor="#5a5a5a [2109]" stroked="f" strokeweight="1pt">
+              <v:roundrect w14:anchorId="1A4DC044" id="圓角矩形 9" o:spid="_x0000_s1038" style="position:absolute;margin-left:-.6pt;margin-top:16.6pt;width:30.35pt;height:15.3pt;z-index:251648512;visibility:visible;mso-wrap-style:square;mso-width-percent:0;mso-height-percent:0;mso-wrap-distance-left:9pt;mso-wrap-distance-top:0;mso-wrap-distance-right:9pt;mso-wrap-distance-bottom:0;mso-position-horizontal:absolute;mso-position-horizontal-relative:text;mso-position-vertical:absolute;mso-position-vertical-relative:text;mso-width-percent:0;mso-height-percent:0;mso-width-relative:margin;mso-height-relative:margin;v-text-anchor:middle" arcsize="10923f" o:gfxdata="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" fillcolor="#5a5a5a [2109]" stroked="f" strokeweight="1pt">
                 <v:stroke joinstyle="miter"/>
                 <v:textbox inset=".5mm,0,.5mm,0">
                   <w:txbxContent>
@@ -10991,6 +10228,7 @@
         <w:rPr>
           <w:rFonts w:ascii="Barlow Condensed Medium" w:hAnsi="Barlow Condensed Medium"/>
           <w:noProof/>
+          <w:lang w:bidi="he-IL"/>
         </w:rPr>
         <w:drawing>
           <wp:anchor distT="0" distB="0" distL="114300" distR="114300" simplePos="0" relativeHeight="251654656" behindDoc="1" locked="0" layoutInCell="1" allowOverlap="1" wp14:anchorId="2AA2D55C" wp14:editId="23203011">
@@ -11018,7 +10256,7 @@
                     </pic:cNvPicPr>
                   </pic:nvPicPr>
                   <pic:blipFill>
-                    <a:blip r:embed="rId15">
+                    <a:blip r:embed="rId14">
                       <a:extLst>
                         <a:ext uri="{28A0092B-C50C-407E-A947-70E740481C1C}">
                           <a14:useLocalDpi xmlns:a14="http://schemas.microsoft.com/office/drawing/2010/main" val="0"/>
@@ -11059,6 +10297,7 @@
         <w:rPr>
           <w:rFonts w:ascii="Barlow Condensed Medium" w:hAnsi="Barlow Condensed Medium"/>
           <w:noProof/>
+          <w:lang w:bidi="he-IL"/>
         </w:rPr>
         <mc:AlternateContent>
           <mc:Choice Requires="wps">
@@ -11157,7 +10396,7 @@
           </mc:Choice>
           <mc:Fallback>
             <w:pict>
-              <v:roundrect w14:anchorId="03BFD3A3" id="圓角矩形 13" o:spid="_x0000_s1039" style="position:absolute;margin-left:-.4pt;margin-top:16.65pt;width:49.3pt;height:15.3pt;z-index:251649536;visibility:visible;mso-wrap-style:square;mso-width-percent:0;mso-height-percent:0;mso-wrap-distance-left:9pt;mso-wrap-distance-top:0;mso-wrap-distance-right:9pt;mso-wrap-distance-bottom:0;mso-position-horizontal:absolute;mso-position-horizontal-relative:text;mso-position-vertical:absolute;mso-position-vertical-relative:text;mso-width-percent:0;mso-height-percent:0;mso-width-relative:margin;mso-height-relative:margin;v-text-anchor:middle" arcsize="10923f" o:gfxdata="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" fillcolor="#5a5a5a [2109]" stroked="f" strokeweight="1pt">
+              <v:roundrect w14:anchorId="03BFD3A3" id="圓角矩形 13" o:spid="_x0000_s1039" style="position:absolute;margin-left:-.4pt;margin-top:16.65pt;width:49.3pt;height:15.3pt;z-index:251649536;visibility:visible;mso-wrap-style:square;mso-width-percent:0;mso-height-percent:0;mso-wrap-distance-left:9pt;mso-wrap-distance-top:0;mso-wrap-distance-right:9pt;mso-wrap-distance-bottom:0;mso-position-horizontal:absolute;mso-position-horizontal-relative:text;mso-position-vertical:absolute;mso-position-vertical-relative:text;mso-width-percent:0;mso-height-percent:0;mso-width-relative:margin;mso-height-relative:margin;v-text-anchor:middle" arcsize="10923f" o:gfxdata="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" fillcolor="#5a5a5a [2109]" stroked="f" strokeweight="1pt">
                 <v:stroke joinstyle="miter"/>
                 <v:textbox inset=".5mm,0,.5mm,0">
                   <w:txbxContent>
@@ -11194,7 +10433,6 @@
         </w:rPr>
         <w:t xml:space="preserve">       </w:t>
       </w:r>
-      <w:proofErr w:type="gramStart"/>
       <w:r>
         <w:rPr>
           <w:rFonts w:ascii="Barlow Condensed Medium" w:eastAsia="華康中圓體" w:hAnsi="Barlow Condensed Medium"/>
@@ -11202,7 +10440,6 @@
         </w:rPr>
         <w:t>主堂</w:t>
       </w:r>
-      <w:proofErr w:type="gramEnd"/>
       <w:r>
         <w:rPr>
           <w:rFonts w:ascii="Barlow Condensed Medium" w:eastAsia="華康中圓體" w:hAnsi="Barlow Condensed Medium"/>
@@ -11295,6 +10532,7 @@
           <w:rFonts w:ascii="Barlow Condensed Medium" w:eastAsia="華康儷中黑" w:hAnsi="Barlow Condensed Medium"/>
           <w:noProof/>
           <w:w w:val="80"/>
+          <w:lang w:bidi="he-IL"/>
         </w:rPr>
         <mc:AlternateContent>
           <mc:Choice Requires="wps">
@@ -11346,7 +10584,6 @@
                                 <w:sz w:val="22"/>
                               </w:rPr>
                             </w:pPr>
-                            <w:proofErr w:type="gramStart"/>
                             <w:r>
                               <w:rPr>
                                 <w:rFonts w:ascii="Barlow Condensed Medium" w:eastAsia="華康儷中黑" w:hAnsi="Barlow Condensed Medium"/>
@@ -11354,7 +10591,6 @@
                               </w:rPr>
                               <w:t>教會臉書</w:t>
                             </w:r>
-                            <w:proofErr w:type="gramEnd"/>
                             <w:r>
                               <w:rPr>
                                 <w:rFonts w:ascii="Barlow Condensed Medium" w:eastAsia="華康儷中黑" w:hAnsi="Barlow Condensed Medium"/>
@@ -11397,7 +10633,7 @@
           </mc:Choice>
           <mc:Fallback>
             <w:pict>
-              <v:shape w14:anchorId="77C1E33A" id="_x0000_s1040" type="#_x0000_t202" style="position:absolute;margin-left:107.25pt;margin-top:6.2pt;width:125.55pt;height:16.3pt;z-index:251666944;visibility:visible;mso-wrap-style:square;mso-width-percent:0;mso-height-percent:0;mso-wrap-distance-left:9pt;mso-wrap-distance-top:3.6pt;mso-wrap-distance-right:9pt;mso-wrap-distance-bottom:3.6pt;mso-position-horizontal:absolute;mso-position-horizontal-relative:text;mso-position-vertical:absolute;mso-position-vertical-relative:text;mso-width-percent:0;mso-height-percent:0;mso-width-relative:margin;mso-height-relative:margin;v-text-anchor:top" o:gfxdata="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" filled="f" stroked="f">
+              <v:shape w14:anchorId="77C1E33A" id="_x0000_s1040" type="#_x0000_t202" style="position:absolute;margin-left:107.25pt;margin-top:6.2pt;width:125.55pt;height:16.3pt;z-index:251666944;visibility:visible;mso-wrap-style:square;mso-width-percent:0;mso-height-percent:0;mso-wrap-distance-left:9pt;mso-wrap-distance-top:3.6pt;mso-wrap-distance-right:9pt;mso-wrap-distance-bottom:3.6pt;mso-position-horizontal:absolute;mso-position-horizontal-relative:text;mso-position-vertical:absolute;mso-position-vertical-relative:text;mso-width-percent:0;mso-height-percent:0;mso-width-relative:margin;mso-height-relative:margin;v-text-anchor:top" o:gfxdata="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" filled="f" stroked="f">
                 <v:textbox inset="0,0,0,0">
                   <w:txbxContent>
                     <w:p>
@@ -11408,7 +10644,6 @@
                           <w:sz w:val="22"/>
                         </w:rPr>
                       </w:pPr>
-                      <w:proofErr w:type="gramStart"/>
                       <w:r>
                         <w:rPr>
                           <w:rFonts w:ascii="Barlow Condensed Medium" w:eastAsia="華康儷中黑" w:hAnsi="Barlow Condensed Medium"/>
@@ -11416,7 +10651,6 @@
                         </w:rPr>
                         <w:t>教會臉書</w:t>
                       </w:r>
-                      <w:proofErr w:type="gramEnd"/>
                       <w:r>
                         <w:rPr>
                           <w:rFonts w:ascii="Barlow Condensed Medium" w:eastAsia="華康儷中黑" w:hAnsi="Barlow Condensed Medium"/>
@@ -11741,7 +10975,6 @@
               </w:rPr>
               <w:t>:</w:t>
             </w:r>
-            <w:proofErr w:type="gramStart"/>
             <w:r>
               <w:rPr>
                 <w:rFonts w:ascii="標楷體" w:eastAsia="標楷體" w:hAnsi="標楷體" w:hint="eastAsia"/>
@@ -11750,7 +10983,6 @@
               </w:rPr>
               <w:t>蔡侑霖</w:t>
             </w:r>
-            <w:proofErr w:type="gramEnd"/>
             <w:r>
               <w:rPr>
                 <w:rFonts w:ascii="標楷體" w:eastAsia="標楷體" w:hAnsi="標楷體" w:hint="eastAsia"/>
@@ -12250,6 +11482,7 @@
                 <w:color w:val="000000" w:themeColor="text1"/>
                 <w:sz w:val="18"/>
                 <w:szCs w:val="18"/>
+                <w:lang w:bidi="he-IL"/>
               </w:rPr>
               <mc:AlternateContent>
                 <mc:Choice Requires="wps">
@@ -12349,7 +11582,7 @@
                 </mc:Choice>
                 <mc:Fallback>
                   <w:pict>
-                    <v:rect w14:anchorId="343BC9BA" id="矩形 8" o:spid="_x0000_s1041" style="position:absolute;left:0;text-align:left;margin-left:-.7pt;margin-top:2.7pt;width:18.75pt;height:92.3pt;z-index:251662848;visibility:visible;mso-wrap-style:square;mso-width-percent:0;mso-height-percent:0;mso-wrap-distance-left:9pt;mso-wrap-distance-top:0;mso-wrap-distance-right:9pt;mso-wrap-distance-bottom:0;mso-position-horizontal:absolute;mso-position-horizontal-relative:text;mso-position-vertical:absolute;mso-position-vertical-relative:text;mso-width-percent:0;mso-height-percent:0;mso-width-relative:margin;mso-height-relative:margin;v-text-anchor:middle" o:gfxdata="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" fillcolor="#5a5a5a [2109]" stroked="f" strokeweight="1pt">
+                    <v:rect w14:anchorId="343BC9BA" id="矩形 8" o:spid="_x0000_s1041" style="position:absolute;left:0;text-align:left;margin-left:-.7pt;margin-top:2.7pt;width:18.75pt;height:92.3pt;z-index:251662848;visibility:visible;mso-wrap-style:square;mso-width-percent:0;mso-height-percent:0;mso-wrap-distance-left:9pt;mso-wrap-distance-top:0;mso-wrap-distance-right:9pt;mso-wrap-distance-bottom:0;mso-position-horizontal:absolute;mso-position-horizontal-relative:text;mso-position-vertical:absolute;mso-position-vertical-relative:text;mso-width-percent:0;mso-height-percent:0;mso-width-relative:margin;mso-height-relative:margin;v-text-anchor:middle" o:gfxdata="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" fillcolor="#5a5a5a [2109]" stroked="f" strokeweight="1pt">
                       <v:textbox style="layout-flow:vertical-ideographic" inset="1mm,1mm,1mm,1mm">
                         <w:txbxContent>
                           <w:p>
@@ -12407,7 +11640,6 @@
                 <w:szCs w:val="20"/>
               </w:rPr>
             </w:pPr>
-            <w:proofErr w:type="gramStart"/>
             <w:r>
               <w:rPr>
                 <w:rFonts w:eastAsia="華康儷中黑" w:cstheme="minorHAnsi"/>
@@ -12418,7 +11650,6 @@
               </w:rPr>
               <w:t>序樂</w:t>
             </w:r>
-            <w:proofErr w:type="gramEnd"/>
           </w:p>
         </w:tc>
         <w:tc>
@@ -12554,7 +11785,6 @@
                 <w:szCs w:val="20"/>
               </w:rPr>
             </w:pPr>
-            <w:proofErr w:type="gramStart"/>
             <w:r>
               <w:rPr>
                 <w:rFonts w:eastAsia="華康儷中黑" w:cstheme="minorHAnsi"/>
@@ -12565,7 +11795,6 @@
               </w:rPr>
               <w:t>宣召</w:t>
             </w:r>
-            <w:proofErr w:type="gramEnd"/>
           </w:p>
         </w:tc>
         <w:tc>
@@ -12923,29 +12152,7 @@
                 <w:sz w:val="20"/>
                 <w:szCs w:val="20"/>
               </w:rPr>
-              <w:t>新的</w:t>
-            </w:r>
-            <w:proofErr w:type="gramStart"/>
-            <w:r>
-              <w:rPr>
-                <w:rFonts w:ascii="Bahnschrift SemiBold Condensed" w:eastAsia="標楷體" w:hAnsi="Bahnschrift SemiBold Condensed" w:cstheme="minorHAnsi" w:hint="eastAsia"/>
-                <w:color w:val="000000" w:themeColor="text1"/>
-                <w:w w:val="125"/>
-                <w:sz w:val="20"/>
-                <w:szCs w:val="20"/>
-              </w:rPr>
-              <w:t>誡</w:t>
-            </w:r>
-            <w:proofErr w:type="gramEnd"/>
-            <w:r>
-              <w:rPr>
-                <w:rFonts w:ascii="Bahnschrift SemiBold Condensed" w:eastAsia="標楷體" w:hAnsi="Bahnschrift SemiBold Condensed" w:cstheme="minorHAnsi" w:hint="eastAsia"/>
-                <w:color w:val="000000" w:themeColor="text1"/>
-                <w:w w:val="125"/>
-                <w:sz w:val="20"/>
-                <w:szCs w:val="20"/>
-              </w:rPr>
-              <w:t>命</w:t>
+              <w:t>新的誡命</w:t>
             </w:r>
           </w:p>
         </w:tc>
@@ -13043,7 +12250,6 @@
                 <w:szCs w:val="20"/>
               </w:rPr>
             </w:pPr>
-            <w:proofErr w:type="gramStart"/>
             <w:r>
               <w:rPr>
                 <w:rFonts w:eastAsia="華康儷中黑" w:cstheme="minorHAnsi"/>
@@ -13054,7 +12260,6 @@
               </w:rPr>
               <w:t>啟應文</w:t>
             </w:r>
-            <w:proofErr w:type="gramEnd"/>
           </w:p>
         </w:tc>
         <w:tc>
@@ -13340,6 +12545,7 @@
                 <w:color w:val="000000" w:themeColor="text1"/>
                 <w:sz w:val="18"/>
                 <w:szCs w:val="18"/>
+                <w:lang w:bidi="he-IL"/>
               </w:rPr>
               <mc:AlternateContent>
                 <mc:Choice Requires="wps">
@@ -13439,7 +12645,7 @@
                 </mc:Choice>
                 <mc:Fallback>
                   <w:pict>
-                    <v:rect w14:anchorId="363672F5" id="矩形 10" o:spid="_x0000_s1042" style="position:absolute;left:0;text-align:left;margin-left:-.7pt;margin-top:12.9pt;width:19.25pt;height:42.9pt;z-index:251658752;visibility:visible;mso-wrap-style:square;mso-width-percent:0;mso-height-percent:0;mso-wrap-distance-left:9pt;mso-wrap-distance-top:0;mso-wrap-distance-right:9pt;mso-wrap-distance-bottom:0;mso-position-horizontal:absolute;mso-position-horizontal-relative:text;mso-position-vertical:absolute;mso-position-vertical-relative:text;mso-width-percent:0;mso-height-percent:0;mso-width-relative:margin;mso-height-relative:margin;v-text-anchor:middle" o:gfxdata="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" fillcolor="#5a5a5a [2109]" stroked="f" strokeweight="1pt">
+                    <v:rect w14:anchorId="363672F5" id="矩形 10" o:spid="_x0000_s1042" style="position:absolute;left:0;text-align:left;margin-left:-.7pt;margin-top:12.9pt;width:19.25pt;height:42.9pt;z-index:251658752;visibility:visible;mso-wrap-style:square;mso-width-percent:0;mso-height-percent:0;mso-wrap-distance-left:9pt;mso-wrap-distance-top:0;mso-wrap-distance-right:9pt;mso-wrap-distance-bottom:0;mso-position-horizontal:absolute;mso-position-horizontal-relative:text;mso-position-vertical:absolute;mso-position-vertical-relative:text;mso-width-percent:0;mso-height-percent:0;mso-width-relative:margin;mso-height-relative:margin;v-text-anchor:middle" o:gfxdata="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" fillcolor="#5a5a5a [2109]" stroked="f" strokeweight="1pt">
                       <v:textbox style="layout-flow:vertical-ideographic" inset="1mm,1mm,1mm,1mm">
                         <w:txbxContent>
                           <w:p>
@@ -13728,29 +12934,7 @@
                 <w:sz w:val="20"/>
                 <w:szCs w:val="20"/>
               </w:rPr>
-              <w:t>加拉</w:t>
-            </w:r>
-            <w:proofErr w:type="gramStart"/>
-            <w:r>
-              <w:rPr>
-                <w:rFonts w:ascii="Bahnschrift SemiBold Condensed" w:eastAsia="標楷體" w:hAnsi="Bahnschrift SemiBold Condensed" w:cs="Calibri" w:hint="eastAsia"/>
-                <w:color w:val="000000"/>
-                <w:w w:val="110"/>
-                <w:sz w:val="20"/>
-                <w:szCs w:val="20"/>
-              </w:rPr>
-              <w:t>太</w:t>
-            </w:r>
-            <w:proofErr w:type="gramEnd"/>
-            <w:r>
-              <w:rPr>
-                <w:rFonts w:ascii="Bahnschrift SemiBold Condensed" w:eastAsia="標楷體" w:hAnsi="Bahnschrift SemiBold Condensed" w:cs="Calibri" w:hint="eastAsia"/>
-                <w:color w:val="000000"/>
-                <w:w w:val="110"/>
-                <w:sz w:val="20"/>
-                <w:szCs w:val="20"/>
-              </w:rPr>
-              <w:t>書</w:t>
+              <w:t>加拉太書</w:t>
             </w:r>
             <w:r>
               <w:rPr>
@@ -13937,31 +13121,7 @@
                 <w:sz w:val="20"/>
                 <w:szCs w:val="20"/>
               </w:rPr>
-              <w:t>得</w:t>
-            </w:r>
-            <w:proofErr w:type="gramStart"/>
-            <w:r>
-              <w:rPr>
-                <w:rFonts w:ascii="標楷體" w:eastAsia="標楷體" w:hAnsi="標楷體" w:cstheme="minorHAnsi" w:hint="eastAsia"/>
-                <w:bCs/>
-                <w:color w:val="000000" w:themeColor="text1"/>
-                <w:w w:val="150"/>
-                <w:sz w:val="20"/>
-                <w:szCs w:val="20"/>
-              </w:rPr>
-              <w:t>嗣</w:t>
-            </w:r>
-            <w:proofErr w:type="gramEnd"/>
-            <w:r>
-              <w:rPr>
-                <w:rFonts w:ascii="標楷體" w:eastAsia="標楷體" w:hAnsi="標楷體" w:cstheme="minorHAnsi" w:hint="eastAsia"/>
-                <w:bCs/>
-                <w:color w:val="000000" w:themeColor="text1"/>
-                <w:w w:val="150"/>
-                <w:sz w:val="20"/>
-                <w:szCs w:val="20"/>
-              </w:rPr>
-              <w:t>子的名分</w:t>
+              <w:t>得嗣子的名分</w:t>
             </w:r>
           </w:p>
         </w:tc>
@@ -14172,6 +13332,7 @@
                 <w:color w:val="000000" w:themeColor="text1"/>
                 <w:sz w:val="18"/>
                 <w:szCs w:val="18"/>
+                <w:lang w:bidi="he-IL"/>
               </w:rPr>
               <mc:AlternateContent>
                 <mc:Choice Requires="wps">
@@ -14279,7 +13440,7 @@
                 </mc:Choice>
                 <mc:Fallback>
                   <w:pict>
-                    <v:rect w14:anchorId="4D37C684" id="矩形 11" o:spid="_x0000_s1043" style="position:absolute;left:0;text-align:left;margin-left:-.7pt;margin-top:1.65pt;width:19.25pt;height:111.25pt;z-index:251657728;visibility:visible;mso-wrap-style:square;mso-width-percent:0;mso-height-percent:0;mso-wrap-distance-left:9pt;mso-wrap-distance-top:0;mso-wrap-distance-right:9pt;mso-wrap-distance-bottom:0;mso-position-horizontal:absolute;mso-position-horizontal-relative:text;mso-position-vertical:absolute;mso-position-vertical-relative:text;mso-width-percent:0;mso-height-percent:0;mso-width-relative:margin;mso-height-relative:margin;v-text-anchor:middle" o:gfxdata="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" fillcolor="#5a5a5a [2109]" stroked="f" strokeweight="1pt">
+                    <v:rect w14:anchorId="4D37C684" id="矩形 11" o:spid="_x0000_s1043" style="position:absolute;left:0;text-align:left;margin-left:-.7pt;margin-top:1.65pt;width:19.25pt;height:111.25pt;z-index:251657728;visibility:visible;mso-wrap-style:square;mso-width-percent:0;mso-height-percent:0;mso-wrap-distance-left:9pt;mso-wrap-distance-top:0;mso-wrap-distance-right:9pt;mso-wrap-distance-bottom:0;mso-position-horizontal:absolute;mso-position-horizontal-relative:text;mso-position-vertical:absolute;mso-position-vertical-relative:text;mso-width-percent:0;mso-height-percent:0;mso-width-relative:margin;mso-height-relative:margin;v-text-anchor:middle" o:gfxdata="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" fillcolor="#5a5a5a [2109]" stroked="f" strokeweight="1pt">
                       <v:textbox style="layout-flow:vertical-ideographic" inset="1mm,1mm,1mm,1mm">
                         <w:txbxContent>
                           <w:p>
@@ -15019,7 +14180,6 @@
                 <w:szCs w:val="20"/>
               </w:rPr>
             </w:pPr>
-            <w:proofErr w:type="gramStart"/>
             <w:r>
               <w:rPr>
                 <w:rFonts w:eastAsia="華康儷中黑" w:cstheme="minorHAnsi" w:hint="eastAsia"/>
@@ -15030,7 +14190,6 @@
               </w:rPr>
               <w:t>公禱</w:t>
             </w:r>
-            <w:proofErr w:type="gramEnd"/>
           </w:p>
         </w:tc>
         <w:tc>
@@ -15166,7 +14325,6 @@
                 <w:szCs w:val="20"/>
               </w:rPr>
             </w:pPr>
-            <w:proofErr w:type="gramStart"/>
             <w:r>
               <w:rPr>
                 <w:rFonts w:eastAsia="華康儷中黑" w:cstheme="minorHAnsi"/>
@@ -15177,7 +14335,6 @@
               </w:rPr>
               <w:t>頌榮</w:t>
             </w:r>
-            <w:proofErr w:type="gramEnd"/>
           </w:p>
         </w:tc>
         <w:tc>
@@ -15400,7 +14557,6 @@
               </w:rPr>
               <w:t xml:space="preserve">: </w:t>
             </w:r>
-            <w:proofErr w:type="gramStart"/>
             <w:r>
               <w:rPr>
                 <w:rFonts w:ascii="Bahnschrift SemiBold Condensed" w:eastAsia="標楷體" w:hAnsi="Bahnschrift SemiBold Condensed" w:cstheme="minorHAnsi" w:hint="eastAsia"/>
@@ -15410,7 +14566,6 @@
               </w:rPr>
               <w:t>阿們頌</w:t>
             </w:r>
-            <w:proofErr w:type="gramEnd"/>
           </w:p>
         </w:tc>
         <w:tc>
@@ -15507,7 +14662,6 @@
                 <w:szCs w:val="20"/>
               </w:rPr>
             </w:pPr>
-            <w:proofErr w:type="gramStart"/>
             <w:r>
               <w:rPr>
                 <w:rFonts w:eastAsia="華康儷中黑" w:cstheme="minorHAnsi" w:hint="eastAsia"/>
@@ -15518,7 +14672,6 @@
               </w:rPr>
               <w:t>殿樂</w:t>
             </w:r>
-            <w:proofErr w:type="gramEnd"/>
           </w:p>
         </w:tc>
         <w:tc>
@@ -15981,6 +15134,7 @@
         <w:rPr>
           <w:rFonts w:ascii="Bahnschrift SemiBold Condensed" w:eastAsia="華康細黑體" w:hAnsi="Bahnschrift SemiBold Condensed"/>
           <w:noProof/>
+          <w:lang w:bidi="he-IL"/>
         </w:rPr>
         <mc:AlternateContent>
           <mc:Choice Requires="wps">
@@ -16043,7 +15197,7 @@
           </mc:Choice>
           <mc:Fallback>
             <w:pict>
-              <v:line w14:anchorId="4AB77D69" id="直線接點 2" o:spid="_x0000_s1026" style="position:absolute;z-index:251653632;visibility:visible;mso-wrap-style:square;mso-height-percent:0;mso-wrap-distance-left:9pt;mso-wrap-distance-top:0;mso-wrap-distance-right:9pt;mso-wrap-distance-bottom:0;mso-position-horizontal:absolute;mso-position-horizontal-relative:page;mso-position-vertical:absolute;mso-position-vertical-relative:page;mso-height-percent:0;mso-height-relative:margin" from="687.75pt,19.85pt" to="687.75pt,709.8pt" o:gfxdata="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" strokecolor="black [3213]" strokeweight=".5pt">
+              <v:line w14:anchorId="44CBE1AC" id="直線接點 2" o:spid="_x0000_s1026" style="position:absolute;z-index:251653632;visibility:visible;mso-wrap-style:square;mso-height-percent:0;mso-wrap-distance-left:9pt;mso-wrap-distance-top:0;mso-wrap-distance-right:9pt;mso-wrap-distance-bottom:0;mso-position-horizontal:absolute;mso-position-horizontal-relative:page;mso-position-vertical:absolute;mso-position-vertical-relative:page;mso-height-percent:0;mso-height-relative:margin" from="687.75pt,19.85pt" to="687.75pt,709.8pt" o:gfxdata="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" strokecolor="black [3213]" strokeweight=".5pt">
                 <v:stroke dashstyle="3 1" joinstyle="miter"/>
                 <w10:wrap anchorx="page" anchory="page"/>
               </v:line>
@@ -16073,25 +15227,7 @@
           <w:color w:val="000000"/>
           <w:szCs w:val="24"/>
         </w:rPr>
-        <w:t>加拉</w:t>
-      </w:r>
-      <w:proofErr w:type="gramStart"/>
-      <w:r>
-        <w:rPr>
-          <w:rFonts w:ascii="Barlow Condensed Medium" w:eastAsia="華康中黑體" w:hAnsi="Barlow Condensed Medium" w:cs="Calibri" w:hint="eastAsia"/>
-          <w:color w:val="000000"/>
-          <w:szCs w:val="24"/>
-        </w:rPr>
-        <w:t>太</w:t>
-      </w:r>
-      <w:proofErr w:type="gramEnd"/>
-      <w:r>
-        <w:rPr>
-          <w:rFonts w:ascii="Barlow Condensed Medium" w:eastAsia="華康中黑體" w:hAnsi="Barlow Condensed Medium" w:cs="Calibri" w:hint="eastAsia"/>
-          <w:color w:val="000000"/>
-          <w:szCs w:val="24"/>
-        </w:rPr>
-        <w:t>書</w:t>
+        <w:t>加拉太書</w:t>
       </w:r>
       <w:r>
         <w:rPr>
@@ -16191,7 +15327,6 @@
         </w:rPr>
         <w:t xml:space="preserve"> </w:t>
       </w:r>
-      <w:proofErr w:type="gramStart"/>
       <w:r>
         <w:rPr>
           <w:rFonts w:ascii="標楷體" w:eastAsia="標楷體" w:hAnsi="標楷體" w:cs="Arial" w:hint="eastAsia"/>
@@ -16199,77 +15334,7 @@
           <w:sz w:val="26"/>
           <w:szCs w:val="26"/>
         </w:rPr>
-        <w:t>為著恁是做子</w:t>
-      </w:r>
-      <w:proofErr w:type="gramEnd"/>
-      <w:r>
-        <w:rPr>
-          <w:rFonts w:ascii="標楷體" w:eastAsia="標楷體" w:hAnsi="標楷體" w:cs="Arial" w:hint="eastAsia"/>
-          <w:w w:val="80"/>
-          <w:sz w:val="26"/>
-          <w:szCs w:val="26"/>
-        </w:rPr>
-        <w:t>，</w:t>
-      </w:r>
-      <w:proofErr w:type="gramStart"/>
-      <w:r>
-        <w:rPr>
-          <w:rFonts w:ascii="標楷體" w:eastAsia="標楷體" w:hAnsi="標楷體" w:cs="Arial" w:hint="eastAsia"/>
-          <w:w w:val="80"/>
-          <w:sz w:val="26"/>
-          <w:szCs w:val="26"/>
-        </w:rPr>
-        <w:t>上帝差伊的</w:t>
-      </w:r>
-      <w:proofErr w:type="gramEnd"/>
-      <w:r>
-        <w:rPr>
-          <w:rFonts w:ascii="標楷體" w:eastAsia="標楷體" w:hAnsi="標楷體" w:cs="Arial" w:hint="eastAsia"/>
-          <w:w w:val="80"/>
-          <w:sz w:val="26"/>
-          <w:szCs w:val="26"/>
-        </w:rPr>
-        <w:t>子的神入咱的心，</w:t>
-      </w:r>
-      <w:proofErr w:type="gramStart"/>
-      <w:r>
-        <w:rPr>
-          <w:rFonts w:ascii="標楷體" w:eastAsia="標楷體" w:hAnsi="標楷體" w:cs="Arial" w:hint="eastAsia"/>
-          <w:w w:val="80"/>
-          <w:sz w:val="26"/>
-          <w:szCs w:val="26"/>
-        </w:rPr>
-        <w:t>喉叫講</w:t>
-      </w:r>
-      <w:proofErr w:type="gramEnd"/>
-      <w:r>
-        <w:rPr>
-          <w:rFonts w:ascii="標楷體" w:eastAsia="標楷體" w:hAnsi="標楷體" w:cs="Arial" w:hint="eastAsia"/>
-          <w:w w:val="80"/>
-          <w:sz w:val="26"/>
-          <w:szCs w:val="26"/>
-        </w:rPr>
-        <w:t>：「阿爸！</w:t>
-      </w:r>
-      <w:proofErr w:type="gramStart"/>
-      <w:r>
-        <w:rPr>
-          <w:rFonts w:ascii="標楷體" w:eastAsia="標楷體" w:hAnsi="標楷體" w:cs="Arial" w:hint="eastAsia"/>
-          <w:w w:val="80"/>
-          <w:sz w:val="26"/>
-          <w:szCs w:val="26"/>
-        </w:rPr>
-        <w:t>父啊</w:t>
-      </w:r>
-      <w:proofErr w:type="gramEnd"/>
-      <w:r>
-        <w:rPr>
-          <w:rFonts w:ascii="標楷體" w:eastAsia="標楷體" w:hAnsi="標楷體" w:cs="Arial" w:hint="eastAsia"/>
-          <w:w w:val="80"/>
-          <w:sz w:val="26"/>
-          <w:szCs w:val="26"/>
-        </w:rPr>
-        <w:t>！」</w:t>
+        <w:t>為著恁是做子，上帝差伊的子的神入咱的心，喉叫講：「阿爸！父啊！」</w:t>
       </w:r>
     </w:p>
     <w:p>
@@ -16387,8 +15452,8 @@
           <w:szCs w:val="26"/>
         </w:rPr>
         <w:sectPr>
-          <w:headerReference w:type="even" r:id="rId16"/>
-          <w:headerReference w:type="default" r:id="rId17"/>
+          <w:headerReference w:type="even" r:id="rId15"/>
+          <w:headerReference w:type="default" r:id="rId16"/>
           <w:pgSz w:w="20639" w:h="14572" w:orient="landscape" w:code="12"/>
           <w:pgMar w:top="794" w:right="567" w:bottom="510" w:left="567" w:header="340" w:footer="454" w:gutter="0"/>
           <w:cols w:num="4" w:space="742" w:equalWidth="0">
@@ -16490,7 +15555,6 @@
                 <w:w w:val="80"/>
               </w:rPr>
             </w:pPr>
-            <w:proofErr w:type="gramStart"/>
             <w:r>
               <w:rPr>
                 <w:rFonts w:ascii="Barlow Condensed Medium" w:eastAsia="華康中黑體" w:hAnsi="Barlow Condensed Medium" w:cstheme="minorHAnsi"/>
@@ -16498,7 +15562,6 @@
               </w:rPr>
               <w:t>主日事奉</w:t>
             </w:r>
-            <w:proofErr w:type="gramEnd"/>
           </w:p>
         </w:tc>
         <w:tc>
@@ -16529,17 +15592,8 @@
                 <w:rFonts w:ascii="Barlow Condensed Medium" w:eastAsia="華康中黑體" w:hAnsi="Barlow Condensed Medium" w:cstheme="minorHAnsi"/>
                 <w:w w:val="66"/>
               </w:rPr>
-              <w:t>本</w:t>
-            </w:r>
-            <w:proofErr w:type="gramStart"/>
-            <w:r>
-              <w:rPr>
-                <w:rFonts w:ascii="Barlow Condensed Medium" w:eastAsia="華康中黑體" w:hAnsi="Barlow Condensed Medium" w:cstheme="minorHAnsi"/>
-                <w:w w:val="66"/>
-              </w:rPr>
-              <w:t>週</w:t>
-            </w:r>
-            <w:proofErr w:type="gramEnd"/>
+              <w:t>本週</w:t>
+            </w:r>
             <w:r>
               <w:rPr>
                 <w:rFonts w:ascii="Barlow Condensed Medium" w:eastAsia="華康儷中黑" w:hAnsi="Barlow Condensed Medium" w:cstheme="minorHAnsi"/>
@@ -16649,17 +15703,8 @@
                 <w:rFonts w:ascii="Barlow Condensed Medium" w:eastAsia="華康中黑體" w:hAnsi="Barlow Condensed Medium" w:cstheme="minorHAnsi"/>
                 <w:w w:val="66"/>
               </w:rPr>
-              <w:t>下</w:t>
-            </w:r>
-            <w:proofErr w:type="gramStart"/>
-            <w:r>
-              <w:rPr>
-                <w:rFonts w:ascii="Barlow Condensed Medium" w:eastAsia="華康中黑體" w:hAnsi="Barlow Condensed Medium" w:cstheme="minorHAnsi"/>
-                <w:w w:val="66"/>
-              </w:rPr>
-              <w:t>週</w:t>
-            </w:r>
-            <w:proofErr w:type="gramEnd"/>
+              <w:t>下週</w:t>
+            </w:r>
             <w:r>
               <w:rPr>
                 <w:rFonts w:ascii="Barlow Condensed Medium" w:eastAsia="華康儷中黑" w:hAnsi="Barlow Condensed Medium" w:cstheme="minorHAnsi"/>
@@ -17078,7 +16123,7 @@
                 <w:rFonts w:ascii="Barlow Condensed Medium" w:eastAsia="標楷體" w:hAnsi="Barlow Condensed Medium" w:cstheme="minorHAnsi" w:hint="eastAsia"/>
                 <w:w w:val="80"/>
               </w:rPr>
-              <w:t>18</w:t>
+              <w:t>--</w:t>
             </w:r>
           </w:p>
         </w:tc>
@@ -17106,7 +16151,6 @@
                 <w:szCs w:val="28"/>
               </w:rPr>
             </w:pPr>
-            <w:proofErr w:type="gramStart"/>
             <w:r>
               <w:rPr>
                 <w:rFonts w:ascii="Barlow Condensed Medium" w:eastAsia="華康正顏楷體W9" w:hAnsi="Barlow Condensed Medium" w:cstheme="minorHAnsi"/>
@@ -17116,7 +16160,6 @@
               </w:rPr>
               <w:t>月值月長執</w:t>
             </w:r>
-            <w:proofErr w:type="gramEnd"/>
             <w:r>
               <w:rPr>
                 <w:rFonts w:ascii="Barlow Condensed Medium" w:eastAsia="標楷體" w:hAnsi="Barlow Condensed Medium" w:cstheme="minorHAnsi"/>
@@ -17383,7 +16426,7 @@
                 <w:rFonts w:ascii="Barlow Condensed Medium" w:eastAsia="標楷體" w:hAnsi="Barlow Condensed Medium" w:cstheme="minorHAnsi" w:hint="eastAsia"/>
                 <w:w w:val="80"/>
               </w:rPr>
-              <w:t>73</w:t>
+              <w:t>55</w:t>
             </w:r>
           </w:p>
         </w:tc>
@@ -17745,7 +16788,6 @@
                 <w:rFonts w:ascii="標楷體" w:eastAsia="標楷體" w:hAnsi="標楷體" w:cs="華康儷楷書"/>
               </w:rPr>
             </w:pPr>
-            <w:proofErr w:type="gramStart"/>
             <w:r>
               <w:rPr>
                 <w:rFonts w:ascii="標楷體" w:eastAsia="標楷體" w:hAnsi="標楷體" w:cstheme="majorBidi" w:hint="eastAsia"/>
@@ -17753,7 +16795,6 @@
               </w:rPr>
               <w:t>蔡侑霖</w:t>
             </w:r>
-            <w:proofErr w:type="gramEnd"/>
           </w:p>
         </w:tc>
         <w:tc>
@@ -17936,13 +16977,6 @@
                 <w:w w:val="80"/>
               </w:rPr>
             </w:pPr>
-            <w:r>
-              <w:rPr>
-                <w:rFonts w:ascii="Barlow Condensed Medium" w:eastAsia="標楷體" w:hAnsi="Barlow Condensed Medium" w:cstheme="minorHAnsi" w:hint="eastAsia"/>
-                <w:w w:val="80"/>
-              </w:rPr>
-              <w:t>4</w:t>
-            </w:r>
           </w:p>
         </w:tc>
         <w:tc>
@@ -18223,7 +17257,7 @@
                 <w:rFonts w:ascii="Barlow Condensed Medium" w:eastAsia="標楷體" w:hAnsi="Barlow Condensed Medium" w:cstheme="minorHAnsi" w:hint="eastAsia"/>
                 <w:w w:val="80"/>
               </w:rPr>
-              <w:t>6</w:t>
+              <w:t>--</w:t>
             </w:r>
           </w:p>
         </w:tc>
@@ -18274,7 +17308,6 @@
                 <w:w w:val="80"/>
               </w:rPr>
             </w:pPr>
-            <w:proofErr w:type="gramStart"/>
             <w:r>
               <w:rPr>
                 <w:rFonts w:ascii="Barlow Condensed Medium" w:eastAsia="華康中黑體" w:hAnsi="Barlow Condensed Medium" w:cstheme="minorHAnsi"/>
@@ -18282,7 +17315,6 @@
               </w:rPr>
               <w:t>司獻</w:t>
             </w:r>
-            <w:proofErr w:type="gramEnd"/>
           </w:p>
         </w:tc>
         <w:tc>
@@ -18503,7 +17535,7 @@
                 <w:rFonts w:ascii="Barlow Condensed Medium" w:eastAsia="標楷體" w:hAnsi="Barlow Condensed Medium" w:cstheme="minorHAnsi" w:hint="eastAsia"/>
                 <w:w w:val="80"/>
               </w:rPr>
-              <w:t>--</w:t>
+              <w:t>20</w:t>
             </w:r>
           </w:p>
         </w:tc>
@@ -18774,7 +17806,7 @@
                 <w:rFonts w:ascii="Barlow Condensed Medium" w:eastAsia="標楷體" w:hAnsi="Barlow Condensed Medium" w:cstheme="minorHAnsi" w:hint="eastAsia"/>
                 <w:w w:val="80"/>
               </w:rPr>
-              <w:t>16</w:t>
+              <w:t>17</w:t>
             </w:r>
           </w:p>
         </w:tc>
@@ -19401,21 +18433,12 @@
                 <w:w w:val="80"/>
               </w:rPr>
             </w:pPr>
-            <w:proofErr w:type="gramStart"/>
             <w:r>
               <w:rPr>
                 <w:rFonts w:ascii="標楷體" w:eastAsia="標楷體" w:hAnsi="標楷體" w:cs="華康儷楷書" w:hint="eastAsia"/>
                 <w:w w:val="80"/>
               </w:rPr>
-              <w:t>拿細耳</w:t>
-            </w:r>
-            <w:proofErr w:type="gramEnd"/>
-            <w:r>
-              <w:rPr>
-                <w:rFonts w:ascii="標楷體" w:eastAsia="標楷體" w:hAnsi="標楷體" w:cs="華康儷楷書" w:hint="eastAsia"/>
-                <w:w w:val="80"/>
-              </w:rPr>
-              <w:t>小組</w:t>
+              <w:t>拿細耳小組</w:t>
             </w:r>
           </w:p>
         </w:tc>
@@ -19542,7 +18565,7 @@
                 <w:rFonts w:ascii="Barlow Condensed Medium" w:eastAsia="標楷體" w:hAnsi="Barlow Condensed Medium" w:cstheme="minorHAnsi" w:hint="eastAsia"/>
                 <w:w w:val="80"/>
               </w:rPr>
-              <w:t>5</w:t>
+              <w:t>4</w:t>
             </w:r>
           </w:p>
         </w:tc>
@@ -19897,7 +18920,6 @@
                 <w:szCs w:val="24"/>
               </w:rPr>
             </w:pPr>
-            <w:proofErr w:type="gramStart"/>
             <w:r>
               <w:rPr>
                 <w:rFonts w:ascii="標楷體" w:eastAsia="標楷體" w:hAnsi="標楷體" w:cstheme="majorBidi" w:hint="eastAsia"/>
@@ -19905,7 +18927,6 @@
               </w:rPr>
               <w:t>楊竣傑</w:t>
             </w:r>
-            <w:proofErr w:type="gramEnd"/>
           </w:p>
         </w:tc>
         <w:tc>
@@ -20378,7 +19399,7 @@
                 <w:rFonts w:ascii="Barlow Condensed Medium" w:eastAsia="標楷體" w:hAnsi="Barlow Condensed Medium" w:cstheme="minorHAnsi" w:hint="eastAsia"/>
                 <w:w w:val="80"/>
               </w:rPr>
-              <w:t>--</w:t>
+              <w:t>16</w:t>
             </w:r>
           </w:p>
         </w:tc>
@@ -20659,7 +19680,7 @@
                 <w:rFonts w:ascii="Barlow Condensed Medium" w:eastAsia="標楷體" w:hAnsi="Barlow Condensed Medium" w:cstheme="minorHAnsi" w:hint="eastAsia"/>
                 <w:w w:val="80"/>
               </w:rPr>
-              <w:t>--</w:t>
+              <w:t>7</w:t>
             </w:r>
           </w:p>
         </w:tc>
@@ -20778,7 +19799,6 @@
                 <w:szCs w:val="24"/>
               </w:rPr>
             </w:pPr>
-            <w:proofErr w:type="gramStart"/>
             <w:r>
               <w:rPr>
                 <w:rFonts w:ascii="標楷體" w:eastAsia="標楷體" w:hAnsi="標楷體" w:cstheme="majorBidi" w:hint="eastAsia"/>
@@ -20786,7 +19806,6 @@
               </w:rPr>
               <w:t>王新依</w:t>
             </w:r>
-            <w:proofErr w:type="gramEnd"/>
           </w:p>
         </w:tc>
         <w:tc>
@@ -21243,7 +20262,7 @@
                 <w:rFonts w:ascii="Barlow Condensed Medium" w:eastAsia="標楷體" w:hAnsi="Barlow Condensed Medium" w:cstheme="minorHAnsi" w:hint="eastAsia"/>
                 <w:w w:val="80"/>
               </w:rPr>
-              <w:t>3</w:t>
+              <w:t>--</w:t>
             </w:r>
           </w:p>
         </w:tc>
@@ -21296,7 +20315,6 @@
                 <w:w w:val="80"/>
               </w:rPr>
             </w:pPr>
-            <w:proofErr w:type="gramStart"/>
             <w:r>
               <w:rPr>
                 <w:rFonts w:ascii="Barlow Condensed Medium" w:eastAsia="華康中黑體" w:hAnsi="Barlow Condensed Medium" w:cstheme="minorHAnsi" w:hint="eastAsia"/>
@@ -21304,7 +20322,6 @@
               </w:rPr>
               <w:t>愛宴</w:t>
             </w:r>
-            <w:proofErr w:type="gramEnd"/>
           </w:p>
         </w:tc>
         <w:tc>
@@ -21471,7 +20488,6 @@
                 <w:w w:val="80"/>
               </w:rPr>
             </w:pPr>
-            <w:proofErr w:type="gramStart"/>
             <w:r>
               <w:rPr>
                 <w:rFonts w:ascii="Barlow Condensed Medium" w:eastAsia="華康中黑體" w:hAnsi="Barlow Condensed Medium" w:cstheme="minorHAnsi" w:hint="eastAsia"/>
@@ -21479,7 +20495,6 @@
               </w:rPr>
               <w:t>愛宴清洗</w:t>
             </w:r>
-            <w:proofErr w:type="gramEnd"/>
           </w:p>
         </w:tc>
         <w:tc>
@@ -24669,7 +23684,7 @@
                 <w:sz w:val="20"/>
                 <w:szCs w:val="20"/>
               </w:rPr>
-              <w:t>斯</w:t>
+              <w:t>加</w:t>
             </w:r>
             <w:r>
               <w:rPr>
@@ -24680,7 +23695,7 @@
                 <w:sz w:val="20"/>
                 <w:szCs w:val="20"/>
               </w:rPr>
-              <w:t>7*-8:8</w:t>
+              <w:t>5*</w:t>
             </w:r>
             <w:r>
               <w:rPr>
@@ -24691,7 +23706,7 @@
                 <w:sz w:val="20"/>
                 <w:szCs w:val="20"/>
               </w:rPr>
-              <w:t>(7:4)</w:t>
+              <w:t>(13)</w:t>
             </w:r>
           </w:p>
         </w:tc>
@@ -24720,7 +23735,6 @@
                 <w:szCs w:val="20"/>
               </w:rPr>
             </w:pPr>
-            <w:proofErr w:type="gramStart"/>
             <w:r>
               <w:rPr>
                 <w:rFonts w:ascii="Barlow Condensed Medium" w:eastAsia="華康儷中黑" w:hAnsi="Barlow Condensed Medium" w:cstheme="minorHAnsi"/>
@@ -24730,7 +23744,6 @@
               </w:rPr>
               <w:t>一</w:t>
             </w:r>
-            <w:proofErr w:type="gramEnd"/>
             <w:r>
               <w:rPr>
                 <w:rFonts w:ascii="Barlow Condensed Medium" w:eastAsia="華康儷中黑" w:hAnsi="Barlow Condensed Medium" w:cstheme="minorHAnsi"/>
@@ -24878,7 +23891,7 @@
                 <w:sz w:val="20"/>
                 <w:szCs w:val="20"/>
               </w:rPr>
-              <w:t>8:9-9:15</w:t>
+              <w:t>6*</w:t>
             </w:r>
             <w:r>
               <w:rPr>
@@ -24889,7 +23902,7 @@
                 <w:sz w:val="20"/>
                 <w:szCs w:val="20"/>
               </w:rPr>
-              <w:t>(8:11)</w:t>
+              <w:t>(14)</w:t>
             </w:r>
           </w:p>
         </w:tc>
@@ -25065,7 +24078,18 @@
                 <w:sz w:val="20"/>
                 <w:szCs w:val="20"/>
               </w:rPr>
-              <w:t>9:16-10*</w:t>
+              <w:t>伯</w:t>
+            </w:r>
+            <w:r>
+              <w:rPr>
+                <w:rFonts w:ascii="Yanone Kaffeesatz Regular" w:eastAsia="華康儷中黑" w:hAnsi="Yanone Kaffeesatz Regular" w:cs="DaunPenh"/>
+                <w:b/>
+                <w:bCs/>
+                <w:w w:val="125"/>
+                <w:sz w:val="20"/>
+                <w:szCs w:val="20"/>
+              </w:rPr>
+              <w:t>1*</w:t>
             </w:r>
             <w:r>
               <w:rPr>
@@ -25076,7 +24100,7 @@
                 <w:sz w:val="20"/>
                 <w:szCs w:val="20"/>
               </w:rPr>
-              <w:t>(9:21-22)</w:t>
+              <w:t>(21)</w:t>
             </w:r>
           </w:p>
         </w:tc>
@@ -25105,7 +24129,6 @@
                 <w:szCs w:val="20"/>
               </w:rPr>
             </w:pPr>
-            <w:proofErr w:type="gramStart"/>
             <w:r>
               <w:rPr>
                 <w:rFonts w:ascii="Barlow Condensed Medium" w:eastAsia="華康儷中黑" w:hAnsi="Barlow Condensed Medium" w:cstheme="minorHAnsi"/>
@@ -25115,7 +24138,6 @@
               </w:rPr>
               <w:t>三</w:t>
             </w:r>
-            <w:proofErr w:type="gramEnd"/>
             <w:r>
               <w:rPr>
                 <w:rFonts w:ascii="Barlow Condensed Medium" w:eastAsia="華康儷中黑" w:hAnsi="Barlow Condensed Medium" w:cstheme="minorHAnsi"/>
@@ -25254,8 +24276,184 @@
                 <w:sz w:val="20"/>
                 <w:szCs w:val="20"/>
               </w:rPr>
-              <w:t>加</w:t>
-            </w:r>
+              <w:t>2*-3:10</w:t>
+            </w:r>
+            <w:r>
+              <w:rPr>
+                <w:rFonts w:ascii="Yanone Kaffeesatz Regular" w:eastAsia="華康儷中黑" w:hAnsi="Yanone Kaffeesatz Regular" w:cs="DaunPenh" w:hint="eastAsia"/>
+                <w:b/>
+                <w:bCs/>
+                <w:w w:val="125"/>
+                <w:sz w:val="20"/>
+                <w:szCs w:val="20"/>
+              </w:rPr>
+              <w:t>(2:13)</w:t>
+            </w:r>
+          </w:p>
+        </w:tc>
+      </w:tr>
+      <w:tr>
+        <w:tc>
+          <w:tcPr>
+            <w:tcW w:w="911" w:type="dxa"/>
+            <w:tcBorders>
+              <w:top w:val="single" w:sz="4" w:space="0" w:color="auto"/>
+              <w:bottom w:val="single" w:sz="4" w:space="0" w:color="auto"/>
+              <w:right w:val="single" w:sz="4" w:space="0" w:color="auto"/>
+            </w:tcBorders>
+            <w:tcMar>
+              <w:left w:w="57" w:type="dxa"/>
+              <w:right w:w="57" w:type="dxa"/>
+            </w:tcMar>
+          </w:tcPr>
+          <w:p>
+            <w:pPr>
+              <w:snapToGrid w:val="0"/>
+              <w:rPr>
+                <w:rFonts w:ascii="Barlow Condensed Medium" w:eastAsia="華康儷中黑" w:hAnsi="Barlow Condensed Medium" w:cstheme="minorHAnsi"/>
+                <w:w w:val="125"/>
+                <w:sz w:val="20"/>
+                <w:szCs w:val="20"/>
+              </w:rPr>
+            </w:pPr>
+            <w:r>
+              <w:rPr>
+                <w:rFonts w:ascii="Barlow Condensed Medium" w:eastAsia="華康儷中黑" w:hAnsi="Barlow Condensed Medium" w:cstheme="minorHAnsi"/>
+                <w:w w:val="125"/>
+                <w:sz w:val="20"/>
+                <w:szCs w:val="20"/>
+              </w:rPr>
+              <w:t>四</w:t>
+            </w:r>
+            <w:r>
+              <w:rPr>
+                <w:rFonts w:ascii="Barlow Condensed Medium" w:eastAsia="華康儷中黑" w:hAnsi="Barlow Condensed Medium" w:cstheme="minorHAnsi"/>
+                <w:w w:val="125"/>
+                <w:sz w:val="20"/>
+                <w:szCs w:val="20"/>
+              </w:rPr>
+              <w:fldChar w:fldCharType="begin"/>
+            </w:r>
+            <w:r>
+              <w:rPr>
+                <w:rFonts w:ascii="Barlow Condensed Medium" w:eastAsia="華康儷中黑" w:hAnsi="Barlow Condensed Medium" w:cstheme="minorHAnsi"/>
+                <w:w w:val="125"/>
+                <w:sz w:val="20"/>
+                <w:szCs w:val="20"/>
+              </w:rPr>
+              <w:instrText xml:space="preserve"> =IF(pub_day+4&gt;this_mon_days, IF(pub_mon=12, 1, pub_mon+1), pub_mon) \* MERGEFORMAT </w:instrText>
+            </w:r>
+            <w:r>
+              <w:rPr>
+                <w:rFonts w:ascii="Barlow Condensed Medium" w:eastAsia="華康儷中黑" w:hAnsi="Barlow Condensed Medium" w:cstheme="minorHAnsi"/>
+                <w:w w:val="125"/>
+                <w:sz w:val="20"/>
+                <w:szCs w:val="20"/>
+              </w:rPr>
+              <w:fldChar w:fldCharType="separate"/>
+            </w:r>
+            <w:r>
+              <w:rPr>
+                <w:rFonts w:ascii="Barlow Condensed Medium" w:eastAsia="華康儷中黑" w:hAnsi="Barlow Condensed Medium" w:cstheme="minorHAnsi"/>
+                <w:noProof/>
+                <w:w w:val="125"/>
+                <w:sz w:val="20"/>
+                <w:szCs w:val="20"/>
+              </w:rPr>
+              <w:t>8</w:t>
+            </w:r>
+            <w:r>
+              <w:rPr>
+                <w:rFonts w:ascii="Barlow Condensed Medium" w:eastAsia="華康儷中黑" w:hAnsi="Barlow Condensed Medium" w:cstheme="minorHAnsi"/>
+                <w:w w:val="125"/>
+                <w:sz w:val="20"/>
+                <w:szCs w:val="20"/>
+              </w:rPr>
+              <w:fldChar w:fldCharType="end"/>
+            </w:r>
+            <w:r>
+              <w:rPr>
+                <w:rFonts w:ascii="Barlow Condensed Medium" w:eastAsia="華康儷中黑" w:hAnsi="Barlow Condensed Medium" w:cstheme="minorHAnsi"/>
+                <w:w w:val="125"/>
+                <w:sz w:val="20"/>
+                <w:szCs w:val="20"/>
+              </w:rPr>
+              <w:t>/</w:t>
+            </w:r>
+            <w:r>
+              <w:rPr>
+                <w:rFonts w:ascii="Barlow Condensed Medium" w:eastAsia="華康儷中黑" w:hAnsi="Barlow Condensed Medium" w:cstheme="minorHAnsi"/>
+                <w:w w:val="125"/>
+                <w:sz w:val="20"/>
+                <w:szCs w:val="20"/>
+              </w:rPr>
+              <w:fldChar w:fldCharType="begin"/>
+            </w:r>
+            <w:r>
+              <w:rPr>
+                <w:rFonts w:ascii="Barlow Condensed Medium" w:eastAsia="華康儷中黑" w:hAnsi="Barlow Condensed Medium" w:cstheme="minorHAnsi"/>
+                <w:w w:val="125"/>
+                <w:sz w:val="20"/>
+                <w:szCs w:val="20"/>
+              </w:rPr>
+              <w:instrText xml:space="preserve"> =IF(pub_day+4&gt;this_mon_days, -this_mon_days, 0)+pub_day+4 \* MERGEFORMAT </w:instrText>
+            </w:r>
+            <w:r>
+              <w:rPr>
+                <w:rFonts w:ascii="Barlow Condensed Medium" w:eastAsia="華康儷中黑" w:hAnsi="Barlow Condensed Medium" w:cstheme="minorHAnsi"/>
+                <w:w w:val="125"/>
+                <w:sz w:val="20"/>
+                <w:szCs w:val="20"/>
+              </w:rPr>
+              <w:fldChar w:fldCharType="separate"/>
+            </w:r>
+            <w:r>
+              <w:rPr>
+                <w:rFonts w:ascii="Barlow Condensed Medium" w:eastAsia="華康儷中黑" w:hAnsi="Barlow Condensed Medium" w:cstheme="minorHAnsi"/>
+                <w:noProof/>
+                <w:w w:val="125"/>
+                <w:sz w:val="20"/>
+                <w:szCs w:val="20"/>
+              </w:rPr>
+              <w:t>20</w:t>
+            </w:r>
+            <w:r>
+              <w:rPr>
+                <w:rFonts w:ascii="Barlow Condensed Medium" w:eastAsia="華康儷中黑" w:hAnsi="Barlow Condensed Medium" w:cstheme="minorHAnsi"/>
+                <w:w w:val="125"/>
+                <w:sz w:val="20"/>
+                <w:szCs w:val="20"/>
+              </w:rPr>
+              <w:fldChar w:fldCharType="end"/>
+            </w:r>
+          </w:p>
+        </w:tc>
+        <w:tc>
+          <w:tcPr>
+            <w:tcW w:w="1904" w:type="dxa"/>
+            <w:tcBorders>
+              <w:top w:val="single" w:sz="4" w:space="0" w:color="auto"/>
+              <w:left w:val="single" w:sz="4" w:space="0" w:color="auto"/>
+              <w:bottom w:val="single" w:sz="4" w:space="0" w:color="auto"/>
+            </w:tcBorders>
+            <w:tcMar>
+              <w:left w:w="28" w:type="dxa"/>
+              <w:right w:w="28" w:type="dxa"/>
+            </w:tcMar>
+            <w:vAlign w:val="center"/>
+          </w:tcPr>
+          <w:p>
+            <w:pPr>
+              <w:snapToGrid w:val="0"/>
+              <w:rPr>
+                <w:rFonts w:ascii="Yanone Kaffeesatz Regular" w:eastAsia="華康儷中黑" w:hAnsi="Yanone Kaffeesatz Regular"/>
+                <w:b/>
+                <w:bCs/>
+                <w:w w:val="125"/>
+                <w:sz w:val="20"/>
+                <w:szCs w:val="20"/>
+              </w:rPr>
+            </w:pPr>
             <w:r>
               <w:rPr>
                 <w:rFonts w:ascii="Yanone Kaffeesatz Regular" w:eastAsia="華康儷中黑" w:hAnsi="Yanone Kaffeesatz Regular" w:cs="DaunPenh"/>
@@ -25265,7 +24463,7 @@
                 <w:sz w:val="20"/>
                 <w:szCs w:val="20"/>
               </w:rPr>
-              <w:t>1*</w:t>
+              <w:t>3:11-4:11</w:t>
             </w:r>
             <w:r>
               <w:rPr>
@@ -25276,7 +24474,7 @@
                 <w:sz w:val="20"/>
                 <w:szCs w:val="20"/>
               </w:rPr>
-              <w:t>(12)</w:t>
+              <w:t>(3:20-21)</w:t>
             </w:r>
           </w:p>
         </w:tc>
@@ -25312,7 +24510,7 @@
                 <w:sz w:val="20"/>
                 <w:szCs w:val="20"/>
               </w:rPr>
-              <w:t>四</w:t>
+              <w:t>五</w:t>
             </w:r>
             <w:r>
               <w:rPr>
@@ -25330,7 +24528,7 @@
                 <w:sz w:val="20"/>
                 <w:szCs w:val="20"/>
               </w:rPr>
-              <w:instrText xml:space="preserve"> =IF(pub_day+4&gt;this_mon_days, IF(pub_mon=12, 1, pub_mon+1), pub_mon) \* MERGEFORMAT </w:instrText>
+              <w:instrText xml:space="preserve"> =IF(pub_day+5&gt;this_mon_days, IF(pub_mon=12, 1, pub_mon+1), pub_mon) \* MERGEFORMAT </w:instrText>
             </w:r>
             <w:r>
               <w:rPr>
@@ -25385,7 +24583,7 @@
                 <w:sz w:val="20"/>
                 <w:szCs w:val="20"/>
               </w:rPr>
-              <w:instrText xml:space="preserve"> =IF(pub_day+4&gt;this_mon_days, -this_mon_days, 0)+pub_day+4 \* MERGEFORMAT </w:instrText>
+              <w:instrText xml:space="preserve"> =IF(pub_day+5&gt;this_mon_days, -this_mon_days, 0)+pub_day+5 \* MERGEFORMAT </w:instrText>
             </w:r>
             <w:r>
               <w:rPr>
@@ -25404,7 +24602,7 @@
                 <w:sz w:val="20"/>
                 <w:szCs w:val="20"/>
               </w:rPr>
-              <w:t>20</w:t>
+              <w:t>21</w:t>
             </w:r>
             <w:r>
               <w:rPr>
@@ -25452,7 +24650,7 @@
                 <w:sz w:val="20"/>
                 <w:szCs w:val="20"/>
               </w:rPr>
-              <w:t>2*</w:t>
+              <w:t>4:12-5:16</w:t>
             </w:r>
             <w:r>
               <w:rPr>
@@ -25463,7 +24661,7 @@
                 <w:sz w:val="20"/>
                 <w:szCs w:val="20"/>
               </w:rPr>
-              <w:t>(20)</w:t>
+              <w:t>(5:8)</w:t>
             </w:r>
           </w:p>
         </w:tc>
@@ -25474,7 +24672,7 @@
             <w:tcW w:w="911" w:type="dxa"/>
             <w:tcBorders>
               <w:top w:val="single" w:sz="4" w:space="0" w:color="auto"/>
-              <w:bottom w:val="single" w:sz="4" w:space="0" w:color="auto"/>
+              <w:bottom w:val="single" w:sz="12" w:space="0" w:color="auto"/>
               <w:right w:val="single" w:sz="4" w:space="0" w:color="auto"/>
             </w:tcBorders>
             <w:tcMar>
@@ -25499,7 +24697,7 @@
                 <w:sz w:val="20"/>
                 <w:szCs w:val="20"/>
               </w:rPr>
-              <w:t>五</w:t>
+              <w:t>六</w:t>
             </w:r>
             <w:r>
               <w:rPr>
@@ -25517,7 +24715,7 @@
                 <w:sz w:val="20"/>
                 <w:szCs w:val="20"/>
               </w:rPr>
-              <w:instrText xml:space="preserve"> =IF(pub_day+5&gt;this_mon_days, IF(pub_mon=12, 1, pub_mon+1), pub_mon) \* MERGEFORMAT </w:instrText>
+              <w:instrText xml:space="preserve"> =IF(pub_day+6&gt;this_mon_days, IF(pub_mon=12, 1, pub_mon+1), pub_mon) \* MERGEFORMAT </w:instrText>
             </w:r>
             <w:r>
               <w:rPr>
@@ -25572,7 +24770,7 @@
                 <w:sz w:val="20"/>
                 <w:szCs w:val="20"/>
               </w:rPr>
-              <w:instrText xml:space="preserve"> =IF(pub_day+5&gt;this_mon_days, -this_mon_days, 0)+pub_day+5 \* MERGEFORMAT </w:instrText>
+              <w:instrText xml:space="preserve"> =IF(pub_day+6&gt;this_mon_days, -this_mon_days, 0)+pub_day+6 \* MERGEFORMAT </w:instrText>
             </w:r>
             <w:r>
               <w:rPr>
@@ -25591,7 +24789,7 @@
                 <w:sz w:val="20"/>
                 <w:szCs w:val="20"/>
               </w:rPr>
-              <w:t>21</w:t>
+              <w:t>22</w:t>
             </w:r>
             <w:r>
               <w:rPr>
@@ -25610,7 +24808,7 @@
             <w:tcBorders>
               <w:top w:val="single" w:sz="4" w:space="0" w:color="auto"/>
               <w:left w:val="single" w:sz="4" w:space="0" w:color="auto"/>
-              <w:bottom w:val="single" w:sz="4" w:space="0" w:color="auto"/>
+              <w:bottom w:val="single" w:sz="12" w:space="0" w:color="auto"/>
             </w:tcBorders>
             <w:tcMar>
               <w:left w:w="28" w:type="dxa"/>
@@ -25639,7 +24837,7 @@
                 <w:sz w:val="20"/>
                 <w:szCs w:val="20"/>
               </w:rPr>
-              <w:t>3*</w:t>
+              <w:t>5:17-6:13</w:t>
             </w:r>
             <w:r>
               <w:rPr>
@@ -25650,194 +24848,7 @@
                 <w:sz w:val="20"/>
                 <w:szCs w:val="20"/>
               </w:rPr>
-              <w:t>(27)</w:t>
-            </w:r>
-          </w:p>
-        </w:tc>
-      </w:tr>
-      <w:tr>
-        <w:tc>
-          <w:tcPr>
-            <w:tcW w:w="911" w:type="dxa"/>
-            <w:tcBorders>
-              <w:top w:val="single" w:sz="4" w:space="0" w:color="auto"/>
-              <w:bottom w:val="single" w:sz="12" w:space="0" w:color="auto"/>
-              <w:right w:val="single" w:sz="4" w:space="0" w:color="auto"/>
-            </w:tcBorders>
-            <w:tcMar>
-              <w:left w:w="57" w:type="dxa"/>
-              <w:right w:w="57" w:type="dxa"/>
-            </w:tcMar>
-          </w:tcPr>
-          <w:p>
-            <w:pPr>
-              <w:snapToGrid w:val="0"/>
-              <w:rPr>
-                <w:rFonts w:ascii="Barlow Condensed Medium" w:eastAsia="華康儷中黑" w:hAnsi="Barlow Condensed Medium" w:cstheme="minorHAnsi"/>
-                <w:w w:val="125"/>
-                <w:sz w:val="20"/>
-                <w:szCs w:val="20"/>
-              </w:rPr>
-            </w:pPr>
-            <w:r>
-              <w:rPr>
-                <w:rFonts w:ascii="Barlow Condensed Medium" w:eastAsia="華康儷中黑" w:hAnsi="Barlow Condensed Medium" w:cstheme="minorHAnsi"/>
-                <w:w w:val="125"/>
-                <w:sz w:val="20"/>
-                <w:szCs w:val="20"/>
-              </w:rPr>
-              <w:t>六</w:t>
-            </w:r>
-            <w:r>
-              <w:rPr>
-                <w:rFonts w:ascii="Barlow Condensed Medium" w:eastAsia="華康儷中黑" w:hAnsi="Barlow Condensed Medium" w:cstheme="minorHAnsi"/>
-                <w:w w:val="125"/>
-                <w:sz w:val="20"/>
-                <w:szCs w:val="20"/>
-              </w:rPr>
-              <w:fldChar w:fldCharType="begin"/>
-            </w:r>
-            <w:r>
-              <w:rPr>
-                <w:rFonts w:ascii="Barlow Condensed Medium" w:eastAsia="華康儷中黑" w:hAnsi="Barlow Condensed Medium" w:cstheme="minorHAnsi"/>
-                <w:w w:val="125"/>
-                <w:sz w:val="20"/>
-                <w:szCs w:val="20"/>
-              </w:rPr>
-              <w:instrText xml:space="preserve"> =IF(pub_day+6&gt;this_mon_days, IF(pub_mon=12, 1, pub_mon+1), pub_mon) \* MERGEFORMAT </w:instrText>
-            </w:r>
-            <w:r>
-              <w:rPr>
-                <w:rFonts w:ascii="Barlow Condensed Medium" w:eastAsia="華康儷中黑" w:hAnsi="Barlow Condensed Medium" w:cstheme="minorHAnsi"/>
-                <w:w w:val="125"/>
-                <w:sz w:val="20"/>
-                <w:szCs w:val="20"/>
-              </w:rPr>
-              <w:fldChar w:fldCharType="separate"/>
-            </w:r>
-            <w:r>
-              <w:rPr>
-                <w:rFonts w:ascii="Barlow Condensed Medium" w:eastAsia="華康儷中黑" w:hAnsi="Barlow Condensed Medium" w:cstheme="minorHAnsi"/>
-                <w:noProof/>
-                <w:w w:val="125"/>
-                <w:sz w:val="20"/>
-                <w:szCs w:val="20"/>
-              </w:rPr>
-              <w:t>8</w:t>
-            </w:r>
-            <w:r>
-              <w:rPr>
-                <w:rFonts w:ascii="Barlow Condensed Medium" w:eastAsia="華康儷中黑" w:hAnsi="Barlow Condensed Medium" w:cstheme="minorHAnsi"/>
-                <w:w w:val="125"/>
-                <w:sz w:val="20"/>
-                <w:szCs w:val="20"/>
-              </w:rPr>
-              <w:fldChar w:fldCharType="end"/>
-            </w:r>
-            <w:r>
-              <w:rPr>
-                <w:rFonts w:ascii="Barlow Condensed Medium" w:eastAsia="華康儷中黑" w:hAnsi="Barlow Condensed Medium" w:cstheme="minorHAnsi"/>
-                <w:w w:val="125"/>
-                <w:sz w:val="20"/>
-                <w:szCs w:val="20"/>
-              </w:rPr>
-              <w:t>/</w:t>
-            </w:r>
-            <w:r>
-              <w:rPr>
-                <w:rFonts w:ascii="Barlow Condensed Medium" w:eastAsia="華康儷中黑" w:hAnsi="Barlow Condensed Medium" w:cstheme="minorHAnsi"/>
-                <w:w w:val="125"/>
-                <w:sz w:val="20"/>
-                <w:szCs w:val="20"/>
-              </w:rPr>
-              <w:fldChar w:fldCharType="begin"/>
-            </w:r>
-            <w:r>
-              <w:rPr>
-                <w:rFonts w:ascii="Barlow Condensed Medium" w:eastAsia="華康儷中黑" w:hAnsi="Barlow Condensed Medium" w:cstheme="minorHAnsi"/>
-                <w:w w:val="125"/>
-                <w:sz w:val="20"/>
-                <w:szCs w:val="20"/>
-              </w:rPr>
-              <w:instrText xml:space="preserve"> =IF(pub_day+6&gt;this_mon_days, -this_mon_days, 0)+pub_day+6 \* MERGEFORMAT </w:instrText>
-            </w:r>
-            <w:r>
-              <w:rPr>
-                <w:rFonts w:ascii="Barlow Condensed Medium" w:eastAsia="華康儷中黑" w:hAnsi="Barlow Condensed Medium" w:cstheme="minorHAnsi"/>
-                <w:w w:val="125"/>
-                <w:sz w:val="20"/>
-                <w:szCs w:val="20"/>
-              </w:rPr>
-              <w:fldChar w:fldCharType="separate"/>
-            </w:r>
-            <w:r>
-              <w:rPr>
-                <w:rFonts w:ascii="Barlow Condensed Medium" w:eastAsia="華康儷中黑" w:hAnsi="Barlow Condensed Medium" w:cstheme="minorHAnsi"/>
-                <w:noProof/>
-                <w:w w:val="125"/>
-                <w:sz w:val="20"/>
-                <w:szCs w:val="20"/>
-              </w:rPr>
-              <w:t>22</w:t>
-            </w:r>
-            <w:r>
-              <w:rPr>
-                <w:rFonts w:ascii="Barlow Condensed Medium" w:eastAsia="華康儷中黑" w:hAnsi="Barlow Condensed Medium" w:cstheme="minorHAnsi"/>
-                <w:w w:val="125"/>
-                <w:sz w:val="20"/>
-                <w:szCs w:val="20"/>
-              </w:rPr>
-              <w:fldChar w:fldCharType="end"/>
-            </w:r>
-          </w:p>
-        </w:tc>
-        <w:tc>
-          <w:tcPr>
-            <w:tcW w:w="1904" w:type="dxa"/>
-            <w:tcBorders>
-              <w:top w:val="single" w:sz="4" w:space="0" w:color="auto"/>
-              <w:left w:val="single" w:sz="4" w:space="0" w:color="auto"/>
-              <w:bottom w:val="single" w:sz="12" w:space="0" w:color="auto"/>
-            </w:tcBorders>
-            <w:tcMar>
-              <w:left w:w="28" w:type="dxa"/>
-              <w:right w:w="28" w:type="dxa"/>
-            </w:tcMar>
-            <w:vAlign w:val="center"/>
-          </w:tcPr>
-          <w:p>
-            <w:pPr>
-              <w:snapToGrid w:val="0"/>
-              <w:rPr>
-                <w:rFonts w:ascii="Yanone Kaffeesatz Regular" w:eastAsia="華康儷中黑" w:hAnsi="Yanone Kaffeesatz Regular"/>
-                <w:b/>
-                <w:bCs/>
-                <w:w w:val="125"/>
-                <w:sz w:val="20"/>
-                <w:szCs w:val="20"/>
-              </w:rPr>
-            </w:pPr>
-            <w:r>
-              <w:rPr>
-                <w:rFonts w:ascii="Yanone Kaffeesatz Regular" w:eastAsia="華康儷中黑" w:hAnsi="Yanone Kaffeesatz Regular" w:cs="DaunPenh"/>
-                <w:b/>
-                <w:bCs/>
-                <w:w w:val="125"/>
-                <w:sz w:val="20"/>
-                <w:szCs w:val="20"/>
-              </w:rPr>
-              <w:t>4*</w:t>
-            </w:r>
-            <w:r>
-              <w:rPr>
-                <w:rFonts w:ascii="Yanone Kaffeesatz Regular" w:eastAsia="華康儷中黑" w:hAnsi="Yanone Kaffeesatz Regular" w:cs="DaunPenh" w:hint="eastAsia"/>
-                <w:b/>
-                <w:bCs/>
-                <w:w w:val="125"/>
-                <w:sz w:val="20"/>
-                <w:szCs w:val="20"/>
-              </w:rPr>
-              <w:t>(5)</w:t>
+              <w:t>(6:2)</w:t>
             </w:r>
           </w:p>
         </w:tc>
@@ -25862,6 +24873,7 @@
           <w:w w:val="60"/>
           <w:sz w:val="26"/>
           <w:szCs w:val="26"/>
+          <w:lang w:bidi="he-IL"/>
         </w:rPr>
         <w:drawing>
           <wp:anchor distT="0" distB="0" distL="114300" distR="114300" simplePos="0" relativeHeight="251652608" behindDoc="1" locked="0" layoutInCell="1" allowOverlap="1" wp14:anchorId="433B7986" wp14:editId="21CE1412">
@@ -25887,7 +24899,7 @@
                     <pic:cNvPicPr/>
                   </pic:nvPicPr>
                   <pic:blipFill>
-                    <a:blip r:embed="rId18" cstate="print">
+                    <a:blip r:embed="rId17" cstate="print">
                       <a:extLst>
                         <a:ext uri="{28A0092B-C50C-407E-A947-70E740481C1C}">
                           <a14:useLocalDpi xmlns:a14="http://schemas.microsoft.com/office/drawing/2010/main" val="0"/>
@@ -25919,7 +24931,6 @@
           </wp:anchor>
         </w:drawing>
       </w:r>
-      <w:proofErr w:type="gramStart"/>
       <w:r>
         <w:rPr>
           <w:rFonts w:ascii="Yanone Kaffeesatz Regular" w:eastAsia="華康儷中黑" w:hAnsi="Yanone Kaffeesatz Regular" w:cs="Arial"/>
@@ -25929,7 +24940,6 @@
         </w:rPr>
         <w:t>註</w:t>
       </w:r>
-      <w:proofErr w:type="gramEnd"/>
       <w:r>
         <w:rPr>
           <w:rFonts w:ascii="Yanone Kaffeesatz Regular" w:eastAsia="華康儷中黑" w:hAnsi="Yanone Kaffeesatz Regular" w:cs="Arial" w:hint="eastAsia"/>
@@ -26096,7 +25106,6 @@
         </w:rPr>
         <w:t>，</w:t>
       </w:r>
-      <w:proofErr w:type="gramStart"/>
       <w:r>
         <w:rPr>
           <w:rFonts w:ascii="Yanone Kaffeesatz Regular" w:eastAsia="華康儷中黑" w:hAnsi="Yanone Kaffeesatz Regular" w:cs="Arial" w:hint="eastAsia"/>
@@ -26122,17 +25131,7 @@
           <w:sz w:val="26"/>
           <w:szCs w:val="26"/>
         </w:rPr>
-        <w:t>省略</w:t>
-      </w:r>
-      <w:proofErr w:type="gramEnd"/>
-      <w:r>
-        <w:rPr>
-          <w:rFonts w:ascii="Yanone Kaffeesatz Regular" w:eastAsia="華康儷中黑" w:hAnsi="Yanone Kaffeesatz Regular" w:cs="Arial" w:hint="eastAsia"/>
-          <w:w w:val="60"/>
-          <w:sz w:val="26"/>
-          <w:szCs w:val="26"/>
-        </w:rPr>
-        <w:t>章</w:t>
+        <w:t>省略章</w:t>
       </w:r>
       <w:r>
         <w:rPr>
@@ -26256,7 +25255,7 @@
           <w:sz w:val="26"/>
           <w:szCs w:val="26"/>
         </w:rPr>
-        <w:t>一樣也不可缺少</w:t>
+        <w:t>得嗣子的名分</w:t>
       </w:r>
       <w:r>
         <w:rPr>
@@ -26276,12 +25275,11 @@
           <w:rFonts w:ascii="華康古印體" w:eastAsia="華康古印體" w:hAnsi="Barlow Condensed Medium" w:cs="Arial"/>
           <w:b/>
           <w:bCs/>
-          <w:w w:val="70"/>
+          <w:w w:val="75"/>
           <w:sz w:val="26"/>
           <w:szCs w:val="26"/>
         </w:rPr>
       </w:pPr>
-      <w:proofErr w:type="gramStart"/>
       <w:r>
         <w:rPr>
           <w:rFonts w:ascii="Barlow Condensed Medium" w:eastAsia="華康儷中黑" w:hAnsi="Barlow Condensed Medium" w:cs="Arial" w:hint="eastAsia"/>
@@ -26289,17 +25287,7 @@
           <w:sz w:val="26"/>
           <w:szCs w:val="26"/>
         </w:rPr>
-        <w:t>鑰</w:t>
-      </w:r>
-      <w:proofErr w:type="gramEnd"/>
-      <w:r>
-        <w:rPr>
-          <w:rFonts w:ascii="Barlow Condensed Medium" w:eastAsia="華康儷中黑" w:hAnsi="Barlow Condensed Medium" w:cs="Arial" w:hint="eastAsia"/>
-          <w:w w:val="80"/>
-          <w:sz w:val="26"/>
-          <w:szCs w:val="26"/>
-        </w:rPr>
-        <w:t>節</w:t>
+        <w:t>鑰節</w:t>
       </w:r>
       <w:r>
         <w:rPr>
@@ -26319,143 +25307,8 @@
           <w:sz w:val="26"/>
           <w:szCs w:val="26"/>
         </w:rPr>
-        <w:t>王對哈曼說：「你速</w:t>
+        <w:t>為要把律法之下的人贖出來，使我們獲得兒子的名分。</w:t>
       </w:r>
-      <w:proofErr w:type="gramStart"/>
-      <w:r>
-        <w:rPr>
-          <w:rFonts w:ascii="華康古印體" w:eastAsia="華康古印體" w:hAnsi="Barlow Condensed Medium" w:cs="Arial" w:hint="eastAsia"/>
-          <w:b/>
-          <w:bCs/>
-          <w:w w:val="70"/>
-          <w:sz w:val="26"/>
-          <w:szCs w:val="26"/>
-        </w:rPr>
-        <w:t>速</w:t>
-      </w:r>
-      <w:proofErr w:type="gramEnd"/>
-      <w:r>
-        <w:rPr>
-          <w:rFonts w:ascii="華康古印體" w:eastAsia="華康古印體" w:hAnsi="Barlow Condensed Medium" w:cs="Arial" w:hint="eastAsia"/>
-          <w:b/>
-          <w:bCs/>
-          <w:w w:val="70"/>
-          <w:sz w:val="26"/>
-          <w:szCs w:val="26"/>
-        </w:rPr>
-        <w:t>把</w:t>
-      </w:r>
-      <w:proofErr w:type="gramStart"/>
-      <w:r>
-        <w:rPr>
-          <w:rFonts w:ascii="華康古印體" w:eastAsia="華康古印體" w:hAnsi="Barlow Condensed Medium" w:cs="Arial" w:hint="eastAsia"/>
-          <w:b/>
-          <w:bCs/>
-          <w:w w:val="70"/>
-          <w:sz w:val="26"/>
-          <w:szCs w:val="26"/>
-        </w:rPr>
-        <w:t>這王袍和御</w:t>
-      </w:r>
-      <w:proofErr w:type="gramEnd"/>
-      <w:r>
-        <w:rPr>
-          <w:rFonts w:ascii="華康古印體" w:eastAsia="華康古印體" w:hAnsi="Barlow Condensed Medium" w:cs="Arial" w:hint="eastAsia"/>
-          <w:b/>
-          <w:bCs/>
-          <w:w w:val="70"/>
-          <w:sz w:val="26"/>
-          <w:szCs w:val="26"/>
-        </w:rPr>
-        <w:t>馬，照你</w:t>
-      </w:r>
-      <w:proofErr w:type="gramStart"/>
-      <w:r>
-        <w:rPr>
-          <w:rFonts w:ascii="華康古印體" w:eastAsia="華康古印體" w:hAnsi="Barlow Condensed Medium" w:cs="Arial" w:hint="eastAsia"/>
-          <w:b/>
-          <w:bCs/>
-          <w:w w:val="70"/>
-          <w:sz w:val="26"/>
-          <w:szCs w:val="26"/>
-        </w:rPr>
-        <w:t>所說的</w:t>
-      </w:r>
-      <w:proofErr w:type="gramEnd"/>
-      <w:r>
-        <w:rPr>
-          <w:rFonts w:ascii="華康古印體" w:eastAsia="華康古印體" w:hAnsi="Barlow Condensed Medium" w:cs="Arial" w:hint="eastAsia"/>
-          <w:b/>
-          <w:bCs/>
-          <w:w w:val="70"/>
-          <w:sz w:val="26"/>
-          <w:szCs w:val="26"/>
-        </w:rPr>
-        <w:t>，向坐在朝門的</w:t>
-      </w:r>
-      <w:proofErr w:type="gramStart"/>
-      <w:r>
-        <w:rPr>
-          <w:rFonts w:ascii="華康古印體" w:eastAsia="華康古印體" w:hAnsi="Barlow Condensed Medium" w:cs="Arial" w:hint="eastAsia"/>
-          <w:b/>
-          <w:bCs/>
-          <w:w w:val="70"/>
-          <w:sz w:val="26"/>
-          <w:szCs w:val="26"/>
-        </w:rPr>
-        <w:t>猶太人末底改</w:t>
-      </w:r>
-      <w:proofErr w:type="gramEnd"/>
-      <w:r>
-        <w:rPr>
-          <w:rFonts w:ascii="華康古印體" w:eastAsia="華康古印體" w:hAnsi="Barlow Condensed Medium" w:cs="Arial" w:hint="eastAsia"/>
-          <w:b/>
-          <w:bCs/>
-          <w:w w:val="70"/>
-          <w:sz w:val="26"/>
-          <w:szCs w:val="26"/>
-        </w:rPr>
-        <w:t>去做。凡你</w:t>
-      </w:r>
-      <w:proofErr w:type="gramStart"/>
-      <w:r>
-        <w:rPr>
-          <w:rFonts w:ascii="華康古印體" w:eastAsia="華康古印體" w:hAnsi="Barlow Condensed Medium" w:cs="Arial" w:hint="eastAsia"/>
-          <w:b/>
-          <w:bCs/>
-          <w:w w:val="70"/>
-          <w:sz w:val="26"/>
-          <w:szCs w:val="26"/>
-        </w:rPr>
-        <w:t>所說的</w:t>
-      </w:r>
-      <w:proofErr w:type="gramEnd"/>
-      <w:r>
-        <w:rPr>
-          <w:rFonts w:ascii="華康古印體" w:eastAsia="華康古印體" w:hAnsi="Barlow Condensed Medium" w:cs="Arial" w:hint="eastAsia"/>
-          <w:b/>
-          <w:bCs/>
-          <w:w w:val="70"/>
-          <w:sz w:val="26"/>
-          <w:szCs w:val="26"/>
-        </w:rPr>
-        <w:t>，一樣都不可缺。」</w:t>
-      </w:r>
-    </w:p>
-    <w:p>
-      <w:pPr>
-        <w:kinsoku w:val="0"/>
-        <w:snapToGrid w:val="0"/>
-        <w:spacing w:line="300" w:lineRule="exact"/>
-        <w:rPr>
-          <w:rFonts w:ascii="華康古印體" w:eastAsia="華康古印體" w:hAnsi="Barlow Condensed Medium" w:cs="Arial"/>
-          <w:b/>
-          <w:bCs/>
-          <w:w w:val="75"/>
-          <w:sz w:val="26"/>
-          <w:szCs w:val="26"/>
-        </w:rPr>
-      </w:pPr>
       <w:r>
         <w:rPr>
           <w:rFonts w:ascii="Barlow Condensed Medium" w:eastAsia="華康儷中黑" w:hAnsi="Barlow Condensed Medium" w:cs="Calibri" w:hint="eastAsia"/>
@@ -26466,7 +25319,6 @@
         </w:rPr>
         <w:t>(</w:t>
       </w:r>
-      <w:proofErr w:type="gramStart"/>
       <w:r>
         <w:rPr>
           <w:rFonts w:ascii="Barlow Condensed Medium" w:eastAsia="華康儷中黑" w:hAnsi="Barlow Condensed Medium" w:cs="Calibri" w:hint="eastAsia"/>
@@ -26475,9 +25327,8 @@
           <w:sz w:val="26"/>
           <w:szCs w:val="26"/>
         </w:rPr>
-        <w:t>以斯帖記</w:t>
+        <w:t>加</w:t>
       </w:r>
-      <w:proofErr w:type="gramEnd"/>
       <w:r>
         <w:rPr>
           <w:rFonts w:ascii="Barlow Condensed Medium" w:eastAsia="華康儷中黑" w:hAnsi="Barlow Condensed Medium" w:cs="Calibri" w:hint="eastAsia"/>
@@ -26486,7 +25337,7 @@
           <w:sz w:val="26"/>
           <w:szCs w:val="26"/>
         </w:rPr>
-        <w:t>6:</w:t>
+        <w:t>4</w:t>
       </w:r>
       <w:r>
         <w:rPr>
@@ -26496,7 +25347,17 @@
           <w:sz w:val="26"/>
           <w:szCs w:val="26"/>
         </w:rPr>
-        <w:t>10</w:t>
+        <w:t>:</w:t>
+      </w:r>
+      <w:r>
+        <w:rPr>
+          <w:rFonts w:ascii="Barlow Condensed Medium" w:eastAsia="華康儷中黑" w:hAnsi="Barlow Condensed Medium" w:cs="Calibri" w:hint="eastAsia"/>
+          <w:bCs/>
+          <w:w w:val="70"/>
+          <w:sz w:val="26"/>
+          <w:szCs w:val="26"/>
+        </w:rPr>
+        <w:t>5</w:t>
       </w:r>
       <w:r>
         <w:rPr>
@@ -26618,7 +25479,7 @@
                 <w:sz w:val="26"/>
                 <w:szCs w:val="26"/>
               </w:rPr>
-              <w:t>為何擁權勢會使人命分貴賤</w:t>
+              <w:t>猶太人為何傳守律法的福音</w:t>
             </w:r>
             <w:r>
               <w:rPr>
@@ -26629,6 +25490,8 @@
               </w:rPr>
               <w:t>?</w:t>
             </w:r>
+            <w:bookmarkStart w:id="6" w:name="_GoBack"/>
+            <w:bookmarkEnd w:id="6"/>
           </w:p>
         </w:tc>
       </w:tr>
@@ -26690,7 +25553,7 @@
                 <w:sz w:val="26"/>
                 <w:szCs w:val="26"/>
               </w:rPr>
-              <w:t xml:space="preserve">　神如何差遣列王</w:t>
+              <w:t>小孩與成人瞭解律法的差別</w:t>
             </w:r>
             <w:r>
               <w:rPr>
@@ -26762,9 +25625,8 @@
                 <w:sz w:val="26"/>
                 <w:szCs w:val="26"/>
               </w:rPr>
-              <w:t>王為何</w:t>
-            </w:r>
-            <w:proofErr w:type="gramStart"/>
+              <w:t>什麼是基督徒的自由</w:t>
+            </w:r>
             <w:r>
               <w:rPr>
                 <w:rFonts w:ascii="Barlow Condensed Medium" w:eastAsia="華康中黑體" w:hAnsi="Barlow Condensed Medium" w:cs="Arial" w:hint="eastAsia"/>
@@ -26772,9 +25634,71 @@
                 <w:sz w:val="26"/>
                 <w:szCs w:val="26"/>
               </w:rPr>
-              <w:t>要尊榮末底</w:t>
-            </w:r>
-            <w:proofErr w:type="gramEnd"/>
+              <w:t>?</w:t>
+            </w:r>
+          </w:p>
+        </w:tc>
+      </w:tr>
+      <w:tr>
+        <w:tc>
+          <w:tcPr>
+            <w:tcW w:w="238" w:type="dxa"/>
+            <w:tcMar>
+              <w:left w:w="28" w:type="dxa"/>
+              <w:right w:w="28" w:type="dxa"/>
+            </w:tcMar>
+          </w:tcPr>
+          <w:p>
+            <w:pPr>
+              <w:snapToGrid w:val="0"/>
+              <w:spacing w:line="300" w:lineRule="exact"/>
+              <w:rPr>
+                <w:rFonts w:ascii="Barlow Condensed Medium" w:eastAsia="華康細黑體" w:hAnsi="Barlow Condensed Medium" w:cs="Arial"/>
+                <w:w w:val="75"/>
+                <w:sz w:val="26"/>
+                <w:szCs w:val="26"/>
+              </w:rPr>
+            </w:pPr>
+            <w:r>
+              <w:rPr>
+                <w:rFonts w:ascii="Barlow Condensed Medium" w:eastAsia="華康細黑體" w:hAnsi="Barlow Condensed Medium" w:cs="Arial" w:hint="eastAsia"/>
+                <w:w w:val="75"/>
+                <w:sz w:val="26"/>
+                <w:szCs w:val="26"/>
+              </w:rPr>
+              <w:t>4</w:t>
+            </w:r>
+            <w:r>
+              <w:rPr>
+                <w:rFonts w:ascii="Barlow Condensed Medium" w:eastAsia="華康細黑體" w:hAnsi="Barlow Condensed Medium" w:cs="Arial"/>
+                <w:w w:val="75"/>
+                <w:sz w:val="26"/>
+                <w:szCs w:val="26"/>
+              </w:rPr>
+              <w:t>.</w:t>
+            </w:r>
+          </w:p>
+        </w:tc>
+        <w:tc>
+          <w:tcPr>
+            <w:tcW w:w="2607" w:type="dxa"/>
+            <w:tcMar>
+              <w:left w:w="57" w:type="dxa"/>
+              <w:right w:w="57" w:type="dxa"/>
+            </w:tcMar>
+          </w:tcPr>
+          <w:p>
+            <w:pPr>
+              <w:snapToGrid w:val="0"/>
+              <w:spacing w:line="300" w:lineRule="exact"/>
+              <w:jc w:val="both"/>
+              <w:rPr>
+                <w:rFonts w:ascii="Barlow Condensed Medium" w:eastAsia="華康中黑體" w:hAnsi="Barlow Condensed Medium" w:cs="Arial"/>
+                <w:w w:val="75"/>
+                <w:sz w:val="26"/>
+                <w:szCs w:val="26"/>
+              </w:rPr>
+            </w:pPr>
             <w:r>
               <w:rPr>
                 <w:rFonts w:ascii="Barlow Condensed Medium" w:eastAsia="華康中黑體" w:hAnsi="Barlow Condensed Medium" w:cs="Arial" w:hint="eastAsia"/>
@@ -26782,88 +25706,7 @@
                 <w:sz w:val="26"/>
                 <w:szCs w:val="26"/>
               </w:rPr>
-              <w:t>改</w:t>
-            </w:r>
-            <w:r>
-              <w:rPr>
-                <w:rFonts w:ascii="Barlow Condensed Medium" w:eastAsia="華康中黑體" w:hAnsi="Barlow Condensed Medium" w:cs="Arial" w:hint="eastAsia"/>
-                <w:w w:val="75"/>
-                <w:sz w:val="26"/>
-                <w:szCs w:val="26"/>
-              </w:rPr>
-              <w:t>?</w:t>
-            </w:r>
-          </w:p>
-        </w:tc>
-      </w:tr>
-      <w:tr>
-        <w:tc>
-          <w:tcPr>
-            <w:tcW w:w="238" w:type="dxa"/>
-            <w:tcMar>
-              <w:left w:w="28" w:type="dxa"/>
-              <w:right w:w="28" w:type="dxa"/>
-            </w:tcMar>
-          </w:tcPr>
-          <w:p>
-            <w:pPr>
-              <w:snapToGrid w:val="0"/>
-              <w:spacing w:line="300" w:lineRule="exact"/>
-              <w:rPr>
-                <w:rFonts w:ascii="Barlow Condensed Medium" w:eastAsia="華康細黑體" w:hAnsi="Barlow Condensed Medium" w:cs="Arial"/>
-                <w:w w:val="75"/>
-                <w:sz w:val="26"/>
-                <w:szCs w:val="26"/>
-              </w:rPr>
-            </w:pPr>
-            <w:r>
-              <w:rPr>
-                <w:rFonts w:ascii="Barlow Condensed Medium" w:eastAsia="華康細黑體" w:hAnsi="Barlow Condensed Medium" w:cs="Arial" w:hint="eastAsia"/>
-                <w:w w:val="75"/>
-                <w:sz w:val="26"/>
-                <w:szCs w:val="26"/>
-              </w:rPr>
-              <w:t>4</w:t>
-            </w:r>
-            <w:r>
-              <w:rPr>
-                <w:rFonts w:ascii="Barlow Condensed Medium" w:eastAsia="華康細黑體" w:hAnsi="Barlow Condensed Medium" w:cs="Arial"/>
-                <w:w w:val="75"/>
-                <w:sz w:val="26"/>
-                <w:szCs w:val="26"/>
-              </w:rPr>
-              <w:t>.</w:t>
-            </w:r>
-          </w:p>
-        </w:tc>
-        <w:tc>
-          <w:tcPr>
-            <w:tcW w:w="2607" w:type="dxa"/>
-            <w:tcMar>
-              <w:left w:w="57" w:type="dxa"/>
-              <w:right w:w="57" w:type="dxa"/>
-            </w:tcMar>
-          </w:tcPr>
-          <w:p>
-            <w:pPr>
-              <w:snapToGrid w:val="0"/>
-              <w:spacing w:line="300" w:lineRule="exact"/>
-              <w:jc w:val="both"/>
-              <w:rPr>
-                <w:rFonts w:ascii="Barlow Condensed Medium" w:eastAsia="華康中黑體" w:hAnsi="Barlow Condensed Medium" w:cs="Arial"/>
-                <w:w w:val="75"/>
-                <w:sz w:val="26"/>
-                <w:szCs w:val="26"/>
-              </w:rPr>
-            </w:pPr>
-            <w:r>
-              <w:rPr>
-                <w:rFonts w:ascii="Barlow Condensed Medium" w:eastAsia="華康中黑體" w:hAnsi="Barlow Condensed Medium" w:cs="Arial" w:hint="eastAsia"/>
-                <w:w w:val="75"/>
-                <w:sz w:val="26"/>
-                <w:szCs w:val="26"/>
-              </w:rPr>
-              <w:t>為何唯有　神能伸張公義</w:t>
+              <w:t>為什麼行為與身分要相稱</w:t>
             </w:r>
             <w:r>
               <w:rPr>
@@ -26918,6 +25761,7 @@
         <w:rPr>
           <w:rFonts w:ascii="Barlow Condensed Medium" w:hAnsi="Barlow Condensed Medium"/>
           <w:noProof/>
+          <w:lang w:bidi="he-IL"/>
         </w:rPr>
         <mc:AlternateContent>
           <mc:Choice Requires="wps">
@@ -26983,7 +25827,7 @@
           </mc:Choice>
           <mc:Fallback>
             <w:pict>
-              <v:line w14:anchorId="7FA82BE6" id="直線接點 6" o:spid="_x0000_s1026" style="position:absolute;z-index:251665920;visibility:visible;mso-wrap-style:square;mso-width-percent:0;mso-height-percent:0;mso-wrap-distance-left:9pt;mso-wrap-distance-top:0;mso-wrap-distance-right:9pt;mso-wrap-distance-bottom:0;mso-position-horizontal:absolute;mso-position-horizontal-relative:page;mso-position-vertical:absolute;mso-position-vertical-relative:page;mso-width-percent:0;mso-height-percent:0;mso-width-relative:margin;mso-height-relative:margin" from="343.9pt,19.85pt" to="345.05pt,710.95pt" o:gfxdata="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" strokecolor="black [3213]" strokeweight=".5pt">
+              <v:line w14:anchorId="06A949C7" id="直線接點 6" o:spid="_x0000_s1026" style="position:absolute;z-index:251665920;visibility:visible;mso-wrap-style:square;mso-width-percent:0;mso-height-percent:0;mso-wrap-distance-left:9pt;mso-wrap-distance-top:0;mso-wrap-distance-right:9pt;mso-wrap-distance-bottom:0;mso-position-horizontal:absolute;mso-position-horizontal-relative:page;mso-position-vertical:absolute;mso-position-vertical-relative:page;mso-width-percent:0;mso-height-percent:0;mso-width-relative:margin;mso-height-relative:margin" from="343.9pt,19.85pt" to="345.05pt,710.95pt" o:gfxdata="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" strokecolor="black [3213]" strokeweight=".5pt">
                 <v:stroke dashstyle="3 1" joinstyle="miter"/>
                 <w10:wrap anchorx="page" anchory="page"/>
               </v:line>
@@ -26995,6 +25839,7 @@
         <w:rPr>
           <w:rFonts w:ascii="Barlow Condensed Medium" w:hAnsi="Barlow Condensed Medium"/>
           <w:noProof/>
+          <w:lang w:bidi="he-IL"/>
         </w:rPr>
         <mc:AlternateContent>
           <mc:Choice Requires="wps">
@@ -27060,7 +25905,7 @@
           </mc:Choice>
           <mc:Fallback>
             <w:pict>
-              <v:line w14:anchorId="30F5FFAB" id="直線接點 4" o:spid="_x0000_s1026" style="position:absolute;z-index:251660800;visibility:visible;mso-wrap-style:square;mso-width-percent:0;mso-height-percent:0;mso-wrap-distance-left:9pt;mso-wrap-distance-top:0;mso-wrap-distance-right:9pt;mso-wrap-distance-bottom:0;mso-position-horizontal:absolute;mso-position-horizontal-relative:page;mso-position-vertical:absolute;mso-position-vertical-relative:page;mso-width-percent:0;mso-height-percent:0;mso-width-relative:margin;mso-height-relative:margin" from="343.9pt,19.85pt" to="345.05pt,710.95pt" o:gfxdata="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" strokecolor="black [3213]" strokeweight=".5pt">
+              <v:line w14:anchorId="38420A37" id="直線接點 4" o:spid="_x0000_s1026" style="position:absolute;z-index:251660800;visibility:visible;mso-wrap-style:square;mso-width-percent:0;mso-height-percent:0;mso-wrap-distance-left:9pt;mso-wrap-distance-top:0;mso-wrap-distance-right:9pt;mso-wrap-distance-bottom:0;mso-position-horizontal:absolute;mso-position-horizontal-relative:page;mso-position-vertical:absolute;mso-position-vertical-relative:page;mso-width-percent:0;mso-height-percent:0;mso-width-relative:margin;mso-height-relative:margin" from="343.9pt,19.85pt" to="345.05pt,710.95pt" o:gfxdata="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" strokecolor="black [3213]" strokeweight=".5pt">
                 <v:stroke dashstyle="3 1" joinstyle="miter"/>
                 <w10:wrap anchorx="page" anchory="page"/>
               </v:line>
@@ -27082,7 +25927,6 @@
         </w:rPr>
         <w:t>本</w:t>
       </w:r>
-      <w:proofErr w:type="gramStart"/>
       <w:r>
         <w:rPr>
           <w:rFonts w:ascii="Barlow Condensed Medium" w:eastAsia="華康正顏楷體W9" w:hAnsi="Barlow Condensed Medium" w:cstheme="minorHAnsi"/>
@@ -27090,7 +25934,6 @@
         </w:rPr>
         <w:t>週講章</w:t>
       </w:r>
-      <w:proofErr w:type="gramEnd"/>
       <w:r>
         <w:rPr>
           <w:rFonts w:ascii="Barlow Condensed Medium" w:eastAsia="華康正顏楷體W9" w:hAnsi="Barlow Condensed Medium" w:cstheme="minorHAnsi"/>
@@ -27254,7 +26097,7 @@
           <w:sz w:val="26"/>
           <w:szCs w:val="26"/>
         </w:rPr>
-        <w:t>一樣也不可缺少</w:t>
+        <w:t>得嗣子的名分</w:t>
       </w:r>
       <w:r>
         <w:rPr>
@@ -27331,7 +26174,6 @@
               </w:rPr>
               <w:t xml:space="preserve"> </w:t>
             </w:r>
-            <w:proofErr w:type="gramStart"/>
             <w:r>
               <w:rPr>
                 <w:rFonts w:ascii="Barlow Condensed Medium" w:eastAsia="華康儷中黑" w:hAnsi="Barlow Condensed Medium" w:cs="Calibri" w:hint="eastAsia"/>
@@ -27339,9 +26181,8 @@
                 <w:sz w:val="26"/>
                 <w:szCs w:val="26"/>
               </w:rPr>
-              <w:t>以斯帖記</w:t>
-            </w:r>
-            <w:proofErr w:type="gramEnd"/>
+              <w:t>加</w:t>
+            </w:r>
             <w:r>
               <w:rPr>
                 <w:rFonts w:ascii="Barlow Condensed Medium" w:eastAsia="華康儷中黑" w:hAnsi="Barlow Condensed Medium" w:cs="Calibri" w:hint="eastAsia"/>
@@ -27349,7 +26190,16 @@
                 <w:sz w:val="26"/>
                 <w:szCs w:val="26"/>
               </w:rPr>
-              <w:t>6:6-13(10)</w:t>
+              <w:t>拉太書</w:t>
+            </w:r>
+            <w:r>
+              <w:rPr>
+                <w:rFonts w:ascii="Barlow Condensed Medium" w:eastAsia="華康儷中黑" w:hAnsi="Barlow Condensed Medium" w:cs="Calibri" w:hint="eastAsia"/>
+                <w:w w:val="72"/>
+                <w:sz w:val="26"/>
+                <w:szCs w:val="26"/>
+              </w:rPr>
+              <w:t xml:space="preserve">4: 1-9 </w:t>
             </w:r>
           </w:p>
         </w:tc>
@@ -27386,11 +26236,11 @@
       <w:pPr>
         <w:kinsoku w:val="0"/>
         <w:snapToGrid w:val="0"/>
-        <w:spacing w:afterLines="50" w:after="165" w:line="300" w:lineRule="exact"/>
+        <w:spacing w:afterLines="50" w:after="165" w:line="290" w:lineRule="exact"/>
         <w:jc w:val="both"/>
         <w:rPr>
           <w:rFonts w:ascii="Barlow Condensed Medium" w:eastAsia="華康細黑體" w:hAnsi="Barlow Condensed Medium" w:cs="微軟正黑體"/>
-          <w:w w:val="70"/>
+          <w:w w:val="68"/>
           <w:sz w:val="26"/>
           <w:szCs w:val="26"/>
         </w:rPr>
@@ -27398,454 +26248,99 @@
       <w:r>
         <w:rPr>
           <w:rFonts w:ascii="Barlow Condensed Medium" w:eastAsia="華康儷中黑" w:hAnsi="Barlow Condensed Medium" w:hint="eastAsia"/>
-          <w:w w:val="70"/>
+          <w:w w:val="68"/>
           <w:sz w:val="26"/>
           <w:szCs w:val="26"/>
         </w:rPr>
-        <w:t>被權勢寵壞，極度傲慢的哈曼，視人的生命如草芥。為了自己的尊榮</w:t>
+        <w:t>保羅寫信給加拉太地區的教會，因為有堅持守猶太律法的基督徒進到他們中間，鉗制了他們在基督裡的自由。這讓加拉太書成為宗教改革時期的代表經卷。</w:t>
       </w:r>
-      <w:proofErr w:type="gramStart"/>
       <w:r>
         <w:rPr>
-          <w:rFonts w:ascii="Barlow Condensed Medium" w:eastAsia="華康儷中黑" w:hAnsi="Barlow Condensed Medium" w:hint="eastAsia"/>
-          <w:w w:val="70"/>
+          <w:rFonts w:ascii="Barlow Condensed Medium" w:eastAsia="華康細黑體" w:hAnsi="Barlow Condensed Medium" w:cs="微軟正黑體" w:hint="eastAsia"/>
+          <w:w w:val="68"/>
           <w:sz w:val="26"/>
           <w:szCs w:val="26"/>
         </w:rPr>
-        <w:t>被末底</w:t>
-      </w:r>
-      <w:proofErr w:type="gramEnd"/>
-      <w:r>
-        <w:rPr>
-          <w:rFonts w:ascii="Barlow Condensed Medium" w:eastAsia="華康儷中黑" w:hAnsi="Barlow Condensed Medium" w:hint="eastAsia"/>
-          <w:w w:val="70"/>
-          <w:sz w:val="26"/>
-          <w:szCs w:val="26"/>
-        </w:rPr>
-        <w:t>改無視，就要殺光所有猶太人。又採用妻子和朋友</w:t>
-      </w:r>
-      <w:proofErr w:type="gramStart"/>
-      <w:r>
-        <w:rPr>
-          <w:rFonts w:ascii="Barlow Condensed Medium" w:eastAsia="華康儷中黑" w:hAnsi="Barlow Condensed Medium" w:hint="eastAsia"/>
-          <w:w w:val="70"/>
-          <w:sz w:val="26"/>
-          <w:szCs w:val="26"/>
-        </w:rPr>
-        <w:t>的惡計</w:t>
-      </w:r>
-      <w:proofErr w:type="gramEnd"/>
-      <w:r>
-        <w:rPr>
-          <w:rFonts w:ascii="Barlow Condensed Medium" w:eastAsia="華康儷中黑" w:hAnsi="Barlow Condensed Medium" w:hint="eastAsia"/>
-          <w:w w:val="70"/>
-          <w:sz w:val="26"/>
-          <w:szCs w:val="26"/>
-        </w:rPr>
-        <w:t>，等不及要先</w:t>
-      </w:r>
-      <w:proofErr w:type="gramStart"/>
-      <w:r>
-        <w:rPr>
-          <w:rFonts w:ascii="Barlow Condensed Medium" w:eastAsia="華康儷中黑" w:hAnsi="Barlow Condensed Medium" w:hint="eastAsia"/>
-          <w:w w:val="70"/>
-          <w:sz w:val="26"/>
-          <w:szCs w:val="26"/>
-        </w:rPr>
-        <w:t>處死末底改</w:t>
-      </w:r>
-      <w:proofErr w:type="gramEnd"/>
-      <w:r>
-        <w:rPr>
-          <w:rFonts w:ascii="Barlow Condensed Medium" w:eastAsia="華康儷中黑" w:hAnsi="Barlow Condensed Medium" w:hint="eastAsia"/>
-          <w:w w:val="70"/>
-          <w:sz w:val="26"/>
-          <w:szCs w:val="26"/>
-        </w:rPr>
-        <w:t>。</w:t>
-      </w:r>
-      <w:r>
-        <w:rPr>
-          <w:rFonts w:ascii="Barlow Condensed Medium" w:eastAsia="華康細黑體" w:hAnsi="Barlow Condensed Medium" w:cs="微軟正黑體" w:hint="eastAsia"/>
-          <w:w w:val="70"/>
-          <w:sz w:val="26"/>
-          <w:szCs w:val="26"/>
-        </w:rPr>
-        <w:t>除非人的精神有問題，不然沒有人可以宣稱自己沒有信仰。無神論也是一種信仰，追偶像明星也是一種信仰，凡是人汲汲營營追尋的事物或價值就是信仰。有人相信理性，其是相信自己而已；有人相信科學，因為如果有錯，都是科學的錯，不是我的錯；有人相信務實，權力就是獲取利益的手段而已，有錢最實在了。我們是在說哈曼。一個生在權勢之中，享受權勢慣了的人，再加上沒有智慧，結果就是目中無人，用權勢來衡量人的價值。人民只是有權勢的人可即用即丟的財產。就像</w:t>
-      </w:r>
-      <w:proofErr w:type="gramStart"/>
-      <w:r>
-        <w:rPr>
-          <w:rFonts w:ascii="Barlow Condensed Medium" w:eastAsia="華康細黑體" w:hAnsi="Barlow Condensed Medium" w:cs="微軟正黑體" w:hint="eastAsia"/>
-          <w:w w:val="70"/>
-          <w:sz w:val="26"/>
-          <w:szCs w:val="26"/>
-        </w:rPr>
-        <w:t>俄羅斯缺兵</w:t>
-      </w:r>
-      <w:proofErr w:type="gramEnd"/>
-      <w:r>
-        <w:rPr>
-          <w:rFonts w:ascii="Barlow Condensed Medium" w:eastAsia="華康細黑體" w:hAnsi="Barlow Condensed Medium" w:cs="微軟正黑體" w:hint="eastAsia"/>
-          <w:w w:val="70"/>
-          <w:sz w:val="26"/>
-          <w:szCs w:val="26"/>
-        </w:rPr>
-        <w:t>，當街暴力脅迫年青人當兵，去當</w:t>
-      </w:r>
-      <w:proofErr w:type="gramStart"/>
-      <w:r>
-        <w:rPr>
-          <w:rFonts w:ascii="Barlow Condensed Medium" w:eastAsia="華康細黑體" w:hAnsi="Barlow Condensed Medium" w:cs="微軟正黑體" w:hint="eastAsia"/>
-          <w:w w:val="70"/>
-          <w:sz w:val="26"/>
-          <w:szCs w:val="26"/>
-        </w:rPr>
-        <w:t>砲</w:t>
-      </w:r>
-      <w:proofErr w:type="gramEnd"/>
-      <w:r>
-        <w:rPr>
-          <w:rFonts w:ascii="Barlow Condensed Medium" w:eastAsia="華康細黑體" w:hAnsi="Barlow Condensed Medium" w:cs="微軟正黑體" w:hint="eastAsia"/>
-          <w:w w:val="70"/>
-          <w:sz w:val="26"/>
-          <w:szCs w:val="26"/>
-        </w:rPr>
-        <w:t>灰。又中國年青人的器官是國有的，以前言論自由是國有的，現在不分國籍，全人類的行動自由都歸中國管。像今日的台灣立法院，不但要管行政院的預算規劃權，還要癱瘓大法官的釋憲權，甚至用大量意識型態的公投來混淆地方選舉焦點，無限的權力擴張，　讓人自己以為有了權力，人自己就是　神。這樣的人是不可能信仰真神上主的，若有也是為加添自己的虛榮。我們是在說哈曼。他的眼中當然容不下，只向真神跪拜的猶太人。</w:t>
+        <w:t>耶穌基督的福音本是先傳給猶太人。耶穌對摩西律法作了更高的詮釋，強調真理要使人自由。這自由就是　神國的救贖，義人的復活和永生。目的就是要揭露猶太律法主義的虛偽和救贖無望的問題。然而，猶太律法主義發展了四百多年，在猶太人中根深蒂固，使許信主的猶太人仍困惑在律法傳統和僵化的形式主義中。因此，福音雖然傳給了外邦，這些猶太基督徒，甚至從耶路撒冷來，並未傳承自使徒，因為自身對摩西律法的知識的驕傲，加上覬覦教會的話語權，就在外邦教會中教導另一種福音，就是必須守摩西律法的福音。而顯然，這些事傳到了保羅的耳裡，他急切地寫信給拉加太地區的眾教會，拉加太乃是一個省的名稱。又加拉太書在宗教改革時期，被馬丁路德引用來對抗羅馬教廷。指出當時的教廷曲解了聖經和福音，與書中的猶太教師一樣，鉗制了基督徒真正的自由。這自由是去掉虛偽和形式，真去愛　神和愛人。</w:t>
       </w:r>
     </w:p>
     <w:p>
       <w:pPr>
         <w:kinsoku w:val="0"/>
         <w:snapToGrid w:val="0"/>
-        <w:spacing w:afterLines="50" w:after="165" w:line="300" w:lineRule="exact"/>
+        <w:spacing w:afterLines="50" w:after="165" w:line="290" w:lineRule="exact"/>
         <w:jc w:val="both"/>
         <w:rPr>
           <w:rFonts w:ascii="Barlow Condensed Medium" w:eastAsia="華康細黑體" w:hAnsi="Barlow Condensed Medium" w:cs="微軟正黑體"/>
-          <w:w w:val="70"/>
+          <w:w w:val="68"/>
           <w:sz w:val="26"/>
           <w:szCs w:val="26"/>
         </w:rPr>
       </w:pPr>
-      <w:proofErr w:type="gramStart"/>
       <w:r>
         <w:rPr>
           <w:rFonts w:ascii="Barlow Condensed Medium" w:eastAsia="華康儷中黑" w:hAnsi="Barlow Condensed Medium" w:hint="eastAsia"/>
-          <w:w w:val="70"/>
+          <w:w w:val="68"/>
           <w:sz w:val="26"/>
           <w:szCs w:val="26"/>
         </w:rPr>
-        <w:t>末底改正</w:t>
+        <w:t>用小孩與成人來區分猶太律法和基督福音。小孩先學規矩，須順服律法，如同奴僕，因為要順從主人。到成人是真正的產業繼承人，即能稱　神為父而得自由。</w:t>
       </w:r>
-      <w:proofErr w:type="gramEnd"/>
       <w:r>
         <w:rPr>
-          <w:rFonts w:ascii="Barlow Condensed Medium" w:eastAsia="華康儷中黑" w:hAnsi="Barlow Condensed Medium" w:hint="eastAsia"/>
-          <w:w w:val="70"/>
+          <w:rFonts w:ascii="Barlow Condensed Medium" w:eastAsia="華康細黑體" w:hAnsi="Barlow Condensed Medium" w:cs="微軟正黑體" w:hint="eastAsia"/>
+          <w:w w:val="68"/>
           <w:sz w:val="26"/>
           <w:szCs w:val="26"/>
         </w:rPr>
-        <w:t>為對猶太人的屠殺令憂心，天天穿麻衣站在朝門前，希望王后</w:t>
+        <w:t>為了區分摩西律法和基督福音的高下，主耶穌教導：「你們的義要高於法利賽人的義」，就是不要拘泥於對摩西律法片面的解釋</w:t>
       </w:r>
-      <w:proofErr w:type="gramStart"/>
       <w:r>
         <w:rPr>
-          <w:rFonts w:ascii="Barlow Condensed Medium" w:eastAsia="華康儷中黑" w:hAnsi="Barlow Condensed Medium" w:hint="eastAsia"/>
-          <w:w w:val="70"/>
+          <w:rFonts w:ascii="Barlow Condensed Medium" w:eastAsia="華康細黑體" w:hAnsi="Barlow Condensed Medium" w:cs="微軟正黑體"/>
+          <w:w w:val="68"/>
           <w:sz w:val="26"/>
           <w:szCs w:val="26"/>
         </w:rPr>
-        <w:t>以斯帖</w:t>
+        <w:t>’</w:t>
       </w:r>
-      <w:proofErr w:type="gramEnd"/>
       <w:r>
         <w:rPr>
-          <w:rFonts w:ascii="Barlow Condensed Medium" w:eastAsia="華康儷中黑" w:hAnsi="Barlow Condensed Medium" w:hint="eastAsia"/>
-          <w:w w:val="70"/>
+          <w:rFonts w:ascii="Barlow Condensed Medium" w:eastAsia="華康細黑體" w:hAnsi="Barlow Condensed Medium" w:cs="微軟正黑體" w:hint="eastAsia"/>
+          <w:w w:val="68"/>
           <w:sz w:val="26"/>
           <w:szCs w:val="26"/>
         </w:rPr>
-        <w:t>可以挽回王命。然而，　神的</w:t>
+        <w:t>或形式，乃是要真心，甚至不為人知地行義。而使徒保羅則以成人對於小孩和奴僕相有無自主權的來比喻，因為成長使人的義高於摩西律法而得自由。所以小孩在想思和各方面尚未成熟之前，如同奴僕一樣必須先學習服順誡命和規矩，這是對律法最粗淺的認識。如此完全的順服就可以說是律法的奴隸。然而，當小孩成年，猶太人</w:t>
       </w:r>
-      <w:proofErr w:type="gramStart"/>
       <w:r>
         <w:rPr>
-          <w:rFonts w:ascii="Barlow Condensed Medium" w:eastAsia="華康儷中黑" w:hAnsi="Barlow Condensed Medium" w:hint="eastAsia"/>
-          <w:w w:val="70"/>
+          <w:rFonts w:ascii="Barlow Condensed Medium" w:eastAsia="華康細黑體" w:hAnsi="Barlow Condensed Medium" w:cs="微軟正黑體" w:hint="eastAsia"/>
+          <w:w w:val="68"/>
           <w:sz w:val="26"/>
           <w:szCs w:val="26"/>
         </w:rPr>
-        <w:t>謀算更</w:t>
+        <w:t>13</w:t>
       </w:r>
-      <w:proofErr w:type="gramEnd"/>
       <w:r>
         <w:rPr>
-          <w:rFonts w:ascii="Barlow Condensed Medium" w:eastAsia="華康儷中黑" w:hAnsi="Barlow Condensed Medium" w:hint="eastAsia"/>
-          <w:w w:val="70"/>
+          <w:rFonts w:ascii="Barlow Condensed Medium" w:eastAsia="華康細黑體" w:hAnsi="Barlow Condensed Medium" w:cs="微軟正黑體" w:hint="eastAsia"/>
+          <w:w w:val="68"/>
           <w:sz w:val="26"/>
           <w:szCs w:val="26"/>
         </w:rPr>
-        <w:t>高，讓</w:t>
-      </w:r>
-      <w:proofErr w:type="gramStart"/>
-      <w:r>
-        <w:rPr>
-          <w:rFonts w:ascii="Barlow Condensed Medium" w:eastAsia="華康儷中黑" w:hAnsi="Barlow Condensed Medium" w:hint="eastAsia"/>
-          <w:w w:val="70"/>
-          <w:sz w:val="26"/>
-          <w:szCs w:val="26"/>
-        </w:rPr>
-        <w:t>亞哈隨魯王讀</w:t>
-      </w:r>
-      <w:proofErr w:type="gramEnd"/>
-      <w:r>
-        <w:rPr>
-          <w:rFonts w:ascii="Barlow Condensed Medium" w:eastAsia="華康儷中黑" w:hAnsi="Barlow Condensed Medium" w:hint="eastAsia"/>
-          <w:w w:val="70"/>
-          <w:sz w:val="26"/>
-          <w:szCs w:val="26"/>
-        </w:rPr>
-        <w:t>歷史，</w:t>
-      </w:r>
-      <w:proofErr w:type="gramStart"/>
-      <w:r>
-        <w:rPr>
-          <w:rFonts w:ascii="Barlow Condensed Medium" w:eastAsia="華康儷中黑" w:hAnsi="Barlow Condensed Medium" w:hint="eastAsia"/>
-          <w:w w:val="70"/>
-          <w:sz w:val="26"/>
-          <w:szCs w:val="26"/>
-        </w:rPr>
-        <w:t>察驗真正</w:t>
-      </w:r>
-      <w:proofErr w:type="gramEnd"/>
-      <w:r>
-        <w:rPr>
-          <w:rFonts w:ascii="Barlow Condensed Medium" w:eastAsia="華康儷中黑" w:hAnsi="Barlow Condensed Medium" w:hint="eastAsia"/>
-          <w:w w:val="70"/>
-          <w:sz w:val="26"/>
-          <w:szCs w:val="26"/>
-        </w:rPr>
-        <w:t>的忠臣。</w:t>
-      </w:r>
-      <w:proofErr w:type="gramStart"/>
-      <w:r>
-        <w:rPr>
-          <w:rFonts w:ascii="Barlow Condensed Medium" w:eastAsia="華康細黑體" w:hAnsi="Barlow Condensed Medium" w:cs="微軟正黑體" w:hint="eastAsia"/>
-          <w:w w:val="70"/>
-          <w:sz w:val="26"/>
-          <w:szCs w:val="26"/>
-        </w:rPr>
-        <w:t>末底改</w:t>
-      </w:r>
-      <w:proofErr w:type="gramEnd"/>
-      <w:r>
-        <w:rPr>
-          <w:rFonts w:ascii="Barlow Condensed Medium" w:eastAsia="華康細黑體" w:hAnsi="Barlow Condensed Medium" w:cs="微軟正黑體" w:hint="eastAsia"/>
-          <w:w w:val="70"/>
-          <w:sz w:val="26"/>
-          <w:szCs w:val="26"/>
-        </w:rPr>
-        <w:t>從來沒有想從自己的養女作了王后而得到利益。他天天站在朝門前的廣場，就</w:t>
-      </w:r>
-      <w:r>
-        <w:rPr>
-          <w:rFonts w:ascii="Barlow Condensed Medium" w:eastAsia="華康細黑體" w:hAnsi="Barlow Condensed Medium" w:cs="微軟正黑體" w:hint="eastAsia"/>
-          <w:w w:val="70"/>
-          <w:sz w:val="26"/>
-          <w:szCs w:val="26"/>
-        </w:rPr>
-        <w:t>如同忠心的臣子天天上朝。為了公義，他服事　神，也用自己的方式服事波斯王。像日前他揭發了兩個守門的太監要刺殺王的陰謀，現在他又為了全體猶太人的性命憂心。義人不但是行　神看為好的義，更有從　神來的智慧，能</w:t>
-      </w:r>
-      <w:proofErr w:type="gramStart"/>
-      <w:r>
-        <w:rPr>
-          <w:rFonts w:ascii="Barlow Condensed Medium" w:eastAsia="華康細黑體" w:hAnsi="Barlow Condensed Medium" w:cs="微軟正黑體" w:hint="eastAsia"/>
-          <w:w w:val="70"/>
-          <w:sz w:val="26"/>
-          <w:szCs w:val="26"/>
-        </w:rPr>
-        <w:t xml:space="preserve">明白　</w:t>
-      </w:r>
-      <w:proofErr w:type="gramEnd"/>
-      <w:r>
-        <w:rPr>
-          <w:rFonts w:ascii="Barlow Condensed Medium" w:eastAsia="華康細黑體" w:hAnsi="Barlow Condensed Medium" w:cs="微軟正黑體" w:hint="eastAsia"/>
-          <w:w w:val="70"/>
-          <w:sz w:val="26"/>
-          <w:szCs w:val="26"/>
-        </w:rPr>
-        <w:t>神的心意。</w:t>
-      </w:r>
-      <w:proofErr w:type="gramStart"/>
-      <w:r>
-        <w:rPr>
-          <w:rFonts w:ascii="Barlow Condensed Medium" w:eastAsia="華康細黑體" w:hAnsi="Barlow Condensed Medium" w:cs="微軟正黑體" w:hint="eastAsia"/>
-          <w:w w:val="70"/>
-          <w:sz w:val="26"/>
-          <w:szCs w:val="26"/>
-        </w:rPr>
-        <w:t>末底改明白　神讓以斯帖作</w:t>
-      </w:r>
-      <w:proofErr w:type="gramEnd"/>
-      <w:r>
-        <w:rPr>
-          <w:rFonts w:ascii="Barlow Condensed Medium" w:eastAsia="華康細黑體" w:hAnsi="Barlow Condensed Medium" w:cs="微軟正黑體" w:hint="eastAsia"/>
-          <w:w w:val="70"/>
-          <w:sz w:val="26"/>
-          <w:szCs w:val="26"/>
-        </w:rPr>
-        <w:t>了王后一定是為了什麼而預備，如今答案</w:t>
-      </w:r>
-      <w:proofErr w:type="gramStart"/>
-      <w:r>
-        <w:rPr>
-          <w:rFonts w:ascii="Barlow Condensed Medium" w:eastAsia="華康細黑體" w:hAnsi="Barlow Condensed Medium" w:cs="微軟正黑體" w:hint="eastAsia"/>
-          <w:w w:val="70"/>
-          <w:sz w:val="26"/>
-          <w:szCs w:val="26"/>
-        </w:rPr>
-        <w:t>清楚，</w:t>
-      </w:r>
-      <w:proofErr w:type="gramEnd"/>
-      <w:r>
-        <w:rPr>
-          <w:rFonts w:ascii="Barlow Condensed Medium" w:eastAsia="華康細黑體" w:hAnsi="Barlow Condensed Medium" w:cs="微軟正黑體" w:hint="eastAsia"/>
-          <w:w w:val="70"/>
-          <w:sz w:val="26"/>
-          <w:szCs w:val="26"/>
-        </w:rPr>
-        <w:t>就是要救猶太人免於被屠殺。而且他的信心更大，就算</w:t>
-      </w:r>
-      <w:proofErr w:type="gramStart"/>
-      <w:r>
-        <w:rPr>
-          <w:rFonts w:ascii="Barlow Condensed Medium" w:eastAsia="華康細黑體" w:hAnsi="Barlow Condensed Medium" w:cs="微軟正黑體" w:hint="eastAsia"/>
-          <w:w w:val="70"/>
-          <w:sz w:val="26"/>
-          <w:szCs w:val="26"/>
-        </w:rPr>
-        <w:t>以斯帖不</w:t>
-      </w:r>
-      <w:proofErr w:type="gramEnd"/>
-      <w:r>
-        <w:rPr>
-          <w:rFonts w:ascii="Barlow Condensed Medium" w:eastAsia="華康細黑體" w:hAnsi="Barlow Condensed Medium" w:cs="微軟正黑體" w:hint="eastAsia"/>
-          <w:w w:val="70"/>
-          <w:sz w:val="26"/>
-          <w:szCs w:val="26"/>
-        </w:rPr>
-        <w:t>救，　神也有其他方法可以救。就在哈曼的權勢和囂張看似無人能擋的情況下，　神出手了。在哈曼進宮的前一晚，突然讓</w:t>
-      </w:r>
-      <w:proofErr w:type="gramStart"/>
-      <w:r>
-        <w:rPr>
-          <w:rFonts w:ascii="Barlow Condensed Medium" w:eastAsia="華康細黑體" w:hAnsi="Barlow Condensed Medium" w:cs="微軟正黑體" w:hint="eastAsia"/>
-          <w:w w:val="70"/>
-          <w:sz w:val="26"/>
-          <w:szCs w:val="26"/>
-        </w:rPr>
-        <w:t>波斯王想讀</w:t>
-      </w:r>
-      <w:proofErr w:type="gramEnd"/>
-      <w:r>
-        <w:rPr>
-          <w:rFonts w:ascii="Barlow Condensed Medium" w:eastAsia="華康細黑體" w:hAnsi="Barlow Condensed Medium" w:cs="微軟正黑體" w:hint="eastAsia"/>
-          <w:w w:val="70"/>
-          <w:sz w:val="26"/>
-          <w:szCs w:val="26"/>
-        </w:rPr>
-        <w:t>歷史。其</w:t>
-      </w:r>
-      <w:proofErr w:type="gramStart"/>
-      <w:r>
-        <w:rPr>
-          <w:rFonts w:ascii="Barlow Condensed Medium" w:eastAsia="華康細黑體" w:hAnsi="Barlow Condensed Medium" w:cs="微軟正黑體" w:hint="eastAsia"/>
-          <w:w w:val="70"/>
-          <w:sz w:val="26"/>
-          <w:szCs w:val="26"/>
-        </w:rPr>
-        <w:t>實列</w:t>
-      </w:r>
-      <w:proofErr w:type="gramEnd"/>
-      <w:r>
-        <w:rPr>
-          <w:rFonts w:ascii="Barlow Condensed Medium" w:eastAsia="華康細黑體" w:hAnsi="Barlow Condensed Medium" w:cs="微軟正黑體" w:hint="eastAsia"/>
-          <w:w w:val="70"/>
-          <w:sz w:val="26"/>
-          <w:szCs w:val="26"/>
-        </w:rPr>
-        <w:t>王是　神的僕人，點醒</w:t>
-      </w:r>
-      <w:proofErr w:type="gramStart"/>
-      <w:r>
-        <w:rPr>
-          <w:rFonts w:ascii="Barlow Condensed Medium" w:eastAsia="華康細黑體" w:hAnsi="Barlow Condensed Medium" w:cs="微軟正黑體" w:hint="eastAsia"/>
-          <w:w w:val="70"/>
-          <w:sz w:val="26"/>
-          <w:szCs w:val="26"/>
-        </w:rPr>
-        <w:t>亞哈隨魯</w:t>
-      </w:r>
-      <w:proofErr w:type="gramEnd"/>
-      <w:r>
-        <w:rPr>
-          <w:rFonts w:ascii="Barlow Condensed Medium" w:eastAsia="華康細黑體" w:hAnsi="Barlow Condensed Medium" w:cs="微軟正黑體" w:hint="eastAsia"/>
-          <w:w w:val="70"/>
-          <w:sz w:val="26"/>
-          <w:szCs w:val="26"/>
-        </w:rPr>
-        <w:t>王，要</w:t>
-      </w:r>
-      <w:proofErr w:type="gramStart"/>
-      <w:r>
-        <w:rPr>
-          <w:rFonts w:ascii="Barlow Condensed Medium" w:eastAsia="華康細黑體" w:hAnsi="Barlow Condensed Medium" w:cs="微軟正黑體" w:hint="eastAsia"/>
-          <w:w w:val="70"/>
-          <w:sz w:val="26"/>
-          <w:szCs w:val="26"/>
-        </w:rPr>
-        <w:t>盡作王的</w:t>
-      </w:r>
-      <w:proofErr w:type="gramEnd"/>
-      <w:r>
-        <w:rPr>
-          <w:rFonts w:ascii="Barlow Condensed Medium" w:eastAsia="華康細黑體" w:hAnsi="Barlow Condensed Medium" w:cs="微軟正黑體" w:hint="eastAsia"/>
-          <w:w w:val="70"/>
-          <w:sz w:val="26"/>
-          <w:szCs w:val="26"/>
-        </w:rPr>
-        <w:t>職責。就是要彰顯公義，獎善懲惡，同時要有識人之明，分辨身邊的人，是忠是奸。此時王才明白，原來那個天天站在朝門前的人，就是當年救他一命</w:t>
-      </w:r>
-      <w:proofErr w:type="gramStart"/>
-      <w:r>
-        <w:rPr>
-          <w:rFonts w:ascii="Barlow Condensed Medium" w:eastAsia="華康細黑體" w:hAnsi="Barlow Condensed Medium" w:cs="微軟正黑體" w:hint="eastAsia"/>
-          <w:w w:val="70"/>
-          <w:sz w:val="26"/>
-          <w:szCs w:val="26"/>
-        </w:rPr>
-        <w:t>的末底改</w:t>
-      </w:r>
-      <w:proofErr w:type="gramEnd"/>
-      <w:r>
-        <w:rPr>
-          <w:rFonts w:ascii="Barlow Condensed Medium" w:eastAsia="華康細黑體" w:hAnsi="Barlow Condensed Medium" w:cs="微軟正黑體" w:hint="eastAsia"/>
-          <w:w w:val="70"/>
-          <w:sz w:val="26"/>
-          <w:szCs w:val="26"/>
-        </w:rPr>
-        <w:t>。</w:t>
+        <w:t>歲成年，就成為家主人真正的子嗣，就是產業的繼承人，就不必再聽從命令，而是有權力和自由能管理產業的人。而耶穌基督把人從律法之下贖回來，又賜給人兒子的靈能作　神的兒女。就是給人權柄能夠自由判斷和能行比律法更高的義。比如，以牙還牙是律法的底限，而赦免，甚至愛你的仇敵，則是更高於底限的自由。</w:t>
       </w:r>
     </w:p>
     <w:p>
       <w:pPr>
         <w:kinsoku w:val="0"/>
         <w:snapToGrid w:val="0"/>
-        <w:spacing w:afterLines="50" w:after="165" w:line="300" w:lineRule="exact"/>
+        <w:spacing w:afterLines="50" w:after="165" w:line="290" w:lineRule="exact"/>
         <w:jc w:val="both"/>
         <w:rPr>
           <w:rFonts w:ascii="Barlow Condensed Medium" w:eastAsia="華康細黑體" w:hAnsi="Barlow Condensed Medium" w:cs="微軟正黑體"/>
-          <w:w w:val="70"/>
+          <w:w w:val="68"/>
           <w:sz w:val="26"/>
           <w:szCs w:val="26"/>
         </w:rPr>
@@ -27853,279 +26348,30 @@
       <w:r>
         <w:rPr>
           <w:rFonts w:ascii="Barlow Condensed Medium" w:eastAsia="華康儷中黑" w:hAnsi="Barlow Condensed Medium" w:hint="eastAsia"/>
-          <w:w w:val="70"/>
+          <w:w w:val="68"/>
           <w:sz w:val="26"/>
           <w:szCs w:val="26"/>
         </w:rPr>
-        <w:t xml:space="preserve">　</w:t>
+        <w:t>拿著律法要控告人或要人順服，多半不是為了　神，而是為了圖謀個人的利益。另一方面也要小心，在基督裡的自由，不是能為所欲為，而是要完全律法。</w:t>
       </w:r>
-      <w:proofErr w:type="gramStart"/>
       <w:r>
         <w:rPr>
-          <w:rFonts w:ascii="Barlow Condensed Medium" w:eastAsia="華康儷中黑" w:hAnsi="Barlow Condensed Medium" w:hint="eastAsia"/>
-          <w:w w:val="70"/>
+          <w:rFonts w:ascii="Barlow Condensed Medium" w:eastAsia="華康細黑體" w:hAnsi="Barlow Condensed Medium" w:cs="微軟正黑體" w:hint="eastAsia"/>
+          <w:w w:val="68"/>
           <w:sz w:val="26"/>
           <w:szCs w:val="26"/>
         </w:rPr>
-        <w:t>神用末底</w:t>
-      </w:r>
-      <w:proofErr w:type="gramEnd"/>
-      <w:r>
-        <w:rPr>
-          <w:rFonts w:ascii="Barlow Condensed Medium" w:eastAsia="華康儷中黑" w:hAnsi="Barlow Condensed Medium" w:hint="eastAsia"/>
-          <w:w w:val="70"/>
-          <w:sz w:val="26"/>
-          <w:szCs w:val="26"/>
-        </w:rPr>
-        <w:t>改本身的忠義守護了他，狠狠打臉哈曼。哈曼向王</w:t>
-      </w:r>
-      <w:proofErr w:type="gramStart"/>
-      <w:r>
-        <w:rPr>
-          <w:rFonts w:ascii="Barlow Condensed Medium" w:eastAsia="華康儷中黑" w:hAnsi="Barlow Condensed Medium" w:hint="eastAsia"/>
-          <w:w w:val="70"/>
-          <w:sz w:val="26"/>
-          <w:szCs w:val="26"/>
-        </w:rPr>
-        <w:t>建議披王袍和騎王駒</w:t>
-      </w:r>
-      <w:proofErr w:type="gramEnd"/>
-      <w:r>
-        <w:rPr>
-          <w:rFonts w:ascii="Barlow Condensed Medium" w:eastAsia="華康儷中黑" w:hAnsi="Barlow Condensed Medium" w:hint="eastAsia"/>
-          <w:w w:val="70"/>
-          <w:sz w:val="26"/>
-          <w:szCs w:val="26"/>
-        </w:rPr>
-        <w:t>遊行的尊榮，原以為是要給自己的。結果奉命一樣也不可缺少都給</w:t>
-      </w:r>
-      <w:proofErr w:type="gramStart"/>
-      <w:r>
-        <w:rPr>
-          <w:rFonts w:ascii="Barlow Condensed Medium" w:eastAsia="華康儷中黑" w:hAnsi="Barlow Condensed Medium" w:hint="eastAsia"/>
-          <w:w w:val="70"/>
-          <w:sz w:val="26"/>
-          <w:szCs w:val="26"/>
-        </w:rPr>
-        <w:t>了末底</w:t>
-      </w:r>
-      <w:proofErr w:type="gramEnd"/>
-      <w:r>
-        <w:rPr>
-          <w:rFonts w:ascii="Barlow Condensed Medium" w:eastAsia="華康儷中黑" w:hAnsi="Barlow Condensed Medium" w:hint="eastAsia"/>
-          <w:w w:val="70"/>
-          <w:sz w:val="26"/>
-          <w:szCs w:val="26"/>
-        </w:rPr>
-        <w:t>改。</w:t>
-      </w:r>
-      <w:r>
-        <w:rPr>
-          <w:rFonts w:ascii="Barlow Condensed Medium" w:eastAsia="華康細黑體" w:hAnsi="Barlow Condensed Medium" w:cs="微軟正黑體" w:hint="eastAsia"/>
-          <w:w w:val="70"/>
-          <w:sz w:val="26"/>
-          <w:szCs w:val="26"/>
-        </w:rPr>
-        <w:t>所以，這讓我們重新校正了一下問題的答案，到底是</w:t>
-      </w:r>
-      <w:proofErr w:type="gramStart"/>
-      <w:r>
-        <w:rPr>
-          <w:rFonts w:ascii="Barlow Condensed Medium" w:eastAsia="華康細黑體" w:hAnsi="Barlow Condensed Medium" w:cs="微軟正黑體" w:hint="eastAsia"/>
-          <w:w w:val="70"/>
-          <w:sz w:val="26"/>
-          <w:szCs w:val="26"/>
-        </w:rPr>
-        <w:t>以斯帖</w:t>
-      </w:r>
-      <w:proofErr w:type="gramEnd"/>
-      <w:r>
-        <w:rPr>
-          <w:rFonts w:ascii="Barlow Condensed Medium" w:eastAsia="華康細黑體" w:hAnsi="Barlow Condensed Medium" w:cs="微軟正黑體" w:hint="eastAsia"/>
-          <w:w w:val="70"/>
-          <w:sz w:val="26"/>
-          <w:szCs w:val="26"/>
-        </w:rPr>
-        <w:t>勇敢見王，用自己的生命來為族人求情，或是</w:t>
-      </w:r>
-      <w:proofErr w:type="gramStart"/>
-      <w:r>
-        <w:rPr>
-          <w:rFonts w:ascii="Barlow Condensed Medium" w:eastAsia="華康細黑體" w:hAnsi="Barlow Condensed Medium" w:cs="微軟正黑體" w:hint="eastAsia"/>
-          <w:w w:val="70"/>
-          <w:sz w:val="26"/>
-          <w:szCs w:val="26"/>
-        </w:rPr>
-        <w:t>因為末底改</w:t>
-      </w:r>
-      <w:proofErr w:type="gramEnd"/>
-      <w:r>
-        <w:rPr>
-          <w:rFonts w:ascii="Barlow Condensed Medium" w:eastAsia="華康細黑體" w:hAnsi="Barlow Condensed Medium" w:cs="微軟正黑體" w:hint="eastAsia"/>
-          <w:w w:val="70"/>
-          <w:sz w:val="26"/>
-          <w:szCs w:val="26"/>
-        </w:rPr>
-        <w:t>的忠義，讓王分辨出哈曼的作為只是為了提昇自己的權勢。然而，真正巧妙的安排是　神，讓他們二人都因為行了義，特別是為了他人和眾人的大義，就是公義，同時讓</w:t>
-      </w:r>
-      <w:proofErr w:type="gramStart"/>
-      <w:r>
-        <w:rPr>
-          <w:rFonts w:ascii="Barlow Condensed Medium" w:eastAsia="華康細黑體" w:hAnsi="Barlow Condensed Medium" w:cs="微軟正黑體" w:hint="eastAsia"/>
-          <w:w w:val="70"/>
-          <w:sz w:val="26"/>
-          <w:szCs w:val="26"/>
-        </w:rPr>
-        <w:t>波斯王看清楚</w:t>
-      </w:r>
-      <w:proofErr w:type="gramEnd"/>
-      <w:r>
-        <w:rPr>
-          <w:rFonts w:ascii="Barlow Condensed Medium" w:eastAsia="華康細黑體" w:hAnsi="Barlow Condensed Medium" w:cs="微軟正黑體" w:hint="eastAsia"/>
-          <w:w w:val="70"/>
-          <w:sz w:val="26"/>
-          <w:szCs w:val="26"/>
-        </w:rPr>
-        <w:t xml:space="preserve">一切，作出公義的判斷。他們兩人不但救了自己，也救了自己的族人。又在這之前，　</w:t>
-      </w:r>
-      <w:proofErr w:type="gramStart"/>
-      <w:r>
-        <w:rPr>
-          <w:rFonts w:ascii="Barlow Condensed Medium" w:eastAsia="華康細黑體" w:hAnsi="Barlow Condensed Medium" w:cs="微軟正黑體" w:hint="eastAsia"/>
-          <w:w w:val="70"/>
-          <w:sz w:val="26"/>
-          <w:szCs w:val="26"/>
-        </w:rPr>
-        <w:t>神先打</w:t>
-      </w:r>
-      <w:proofErr w:type="gramEnd"/>
-      <w:r>
-        <w:rPr>
-          <w:rFonts w:ascii="Barlow Condensed Medium" w:eastAsia="華康細黑體" w:hAnsi="Barlow Condensed Medium" w:cs="微軟正黑體" w:hint="eastAsia"/>
-          <w:w w:val="70"/>
-          <w:sz w:val="26"/>
-          <w:szCs w:val="26"/>
-        </w:rPr>
-        <w:t>臉了哈曼和為他出詭計的妻子與朋友。重點是王的吩咐「一樣都不可缺少」，就是除了裝扮之外，要派</w:t>
-      </w:r>
-      <w:proofErr w:type="gramStart"/>
-      <w:r>
-        <w:rPr>
-          <w:rFonts w:ascii="Barlow Condensed Medium" w:eastAsia="華康細黑體" w:hAnsi="Barlow Condensed Medium" w:cs="微軟正黑體" w:hint="eastAsia"/>
-          <w:w w:val="70"/>
-          <w:sz w:val="26"/>
-          <w:szCs w:val="26"/>
-        </w:rPr>
-        <w:t>一位極尊榮</w:t>
-      </w:r>
-      <w:proofErr w:type="gramEnd"/>
-      <w:r>
-        <w:rPr>
-          <w:rFonts w:ascii="Barlow Condensed Medium" w:eastAsia="華康細黑體" w:hAnsi="Barlow Condensed Medium" w:cs="微軟正黑體" w:hint="eastAsia"/>
-          <w:w w:val="70"/>
-          <w:sz w:val="26"/>
-          <w:szCs w:val="26"/>
-        </w:rPr>
-        <w:t>的大臣去辦此事，且他要在大街上向眾人宣告王</w:t>
-      </w:r>
-      <w:proofErr w:type="gramStart"/>
-      <w:r>
-        <w:rPr>
-          <w:rFonts w:ascii="Barlow Condensed Medium" w:eastAsia="華康細黑體" w:hAnsi="Barlow Condensed Medium" w:cs="微軟正黑體" w:hint="eastAsia"/>
-          <w:w w:val="70"/>
-          <w:sz w:val="26"/>
-          <w:szCs w:val="26"/>
-        </w:rPr>
-        <w:t>所要尊榮</w:t>
-      </w:r>
-      <w:proofErr w:type="gramEnd"/>
-      <w:r>
-        <w:rPr>
-          <w:rFonts w:ascii="Barlow Condensed Medium" w:eastAsia="華康細黑體" w:hAnsi="Barlow Condensed Medium" w:cs="微軟正黑體" w:hint="eastAsia"/>
-          <w:w w:val="70"/>
-          <w:sz w:val="26"/>
-          <w:szCs w:val="26"/>
-        </w:rPr>
-        <w:t>的</w:t>
-      </w:r>
-      <w:r>
-        <w:rPr>
-          <w:rFonts w:ascii="Barlow Condensed Medium" w:eastAsia="華康細黑體" w:hAnsi="Barlow Condensed Medium" w:cs="微軟正黑體" w:hint="eastAsia"/>
-          <w:w w:val="70"/>
-          <w:sz w:val="26"/>
-          <w:szCs w:val="26"/>
-        </w:rPr>
-        <w:t>人。結果，這</w:t>
-      </w:r>
-      <w:proofErr w:type="gramStart"/>
-      <w:r>
-        <w:rPr>
-          <w:rFonts w:ascii="Barlow Condensed Medium" w:eastAsia="華康細黑體" w:hAnsi="Barlow Condensed Medium" w:cs="微軟正黑體" w:hint="eastAsia"/>
-          <w:w w:val="70"/>
-          <w:sz w:val="26"/>
-          <w:szCs w:val="26"/>
-        </w:rPr>
-        <w:t>位極尊榮</w:t>
-      </w:r>
-      <w:proofErr w:type="gramEnd"/>
-      <w:r>
-        <w:rPr>
-          <w:rFonts w:ascii="Barlow Condensed Medium" w:eastAsia="華康細黑體" w:hAnsi="Barlow Condensed Medium" w:cs="微軟正黑體" w:hint="eastAsia"/>
-          <w:w w:val="70"/>
-          <w:sz w:val="26"/>
-          <w:szCs w:val="26"/>
-        </w:rPr>
-        <w:t>的大臣就是哈曼自己，而</w:t>
-      </w:r>
-      <w:proofErr w:type="gramStart"/>
-      <w:r>
-        <w:rPr>
-          <w:rFonts w:ascii="Barlow Condensed Medium" w:eastAsia="華康細黑體" w:hAnsi="Barlow Condensed Medium" w:cs="微軟正黑體" w:hint="eastAsia"/>
-          <w:w w:val="70"/>
-          <w:sz w:val="26"/>
-          <w:szCs w:val="26"/>
-        </w:rPr>
-        <w:t>所要尊榮</w:t>
-      </w:r>
-      <w:proofErr w:type="gramEnd"/>
-      <w:r>
-        <w:rPr>
-          <w:rFonts w:ascii="Barlow Condensed Medium" w:eastAsia="華康細黑體" w:hAnsi="Barlow Condensed Medium" w:cs="微軟正黑體" w:hint="eastAsia"/>
-          <w:w w:val="70"/>
-          <w:sz w:val="26"/>
-          <w:szCs w:val="26"/>
-        </w:rPr>
-        <w:t>的人竟是，他今天本來要上奏來吊死他</w:t>
-      </w:r>
-      <w:proofErr w:type="gramStart"/>
-      <w:r>
-        <w:rPr>
-          <w:rFonts w:ascii="Barlow Condensed Medium" w:eastAsia="華康細黑體" w:hAnsi="Barlow Condensed Medium" w:cs="微軟正黑體" w:hint="eastAsia"/>
-          <w:w w:val="70"/>
-          <w:sz w:val="26"/>
-          <w:szCs w:val="26"/>
-        </w:rPr>
-        <w:t>的末底改</w:t>
-      </w:r>
-      <w:proofErr w:type="gramEnd"/>
-      <w:r>
-        <w:rPr>
-          <w:rFonts w:ascii="Barlow Condensed Medium" w:eastAsia="華康細黑體" w:hAnsi="Barlow Condensed Medium" w:cs="微軟正黑體" w:hint="eastAsia"/>
-          <w:w w:val="70"/>
-          <w:sz w:val="26"/>
-          <w:szCs w:val="26"/>
-        </w:rPr>
-        <w:t>。</w:t>
+        <w:t>保羅用作　神的兒女，就是被認可的子嗣的權柄和自由，要勉勵加拉太人，持守原先他們所接受的福音。特別是不能再回到猶太律法主義之下，又成為律法的奴隸。因為律法只能使人知罪和審判人，卻不能救人，賜人生命。所以，一方面是要分辨清楚那些假教師，甚至假基督，藉著律法和形式主義，甚至異端學說，要奪取基督徒的自由，以獲得權力和利益。在今日，藉著基督之名所傳的假福音，有成功神學，有以假先知和聖靈能力之名行控制人心的，又有否定耶穌基督且宣稱有一位權能更高且再臨的基督的，也包括片面解釋和曲解聖經的。我們都必須以兒子的心，在聖靈和聖經的光照下，加以明辨。又另一方面是，不要落入律法主義的陷阱，用自己不成熟的信仰，控制我們肢體在基督裡的自由。要知道這作　神兒女的自由，是不受世界和魔鬼奴役的自由，是行更高的良善的自由，卻不是論斷、掌控或侵害他人自由的自由。</w:t>
       </w:r>
     </w:p>
     <w:p>
       <w:pPr>
         <w:kinsoku w:val="0"/>
         <w:snapToGrid w:val="0"/>
-        <w:spacing w:afterLines="50" w:after="165" w:line="300" w:lineRule="exact"/>
+        <w:spacing w:afterLines="50" w:after="165" w:line="290" w:lineRule="exact"/>
         <w:rPr>
           <w:rFonts w:ascii="Cambria" w:eastAsia="華康細黑體" w:hAnsi="Cambria" w:cs="Cambria"/>
-          <w:w w:val="70"/>
+          <w:w w:val="68"/>
           <w:sz w:val="26"/>
           <w:szCs w:val="26"/>
         </w:rPr>
@@ -28133,7 +26379,7 @@
       <w:r>
         <w:rPr>
           <w:rFonts w:ascii="Barlow Condensed Medium" w:eastAsia="華康儷中黑" w:hAnsi="Barlow Condensed Medium" w:cs="新細明體"/>
-          <w:w w:val="70"/>
+          <w:w w:val="68"/>
           <w:sz w:val="26"/>
           <w:szCs w:val="26"/>
         </w:rPr>
@@ -28142,27 +26388,16 @@
       <w:r>
         <w:rPr>
           <w:rFonts w:ascii="Barlow Condensed Medium" w:eastAsia="華康儷中黑" w:hAnsi="Barlow Condensed Medium" w:cs="新細明體" w:hint="eastAsia"/>
-          <w:w w:val="70"/>
+          <w:w w:val="68"/>
           <w:sz w:val="26"/>
           <w:szCs w:val="26"/>
         </w:rPr>
-        <w:t>以</w:t>
+        <w:t>德不配位</w:t>
       </w:r>
-      <w:proofErr w:type="gramStart"/>
       <w:r>
         <w:rPr>
-          <w:rFonts w:ascii="Barlow Condensed Medium" w:eastAsia="華康儷中黑" w:hAnsi="Barlow Condensed Medium" w:cs="新細明體" w:hint="eastAsia"/>
-          <w:w w:val="70"/>
-          <w:sz w:val="26"/>
-          <w:szCs w:val="26"/>
-        </w:rPr>
-        <w:t>義報義</w:t>
-      </w:r>
-      <w:proofErr w:type="gramEnd"/>
-      <w:r>
-        <w:rPr>
           <w:rFonts w:ascii="Barlow Condensed Medium" w:eastAsia="華康儷中黑" w:hAnsi="Barlow Condensed Medium" w:cs="新細明體"/>
-          <w:w w:val="70"/>
+          <w:w w:val="68"/>
           <w:sz w:val="26"/>
           <w:szCs w:val="26"/>
         </w:rPr>
@@ -28171,290 +26406,22 @@
       <w:r>
         <w:rPr>
           <w:rFonts w:ascii="Cambria" w:eastAsia="華康細黑體" w:hAnsi="Cambria" w:cs="Cambria" w:hint="eastAsia"/>
-          <w:w w:val="70"/>
+          <w:w w:val="68"/>
           <w:sz w:val="26"/>
           <w:szCs w:val="26"/>
         </w:rPr>
-        <w:t>何謂尊榮，就是以善報善，善就是義，將有價值的人、事、物的內涵彰顯出來。然而，凡有真、善、美的價值自己就會</w:t>
-      </w:r>
-      <w:proofErr w:type="gramStart"/>
-      <w:r>
-        <w:rPr>
-          <w:rFonts w:ascii="Cambria" w:eastAsia="華康細黑體" w:hAnsi="Cambria" w:cs="Cambria" w:hint="eastAsia"/>
-          <w:w w:val="70"/>
-          <w:sz w:val="26"/>
-          <w:szCs w:val="26"/>
-        </w:rPr>
-        <w:t>彰顯出尊榮</w:t>
-      </w:r>
-      <w:proofErr w:type="gramEnd"/>
-      <w:r>
-        <w:rPr>
-          <w:rFonts w:ascii="Cambria" w:eastAsia="華康細黑體" w:hAnsi="Cambria" w:cs="Cambria" w:hint="eastAsia"/>
-          <w:w w:val="70"/>
-          <w:sz w:val="26"/>
-          <w:szCs w:val="26"/>
-        </w:rPr>
-        <w:t>，也是尊榮真正的所在。人只能為這原有的尊榮表示肯定或是推崇而已。而當有人有因為我們所作的事，要</w:t>
-      </w:r>
-      <w:proofErr w:type="gramStart"/>
-      <w:r>
-        <w:rPr>
-          <w:rFonts w:ascii="Cambria" w:eastAsia="華康細黑體" w:hAnsi="Cambria" w:cs="Cambria" w:hint="eastAsia"/>
-          <w:w w:val="70"/>
-          <w:sz w:val="26"/>
-          <w:szCs w:val="26"/>
-        </w:rPr>
-        <w:t>感謝或尊榮</w:t>
-      </w:r>
-      <w:proofErr w:type="gramEnd"/>
-      <w:r>
-        <w:rPr>
-          <w:rFonts w:ascii="Cambria" w:eastAsia="華康細黑體" w:hAnsi="Cambria" w:cs="Cambria" w:hint="eastAsia"/>
-          <w:w w:val="70"/>
-          <w:sz w:val="26"/>
-          <w:szCs w:val="26"/>
-        </w:rPr>
-        <w:t>我們，「這是我應該做的」是一個有智慧的回答，</w:t>
-      </w:r>
-      <w:proofErr w:type="gramStart"/>
-      <w:r>
-        <w:rPr>
-          <w:rFonts w:ascii="Cambria" w:eastAsia="華康細黑體" w:hAnsi="Cambria" w:cs="Cambria" w:hint="eastAsia"/>
-          <w:w w:val="70"/>
-          <w:sz w:val="26"/>
-          <w:szCs w:val="26"/>
-        </w:rPr>
-        <w:t>就是讓尊榮</w:t>
-      </w:r>
-      <w:proofErr w:type="gramEnd"/>
-      <w:r>
-        <w:rPr>
-          <w:rFonts w:ascii="Cambria" w:eastAsia="華康細黑體" w:hAnsi="Cambria" w:cs="Cambria" w:hint="eastAsia"/>
-          <w:w w:val="70"/>
-          <w:sz w:val="26"/>
-          <w:szCs w:val="26"/>
-        </w:rPr>
-        <w:t>回到所作的那件事本身，而不是人。意思是所有人都會，也都應當這樣作。「這是我應該做的」翻譯成英文就有趣了。</w:t>
-      </w:r>
-      <w:r>
-        <w:rPr>
-          <w:rFonts w:ascii="Cambria" w:eastAsia="華康細黑體" w:hAnsi="Cambria" w:cs="Cambria" w:hint="eastAsia"/>
-          <w:w w:val="70"/>
-          <w:sz w:val="26"/>
-          <w:szCs w:val="26"/>
-        </w:rPr>
-        <w:t>I</w:t>
-      </w:r>
-      <w:r>
-        <w:rPr>
-          <w:rFonts w:ascii="Cambria" w:eastAsia="華康細黑體" w:hAnsi="Cambria" w:cs="Cambria"/>
-          <w:w w:val="70"/>
-          <w:sz w:val="26"/>
-          <w:szCs w:val="26"/>
-        </w:rPr>
-        <w:t xml:space="preserve">’m happy to do it. </w:t>
-      </w:r>
-      <w:r>
-        <w:rPr>
-          <w:rFonts w:ascii="Cambria" w:eastAsia="華康細黑體" w:hAnsi="Cambria" w:cs="Cambria" w:hint="eastAsia"/>
-          <w:w w:val="70"/>
-          <w:sz w:val="26"/>
-          <w:szCs w:val="26"/>
-        </w:rPr>
-        <w:t>或</w:t>
-      </w:r>
-      <w:r>
-        <w:rPr>
-          <w:rFonts w:ascii="Cambria" w:eastAsia="華康細黑體" w:hAnsi="Cambria" w:cs="Cambria" w:hint="eastAsia"/>
-          <w:w w:val="70"/>
-          <w:sz w:val="26"/>
-          <w:szCs w:val="26"/>
-        </w:rPr>
-        <w:t xml:space="preserve"> T</w:t>
-      </w:r>
-      <w:r>
-        <w:rPr>
-          <w:rFonts w:ascii="Cambria" w:eastAsia="華康細黑體" w:hAnsi="Cambria" w:cs="Cambria"/>
-          <w:w w:val="70"/>
-          <w:sz w:val="26"/>
-          <w:szCs w:val="26"/>
-        </w:rPr>
-        <w:t>hat</w:t>
-      </w:r>
-      <w:proofErr w:type="gramStart"/>
-      <w:r>
-        <w:rPr>
-          <w:rFonts w:ascii="Cambria" w:eastAsia="華康細黑體" w:hAnsi="Cambria" w:cs="Cambria"/>
-          <w:w w:val="70"/>
-          <w:sz w:val="26"/>
-          <w:szCs w:val="26"/>
-        </w:rPr>
-        <w:t>’</w:t>
-      </w:r>
-      <w:proofErr w:type="gramEnd"/>
-      <w:r>
-        <w:rPr>
-          <w:rFonts w:ascii="Cambria" w:eastAsia="華康細黑體" w:hAnsi="Cambria" w:cs="Cambria"/>
-          <w:w w:val="70"/>
-          <w:sz w:val="26"/>
-          <w:szCs w:val="26"/>
-        </w:rPr>
-        <w:t>s what I</w:t>
-      </w:r>
-      <w:proofErr w:type="gramStart"/>
-      <w:r>
-        <w:rPr>
-          <w:rFonts w:ascii="Cambria" w:eastAsia="華康細黑體" w:hAnsi="Cambria" w:cs="Cambria"/>
-          <w:w w:val="70"/>
-          <w:sz w:val="26"/>
-          <w:szCs w:val="26"/>
-        </w:rPr>
-        <w:t>’</w:t>
-      </w:r>
-      <w:proofErr w:type="gramEnd"/>
-      <w:r>
-        <w:rPr>
-          <w:rFonts w:ascii="Cambria" w:eastAsia="華康細黑體" w:hAnsi="Cambria" w:cs="Cambria"/>
-          <w:w w:val="70"/>
-          <w:sz w:val="26"/>
-          <w:szCs w:val="26"/>
-        </w:rPr>
-        <w:t xml:space="preserve">m here for. </w:t>
-      </w:r>
-      <w:r>
-        <w:rPr>
-          <w:rFonts w:ascii="Cambria" w:eastAsia="華康細黑體" w:hAnsi="Cambria" w:cs="Cambria" w:hint="eastAsia"/>
-          <w:w w:val="70"/>
-          <w:sz w:val="26"/>
-          <w:szCs w:val="26"/>
-        </w:rPr>
-        <w:t>或</w:t>
-      </w:r>
-      <w:r>
-        <w:rPr>
-          <w:rFonts w:ascii="Cambria" w:eastAsia="華康細黑體" w:hAnsi="Cambria" w:cs="Cambria" w:hint="eastAsia"/>
-          <w:w w:val="70"/>
-          <w:sz w:val="26"/>
-          <w:szCs w:val="26"/>
-        </w:rPr>
-        <w:t xml:space="preserve"> Glad I could help</w:t>
-      </w:r>
-      <w:r>
-        <w:rPr>
-          <w:rFonts w:ascii="Cambria" w:eastAsia="華康細黑體" w:hAnsi="Cambria" w:cs="Cambria"/>
-          <w:w w:val="70"/>
-          <w:sz w:val="26"/>
-          <w:szCs w:val="26"/>
-        </w:rPr>
-        <w:t xml:space="preserve">. </w:t>
-      </w:r>
-      <w:r>
-        <w:rPr>
-          <w:rFonts w:ascii="Cambria" w:eastAsia="華康細黑體" w:hAnsi="Cambria" w:cs="Cambria" w:hint="eastAsia"/>
-          <w:w w:val="70"/>
-          <w:sz w:val="26"/>
-          <w:szCs w:val="26"/>
-        </w:rPr>
-        <w:t>或是</w:t>
-      </w:r>
-      <w:r>
-        <w:rPr>
-          <w:rFonts w:ascii="Cambria" w:eastAsia="華康細黑體" w:hAnsi="Cambria" w:cs="Cambria" w:hint="eastAsia"/>
-          <w:w w:val="70"/>
-          <w:sz w:val="26"/>
-          <w:szCs w:val="26"/>
-        </w:rPr>
-        <w:t xml:space="preserve"> I</w:t>
-      </w:r>
-      <w:proofErr w:type="gramStart"/>
-      <w:r>
-        <w:rPr>
-          <w:rFonts w:ascii="Cambria" w:eastAsia="華康細黑體" w:hAnsi="Cambria" w:cs="Cambria"/>
-          <w:w w:val="70"/>
-          <w:sz w:val="26"/>
-          <w:szCs w:val="26"/>
-        </w:rPr>
-        <w:t>’</w:t>
-      </w:r>
-      <w:proofErr w:type="gramEnd"/>
-      <w:r>
-        <w:rPr>
-          <w:rFonts w:ascii="Cambria" w:eastAsia="華康細黑體" w:hAnsi="Cambria" w:cs="Cambria" w:hint="eastAsia"/>
-          <w:w w:val="70"/>
-          <w:sz w:val="26"/>
-          <w:szCs w:val="26"/>
-        </w:rPr>
-        <w:t>m just doing my job.</w:t>
-      </w:r>
-      <w:r>
-        <w:rPr>
-          <w:rFonts w:ascii="Cambria" w:eastAsia="華康細黑體" w:hAnsi="Cambria" w:cs="Cambria"/>
-          <w:w w:val="70"/>
-          <w:sz w:val="26"/>
-          <w:szCs w:val="26"/>
-        </w:rPr>
-        <w:t xml:space="preserve"> </w:t>
-      </w:r>
-      <w:r>
-        <w:rPr>
-          <w:rFonts w:ascii="Cambria" w:eastAsia="華康細黑體" w:hAnsi="Cambria" w:cs="Cambria" w:hint="eastAsia"/>
-          <w:w w:val="70"/>
-          <w:sz w:val="26"/>
-          <w:szCs w:val="26"/>
-        </w:rPr>
-        <w:t>簡單地說，</w:t>
-      </w:r>
-      <w:proofErr w:type="gramStart"/>
-      <w:r>
-        <w:rPr>
-          <w:rFonts w:ascii="Cambria" w:eastAsia="華康細黑體" w:hAnsi="Cambria" w:cs="Cambria" w:hint="eastAsia"/>
-          <w:w w:val="70"/>
-          <w:sz w:val="26"/>
-          <w:szCs w:val="26"/>
-        </w:rPr>
-        <w:t>做善的</w:t>
-      </w:r>
-      <w:proofErr w:type="gramEnd"/>
-      <w:r>
-        <w:rPr>
-          <w:rFonts w:ascii="Cambria" w:eastAsia="華康細黑體" w:hAnsi="Cambria" w:cs="Cambria" w:hint="eastAsia"/>
-          <w:w w:val="70"/>
-          <w:sz w:val="26"/>
-          <w:szCs w:val="26"/>
-        </w:rPr>
-        <w:t>事不是為了得到別人的讚美或感謝，而是我們喜歡美善的事發生，就樂意去行，都是因為美善本身。而至高的良善就是　神自己，敬畏　神的人就喜愛良善且熱心行善。　神也必用</w:t>
-      </w:r>
-      <w:proofErr w:type="gramStart"/>
-      <w:r>
-        <w:rPr>
-          <w:rFonts w:ascii="Cambria" w:eastAsia="華康細黑體" w:hAnsi="Cambria" w:cs="Cambria" w:hint="eastAsia"/>
-          <w:w w:val="70"/>
-          <w:sz w:val="26"/>
-          <w:szCs w:val="26"/>
-        </w:rPr>
-        <w:t>祂</w:t>
-      </w:r>
-      <w:proofErr w:type="gramEnd"/>
-      <w:r>
-        <w:rPr>
-          <w:rFonts w:ascii="Cambria" w:eastAsia="華康細黑體" w:hAnsi="Cambria" w:cs="Cambria" w:hint="eastAsia"/>
-          <w:w w:val="70"/>
-          <w:sz w:val="26"/>
-          <w:szCs w:val="26"/>
-        </w:rPr>
-        <w:t>的義回應義人。</w:t>
+        <w:t>最近民法的遺產繼承權修正，刪除「兄弟姊妹特留分」。就是原本是第三繼承順位的手足，沒有在遺囑中分到遺產，也不能再主張三分之一的特留分，回歸死者遺囑中心。把家業交給繼承人原本有一個重要的意義，就是把照顧家族的責任託負給繼承人。在過去，嗣子，特別是長子，除了繼承財產，還繼承了族長的身分。也就是說，繼承者除了必須有管理產業的能力，更重要的是道德判斷和品行作為，能帶領家族走向興旺。幾年前，長榮集團的張榮發身後留下大筆遺產，引起眾子爭產。而張榮發為何留遺書將產業全部交給小兒子張國煒，無非就是看見他的經營能力和有責任感吧！從他一手建立星宇航空多少也看的出來。西方的企業家，多半把產業留給優良的經營團隊，不然就是捐作公益。就算是留給他的貓，也要為牠聘請一位有能力的管家。所謂「德」，更寬廣的解釋就是能造福更多的人。反之，我們若把權力和責任交給錯誤的經營者，就像今日的多數黨水準低落的立法委員（慣老板才會扣薪水不是嗎？有違誠信），就應驗了，德不配位的下一句，「必有災殃」。</w:t>
       </w:r>
     </w:p>
     <w:p>
       <w:pPr>
         <w:kinsoku w:val="0"/>
         <w:snapToGrid w:val="0"/>
-        <w:spacing w:afterLines="50" w:after="165" w:line="300" w:lineRule="exact"/>
+        <w:spacing w:afterLines="50" w:after="165" w:line="290" w:lineRule="exact"/>
         <w:jc w:val="both"/>
         <w:rPr>
           <w:rFonts w:ascii="Barlow Condensed Medium" w:eastAsia="華康儷中黑" w:hAnsi="Barlow Condensed Medium"/>
-          <w:w w:val="70"/>
+          <w:w w:val="68"/>
           <w:sz w:val="26"/>
           <w:szCs w:val="26"/>
         </w:rPr>
@@ -28462,185 +26429,25 @@
       <w:r>
         <w:rPr>
           <w:rFonts w:ascii="Barlow Condensed Medium" w:eastAsia="華康儷中黑" w:hAnsi="Barlow Condensed Medium" w:hint="eastAsia"/>
-          <w:w w:val="70"/>
+          <w:w w:val="68"/>
           <w:sz w:val="26"/>
           <w:szCs w:val="26"/>
         </w:rPr>
-        <w:t xml:space="preserve">義人配得尊榮，且　</w:t>
+        <w:t>擁有世間的權力不代表擁有真理，也不代表真正的尊貴。但是若作為真理和至高良善的　神的兒女，就有權解釋真理和行一切的良善，且對等尊貴，就是自由。</w:t>
       </w:r>
-      <w:proofErr w:type="gramStart"/>
       <w:r>
         <w:rPr>
-          <w:rFonts w:ascii="Barlow Condensed Medium" w:eastAsia="華康儷中黑" w:hAnsi="Barlow Condensed Medium" w:hint="eastAsia"/>
-          <w:w w:val="70"/>
+          <w:rFonts w:ascii="Barlow Condensed Medium" w:eastAsia="華康細黑體" w:hAnsi="Barlow Condensed Medium" w:cs="微軟正黑體" w:hint="eastAsia"/>
+          <w:w w:val="68"/>
           <w:sz w:val="26"/>
           <w:szCs w:val="26"/>
         </w:rPr>
-        <w:t>神要親自</w:t>
-      </w:r>
-      <w:proofErr w:type="gramEnd"/>
-      <w:r>
-        <w:rPr>
-          <w:rFonts w:ascii="Barlow Condensed Medium" w:eastAsia="華康儷中黑" w:hAnsi="Barlow Condensed Medium" w:hint="eastAsia"/>
-          <w:w w:val="70"/>
-          <w:sz w:val="26"/>
-          <w:szCs w:val="26"/>
-        </w:rPr>
-        <w:t>加給，這是獨</w:t>
-      </w:r>
-      <w:proofErr w:type="gramStart"/>
-      <w:r>
-        <w:rPr>
-          <w:rFonts w:ascii="Barlow Condensed Medium" w:eastAsia="華康儷中黑" w:hAnsi="Barlow Condensed Medium" w:hint="eastAsia"/>
-          <w:w w:val="70"/>
-          <w:sz w:val="26"/>
-          <w:szCs w:val="26"/>
-        </w:rPr>
-        <w:t>一</w:t>
-      </w:r>
-      <w:proofErr w:type="gramEnd"/>
-      <w:r>
-        <w:rPr>
-          <w:rFonts w:ascii="Barlow Condensed Medium" w:eastAsia="華康儷中黑" w:hAnsi="Barlow Condensed Medium" w:hint="eastAsia"/>
-          <w:w w:val="70"/>
-          <w:sz w:val="26"/>
-          <w:szCs w:val="26"/>
-        </w:rPr>
-        <w:t>真神耶和華的信仰的核心。又世間的尊榮是空虛，</w:t>
-      </w:r>
-      <w:proofErr w:type="gramStart"/>
-      <w:r>
-        <w:rPr>
-          <w:rFonts w:ascii="Barlow Condensed Medium" w:eastAsia="華康儷中黑" w:hAnsi="Barlow Condensed Medium" w:hint="eastAsia"/>
-          <w:w w:val="70"/>
-          <w:sz w:val="26"/>
-          <w:szCs w:val="26"/>
-        </w:rPr>
-        <w:t>唯使生命</w:t>
-      </w:r>
-      <w:proofErr w:type="gramEnd"/>
-      <w:r>
-        <w:rPr>
-          <w:rFonts w:ascii="Barlow Condensed Medium" w:eastAsia="華康儷中黑" w:hAnsi="Barlow Condensed Medium" w:hint="eastAsia"/>
-          <w:w w:val="70"/>
-          <w:sz w:val="26"/>
-          <w:szCs w:val="26"/>
-        </w:rPr>
-        <w:t>復活和永生才是真正的尊榮，這就是基督福音的真諦。</w:t>
+        <w:t>無論如何，真正的基督信仰和大能，是超越世上的權力結構和諸多宗教和思想對人心的控制，使人的生命能得到真正的自由。就是能不受脅迫、迷惑，且有通達的智慧與　神至善的靈同在的判斷能力。更重要的是擇善而固執，堅持行良善，守護公義和真正的弱勢者的勇氣。而這樣的行為，才能與作為　神的兒女的名分相稱。特別是在台灣的中元節，美其名是普渡，實際下是恐懼，不得不為惡鬼、好兄弟擺上供品。然而作為　神的子嗣，因為心中有愛，就沒有懼怕。</w:t>
       </w:r>
       <w:r>
         <w:rPr>
           <w:rFonts w:ascii="Barlow Condensed Medium" w:eastAsia="華康細黑體" w:hAnsi="Barlow Condensed Medium" w:cs="微軟正黑體" w:hint="eastAsia"/>
-          <w:w w:val="70"/>
-          <w:sz w:val="26"/>
-          <w:szCs w:val="26"/>
-        </w:rPr>
-        <w:t xml:space="preserve">行公義的　</w:t>
-      </w:r>
-      <w:proofErr w:type="gramStart"/>
-      <w:r>
-        <w:rPr>
-          <w:rFonts w:ascii="Barlow Condensed Medium" w:eastAsia="華康細黑體" w:hAnsi="Barlow Condensed Medium" w:cs="微軟正黑體" w:hint="eastAsia"/>
-          <w:w w:val="70"/>
-          <w:sz w:val="26"/>
-          <w:szCs w:val="26"/>
-        </w:rPr>
-        <w:t>神配得</w:t>
-      </w:r>
-      <w:proofErr w:type="gramEnd"/>
-      <w:r>
-        <w:rPr>
-          <w:rFonts w:ascii="Barlow Condensed Medium" w:eastAsia="華康細黑體" w:hAnsi="Barlow Condensed Medium" w:cs="微軟正黑體" w:hint="eastAsia"/>
-          <w:w w:val="70"/>
-          <w:sz w:val="26"/>
-          <w:szCs w:val="26"/>
-        </w:rPr>
-        <w:t>尊榮，　神</w:t>
-      </w:r>
-      <w:proofErr w:type="gramStart"/>
-      <w:r>
-        <w:rPr>
-          <w:rFonts w:ascii="Barlow Condensed Medium" w:eastAsia="華康細黑體" w:hAnsi="Barlow Condensed Medium" w:cs="微軟正黑體" w:hint="eastAsia"/>
-          <w:w w:val="70"/>
-          <w:sz w:val="26"/>
-          <w:szCs w:val="26"/>
-        </w:rPr>
-        <w:t>也將尊榮</w:t>
-      </w:r>
-      <w:proofErr w:type="gramEnd"/>
-      <w:r>
-        <w:rPr>
-          <w:rFonts w:ascii="Barlow Condensed Medium" w:eastAsia="華康細黑體" w:hAnsi="Barlow Condensed Medium" w:cs="微軟正黑體" w:hint="eastAsia"/>
-          <w:w w:val="70"/>
-          <w:sz w:val="26"/>
-          <w:szCs w:val="26"/>
-        </w:rPr>
-        <w:t>加給行　神的公義的人。人</w:t>
-      </w:r>
-      <w:proofErr w:type="gramStart"/>
-      <w:r>
-        <w:rPr>
-          <w:rFonts w:ascii="Barlow Condensed Medium" w:eastAsia="華康細黑體" w:hAnsi="Barlow Condensed Medium" w:cs="微軟正黑體" w:hint="eastAsia"/>
-          <w:w w:val="70"/>
-          <w:sz w:val="26"/>
-          <w:szCs w:val="26"/>
-        </w:rPr>
-        <w:t>應該將尊榮歸</w:t>
-      </w:r>
-      <w:proofErr w:type="gramEnd"/>
-      <w:r>
-        <w:rPr>
-          <w:rFonts w:ascii="Barlow Condensed Medium" w:eastAsia="華康細黑體" w:hAnsi="Barlow Condensed Medium" w:cs="微軟正黑體" w:hint="eastAsia"/>
-          <w:w w:val="70"/>
-          <w:sz w:val="26"/>
-          <w:szCs w:val="26"/>
-        </w:rPr>
-        <w:t>給　神，但若是歸給人的卻問題多多。因為人彼此尊榮，卻沒有真正有尊榮的義行。這正是世間的權勢所追求的虛榮。唯有從　神</w:t>
-      </w:r>
-      <w:proofErr w:type="gramStart"/>
-      <w:r>
-        <w:rPr>
-          <w:rFonts w:ascii="Barlow Condensed Medium" w:eastAsia="華康細黑體" w:hAnsi="Barlow Condensed Medium" w:cs="微軟正黑體" w:hint="eastAsia"/>
-          <w:w w:val="70"/>
-          <w:sz w:val="26"/>
-          <w:szCs w:val="26"/>
-        </w:rPr>
-        <w:t>而來尊榮</w:t>
-      </w:r>
-      <w:proofErr w:type="gramEnd"/>
-      <w:r>
-        <w:rPr>
-          <w:rFonts w:ascii="Barlow Condensed Medium" w:eastAsia="華康細黑體" w:hAnsi="Barlow Condensed Medium" w:cs="微軟正黑體" w:hint="eastAsia"/>
-          <w:w w:val="70"/>
-          <w:sz w:val="26"/>
-          <w:szCs w:val="26"/>
-        </w:rPr>
-        <w:t xml:space="preserve">是值得渴慕的，不但出於　</w:t>
-      </w:r>
-      <w:proofErr w:type="gramStart"/>
-      <w:r>
-        <w:rPr>
-          <w:rFonts w:ascii="Barlow Condensed Medium" w:eastAsia="華康細黑體" w:hAnsi="Barlow Condensed Medium" w:cs="微軟正黑體" w:hint="eastAsia"/>
-          <w:w w:val="70"/>
-          <w:sz w:val="26"/>
-          <w:szCs w:val="26"/>
-        </w:rPr>
-        <w:t>神公義</w:t>
-      </w:r>
-      <w:proofErr w:type="gramEnd"/>
-      <w:r>
-        <w:rPr>
-          <w:rFonts w:ascii="Barlow Condensed Medium" w:eastAsia="華康細黑體" w:hAnsi="Barlow Condensed Medium" w:cs="微軟正黑體" w:hint="eastAsia"/>
-          <w:w w:val="70"/>
-          <w:sz w:val="26"/>
-          <w:szCs w:val="26"/>
-        </w:rPr>
-        <w:t>的判斷，更有相稱與生命本身的尊榮，且一樣都不可缺少。</w:t>
-      </w:r>
-      <w:r>
-        <w:rPr>
-          <w:rFonts w:ascii="Barlow Condensed Medium" w:eastAsia="華康細黑體" w:hAnsi="Barlow Condensed Medium" w:cs="微軟正黑體" w:hint="eastAsia"/>
-          <w:w w:val="70"/>
+          <w:w w:val="68"/>
           <w:sz w:val="26"/>
           <w:szCs w:val="26"/>
         </w:rPr>
@@ -28648,8 +26455,8 @@
       </w:r>
     </w:p>
     <w:sectPr>
-      <w:headerReference w:type="even" r:id="rId19"/>
-      <w:headerReference w:type="default" r:id="rId20"/>
+      <w:headerReference w:type="even" r:id="rId18"/>
+      <w:headerReference w:type="default" r:id="rId19"/>
       <w:type w:val="evenPage"/>
       <w:pgSz w:w="20639" w:h="14572" w:orient="landscape" w:code="12"/>
       <w:pgMar w:top="794" w:right="567" w:bottom="510" w:left="567" w:header="340" w:footer="454" w:gutter="0"/>
@@ -28667,7 +26474,7 @@
 </file>
 
 <file path=word/endnotes.xml><?xml version="1.0" encoding="utf-8"?>
-<w:endnotes xmlns:wpc="http://schemas.microsoft.com/office/word/2010/wordprocessingCanvas" xmlns:cx="http://schemas.microsoft.com/office/drawing/2014/chartex" xmlns:cx1="http://schemas.microsoft.com/office/drawing/2015/9/8/chartex" xmlns:cx2="http://schemas.microsoft.com/office/drawing/2015/10/21/chartex" xmlns:cx3="http://schemas.microsoft.com/office/drawing/2016/5/9/chartex" xmlns:cx4="http://schemas.microsoft.com/office/drawing/2016/5/10/chartex" xmlns:cx5="http://schemas.microsoft.com/office/drawing/2016/5/11/chartex" xmlns:cx6="http://schemas.microsoft.com/office/drawing/2016/5/12/chartex" xmlns:cx7="http://schemas.microsoft.com/office/drawing/2016/5/13/chartex" xmlns:cx8="http://schemas.microsoft.com/office/drawing/2016/5/14/chartex" xmlns:mc="http://schemas.openxmlformats.org/markup-compatibility/2006" xmlns:aink="http://schemas.microsoft.com/office/drawing/2016/ink" xmlns:am3d="http://schemas.microsoft.com/office/drawing/2017/model3d" xmlns:o="urn:schemas-microsoft-com:office:office" xmlns:oel="http://schemas.microsoft.com/office/2019/extlst" xmlns:r="http://schemas.openxmlformats.org/officeDocument/2006/relationships" xmlns:m="http://schemas.openxmlformats.org/officeDocument/2006/math" xmlns:v="urn:schemas-microsoft-com:vml" xmlns:wp14="http://schemas.microsoft.com/office/word/2010/wordprocessingDrawing" xmlns:wp="http://schemas.openxmlformats.org/drawingml/2006/wordprocessingDrawing" xmlns:w10="urn:schemas-microsoft-com:office:word" xmlns:w="http://schemas.openxmlformats.org/wordprocessingml/2006/main" xmlns:w14="http://schemas.microsoft.com/office/word/2010/wordml" xmlns:w15="http://schemas.microsoft.com/office/word/2012/wordml" xmlns:w16cex="http://schemas.microsoft.com/office/word/2018/wordml/cex" xmlns:w16cid="http://schemas.microsoft.com/office/word/2016/wordml/cid" xmlns:w16="http://schemas.microsoft.com/office/word/2018/wordml" xmlns:w16sdtdh="http://schemas.microsoft.com/office/word/2020/wordml/sdtdatahash" xmlns:w16se="http://schemas.microsoft.com/office/word/2015/wordml/symex" xmlns:wpg="http://schemas.microsoft.com/office/word/2010/wordprocessingGroup" xmlns:wpi="http://schemas.microsoft.com/office/word/2010/wordprocessingInk" xmlns:wne="http://schemas.microsoft.com/office/word/2006/wordml" xmlns:wps="http://schemas.microsoft.com/office/word/2010/wordprocessingShape" mc:Ignorable="w14 w15 w16se w16cid w16 w16cex w16sdtdh wp14">
+<w:endnotes xmlns:wpc="http://schemas.microsoft.com/office/word/2010/wordprocessingCanvas" xmlns:mc="http://schemas.openxmlformats.org/markup-compatibility/2006" xmlns:o="urn:schemas-microsoft-com:office:office" xmlns:r="http://schemas.openxmlformats.org/officeDocument/2006/relationships" xmlns:m="http://schemas.openxmlformats.org/officeDocument/2006/math" xmlns:v="urn:schemas-microsoft-com:vml" xmlns:wp14="http://schemas.microsoft.com/office/word/2010/wordprocessingDrawing" xmlns:wp="http://schemas.openxmlformats.org/drawingml/2006/wordprocessingDrawing" xmlns:w10="urn:schemas-microsoft-com:office:word" xmlns:w="http://schemas.openxmlformats.org/wordprocessingml/2006/main" xmlns:w14="http://schemas.microsoft.com/office/word/2010/wordml" xmlns:w15="http://schemas.microsoft.com/office/word/2012/wordml" xmlns:wpg="http://schemas.microsoft.com/office/word/2010/wordprocessingGroup" xmlns:wpi="http://schemas.microsoft.com/office/word/2010/wordprocessingInk" xmlns:wne="http://schemas.microsoft.com/office/word/2006/wordml" xmlns:wps="http://schemas.microsoft.com/office/word/2010/wordprocessingShape" mc:Ignorable="w14 w15 wp14">
   <w:endnote w:type="separator" w:id="-1">
     <w:p>
       <w:r>
@@ -28686,7 +26493,7 @@
 </file>
 
 <file path=word/footnotes.xml><?xml version="1.0" encoding="utf-8"?>
-<w:footnotes xmlns:wpc="http://schemas.microsoft.com/office/word/2010/wordprocessingCanvas" xmlns:cx="http://schemas.microsoft.com/office/drawing/2014/chartex" xmlns:cx1="http://schemas.microsoft.com/office/drawing/2015/9/8/chartex" xmlns:cx2="http://schemas.microsoft.com/office/drawing/2015/10/21/chartex" xmlns:cx3="http://schemas.microsoft.com/office/drawing/2016/5/9/chartex" xmlns:cx4="http://schemas.microsoft.com/office/drawing/2016/5/10/chartex" xmlns:cx5="http://schemas.microsoft.com/office/drawing/2016/5/11/chartex" xmlns:cx6="http://schemas.microsoft.com/office/drawing/2016/5/12/chartex" xmlns:cx7="http://schemas.microsoft.com/office/drawing/2016/5/13/chartex" xmlns:cx8="http://schemas.microsoft.com/office/drawing/2016/5/14/chartex" xmlns:mc="http://schemas.openxmlformats.org/markup-compatibility/2006" xmlns:aink="http://schemas.microsoft.com/office/drawing/2016/ink" xmlns:am3d="http://schemas.microsoft.com/office/drawing/2017/model3d" xmlns:o="urn:schemas-microsoft-com:office:office" xmlns:oel="http://schemas.microsoft.com/office/2019/extlst" xmlns:r="http://schemas.openxmlformats.org/officeDocument/2006/relationships" xmlns:m="http://schemas.openxmlformats.org/officeDocument/2006/math" xmlns:v="urn:schemas-microsoft-com:vml" xmlns:wp14="http://schemas.microsoft.com/office/word/2010/wordprocessingDrawing" xmlns:wp="http://schemas.openxmlformats.org/drawingml/2006/wordprocessingDrawing" xmlns:w10="urn:schemas-microsoft-com:office:word" xmlns:w="http://schemas.openxmlformats.org/wordprocessingml/2006/main" xmlns:w14="http://schemas.microsoft.com/office/word/2010/wordml" xmlns:w15="http://schemas.microsoft.com/office/word/2012/wordml" xmlns:w16cex="http://schemas.microsoft.com/office/word/2018/wordml/cex" xmlns:w16cid="http://schemas.microsoft.com/office/word/2016/wordml/cid" xmlns:w16="http://schemas.microsoft.com/office/word/2018/wordml" xmlns:w16sdtdh="http://schemas.microsoft.com/office/word/2020/wordml/sdtdatahash" xmlns:w16se="http://schemas.microsoft.com/office/word/2015/wordml/symex" xmlns:wpg="http://schemas.microsoft.com/office/word/2010/wordprocessingGroup" xmlns:wpi="http://schemas.microsoft.com/office/word/2010/wordprocessingInk" xmlns:wne="http://schemas.microsoft.com/office/word/2006/wordml" xmlns:wps="http://schemas.microsoft.com/office/word/2010/wordprocessingShape" mc:Ignorable="w14 w15 w16se w16cid w16 w16cex w16sdtdh wp14">
+<w:footnotes xmlns:wpc="http://schemas.microsoft.com/office/word/2010/wordprocessingCanvas" xmlns:mc="http://schemas.openxmlformats.org/markup-compatibility/2006" xmlns:o="urn:schemas-microsoft-com:office:office" xmlns:r="http://schemas.openxmlformats.org/officeDocument/2006/relationships" xmlns:m="http://schemas.openxmlformats.org/officeDocument/2006/math" xmlns:v="urn:schemas-microsoft-com:vml" xmlns:wp14="http://schemas.microsoft.com/office/word/2010/wordprocessingDrawing" xmlns:wp="http://schemas.openxmlformats.org/drawingml/2006/wordprocessingDrawing" xmlns:w10="urn:schemas-microsoft-com:office:word" xmlns:w="http://schemas.openxmlformats.org/wordprocessingml/2006/main" xmlns:w14="http://schemas.microsoft.com/office/word/2010/wordml" xmlns:w15="http://schemas.microsoft.com/office/word/2012/wordml" xmlns:wpg="http://schemas.microsoft.com/office/word/2010/wordprocessingGroup" xmlns:wpi="http://schemas.microsoft.com/office/word/2010/wordprocessingInk" xmlns:wne="http://schemas.microsoft.com/office/word/2006/wordml" xmlns:wps="http://schemas.microsoft.com/office/word/2010/wordprocessingShape" mc:Ignorable="w14 w15 wp14">
   <w:footnote w:type="separator" w:id="-1">
     <w:p>
       <w:r>
@@ -28705,7 +26512,7 @@
 </file>
 
 <file path=word/header1.xml><?xml version="1.0" encoding="utf-8"?>
-<w:hdr xmlns:wpc="http://schemas.microsoft.com/office/word/2010/wordprocessingCanvas" xmlns:cx="http://schemas.microsoft.com/office/drawing/2014/chartex" xmlns:cx1="http://schemas.microsoft.com/office/drawing/2015/9/8/chartex" xmlns:cx2="http://schemas.microsoft.com/office/drawing/2015/10/21/chartex" xmlns:cx3="http://schemas.microsoft.com/office/drawing/2016/5/9/chartex" xmlns:cx4="http://schemas.microsoft.com/office/drawing/2016/5/10/chartex" xmlns:cx5="http://schemas.microsoft.com/office/drawing/2016/5/11/chartex" xmlns:cx6="http://schemas.microsoft.com/office/drawing/2016/5/12/chartex" xmlns:cx7="http://schemas.microsoft.com/office/drawing/2016/5/13/chartex" xmlns:cx8="http://schemas.microsoft.com/office/drawing/2016/5/14/chartex" xmlns:mc="http://schemas.openxmlformats.org/markup-compatibility/2006" xmlns:aink="http://schemas.microsoft.com/office/drawing/2016/ink" xmlns:am3d="http://schemas.microsoft.com/office/drawing/2017/model3d" xmlns:o="urn:schemas-microsoft-com:office:office" xmlns:oel="http://schemas.microsoft.com/office/2019/extlst" xmlns:r="http://schemas.openxmlformats.org/officeDocument/2006/relationships" xmlns:m="http://schemas.openxmlformats.org/officeDocument/2006/math" xmlns:v="urn:schemas-microsoft-com:vml" xmlns:wp14="http://schemas.microsoft.com/office/word/2010/wordprocessingDrawing" xmlns:wp="http://schemas.openxmlformats.org/drawingml/2006/wordprocessingDrawing" xmlns:w10="urn:schemas-microsoft-com:office:word" xmlns:w="http://schemas.openxmlformats.org/wordprocessingml/2006/main" xmlns:w14="http://schemas.microsoft.com/office/word/2010/wordml" xmlns:w15="http://schemas.microsoft.com/office/word/2012/wordml" xmlns:w16cex="http://schemas.microsoft.com/office/word/2018/wordml/cex" xmlns:w16cid="http://schemas.microsoft.com/office/word/2016/wordml/cid" xmlns:w16="http://schemas.microsoft.com/office/word/2018/wordml" xmlns:w16sdtdh="http://schemas.microsoft.com/office/word/2020/wordml/sdtdatahash" xmlns:w16se="http://schemas.microsoft.com/office/word/2015/wordml/symex" xmlns:wpg="http://schemas.microsoft.com/office/word/2010/wordprocessingGroup" xmlns:wpi="http://schemas.microsoft.com/office/word/2010/wordprocessingInk" xmlns:wne="http://schemas.microsoft.com/office/word/2006/wordml" xmlns:wps="http://schemas.microsoft.com/office/word/2010/wordprocessingShape" mc:Ignorable="w14 w15 w16se w16cid w16 w16cex w16sdtdh wp14">
+<w:hdr xmlns:wpc="http://schemas.microsoft.com/office/word/2010/wordprocessingCanvas" xmlns:mc="http://schemas.openxmlformats.org/markup-compatibility/2006" xmlns:o="urn:schemas-microsoft-com:office:office" xmlns:r="http://schemas.openxmlformats.org/officeDocument/2006/relationships" xmlns:m="http://schemas.openxmlformats.org/officeDocument/2006/math" xmlns:v="urn:schemas-microsoft-com:vml" xmlns:wp14="http://schemas.microsoft.com/office/word/2010/wordprocessingDrawing" xmlns:wp="http://schemas.openxmlformats.org/drawingml/2006/wordprocessingDrawing" xmlns:w10="urn:schemas-microsoft-com:office:word" xmlns:w="http://schemas.openxmlformats.org/wordprocessingml/2006/main" xmlns:w14="http://schemas.microsoft.com/office/word/2010/wordml" xmlns:w15="http://schemas.microsoft.com/office/word/2012/wordml" xmlns:wpg="http://schemas.microsoft.com/office/word/2010/wordprocessingGroup" xmlns:wpi="http://schemas.microsoft.com/office/word/2010/wordprocessingInk" xmlns:wne="http://schemas.microsoft.com/office/word/2006/wordml" xmlns:wps="http://schemas.microsoft.com/office/word/2010/wordprocessingShape" mc:Ignorable="w14 w15 wp14">
   <w:p>
     <w:pPr>
       <w:pStyle w:val="a4"/>
@@ -28777,7 +26584,7 @@
         <w:b/>
         <w:noProof/>
       </w:rPr>
-      <w:t>2632</w:t>
+      <w:t>2633</w:t>
     </w:r>
     <w:r>
       <w:rPr>
@@ -28914,7 +26721,7 @@
         <w:b/>
         <w:noProof/>
       </w:rPr>
-      <w:t>09</w:t>
+      <w:t>16</w:t>
     </w:r>
     <w:r>
       <w:rPr>
@@ -28986,7 +26793,7 @@
         <w:b/>
         <w:noProof/>
       </w:rPr>
-      <w:t>2632</w:t>
+      <w:t>2633</w:t>
     </w:r>
     <w:r>
       <w:rPr>
@@ -29123,7 +26930,7 @@
         <w:b/>
         <w:noProof/>
       </w:rPr>
-      <w:t>09</w:t>
+      <w:t>16</w:t>
     </w:r>
     <w:r>
       <w:rPr>
@@ -29163,7 +26970,7 @@
 </file>
 
 <file path=word/header2.xml><?xml version="1.0" encoding="utf-8"?>
-<w:hdr xmlns:wpc="http://schemas.microsoft.com/office/word/2010/wordprocessingCanvas" xmlns:cx="http://schemas.microsoft.com/office/drawing/2014/chartex" xmlns:cx1="http://schemas.microsoft.com/office/drawing/2015/9/8/chartex" xmlns:cx2="http://schemas.microsoft.com/office/drawing/2015/10/21/chartex" xmlns:cx3="http://schemas.microsoft.com/office/drawing/2016/5/9/chartex" xmlns:cx4="http://schemas.microsoft.com/office/drawing/2016/5/10/chartex" xmlns:cx5="http://schemas.microsoft.com/office/drawing/2016/5/11/chartex" xmlns:cx6="http://schemas.microsoft.com/office/drawing/2016/5/12/chartex" xmlns:cx7="http://schemas.microsoft.com/office/drawing/2016/5/13/chartex" xmlns:cx8="http://schemas.microsoft.com/office/drawing/2016/5/14/chartex" xmlns:mc="http://schemas.openxmlformats.org/markup-compatibility/2006" xmlns:aink="http://schemas.microsoft.com/office/drawing/2016/ink" xmlns:am3d="http://schemas.microsoft.com/office/drawing/2017/model3d" xmlns:o="urn:schemas-microsoft-com:office:office" xmlns:oel="http://schemas.microsoft.com/office/2019/extlst" xmlns:r="http://schemas.openxmlformats.org/officeDocument/2006/relationships" xmlns:m="http://schemas.openxmlformats.org/officeDocument/2006/math" xmlns:v="urn:schemas-microsoft-com:vml" xmlns:wp14="http://schemas.microsoft.com/office/word/2010/wordprocessingDrawing" xmlns:wp="http://schemas.openxmlformats.org/drawingml/2006/wordprocessingDrawing" xmlns:w10="urn:schemas-microsoft-com:office:word" xmlns:w="http://schemas.openxmlformats.org/wordprocessingml/2006/main" xmlns:w14="http://schemas.microsoft.com/office/word/2010/wordml" xmlns:w15="http://schemas.microsoft.com/office/word/2012/wordml" xmlns:w16cex="http://schemas.microsoft.com/office/word/2018/wordml/cex" xmlns:w16cid="http://schemas.microsoft.com/office/word/2016/wordml/cid" xmlns:w16="http://schemas.microsoft.com/office/word/2018/wordml" xmlns:w16sdtdh="http://schemas.microsoft.com/office/word/2020/wordml/sdtdatahash" xmlns:w16se="http://schemas.microsoft.com/office/word/2015/wordml/symex" xmlns:wpg="http://schemas.microsoft.com/office/word/2010/wordprocessingGroup" xmlns:wpi="http://schemas.microsoft.com/office/word/2010/wordprocessingInk" xmlns:wne="http://schemas.microsoft.com/office/word/2006/wordml" xmlns:wps="http://schemas.microsoft.com/office/word/2010/wordprocessingShape" mc:Ignorable="w14 w15 w16se w16cid w16 w16cex w16sdtdh wp14">
+<w:hdr xmlns:wpc="http://schemas.microsoft.com/office/word/2010/wordprocessingCanvas" xmlns:mc="http://schemas.openxmlformats.org/markup-compatibility/2006" xmlns:o="urn:schemas-microsoft-com:office:office" xmlns:r="http://schemas.openxmlformats.org/officeDocument/2006/relationships" xmlns:m="http://schemas.openxmlformats.org/officeDocument/2006/math" xmlns:v="urn:schemas-microsoft-com:vml" xmlns:wp14="http://schemas.microsoft.com/office/word/2010/wordprocessingDrawing" xmlns:wp="http://schemas.openxmlformats.org/drawingml/2006/wordprocessingDrawing" xmlns:w10="urn:schemas-microsoft-com:office:word" xmlns:w="http://schemas.openxmlformats.org/wordprocessingml/2006/main" xmlns:w14="http://schemas.microsoft.com/office/word/2010/wordml" xmlns:w15="http://schemas.microsoft.com/office/word/2012/wordml" xmlns:wpg="http://schemas.microsoft.com/office/word/2010/wordprocessingGroup" xmlns:wpi="http://schemas.microsoft.com/office/word/2010/wordprocessingInk" xmlns:wne="http://schemas.microsoft.com/office/word/2006/wordml" xmlns:wps="http://schemas.microsoft.com/office/word/2010/wordprocessingShape" mc:Ignorable="w14 w15 wp14">
   <w:p>
     <w:pPr>
       <w:pStyle w:val="a4"/>
@@ -29621,7 +27428,7 @@
 </file>
 
 <file path=word/header3.xml><?xml version="1.0" encoding="utf-8"?>
-<w:hdr xmlns:wpc="http://schemas.microsoft.com/office/word/2010/wordprocessingCanvas" xmlns:cx="http://schemas.microsoft.com/office/drawing/2014/chartex" xmlns:cx1="http://schemas.microsoft.com/office/drawing/2015/9/8/chartex" xmlns:cx2="http://schemas.microsoft.com/office/drawing/2015/10/21/chartex" xmlns:cx3="http://schemas.microsoft.com/office/drawing/2016/5/9/chartex" xmlns:cx4="http://schemas.microsoft.com/office/drawing/2016/5/10/chartex" xmlns:cx5="http://schemas.microsoft.com/office/drawing/2016/5/11/chartex" xmlns:cx6="http://schemas.microsoft.com/office/drawing/2016/5/12/chartex" xmlns:cx7="http://schemas.microsoft.com/office/drawing/2016/5/13/chartex" xmlns:cx8="http://schemas.microsoft.com/office/drawing/2016/5/14/chartex" xmlns:mc="http://schemas.openxmlformats.org/markup-compatibility/2006" xmlns:aink="http://schemas.microsoft.com/office/drawing/2016/ink" xmlns:am3d="http://schemas.microsoft.com/office/drawing/2017/model3d" xmlns:o="urn:schemas-microsoft-com:office:office" xmlns:oel="http://schemas.microsoft.com/office/2019/extlst" xmlns:r="http://schemas.openxmlformats.org/officeDocument/2006/relationships" xmlns:m="http://schemas.openxmlformats.org/officeDocument/2006/math" xmlns:v="urn:schemas-microsoft-com:vml" xmlns:wp14="http://schemas.microsoft.com/office/word/2010/wordprocessingDrawing" xmlns:wp="http://schemas.openxmlformats.org/drawingml/2006/wordprocessingDrawing" xmlns:w10="urn:schemas-microsoft-com:office:word" xmlns:w="http://schemas.openxmlformats.org/wordprocessingml/2006/main" xmlns:w14="http://schemas.microsoft.com/office/word/2010/wordml" xmlns:w15="http://schemas.microsoft.com/office/word/2012/wordml" xmlns:w16cex="http://schemas.microsoft.com/office/word/2018/wordml/cex" xmlns:w16cid="http://schemas.microsoft.com/office/word/2016/wordml/cid" xmlns:w16="http://schemas.microsoft.com/office/word/2018/wordml" xmlns:w16sdtdh="http://schemas.microsoft.com/office/word/2020/wordml/sdtdatahash" xmlns:w16se="http://schemas.microsoft.com/office/word/2015/wordml/symex" xmlns:wpg="http://schemas.microsoft.com/office/word/2010/wordprocessingGroup" xmlns:wpi="http://schemas.microsoft.com/office/word/2010/wordprocessingInk" xmlns:wne="http://schemas.microsoft.com/office/word/2006/wordml" xmlns:wps="http://schemas.microsoft.com/office/word/2010/wordprocessingShape" mc:Ignorable="w14 w15 w16se w16cid w16 w16cex w16sdtdh wp14">
+<w:hdr xmlns:wpc="http://schemas.microsoft.com/office/word/2010/wordprocessingCanvas" xmlns:mc="http://schemas.openxmlformats.org/markup-compatibility/2006" xmlns:o="urn:schemas-microsoft-com:office:office" xmlns:r="http://schemas.openxmlformats.org/officeDocument/2006/relationships" xmlns:m="http://schemas.openxmlformats.org/officeDocument/2006/math" xmlns:v="urn:schemas-microsoft-com:vml" xmlns:wp14="http://schemas.microsoft.com/office/word/2010/wordprocessingDrawing" xmlns:wp="http://schemas.openxmlformats.org/drawingml/2006/wordprocessingDrawing" xmlns:w10="urn:schemas-microsoft-com:office:word" xmlns:w="http://schemas.openxmlformats.org/wordprocessingml/2006/main" xmlns:w14="http://schemas.microsoft.com/office/word/2010/wordml" xmlns:w15="http://schemas.microsoft.com/office/word/2012/wordml" xmlns:wpg="http://schemas.microsoft.com/office/word/2010/wordprocessingGroup" xmlns:wpi="http://schemas.microsoft.com/office/word/2010/wordprocessingInk" xmlns:wne="http://schemas.microsoft.com/office/word/2006/wordml" xmlns:wps="http://schemas.microsoft.com/office/word/2010/wordprocessingShape" mc:Ignorable="w14 w15 wp14">
   <w:p>
     <w:pPr>
       <w:pStyle w:val="a4"/>
@@ -30079,7 +27886,7 @@
 </file>
 
 <file path=word/header4.xml><?xml version="1.0" encoding="utf-8"?>
-<w:hdr xmlns:wpc="http://schemas.microsoft.com/office/word/2010/wordprocessingCanvas" xmlns:cx="http://schemas.microsoft.com/office/drawing/2014/chartex" xmlns:cx1="http://schemas.microsoft.com/office/drawing/2015/9/8/chartex" xmlns:cx2="http://schemas.microsoft.com/office/drawing/2015/10/21/chartex" xmlns:cx3="http://schemas.microsoft.com/office/drawing/2016/5/9/chartex" xmlns:cx4="http://schemas.microsoft.com/office/drawing/2016/5/10/chartex" xmlns:cx5="http://schemas.microsoft.com/office/drawing/2016/5/11/chartex" xmlns:cx6="http://schemas.microsoft.com/office/drawing/2016/5/12/chartex" xmlns:cx7="http://schemas.microsoft.com/office/drawing/2016/5/13/chartex" xmlns:cx8="http://schemas.microsoft.com/office/drawing/2016/5/14/chartex" xmlns:mc="http://schemas.openxmlformats.org/markup-compatibility/2006" xmlns:aink="http://schemas.microsoft.com/office/drawing/2016/ink" xmlns:am3d="http://schemas.microsoft.com/office/drawing/2017/model3d" xmlns:o="urn:schemas-microsoft-com:office:office" xmlns:oel="http://schemas.microsoft.com/office/2019/extlst" xmlns:r="http://schemas.openxmlformats.org/officeDocument/2006/relationships" xmlns:m="http://schemas.openxmlformats.org/officeDocument/2006/math" xmlns:v="urn:schemas-microsoft-com:vml" xmlns:wp14="http://schemas.microsoft.com/office/word/2010/wordprocessingDrawing" xmlns:wp="http://schemas.openxmlformats.org/drawingml/2006/wordprocessingDrawing" xmlns:w10="urn:schemas-microsoft-com:office:word" xmlns:w="http://schemas.openxmlformats.org/wordprocessingml/2006/main" xmlns:w14="http://schemas.microsoft.com/office/word/2010/wordml" xmlns:w15="http://schemas.microsoft.com/office/word/2012/wordml" xmlns:w16cex="http://schemas.microsoft.com/office/word/2018/wordml/cex" xmlns:w16cid="http://schemas.microsoft.com/office/word/2016/wordml/cid" xmlns:w16="http://schemas.microsoft.com/office/word/2018/wordml" xmlns:w16sdtdh="http://schemas.microsoft.com/office/word/2020/wordml/sdtdatahash" xmlns:w16se="http://schemas.microsoft.com/office/word/2015/wordml/symex" xmlns:wpg="http://schemas.microsoft.com/office/word/2010/wordprocessingGroup" xmlns:wpi="http://schemas.microsoft.com/office/word/2010/wordprocessingInk" xmlns:wne="http://schemas.microsoft.com/office/word/2006/wordml" xmlns:wps="http://schemas.microsoft.com/office/word/2010/wordprocessingShape" mc:Ignorable="w14 w15 w16se w16cid w16 w16cex w16sdtdh wp14">
+<w:hdr xmlns:wpc="http://schemas.microsoft.com/office/word/2010/wordprocessingCanvas" xmlns:mc="http://schemas.openxmlformats.org/markup-compatibility/2006" xmlns:o="urn:schemas-microsoft-com:office:office" xmlns:r="http://schemas.openxmlformats.org/officeDocument/2006/relationships" xmlns:m="http://schemas.openxmlformats.org/officeDocument/2006/math" xmlns:v="urn:schemas-microsoft-com:vml" xmlns:wp14="http://schemas.microsoft.com/office/word/2010/wordprocessingDrawing" xmlns:wp="http://schemas.openxmlformats.org/drawingml/2006/wordprocessingDrawing" xmlns:w10="urn:schemas-microsoft-com:office:word" xmlns:w="http://schemas.openxmlformats.org/wordprocessingml/2006/main" xmlns:w14="http://schemas.microsoft.com/office/word/2010/wordml" xmlns:w15="http://schemas.microsoft.com/office/word/2012/wordml" xmlns:wpg="http://schemas.microsoft.com/office/word/2010/wordprocessingGroup" xmlns:wpi="http://schemas.microsoft.com/office/word/2010/wordprocessingInk" xmlns:wne="http://schemas.microsoft.com/office/word/2006/wordml" xmlns:wps="http://schemas.microsoft.com/office/word/2010/wordprocessingShape" mc:Ignorable="w14 w15 wp14">
   <w:p>
     <w:pPr>
       <w:pStyle w:val="a4"/>
@@ -30151,7 +27958,7 @@
         <w:b/>
         <w:noProof/>
       </w:rPr>
-      <w:t>2632</w:t>
+      <w:t>2633</w:t>
     </w:r>
     <w:r>
       <w:rPr>
@@ -30288,7 +28095,7 @@
         <w:b/>
         <w:noProof/>
       </w:rPr>
-      <w:t>09</w:t>
+      <w:t>16</w:t>
     </w:r>
     <w:r>
       <w:rPr>
@@ -30360,7 +28167,7 @@
         <w:b/>
         <w:noProof/>
       </w:rPr>
-      <w:t>2632</w:t>
+      <w:t>2633</w:t>
     </w:r>
     <w:r>
       <w:rPr>
@@ -30497,7 +28304,7 @@
         <w:b/>
         <w:noProof/>
       </w:rPr>
-      <w:t>09</w:t>
+      <w:t>16</w:t>
     </w:r>
     <w:r>
       <w:rPr>
@@ -30537,7 +28344,7 @@
 </file>
 
 <file path=word/numbering.xml><?xml version="1.0" encoding="utf-8"?>
-<w:numbering xmlns:wpc="http://schemas.microsoft.com/office/word/2010/wordprocessingCanvas" xmlns:cx="http://schemas.microsoft.com/office/drawing/2014/chartex" xmlns:cx1="http://schemas.microsoft.com/office/drawing/2015/9/8/chartex" xmlns:cx2="http://schemas.microsoft.com/office/drawing/2015/10/21/chartex" xmlns:cx3="http://schemas.microsoft.com/office/drawing/2016/5/9/chartex" xmlns:cx4="http://schemas.microsoft.com/office/drawing/2016/5/10/chartex" xmlns:cx5="http://schemas.microsoft.com/office/drawing/2016/5/11/chartex" xmlns:cx6="http://schemas.microsoft.com/office/drawing/2016/5/12/chartex" xmlns:cx7="http://schemas.microsoft.com/office/drawing/2016/5/13/chartex" xmlns:cx8="http://schemas.microsoft.com/office/drawing/2016/5/14/chartex" xmlns:mc="http://schemas.openxmlformats.org/markup-compatibility/2006" xmlns:aink="http://schemas.microsoft.com/office/drawing/2016/ink" xmlns:am3d="http://schemas.microsoft.com/office/drawing/2017/model3d" xmlns:o="urn:schemas-microsoft-com:office:office" xmlns:oel="http://schemas.microsoft.com/office/2019/extlst" xmlns:r="http://schemas.openxmlformats.org/officeDocument/2006/relationships" xmlns:m="http://schemas.openxmlformats.org/officeDocument/2006/math" xmlns:v="urn:schemas-microsoft-com:vml" xmlns:wp14="http://schemas.microsoft.com/office/word/2010/wordprocessingDrawing" xmlns:wp="http://schemas.openxmlformats.org/drawingml/2006/wordprocessingDrawing" xmlns:w10="urn:schemas-microsoft-com:office:word" xmlns:w="http://schemas.openxmlformats.org/wordprocessingml/2006/main" xmlns:w14="http://schemas.microsoft.com/office/word/2010/wordml" xmlns:w15="http://schemas.microsoft.com/office/word/2012/wordml" xmlns:w16cex="http://schemas.microsoft.com/office/word/2018/wordml/cex" xmlns:w16cid="http://schemas.microsoft.com/office/word/2016/wordml/cid" xmlns:w16="http://schemas.microsoft.com/office/word/2018/wordml" xmlns:w16sdtdh="http://schemas.microsoft.com/office/word/2020/wordml/sdtdatahash" xmlns:w16se="http://schemas.microsoft.com/office/word/2015/wordml/symex" xmlns:wpg="http://schemas.microsoft.com/office/word/2010/wordprocessingGroup" xmlns:wpi="http://schemas.microsoft.com/office/word/2010/wordprocessingInk" xmlns:wne="http://schemas.microsoft.com/office/word/2006/wordml" xmlns:wps="http://schemas.microsoft.com/office/word/2010/wordprocessingShape" mc:Ignorable="w14 w15 w16se w16cid w16 w16cex w16sdtdh wp14">
+<w:numbering xmlns:wpc="http://schemas.microsoft.com/office/word/2010/wordprocessingCanvas" xmlns:mc="http://schemas.openxmlformats.org/markup-compatibility/2006" xmlns:o="urn:schemas-microsoft-com:office:office" xmlns:r="http://schemas.openxmlformats.org/officeDocument/2006/relationships" xmlns:m="http://schemas.openxmlformats.org/officeDocument/2006/math" xmlns:v="urn:schemas-microsoft-com:vml" xmlns:wp14="http://schemas.microsoft.com/office/word/2010/wordprocessingDrawing" xmlns:wp="http://schemas.openxmlformats.org/drawingml/2006/wordprocessingDrawing" xmlns:w10="urn:schemas-microsoft-com:office:word" xmlns:w="http://schemas.openxmlformats.org/wordprocessingml/2006/main" xmlns:w14="http://schemas.microsoft.com/office/word/2010/wordml" xmlns:w15="http://schemas.microsoft.com/office/word/2012/wordml" xmlns:wpg="http://schemas.microsoft.com/office/word/2010/wordprocessingGroup" xmlns:wpi="http://schemas.microsoft.com/office/word/2010/wordprocessingInk" xmlns:wne="http://schemas.microsoft.com/office/word/2006/wordml" xmlns:wps="http://schemas.microsoft.com/office/word/2010/wordprocessingShape" mc:Ignorable="w14 w15 wp14">
   <w:abstractNum w:abstractNumId="0" w15:restartNumberingAfterBreak="0">
     <w:nsid w:val="0397573A"/>
     <w:multiLevelType w:val="hybridMultilevel"/>
@@ -32229,68 +30036,68 @@
       </w:pPr>
     </w:lvl>
   </w:abstractNum>
-  <w:num w:numId="1" w16cid:durableId="103312214">
+  <w:num w:numId="1">
     <w:abstractNumId w:val="18"/>
   </w:num>
-  <w:num w:numId="2" w16cid:durableId="803082715">
+  <w:num w:numId="2">
     <w:abstractNumId w:val="5"/>
   </w:num>
-  <w:num w:numId="3" w16cid:durableId="1713840460">
+  <w:num w:numId="3">
     <w:abstractNumId w:val="9"/>
   </w:num>
-  <w:num w:numId="4" w16cid:durableId="728311045">
+  <w:num w:numId="4">
     <w:abstractNumId w:val="3"/>
   </w:num>
-  <w:num w:numId="5" w16cid:durableId="675571875">
+  <w:num w:numId="5">
     <w:abstractNumId w:val="10"/>
   </w:num>
-  <w:num w:numId="6" w16cid:durableId="531109175">
+  <w:num w:numId="6">
     <w:abstractNumId w:val="17"/>
   </w:num>
-  <w:num w:numId="7" w16cid:durableId="211385291">
+  <w:num w:numId="7">
     <w:abstractNumId w:val="16"/>
   </w:num>
-  <w:num w:numId="8" w16cid:durableId="607589401">
+  <w:num w:numId="8">
     <w:abstractNumId w:val="8"/>
   </w:num>
-  <w:num w:numId="9" w16cid:durableId="1473937170">
+  <w:num w:numId="9">
     <w:abstractNumId w:val="14"/>
   </w:num>
-  <w:num w:numId="10" w16cid:durableId="1425498384">
+  <w:num w:numId="10">
     <w:abstractNumId w:val="4"/>
   </w:num>
-  <w:num w:numId="11" w16cid:durableId="1279990388">
+  <w:num w:numId="11">
     <w:abstractNumId w:val="11"/>
   </w:num>
-  <w:num w:numId="12" w16cid:durableId="295063273">
+  <w:num w:numId="12">
     <w:abstractNumId w:val="2"/>
   </w:num>
-  <w:num w:numId="13" w16cid:durableId="601884931">
+  <w:num w:numId="13">
     <w:abstractNumId w:val="12"/>
   </w:num>
-  <w:num w:numId="14" w16cid:durableId="1780441941">
+  <w:num w:numId="14">
     <w:abstractNumId w:val="13"/>
   </w:num>
-  <w:num w:numId="15" w16cid:durableId="1325282205">
+  <w:num w:numId="15">
     <w:abstractNumId w:val="1"/>
   </w:num>
-  <w:num w:numId="16" w16cid:durableId="1141386409">
+  <w:num w:numId="16">
     <w:abstractNumId w:val="0"/>
   </w:num>
-  <w:num w:numId="17" w16cid:durableId="281882072">
+  <w:num w:numId="17">
     <w:abstractNumId w:val="15"/>
   </w:num>
-  <w:num w:numId="18" w16cid:durableId="1390762202">
+  <w:num w:numId="18">
     <w:abstractNumId w:val="7"/>
   </w:num>
-  <w:num w:numId="19" w16cid:durableId="700126248">
+  <w:num w:numId="19">
     <w:abstractNumId w:val="6"/>
   </w:num>
 </w:numbering>
 </file>
 
 <file path=word/styles.xml><?xml version="1.0" encoding="utf-8"?>
-<w:styles xmlns:mc="http://schemas.openxmlformats.org/markup-compatibility/2006" xmlns:r="http://schemas.openxmlformats.org/officeDocument/2006/relationships" xmlns:w="http://schemas.openxmlformats.org/wordprocessingml/2006/main" xmlns:w14="http://schemas.microsoft.com/office/word/2010/wordml" xmlns:w15="http://schemas.microsoft.com/office/word/2012/wordml" xmlns:w16cex="http://schemas.microsoft.com/office/word/2018/wordml/cex" xmlns:w16cid="http://schemas.microsoft.com/office/word/2016/wordml/cid" xmlns:w16="http://schemas.microsoft.com/office/word/2018/wordml" xmlns:w16sdtdh="http://schemas.microsoft.com/office/word/2020/wordml/sdtdatahash" xmlns:w16se="http://schemas.microsoft.com/office/word/2015/wordml/symex" mc:Ignorable="w14 w15 w16se w16cid w16 w16cex w16sdtdh">
+<w:styles xmlns:mc="http://schemas.openxmlformats.org/markup-compatibility/2006" xmlns:r="http://schemas.openxmlformats.org/officeDocument/2006/relationships" xmlns:w="http://schemas.openxmlformats.org/wordprocessingml/2006/main" xmlns:w14="http://schemas.microsoft.com/office/word/2010/wordml" xmlns:w15="http://schemas.microsoft.com/office/word/2012/wordml" mc:Ignorable="w14 w15">
   <w:docDefaults>
     <w:rPrDefault>
       <w:rPr>
@@ -32303,7 +30110,7 @@
     </w:rPrDefault>
     <w:pPrDefault/>
   </w:docDefaults>
-  <w:latentStyles w:defLockedState="0" w:defUIPriority="99" w:defSemiHidden="0" w:defUnhideWhenUsed="0" w:defQFormat="0" w:count="376">
+  <w:latentStyles w:defLockedState="0" w:defUIPriority="99" w:defSemiHidden="0" w:defUnhideWhenUsed="0" w:defQFormat="0" w:count="371">
     <w:lsdException w:name="Normal" w:uiPriority="0" w:qFormat="1"/>
     <w:lsdException w:name="heading 1" w:uiPriority="9" w:qFormat="1"/>
     <w:lsdException w:name="heading 2" w:semiHidden="1" w:uiPriority="9" w:unhideWhenUsed="1" w:qFormat="1"/>
@@ -32675,11 +30482,6 @@
     <w:lsdException w:name="List Table 5 Dark Accent 6" w:uiPriority="50"/>
     <w:lsdException w:name="List Table 6 Colorful Accent 6" w:uiPriority="51"/>
     <w:lsdException w:name="List Table 7 Colorful Accent 6" w:uiPriority="52"/>
-    <w:lsdException w:name="Mention" w:semiHidden="1" w:unhideWhenUsed="1"/>
-    <w:lsdException w:name="Smart Hyperlink" w:semiHidden="1" w:unhideWhenUsed="1"/>
-    <w:lsdException w:name="Hashtag" w:semiHidden="1" w:unhideWhenUsed="1"/>
-    <w:lsdException w:name="Unresolved Mention" w:semiHidden="1" w:unhideWhenUsed="1"/>
-    <w:lsdException w:name="Smart Link" w:semiHidden="1" w:unhideWhenUsed="1"/>
   </w:latentStyles>
   <w:style w:type="paragraph" w:default="1" w:styleId="a">
     <w:name w:val="Normal"/>
@@ -33335,7 +31137,7 @@
 </file>
 
 <file path=customXml/itemProps1.xml><?xml version="1.0" encoding="utf-8"?>
-<ds:datastoreItem xmlns:ds="http://schemas.openxmlformats.org/officeDocument/2006/customXml" ds:itemID="{F411EE07-8184-46EF-947E-F129EB1158F6}">
+<ds:datastoreItem xmlns:ds="http://schemas.openxmlformats.org/officeDocument/2006/customXml" ds:itemID="{5129619C-C2FE-4BE0-A464-FF8696E9B01E}">
   <ds:schemaRefs>
     <ds:schemaRef ds:uri="http://schemas.openxmlformats.org/officeDocument/2006/bibliography"/>
   </ds:schemaRefs>
